--- a/ABNT/ABNT_TCC.docx
+++ b/ABNT/ABNT_TCC.docx
@@ -1,6 +1,6 @@
 
 <file path=word/document.xml><?xml version="1.0" encoding="utf-8"?>
-<w:document xmlns:wpc="http://schemas.microsoft.com/office/word/2010/wordprocessingCanvas" xmlns:cx="http://schemas.microsoft.com/office/drawing/2014/chartex" xmlns:cx1="http://schemas.microsoft.com/office/drawing/2015/9/8/chartex" xmlns:mc="http://schemas.openxmlformats.org/markup-compatibility/2006" xmlns:o="urn:schemas-microsoft-com:office:office" xmlns:r="http://schemas.openxmlformats.org/officeDocument/2006/relationships" xmlns:m="http://schemas.openxmlformats.org/officeDocument/2006/math" xmlns:v="urn:schemas-microsoft-com:vml" xmlns:wp14="http://schemas.microsoft.com/office/word/2010/wordprocessingDrawing" xmlns:wp="http://schemas.openxmlformats.org/drawingml/2006/wordprocessingDrawing" xmlns:w10="urn:schemas-microsoft-com:office:word" xmlns:w="http://schemas.openxmlformats.org/wordprocessingml/2006/main" xmlns:w14="http://schemas.microsoft.com/office/word/2010/wordml" xmlns:w15="http://schemas.microsoft.com/office/word/2012/wordml" xmlns:w16se="http://schemas.microsoft.com/office/word/2015/wordml/symex" xmlns:wpg="http://schemas.microsoft.com/office/word/2010/wordprocessingGroup" xmlns:wpi="http://schemas.microsoft.com/office/word/2010/wordprocessingInk" xmlns:wne="http://schemas.microsoft.com/office/word/2006/wordml" xmlns:wps="http://schemas.microsoft.com/office/word/2010/wordprocessingShape" mc:Ignorable="w14 w15 w16se wp14">
+<w:document xmlns:wpc="http://schemas.microsoft.com/office/word/2010/wordprocessingCanvas" xmlns:cx="http://schemas.microsoft.com/office/drawing/2014/chartex" xmlns:mc="http://schemas.openxmlformats.org/markup-compatibility/2006" xmlns:o="urn:schemas-microsoft-com:office:office" xmlns:r="http://schemas.openxmlformats.org/officeDocument/2006/relationships" xmlns:m="http://schemas.openxmlformats.org/officeDocument/2006/math" xmlns:v="urn:schemas-microsoft-com:vml" xmlns:wp14="http://schemas.microsoft.com/office/word/2010/wordprocessingDrawing" xmlns:wp="http://schemas.openxmlformats.org/drawingml/2006/wordprocessingDrawing" xmlns:w10="urn:schemas-microsoft-com:office:word" xmlns:w="http://schemas.openxmlformats.org/wordprocessingml/2006/main" xmlns:w14="http://schemas.microsoft.com/office/word/2010/wordml" xmlns:w15="http://schemas.microsoft.com/office/word/2012/wordml" xmlns:w16se="http://schemas.microsoft.com/office/word/2015/wordml/symex" xmlns:wpg="http://schemas.microsoft.com/office/word/2010/wordprocessingGroup" xmlns:wpi="http://schemas.microsoft.com/office/word/2010/wordprocessingInk" xmlns:wne="http://schemas.microsoft.com/office/word/2006/wordml" xmlns:wps="http://schemas.microsoft.com/office/word/2010/wordprocessingShape" mc:Ignorable="w14 w15 w16se wp14">
   <w:body>
     <w:p>
       <w:pPr>
@@ -995,18 +995,1495 @@
         </w:rPr>
       </w:pPr>
     </w:p>
+    <w:sdt>
+      <w:sdtPr>
+        <w:id w:val="1996680697"/>
+        <w:docPartObj>
+          <w:docPartGallery w:val="Table of Contents"/>
+          <w:docPartUnique/>
+        </w:docPartObj>
+      </w:sdtPr>
+      <w:sdtEndPr>
+        <w:rPr>
+          <w:rFonts w:ascii="Arial" w:eastAsiaTheme="minorHAnsi" w:hAnsi="Arial" w:cstheme="minorBidi"/>
+          <w:b/>
+          <w:bCs/>
+          <w:color w:val="auto"/>
+          <w:sz w:val="24"/>
+          <w:szCs w:val="22"/>
+          <w:lang w:eastAsia="en-US"/>
+        </w:rPr>
+      </w:sdtEndPr>
+      <w:sdtContent>
+        <w:p>
+          <w:pPr>
+            <w:pStyle w:val="CabealhodoSumrio"/>
+          </w:pPr>
+        </w:p>
+        <w:p>
+          <w:pPr>
+            <w:pStyle w:val="Sumrio1"/>
+            <w:rPr>
+              <w:rFonts w:asciiTheme="minorHAnsi" w:eastAsiaTheme="minorEastAsia" w:hAnsiTheme="minorHAnsi"/>
+              <w:noProof/>
+              <w:sz w:val="22"/>
+              <w:lang w:eastAsia="pt-BR"/>
+            </w:rPr>
+          </w:pPr>
+          <w:r>
+            <w:fldChar w:fldCharType="begin"/>
+          </w:r>
+          <w:r>
+            <w:instrText xml:space="preserve"> TOC \o "1-5" \h \z \u </w:instrText>
+          </w:r>
+          <w:r>
+            <w:fldChar w:fldCharType="separate"/>
+          </w:r>
+          <w:hyperlink w:anchor="_Toc226017096" w:history="1">
+            <w:r>
+              <w:rPr>
+                <w:rStyle w:val="Hyperlink"/>
+                <w:noProof/>
+              </w:rPr>
+              <w:t>1</w:t>
+            </w:r>
+            <w:r>
+              <w:rPr>
+                <w:rFonts w:asciiTheme="minorHAnsi" w:eastAsiaTheme="minorEastAsia" w:hAnsiTheme="minorHAnsi"/>
+                <w:noProof/>
+                <w:sz w:val="22"/>
+                <w:lang w:eastAsia="pt-BR"/>
+              </w:rPr>
+              <w:tab/>
+            </w:r>
+            <w:r>
+              <w:rPr>
+                <w:rStyle w:val="Hyperlink"/>
+                <w:noProof/>
+              </w:rPr>
+              <w:t>INTRODUÇÃO</w:t>
+            </w:r>
+            <w:r>
+              <w:rPr>
+                <w:noProof/>
+                <w:webHidden/>
+              </w:rPr>
+              <w:tab/>
+            </w:r>
+            <w:r>
+              <w:rPr>
+                <w:noProof/>
+                <w:webHidden/>
+              </w:rPr>
+              <w:fldChar w:fldCharType="begin"/>
+            </w:r>
+            <w:r>
+              <w:rPr>
+                <w:noProof/>
+                <w:webHidden/>
+              </w:rPr>
+              <w:instrText xml:space="preserve"> PAGEREF _Toc226017096 \h </w:instrText>
+            </w:r>
+            <w:r>
+              <w:rPr>
+                <w:noProof/>
+                <w:webHidden/>
+              </w:rPr>
+            </w:r>
+            <w:r>
+              <w:rPr>
+                <w:noProof/>
+                <w:webHidden/>
+              </w:rPr>
+              <w:fldChar w:fldCharType="separate"/>
+            </w:r>
+            <w:r>
+              <w:rPr>
+                <w:noProof/>
+                <w:webHidden/>
+              </w:rPr>
+              <w:t>11</w:t>
+            </w:r>
+            <w:r>
+              <w:rPr>
+                <w:noProof/>
+                <w:webHidden/>
+              </w:rPr>
+              <w:fldChar w:fldCharType="end"/>
+            </w:r>
+          </w:hyperlink>
+        </w:p>
+        <w:p>
+          <w:pPr>
+            <w:pStyle w:val="Sumrio2"/>
+            <w:rPr>
+              <w:rFonts w:asciiTheme="minorHAnsi" w:eastAsiaTheme="minorEastAsia" w:hAnsiTheme="minorHAnsi"/>
+              <w:noProof/>
+              <w:sz w:val="22"/>
+              <w:lang w:eastAsia="pt-BR"/>
+            </w:rPr>
+          </w:pPr>
+          <w:hyperlink w:anchor="_Toc226017097" w:history="1">
+            <w:r>
+              <w:rPr>
+                <w:rStyle w:val="Hyperlink"/>
+                <w:noProof/>
+              </w:rPr>
+              <w:t>1.1</w:t>
+            </w:r>
+            <w:r>
+              <w:rPr>
+                <w:rFonts w:asciiTheme="minorHAnsi" w:eastAsiaTheme="minorEastAsia" w:hAnsiTheme="minorHAnsi"/>
+                <w:noProof/>
+                <w:sz w:val="22"/>
+                <w:lang w:eastAsia="pt-BR"/>
+              </w:rPr>
+              <w:tab/>
+            </w:r>
+            <w:r>
+              <w:rPr>
+                <w:rStyle w:val="Hyperlink"/>
+                <w:noProof/>
+              </w:rPr>
+              <w:t>Problemática</w:t>
+            </w:r>
+            <w:r>
+              <w:rPr>
+                <w:noProof/>
+                <w:webHidden/>
+              </w:rPr>
+              <w:tab/>
+            </w:r>
+            <w:r>
+              <w:rPr>
+                <w:noProof/>
+                <w:webHidden/>
+              </w:rPr>
+              <w:fldChar w:fldCharType="begin"/>
+            </w:r>
+            <w:r>
+              <w:rPr>
+                <w:noProof/>
+                <w:webHidden/>
+              </w:rPr>
+              <w:instrText xml:space="preserve"> PAGEREF _Toc226017097 \h </w:instrText>
+            </w:r>
+            <w:r>
+              <w:rPr>
+                <w:noProof/>
+                <w:webHidden/>
+              </w:rPr>
+            </w:r>
+            <w:r>
+              <w:rPr>
+                <w:noProof/>
+                <w:webHidden/>
+              </w:rPr>
+              <w:fldChar w:fldCharType="separate"/>
+            </w:r>
+            <w:r>
+              <w:rPr>
+                <w:noProof/>
+                <w:webHidden/>
+              </w:rPr>
+              <w:t>11</w:t>
+            </w:r>
+            <w:r>
+              <w:rPr>
+                <w:noProof/>
+                <w:webHidden/>
+              </w:rPr>
+              <w:fldChar w:fldCharType="end"/>
+            </w:r>
+          </w:hyperlink>
+        </w:p>
+        <w:p>
+          <w:pPr>
+            <w:pStyle w:val="Sumrio2"/>
+            <w:rPr>
+              <w:rFonts w:asciiTheme="minorHAnsi" w:eastAsiaTheme="minorEastAsia" w:hAnsiTheme="minorHAnsi"/>
+              <w:noProof/>
+              <w:sz w:val="22"/>
+              <w:lang w:eastAsia="pt-BR"/>
+            </w:rPr>
+          </w:pPr>
+          <w:hyperlink w:anchor="_Toc226017098" w:history="1">
+            <w:r>
+              <w:rPr>
+                <w:rStyle w:val="Hyperlink"/>
+                <w:noProof/>
+              </w:rPr>
+              <w:t>1.2</w:t>
+            </w:r>
+            <w:r>
+              <w:rPr>
+                <w:rFonts w:asciiTheme="minorHAnsi" w:eastAsiaTheme="minorEastAsia" w:hAnsiTheme="minorHAnsi"/>
+                <w:noProof/>
+                <w:sz w:val="22"/>
+                <w:lang w:eastAsia="pt-BR"/>
+              </w:rPr>
+              <w:tab/>
+            </w:r>
+            <w:r>
+              <w:rPr>
+                <w:rStyle w:val="Hyperlink"/>
+                <w:noProof/>
+              </w:rPr>
+              <w:t>Justificativa</w:t>
+            </w:r>
+            <w:r>
+              <w:rPr>
+                <w:noProof/>
+                <w:webHidden/>
+              </w:rPr>
+              <w:tab/>
+            </w:r>
+            <w:r>
+              <w:rPr>
+                <w:noProof/>
+                <w:webHidden/>
+              </w:rPr>
+              <w:fldChar w:fldCharType="begin"/>
+            </w:r>
+            <w:r>
+              <w:rPr>
+                <w:noProof/>
+                <w:webHidden/>
+              </w:rPr>
+              <w:instrText xml:space="preserve"> PAGEREF _Toc226017098 \h </w:instrText>
+            </w:r>
+            <w:r>
+              <w:rPr>
+                <w:noProof/>
+                <w:webHidden/>
+              </w:rPr>
+            </w:r>
+            <w:r>
+              <w:rPr>
+                <w:noProof/>
+                <w:webHidden/>
+              </w:rPr>
+              <w:fldChar w:fldCharType="separate"/>
+            </w:r>
+            <w:r>
+              <w:rPr>
+                <w:noProof/>
+                <w:webHidden/>
+              </w:rPr>
+              <w:t>11</w:t>
+            </w:r>
+            <w:r>
+              <w:rPr>
+                <w:noProof/>
+                <w:webHidden/>
+              </w:rPr>
+              <w:fldChar w:fldCharType="end"/>
+            </w:r>
+          </w:hyperlink>
+        </w:p>
+        <w:p>
+          <w:pPr>
+            <w:pStyle w:val="Sumrio2"/>
+            <w:rPr>
+              <w:rFonts w:asciiTheme="minorHAnsi" w:eastAsiaTheme="minorEastAsia" w:hAnsiTheme="minorHAnsi"/>
+              <w:noProof/>
+              <w:sz w:val="22"/>
+              <w:lang w:eastAsia="pt-BR"/>
+            </w:rPr>
+          </w:pPr>
+          <w:hyperlink w:anchor="_Toc226017099" w:history="1">
+            <w:r>
+              <w:rPr>
+                <w:rStyle w:val="Hyperlink"/>
+                <w:noProof/>
+              </w:rPr>
+              <w:t>1.3</w:t>
+            </w:r>
+            <w:r>
+              <w:rPr>
+                <w:rFonts w:asciiTheme="minorHAnsi" w:eastAsiaTheme="minorEastAsia" w:hAnsiTheme="minorHAnsi"/>
+                <w:noProof/>
+                <w:sz w:val="22"/>
+                <w:lang w:eastAsia="pt-BR"/>
+              </w:rPr>
+              <w:tab/>
+            </w:r>
+            <w:r>
+              <w:rPr>
+                <w:rStyle w:val="Hyperlink"/>
+                <w:noProof/>
+              </w:rPr>
+              <w:t>Objetivos</w:t>
+            </w:r>
+            <w:r>
+              <w:rPr>
+                <w:noProof/>
+                <w:webHidden/>
+              </w:rPr>
+              <w:tab/>
+            </w:r>
+            <w:r>
+              <w:rPr>
+                <w:noProof/>
+                <w:webHidden/>
+              </w:rPr>
+              <w:fldChar w:fldCharType="begin"/>
+            </w:r>
+            <w:r>
+              <w:rPr>
+                <w:noProof/>
+                <w:webHidden/>
+              </w:rPr>
+              <w:instrText xml:space="preserve"> PAGEREF _Toc226017099 \h </w:instrText>
+            </w:r>
+            <w:r>
+              <w:rPr>
+                <w:noProof/>
+                <w:webHidden/>
+              </w:rPr>
+            </w:r>
+            <w:r>
+              <w:rPr>
+                <w:noProof/>
+                <w:webHidden/>
+              </w:rPr>
+              <w:fldChar w:fldCharType="separate"/>
+            </w:r>
+            <w:r>
+              <w:rPr>
+                <w:noProof/>
+                <w:webHidden/>
+              </w:rPr>
+              <w:t>11</w:t>
+            </w:r>
+            <w:r>
+              <w:rPr>
+                <w:noProof/>
+                <w:webHidden/>
+              </w:rPr>
+              <w:fldChar w:fldCharType="end"/>
+            </w:r>
+          </w:hyperlink>
+        </w:p>
+        <w:p>
+          <w:pPr>
+            <w:pStyle w:val="Sumrio3"/>
+            <w:rPr>
+              <w:rFonts w:asciiTheme="minorHAnsi" w:eastAsiaTheme="minorEastAsia" w:hAnsiTheme="minorHAnsi"/>
+              <w:noProof/>
+              <w:sz w:val="22"/>
+              <w:lang w:eastAsia="pt-BR"/>
+            </w:rPr>
+          </w:pPr>
+          <w:hyperlink w:anchor="_Toc226017100" w:history="1">
+            <w:r>
+              <w:rPr>
+                <w:rStyle w:val="Hyperlink"/>
+                <w:noProof/>
+              </w:rPr>
+              <w:t>1.3.1</w:t>
+            </w:r>
+            <w:r>
+              <w:rPr>
+                <w:rFonts w:asciiTheme="minorHAnsi" w:eastAsiaTheme="minorEastAsia" w:hAnsiTheme="minorHAnsi"/>
+                <w:noProof/>
+                <w:sz w:val="22"/>
+                <w:lang w:eastAsia="pt-BR"/>
+              </w:rPr>
+              <w:tab/>
+            </w:r>
+            <w:r>
+              <w:rPr>
+                <w:rStyle w:val="Hyperlink"/>
+                <w:noProof/>
+              </w:rPr>
+              <w:t>Objetivo geral</w:t>
+            </w:r>
+            <w:r>
+              <w:rPr>
+                <w:noProof/>
+                <w:webHidden/>
+              </w:rPr>
+              <w:tab/>
+            </w:r>
+            <w:r>
+              <w:rPr>
+                <w:noProof/>
+                <w:webHidden/>
+              </w:rPr>
+              <w:fldChar w:fldCharType="begin"/>
+            </w:r>
+            <w:r>
+              <w:rPr>
+                <w:noProof/>
+                <w:webHidden/>
+              </w:rPr>
+              <w:instrText xml:space="preserve"> PAGEREF _Toc226017100 \h </w:instrText>
+            </w:r>
+            <w:r>
+              <w:rPr>
+                <w:noProof/>
+                <w:webHidden/>
+              </w:rPr>
+            </w:r>
+            <w:r>
+              <w:rPr>
+                <w:noProof/>
+                <w:webHidden/>
+              </w:rPr>
+              <w:fldChar w:fldCharType="separate"/>
+            </w:r>
+            <w:r>
+              <w:rPr>
+                <w:noProof/>
+                <w:webHidden/>
+              </w:rPr>
+              <w:t>11</w:t>
+            </w:r>
+            <w:r>
+              <w:rPr>
+                <w:noProof/>
+                <w:webHidden/>
+              </w:rPr>
+              <w:fldChar w:fldCharType="end"/>
+            </w:r>
+          </w:hyperlink>
+        </w:p>
+        <w:p>
+          <w:pPr>
+            <w:pStyle w:val="Sumrio3"/>
+            <w:rPr>
+              <w:rFonts w:asciiTheme="minorHAnsi" w:eastAsiaTheme="minorEastAsia" w:hAnsiTheme="minorHAnsi"/>
+              <w:noProof/>
+              <w:sz w:val="22"/>
+              <w:lang w:eastAsia="pt-BR"/>
+            </w:rPr>
+          </w:pPr>
+          <w:hyperlink w:anchor="_Toc226017101" w:history="1">
+            <w:r>
+              <w:rPr>
+                <w:rStyle w:val="Hyperlink"/>
+                <w:noProof/>
+              </w:rPr>
+              <w:t>1.3.2</w:t>
+            </w:r>
+            <w:r>
+              <w:rPr>
+                <w:rFonts w:asciiTheme="minorHAnsi" w:eastAsiaTheme="minorEastAsia" w:hAnsiTheme="minorHAnsi"/>
+                <w:noProof/>
+                <w:sz w:val="22"/>
+                <w:lang w:eastAsia="pt-BR"/>
+              </w:rPr>
+              <w:tab/>
+            </w:r>
+            <w:r>
+              <w:rPr>
+                <w:rStyle w:val="Hyperlink"/>
+                <w:noProof/>
+              </w:rPr>
+              <w:t>Objetivos específicos</w:t>
+            </w:r>
+            <w:r>
+              <w:rPr>
+                <w:noProof/>
+                <w:webHidden/>
+              </w:rPr>
+              <w:tab/>
+            </w:r>
+            <w:r>
+              <w:rPr>
+                <w:noProof/>
+                <w:webHidden/>
+              </w:rPr>
+              <w:fldChar w:fldCharType="begin"/>
+            </w:r>
+            <w:r>
+              <w:rPr>
+                <w:noProof/>
+                <w:webHidden/>
+              </w:rPr>
+              <w:instrText xml:space="preserve"> PAGEREF _Toc226017101 \h </w:instrText>
+            </w:r>
+            <w:r>
+              <w:rPr>
+                <w:noProof/>
+                <w:webHidden/>
+              </w:rPr>
+            </w:r>
+            <w:r>
+              <w:rPr>
+                <w:noProof/>
+                <w:webHidden/>
+              </w:rPr>
+              <w:fldChar w:fldCharType="separate"/>
+            </w:r>
+            <w:r>
+              <w:rPr>
+                <w:noProof/>
+                <w:webHidden/>
+              </w:rPr>
+              <w:t>12</w:t>
+            </w:r>
+            <w:r>
+              <w:rPr>
+                <w:noProof/>
+                <w:webHidden/>
+              </w:rPr>
+              <w:fldChar w:fldCharType="end"/>
+            </w:r>
+          </w:hyperlink>
+        </w:p>
+        <w:p>
+          <w:pPr>
+            <w:pStyle w:val="Sumrio2"/>
+            <w:rPr>
+              <w:rFonts w:asciiTheme="minorHAnsi" w:eastAsiaTheme="minorEastAsia" w:hAnsiTheme="minorHAnsi"/>
+              <w:noProof/>
+              <w:sz w:val="22"/>
+              <w:lang w:eastAsia="pt-BR"/>
+            </w:rPr>
+          </w:pPr>
+          <w:hyperlink w:anchor="_Toc226017102" w:history="1">
+            <w:r>
+              <w:rPr>
+                <w:rStyle w:val="Hyperlink"/>
+                <w:noProof/>
+              </w:rPr>
+              <w:t>1.4</w:t>
+            </w:r>
+            <w:r>
+              <w:rPr>
+                <w:rFonts w:asciiTheme="minorHAnsi" w:eastAsiaTheme="minorEastAsia" w:hAnsiTheme="minorHAnsi"/>
+                <w:noProof/>
+                <w:sz w:val="22"/>
+                <w:lang w:eastAsia="pt-BR"/>
+              </w:rPr>
+              <w:tab/>
+            </w:r>
+            <w:r>
+              <w:rPr>
+                <w:rStyle w:val="Hyperlink"/>
+                <w:noProof/>
+              </w:rPr>
+              <w:t>Metodologia</w:t>
+            </w:r>
+            <w:r>
+              <w:rPr>
+                <w:noProof/>
+                <w:webHidden/>
+              </w:rPr>
+              <w:tab/>
+            </w:r>
+            <w:r>
+              <w:rPr>
+                <w:noProof/>
+                <w:webHidden/>
+              </w:rPr>
+              <w:fldChar w:fldCharType="begin"/>
+            </w:r>
+            <w:r>
+              <w:rPr>
+                <w:noProof/>
+                <w:webHidden/>
+              </w:rPr>
+              <w:instrText xml:space="preserve"> PAGEREF _Toc226017102 \h </w:instrText>
+            </w:r>
+            <w:r>
+              <w:rPr>
+                <w:noProof/>
+                <w:webHidden/>
+              </w:rPr>
+            </w:r>
+            <w:r>
+              <w:rPr>
+                <w:noProof/>
+                <w:webHidden/>
+              </w:rPr>
+              <w:fldChar w:fldCharType="separate"/>
+            </w:r>
+            <w:r>
+              <w:rPr>
+                <w:noProof/>
+                <w:webHidden/>
+              </w:rPr>
+              <w:t>12</w:t>
+            </w:r>
+            <w:r>
+              <w:rPr>
+                <w:noProof/>
+                <w:webHidden/>
+              </w:rPr>
+              <w:fldChar w:fldCharType="end"/>
+            </w:r>
+          </w:hyperlink>
+        </w:p>
+        <w:p>
+          <w:pPr>
+            <w:pStyle w:val="Sumrio2"/>
+            <w:rPr>
+              <w:rFonts w:asciiTheme="minorHAnsi" w:eastAsiaTheme="minorEastAsia" w:hAnsiTheme="minorHAnsi"/>
+              <w:noProof/>
+              <w:sz w:val="22"/>
+              <w:lang w:eastAsia="pt-BR"/>
+            </w:rPr>
+          </w:pPr>
+          <w:hyperlink w:anchor="_Toc226017103" w:history="1">
+            <w:r>
+              <w:rPr>
+                <w:rStyle w:val="Hyperlink"/>
+                <w:noProof/>
+              </w:rPr>
+              <w:t>1.5</w:t>
+            </w:r>
+            <w:r>
+              <w:rPr>
+                <w:rFonts w:asciiTheme="minorHAnsi" w:eastAsiaTheme="minorEastAsia" w:hAnsiTheme="minorHAnsi"/>
+                <w:noProof/>
+                <w:sz w:val="22"/>
+                <w:lang w:eastAsia="pt-BR"/>
+              </w:rPr>
+              <w:tab/>
+            </w:r>
+            <w:r>
+              <w:rPr>
+                <w:rStyle w:val="Hyperlink"/>
+                <w:noProof/>
+              </w:rPr>
+              <w:t>Resultados Esperados</w:t>
+            </w:r>
+            <w:r>
+              <w:rPr>
+                <w:noProof/>
+                <w:webHidden/>
+              </w:rPr>
+              <w:tab/>
+            </w:r>
+            <w:r>
+              <w:rPr>
+                <w:noProof/>
+                <w:webHidden/>
+              </w:rPr>
+              <w:fldChar w:fldCharType="begin"/>
+            </w:r>
+            <w:r>
+              <w:rPr>
+                <w:noProof/>
+                <w:webHidden/>
+              </w:rPr>
+              <w:instrText xml:space="preserve"> PAGEREF _Toc226017103 \h </w:instrText>
+            </w:r>
+            <w:r>
+              <w:rPr>
+                <w:noProof/>
+                <w:webHidden/>
+              </w:rPr>
+            </w:r>
+            <w:r>
+              <w:rPr>
+                <w:noProof/>
+                <w:webHidden/>
+              </w:rPr>
+              <w:fldChar w:fldCharType="separate"/>
+            </w:r>
+            <w:r>
+              <w:rPr>
+                <w:noProof/>
+                <w:webHidden/>
+              </w:rPr>
+              <w:t>12</w:t>
+            </w:r>
+            <w:r>
+              <w:rPr>
+                <w:noProof/>
+                <w:webHidden/>
+              </w:rPr>
+              <w:fldChar w:fldCharType="end"/>
+            </w:r>
+          </w:hyperlink>
+        </w:p>
+        <w:p>
+          <w:pPr>
+            <w:pStyle w:val="Sumrio1"/>
+            <w:rPr>
+              <w:rFonts w:asciiTheme="minorHAnsi" w:eastAsiaTheme="minorEastAsia" w:hAnsiTheme="minorHAnsi"/>
+              <w:noProof/>
+              <w:sz w:val="22"/>
+              <w:lang w:eastAsia="pt-BR"/>
+            </w:rPr>
+          </w:pPr>
+          <w:hyperlink w:anchor="_Toc226017104" w:history="1">
+            <w:r>
+              <w:rPr>
+                <w:rStyle w:val="Hyperlink"/>
+                <w:noProof/>
+              </w:rPr>
+              <w:t>2</w:t>
+            </w:r>
+            <w:r>
+              <w:rPr>
+                <w:rFonts w:asciiTheme="minorHAnsi" w:eastAsiaTheme="minorEastAsia" w:hAnsiTheme="minorHAnsi"/>
+                <w:noProof/>
+                <w:sz w:val="22"/>
+                <w:lang w:eastAsia="pt-BR"/>
+              </w:rPr>
+              <w:tab/>
+            </w:r>
+            <w:r>
+              <w:rPr>
+                <w:rStyle w:val="Hyperlink"/>
+                <w:noProof/>
+              </w:rPr>
+              <w:t>REFERENCIAL TEÓRICO</w:t>
+            </w:r>
+            <w:r>
+              <w:rPr>
+                <w:noProof/>
+                <w:webHidden/>
+              </w:rPr>
+              <w:tab/>
+            </w:r>
+            <w:r>
+              <w:rPr>
+                <w:noProof/>
+                <w:webHidden/>
+              </w:rPr>
+              <w:fldChar w:fldCharType="begin"/>
+            </w:r>
+            <w:r>
+              <w:rPr>
+                <w:noProof/>
+                <w:webHidden/>
+              </w:rPr>
+              <w:instrText xml:space="preserve"> PAGEREF _Toc226017104 \h </w:instrText>
+            </w:r>
+            <w:r>
+              <w:rPr>
+                <w:noProof/>
+                <w:webHidden/>
+              </w:rPr>
+            </w:r>
+            <w:r>
+              <w:rPr>
+                <w:noProof/>
+                <w:webHidden/>
+              </w:rPr>
+              <w:fldChar w:fldCharType="separate"/>
+            </w:r>
+            <w:r>
+              <w:rPr>
+                <w:noProof/>
+                <w:webHidden/>
+              </w:rPr>
+              <w:t>13</w:t>
+            </w:r>
+            <w:r>
+              <w:rPr>
+                <w:noProof/>
+                <w:webHidden/>
+              </w:rPr>
+              <w:fldChar w:fldCharType="end"/>
+            </w:r>
+          </w:hyperlink>
+        </w:p>
+        <w:p>
+          <w:pPr>
+            <w:pStyle w:val="Sumrio3"/>
+            <w:rPr>
+              <w:rFonts w:asciiTheme="minorHAnsi" w:eastAsiaTheme="minorEastAsia" w:hAnsiTheme="minorHAnsi"/>
+              <w:noProof/>
+              <w:sz w:val="22"/>
+              <w:lang w:eastAsia="pt-BR"/>
+            </w:rPr>
+          </w:pPr>
+          <w:hyperlink w:anchor="_Toc226017105" w:history="1">
+            <w:r>
+              <w:rPr>
+                <w:rStyle w:val="Hyperlink"/>
+                <w:noProof/>
+              </w:rPr>
+              <w:t>2.1.1</w:t>
+            </w:r>
+            <w:r>
+              <w:rPr>
+                <w:rFonts w:asciiTheme="minorHAnsi" w:eastAsiaTheme="minorEastAsia" w:hAnsiTheme="minorHAnsi"/>
+                <w:noProof/>
+                <w:sz w:val="22"/>
+                <w:lang w:eastAsia="pt-BR"/>
+              </w:rPr>
+              <w:tab/>
+            </w:r>
+            <w:r>
+              <w:rPr>
+                <w:rStyle w:val="Hyperlink"/>
+                <w:noProof/>
+              </w:rPr>
+              <w:t>Teste de nível 3</w:t>
+            </w:r>
+            <w:r>
+              <w:rPr>
+                <w:noProof/>
+                <w:webHidden/>
+              </w:rPr>
+              <w:tab/>
+            </w:r>
+            <w:r>
+              <w:rPr>
+                <w:noProof/>
+                <w:webHidden/>
+              </w:rPr>
+              <w:fldChar w:fldCharType="begin"/>
+            </w:r>
+            <w:r>
+              <w:rPr>
+                <w:noProof/>
+                <w:webHidden/>
+              </w:rPr>
+              <w:instrText xml:space="preserve"> PAGEREF _Toc226017105 \h </w:instrText>
+            </w:r>
+            <w:r>
+              <w:rPr>
+                <w:noProof/>
+                <w:webHidden/>
+              </w:rPr>
+            </w:r>
+            <w:r>
+              <w:rPr>
+                <w:noProof/>
+                <w:webHidden/>
+              </w:rPr>
+              <w:fldChar w:fldCharType="separate"/>
+            </w:r>
+            <w:r>
+              <w:rPr>
+                <w:noProof/>
+                <w:webHidden/>
+              </w:rPr>
+              <w:t>13</w:t>
+            </w:r>
+            <w:r>
+              <w:rPr>
+                <w:noProof/>
+                <w:webHidden/>
+              </w:rPr>
+              <w:fldChar w:fldCharType="end"/>
+            </w:r>
+          </w:hyperlink>
+        </w:p>
+        <w:p>
+          <w:pPr>
+            <w:pStyle w:val="Sumrio4"/>
+            <w:rPr>
+              <w:rFonts w:asciiTheme="minorHAnsi" w:eastAsiaTheme="minorEastAsia" w:hAnsiTheme="minorHAnsi"/>
+              <w:noProof/>
+              <w:sz w:val="22"/>
+              <w:lang w:eastAsia="pt-BR"/>
+            </w:rPr>
+          </w:pPr>
+          <w:hyperlink w:anchor="_Toc226017106" w:history="1">
+            <w:r>
+              <w:rPr>
+                <w:rStyle w:val="Hyperlink"/>
+                <w:noProof/>
+              </w:rPr>
+              <w:t>2.1.1.1</w:t>
+            </w:r>
+            <w:r>
+              <w:rPr>
+                <w:rFonts w:asciiTheme="minorHAnsi" w:eastAsiaTheme="minorEastAsia" w:hAnsiTheme="minorHAnsi"/>
+                <w:noProof/>
+                <w:sz w:val="22"/>
+                <w:lang w:eastAsia="pt-BR"/>
+              </w:rPr>
+              <w:tab/>
+            </w:r>
+            <w:r>
+              <w:rPr>
+                <w:rStyle w:val="Hyperlink"/>
+                <w:noProof/>
+              </w:rPr>
+              <w:t>Teste de nível 4</w:t>
+            </w:r>
+            <w:r>
+              <w:rPr>
+                <w:noProof/>
+                <w:webHidden/>
+              </w:rPr>
+              <w:tab/>
+            </w:r>
+            <w:r>
+              <w:rPr>
+                <w:noProof/>
+                <w:webHidden/>
+              </w:rPr>
+              <w:fldChar w:fldCharType="begin"/>
+            </w:r>
+            <w:r>
+              <w:rPr>
+                <w:noProof/>
+                <w:webHidden/>
+              </w:rPr>
+              <w:instrText xml:space="preserve"> PAGEREF _Toc226017106 \h </w:instrText>
+            </w:r>
+            <w:r>
+              <w:rPr>
+                <w:noProof/>
+                <w:webHidden/>
+              </w:rPr>
+            </w:r>
+            <w:r>
+              <w:rPr>
+                <w:noProof/>
+                <w:webHidden/>
+              </w:rPr>
+              <w:fldChar w:fldCharType="separate"/>
+            </w:r>
+            <w:r>
+              <w:rPr>
+                <w:noProof/>
+                <w:webHidden/>
+              </w:rPr>
+              <w:t>13</w:t>
+            </w:r>
+            <w:r>
+              <w:rPr>
+                <w:noProof/>
+                <w:webHidden/>
+              </w:rPr>
+              <w:fldChar w:fldCharType="end"/>
+            </w:r>
+          </w:hyperlink>
+        </w:p>
+        <w:p>
+          <w:pPr>
+            <w:pStyle w:val="Sumrio5"/>
+            <w:rPr>
+              <w:rFonts w:asciiTheme="minorHAnsi" w:eastAsiaTheme="minorEastAsia" w:hAnsiTheme="minorHAnsi"/>
+              <w:noProof/>
+              <w:sz w:val="22"/>
+              <w:lang w:eastAsia="pt-BR"/>
+            </w:rPr>
+          </w:pPr>
+          <w:hyperlink w:anchor="_Toc226017107" w:history="1">
+            <w:r>
+              <w:rPr>
+                <w:rStyle w:val="Hyperlink"/>
+                <w:noProof/>
+              </w:rPr>
+              <w:t>2.1.1.1.1</w:t>
+            </w:r>
+            <w:r>
+              <w:rPr>
+                <w:rFonts w:asciiTheme="minorHAnsi" w:eastAsiaTheme="minorEastAsia" w:hAnsiTheme="minorHAnsi"/>
+                <w:noProof/>
+                <w:sz w:val="22"/>
+                <w:lang w:eastAsia="pt-BR"/>
+              </w:rPr>
+              <w:tab/>
+            </w:r>
+            <w:r>
+              <w:rPr>
+                <w:rStyle w:val="Hyperlink"/>
+                <w:noProof/>
+              </w:rPr>
+              <w:t>Teste de nível 5</w:t>
+            </w:r>
+            <w:r>
+              <w:rPr>
+                <w:noProof/>
+                <w:webHidden/>
+              </w:rPr>
+              <w:tab/>
+            </w:r>
+            <w:r>
+              <w:rPr>
+                <w:noProof/>
+                <w:webHidden/>
+              </w:rPr>
+              <w:fldChar w:fldCharType="begin"/>
+            </w:r>
+            <w:r>
+              <w:rPr>
+                <w:noProof/>
+                <w:webHidden/>
+              </w:rPr>
+              <w:instrText xml:space="preserve"> PAGEREF _Toc226017107 \h </w:instrText>
+            </w:r>
+            <w:r>
+              <w:rPr>
+                <w:noProof/>
+                <w:webHidden/>
+              </w:rPr>
+            </w:r>
+            <w:r>
+              <w:rPr>
+                <w:noProof/>
+                <w:webHidden/>
+              </w:rPr>
+              <w:fldChar w:fldCharType="separate"/>
+            </w:r>
+            <w:r>
+              <w:rPr>
+                <w:noProof/>
+                <w:webHidden/>
+              </w:rPr>
+              <w:t>13</w:t>
+            </w:r>
+            <w:r>
+              <w:rPr>
+                <w:noProof/>
+                <w:webHidden/>
+              </w:rPr>
+              <w:fldChar w:fldCharType="end"/>
+            </w:r>
+          </w:hyperlink>
+        </w:p>
+        <w:p>
+          <w:pPr>
+            <w:pStyle w:val="Sumrio1"/>
+            <w:rPr>
+              <w:rFonts w:asciiTheme="minorHAnsi" w:eastAsiaTheme="minorEastAsia" w:hAnsiTheme="minorHAnsi"/>
+              <w:noProof/>
+              <w:sz w:val="22"/>
+              <w:lang w:eastAsia="pt-BR"/>
+            </w:rPr>
+          </w:pPr>
+          <w:hyperlink w:anchor="_Toc226017108" w:history="1">
+            <w:r>
+              <w:rPr>
+                <w:rStyle w:val="Hyperlink"/>
+                <w:noProof/>
+              </w:rPr>
+              <w:t>3</w:t>
+            </w:r>
+            <w:r>
+              <w:rPr>
+                <w:rFonts w:asciiTheme="minorHAnsi" w:eastAsiaTheme="minorEastAsia" w:hAnsiTheme="minorHAnsi"/>
+                <w:noProof/>
+                <w:sz w:val="22"/>
+                <w:lang w:eastAsia="pt-BR"/>
+              </w:rPr>
+              <w:tab/>
+            </w:r>
+            <w:r>
+              <w:rPr>
+                <w:rStyle w:val="Hyperlink"/>
+                <w:noProof/>
+              </w:rPr>
+              <w:t>IMER</w:t>
+            </w:r>
+            <w:r>
+              <w:rPr>
+                <w:rStyle w:val="Hyperlink"/>
+                <w:noProof/>
+              </w:rPr>
+              <w:t>S</w:t>
+            </w:r>
+            <w:r>
+              <w:rPr>
+                <w:rStyle w:val="Hyperlink"/>
+                <w:noProof/>
+              </w:rPr>
+              <w:t>ÃO</w:t>
+            </w:r>
+            <w:r>
+              <w:rPr>
+                <w:noProof/>
+                <w:webHidden/>
+              </w:rPr>
+              <w:tab/>
+            </w:r>
+            <w:r>
+              <w:rPr>
+                <w:noProof/>
+                <w:webHidden/>
+              </w:rPr>
+              <w:fldChar w:fldCharType="begin"/>
+            </w:r>
+            <w:r>
+              <w:rPr>
+                <w:noProof/>
+                <w:webHidden/>
+              </w:rPr>
+              <w:instrText xml:space="preserve"> PAGEREF _Toc226017108 \h </w:instrText>
+            </w:r>
+            <w:r>
+              <w:rPr>
+                <w:noProof/>
+                <w:webHidden/>
+              </w:rPr>
+            </w:r>
+            <w:r>
+              <w:rPr>
+                <w:noProof/>
+                <w:webHidden/>
+              </w:rPr>
+              <w:fldChar w:fldCharType="separate"/>
+            </w:r>
+            <w:r>
+              <w:rPr>
+                <w:noProof/>
+                <w:webHidden/>
+              </w:rPr>
+              <w:t>13</w:t>
+            </w:r>
+            <w:r>
+              <w:rPr>
+                <w:noProof/>
+                <w:webHidden/>
+              </w:rPr>
+              <w:fldChar w:fldCharType="end"/>
+            </w:r>
+          </w:hyperlink>
+        </w:p>
+        <w:p>
+          <w:pPr>
+            <w:pStyle w:val="Sumrio2"/>
+            <w:rPr>
+              <w:rFonts w:asciiTheme="minorHAnsi" w:eastAsiaTheme="minorEastAsia" w:hAnsiTheme="minorHAnsi"/>
+              <w:noProof/>
+              <w:sz w:val="22"/>
+              <w:lang w:eastAsia="pt-BR"/>
+            </w:rPr>
+          </w:pPr>
+          <w:hyperlink w:anchor="_Toc226017109" w:history="1">
+            <w:r>
+              <w:rPr>
+                <w:rStyle w:val="Hyperlink"/>
+                <w:noProof/>
+              </w:rPr>
+              <w:t>3.1</w:t>
+            </w:r>
+            <w:r>
+              <w:rPr>
+                <w:rFonts w:asciiTheme="minorHAnsi" w:eastAsiaTheme="minorEastAsia" w:hAnsiTheme="minorHAnsi"/>
+                <w:noProof/>
+                <w:sz w:val="22"/>
+                <w:lang w:eastAsia="pt-BR"/>
+              </w:rPr>
+              <w:tab/>
+            </w:r>
+            <w:r>
+              <w:rPr>
+                <w:rStyle w:val="Hyperlink"/>
+                <w:noProof/>
+              </w:rPr>
+              <w:t>Caderno de sensibilidade</w:t>
+            </w:r>
+            <w:r>
+              <w:rPr>
+                <w:noProof/>
+                <w:webHidden/>
+              </w:rPr>
+              <w:tab/>
+            </w:r>
+            <w:r>
+              <w:rPr>
+                <w:noProof/>
+                <w:webHidden/>
+              </w:rPr>
+              <w:fldChar w:fldCharType="begin"/>
+            </w:r>
+            <w:r>
+              <w:rPr>
+                <w:noProof/>
+                <w:webHidden/>
+              </w:rPr>
+              <w:instrText xml:space="preserve"> PAGEREF _Toc226017109 \h </w:instrText>
+            </w:r>
+            <w:r>
+              <w:rPr>
+                <w:noProof/>
+                <w:webHidden/>
+              </w:rPr>
+            </w:r>
+            <w:r>
+              <w:rPr>
+                <w:noProof/>
+                <w:webHidden/>
+              </w:rPr>
+              <w:fldChar w:fldCharType="separate"/>
+            </w:r>
+            <w:r>
+              <w:rPr>
+                <w:noProof/>
+                <w:webHidden/>
+              </w:rPr>
+              <w:t>13</w:t>
+            </w:r>
+            <w:r>
+              <w:rPr>
+                <w:noProof/>
+                <w:webHidden/>
+              </w:rPr>
+              <w:fldChar w:fldCharType="end"/>
+            </w:r>
+          </w:hyperlink>
+        </w:p>
+        <w:p>
+          <w:pPr>
+            <w:pStyle w:val="Sumrio1"/>
+            <w:rPr>
+              <w:rFonts w:asciiTheme="minorHAnsi" w:eastAsiaTheme="minorEastAsia" w:hAnsiTheme="minorHAnsi"/>
+              <w:noProof/>
+              <w:sz w:val="22"/>
+              <w:lang w:eastAsia="pt-BR"/>
+            </w:rPr>
+          </w:pPr>
+          <w:hyperlink w:anchor="_Toc226017110" w:history="1">
+            <w:r>
+              <w:rPr>
+                <w:rStyle w:val="Hyperlink"/>
+                <w:noProof/>
+              </w:rPr>
+              <w:t>4</w:t>
+            </w:r>
+            <w:r>
+              <w:rPr>
+                <w:rFonts w:asciiTheme="minorHAnsi" w:eastAsiaTheme="minorEastAsia" w:hAnsiTheme="minorHAnsi"/>
+                <w:noProof/>
+                <w:sz w:val="22"/>
+                <w:lang w:eastAsia="pt-BR"/>
+              </w:rPr>
+              <w:tab/>
+            </w:r>
+            <w:r>
+              <w:rPr>
+                <w:rStyle w:val="Hyperlink"/>
+                <w:noProof/>
+              </w:rPr>
+              <w:t>ANÁLISE E SÍNTESE</w:t>
+            </w:r>
+            <w:r>
+              <w:rPr>
+                <w:noProof/>
+                <w:webHidden/>
+              </w:rPr>
+              <w:tab/>
+            </w:r>
+            <w:r>
+              <w:rPr>
+                <w:noProof/>
+                <w:webHidden/>
+              </w:rPr>
+              <w:fldChar w:fldCharType="begin"/>
+            </w:r>
+            <w:r>
+              <w:rPr>
+                <w:noProof/>
+                <w:webHidden/>
+              </w:rPr>
+              <w:instrText xml:space="preserve"> PAGEREF _Toc226017110 \h </w:instrText>
+            </w:r>
+            <w:r>
+              <w:rPr>
+                <w:noProof/>
+                <w:webHidden/>
+              </w:rPr>
+            </w:r>
+            <w:r>
+              <w:rPr>
+                <w:noProof/>
+                <w:webHidden/>
+              </w:rPr>
+              <w:fldChar w:fldCharType="separate"/>
+            </w:r>
+            <w:r>
+              <w:rPr>
+                <w:noProof/>
+                <w:webHidden/>
+              </w:rPr>
+              <w:t>13</w:t>
+            </w:r>
+            <w:r>
+              <w:rPr>
+                <w:noProof/>
+                <w:webHidden/>
+              </w:rPr>
+              <w:fldChar w:fldCharType="end"/>
+            </w:r>
+          </w:hyperlink>
+        </w:p>
+        <w:p>
+          <w:pPr>
+            <w:pStyle w:val="Sumrio1"/>
+            <w:rPr>
+              <w:rFonts w:asciiTheme="minorHAnsi" w:eastAsiaTheme="minorEastAsia" w:hAnsiTheme="minorHAnsi"/>
+              <w:noProof/>
+              <w:sz w:val="22"/>
+              <w:lang w:eastAsia="pt-BR"/>
+            </w:rPr>
+          </w:pPr>
+          <w:hyperlink w:anchor="_Toc226017111" w:history="1">
+            <w:r>
+              <w:rPr>
+                <w:rStyle w:val="Hyperlink"/>
+                <w:noProof/>
+              </w:rPr>
+              <w:t>5</w:t>
+            </w:r>
+            <w:r>
+              <w:rPr>
+                <w:rFonts w:asciiTheme="minorHAnsi" w:eastAsiaTheme="minorEastAsia" w:hAnsiTheme="minorHAnsi"/>
+                <w:noProof/>
+                <w:sz w:val="22"/>
+                <w:lang w:eastAsia="pt-BR"/>
+              </w:rPr>
+              <w:tab/>
+            </w:r>
+            <w:r>
+              <w:rPr>
+                <w:rStyle w:val="Hyperlink"/>
+                <w:noProof/>
+              </w:rPr>
+              <w:t>Brainstorming</w:t>
+            </w:r>
+            <w:r>
+              <w:rPr>
+                <w:noProof/>
+                <w:webHidden/>
+              </w:rPr>
+              <w:tab/>
+            </w:r>
+            <w:r>
+              <w:rPr>
+                <w:noProof/>
+                <w:webHidden/>
+              </w:rPr>
+              <w:fldChar w:fldCharType="begin"/>
+            </w:r>
+            <w:r>
+              <w:rPr>
+                <w:noProof/>
+                <w:webHidden/>
+              </w:rPr>
+              <w:instrText xml:space="preserve"> PAGEREF _Toc226017111 \h </w:instrText>
+            </w:r>
+            <w:r>
+              <w:rPr>
+                <w:noProof/>
+                <w:webHidden/>
+              </w:rPr>
+            </w:r>
+            <w:r>
+              <w:rPr>
+                <w:noProof/>
+                <w:webHidden/>
+              </w:rPr>
+              <w:fldChar w:fldCharType="separate"/>
+            </w:r>
+            <w:r>
+              <w:rPr>
+                <w:noProof/>
+                <w:webHidden/>
+              </w:rPr>
+              <w:t>13</w:t>
+            </w:r>
+            <w:r>
+              <w:rPr>
+                <w:noProof/>
+                <w:webHidden/>
+              </w:rPr>
+              <w:fldChar w:fldCharType="end"/>
+            </w:r>
+          </w:hyperlink>
+        </w:p>
+        <w:p>
+          <w:pPr>
+            <w:pStyle w:val="Sumrio1"/>
+            <w:rPr>
+              <w:rFonts w:asciiTheme="minorHAnsi" w:eastAsiaTheme="minorEastAsia" w:hAnsiTheme="minorHAnsi"/>
+              <w:noProof/>
+              <w:sz w:val="22"/>
+              <w:lang w:eastAsia="pt-BR"/>
+            </w:rPr>
+          </w:pPr>
+          <w:hyperlink w:anchor="_Toc226017112" w:history="1">
+            <w:r>
+              <w:rPr>
+                <w:rStyle w:val="Hyperlink"/>
+                <w:noProof/>
+              </w:rPr>
+              <w:t>6</w:t>
+            </w:r>
+            <w:r>
+              <w:rPr>
+                <w:rFonts w:asciiTheme="minorHAnsi" w:eastAsiaTheme="minorEastAsia" w:hAnsiTheme="minorHAnsi"/>
+                <w:noProof/>
+                <w:sz w:val="22"/>
+                <w:lang w:eastAsia="pt-BR"/>
+              </w:rPr>
+              <w:tab/>
+            </w:r>
+            <w:r>
+              <w:rPr>
+                <w:rStyle w:val="Hyperlink"/>
+                <w:noProof/>
+              </w:rPr>
+              <w:t>Persona</w:t>
+            </w:r>
+            <w:r>
+              <w:rPr>
+                <w:noProof/>
+                <w:webHidden/>
+              </w:rPr>
+              <w:tab/>
+            </w:r>
+            <w:r>
+              <w:rPr>
+                <w:noProof/>
+                <w:webHidden/>
+              </w:rPr>
+              <w:fldChar w:fldCharType="begin"/>
+            </w:r>
+            <w:r>
+              <w:rPr>
+                <w:noProof/>
+                <w:webHidden/>
+              </w:rPr>
+              <w:instrText xml:space="preserve"> PAGEREF _Toc226017112 \h </w:instrText>
+            </w:r>
+            <w:r>
+              <w:rPr>
+                <w:noProof/>
+                <w:webHidden/>
+              </w:rPr>
+            </w:r>
+            <w:r>
+              <w:rPr>
+                <w:noProof/>
+                <w:webHidden/>
+              </w:rPr>
+              <w:fldChar w:fldCharType="separate"/>
+            </w:r>
+            <w:r>
+              <w:rPr>
+                <w:noProof/>
+                <w:webHidden/>
+              </w:rPr>
+              <w:t>13</w:t>
+            </w:r>
+            <w:r>
+              <w:rPr>
+                <w:noProof/>
+                <w:webHidden/>
+              </w:rPr>
+              <w:fldChar w:fldCharType="end"/>
+            </w:r>
+          </w:hyperlink>
+        </w:p>
+        <w:p>
+          <w:r>
+            <w:fldChar w:fldCharType="end"/>
+          </w:r>
+        </w:p>
+      </w:sdtContent>
+    </w:sdt>
     <w:p>
       <w:pPr>
         <w:rPr>
           <w:shd w:val="clear" w:color="auto" w:fill="FFFFFF"/>
         </w:rPr>
       </w:pPr>
-      <w:r>
-        <w:rPr>
-          <w:shd w:val="clear" w:color="auto" w:fill="FFFFFF"/>
-        </w:rPr>
-        <w:t>(sumário)</w:t>
-      </w:r>
       <w:r>
         <w:rPr>
           <w:shd w:val="clear" w:color="auto" w:fill="FFFFFF"/>
@@ -1018,10 +2495,12 @@
       <w:pPr>
         <w:pStyle w:val="Ttulo1"/>
       </w:pPr>
+      <w:bookmarkStart w:id="0" w:name="_Toc226017096"/>
       <w:r>
         <w:lastRenderedPageBreak/>
         <w:t>INTRODUÇÃO</w:t>
       </w:r>
+      <w:bookmarkEnd w:id="0"/>
     </w:p>
     <w:p>
       <w:proofErr w:type="spellStart"/>
@@ -1366,9 +2845,11 @@
       <w:pPr>
         <w:pStyle w:val="Ttulo2"/>
       </w:pPr>
+      <w:bookmarkStart w:id="1" w:name="_Toc226017097"/>
       <w:r>
         <w:t>Problemática</w:t>
       </w:r>
+      <w:bookmarkEnd w:id="1"/>
     </w:p>
     <w:p>
       <w:proofErr w:type="spellStart"/>
@@ -2145,9 +3626,11 @@
       <w:pPr>
         <w:pStyle w:val="Ttulo2"/>
       </w:pPr>
+      <w:bookmarkStart w:id="2" w:name="_Toc226017098"/>
       <w:r>
         <w:t>Justificativa</w:t>
       </w:r>
+      <w:bookmarkEnd w:id="2"/>
     </w:p>
     <w:p>
       <w:proofErr w:type="spellStart"/>
@@ -2511,74 +3994,1750 @@
       <w:pPr>
         <w:pStyle w:val="Ttulo2"/>
       </w:pPr>
+      <w:bookmarkStart w:id="3" w:name="_Toc226017099"/>
+      <w:r>
+        <w:t>Objetivos</w:t>
+      </w:r>
+      <w:bookmarkEnd w:id="3"/>
+    </w:p>
+    <w:p>
+      <w:proofErr w:type="spellStart"/>
+      <w:r>
+        <w:t>Lorem</w:t>
+      </w:r>
+      <w:proofErr w:type="spellEnd"/>
+      <w:r>
+        <w:t xml:space="preserve"> ipsum </w:t>
+      </w:r>
+      <w:proofErr w:type="spellStart"/>
+      <w:r>
+        <w:t>dolor</w:t>
+      </w:r>
+      <w:proofErr w:type="spellEnd"/>
+      <w:r>
+        <w:t xml:space="preserve"> </w:t>
+      </w:r>
+      <w:proofErr w:type="spellStart"/>
+      <w:r>
+        <w:t>sit</w:t>
+      </w:r>
+      <w:proofErr w:type="spellEnd"/>
+      <w:r>
+        <w:t xml:space="preserve"> </w:t>
+      </w:r>
+      <w:proofErr w:type="spellStart"/>
+      <w:r>
+        <w:t>amet</w:t>
+      </w:r>
+      <w:proofErr w:type="spellEnd"/>
+      <w:r>
+        <w:t xml:space="preserve">, </w:t>
+      </w:r>
+      <w:proofErr w:type="spellStart"/>
+      <w:r>
+        <w:t>consectetur</w:t>
+      </w:r>
+      <w:proofErr w:type="spellEnd"/>
+      <w:r>
+        <w:t xml:space="preserve"> </w:t>
+      </w:r>
+      <w:proofErr w:type="spellStart"/>
+      <w:r>
+        <w:t>adipiscing</w:t>
+      </w:r>
+      <w:proofErr w:type="spellEnd"/>
+      <w:r>
+        <w:t xml:space="preserve"> </w:t>
+      </w:r>
+      <w:proofErr w:type="spellStart"/>
+      <w:r>
+        <w:t>elit</w:t>
+      </w:r>
+      <w:proofErr w:type="spellEnd"/>
+      <w:r>
+        <w:t xml:space="preserve">. </w:t>
+      </w:r>
+      <w:proofErr w:type="spellStart"/>
+      <w:r>
+        <w:t>Donec</w:t>
+      </w:r>
+      <w:proofErr w:type="spellEnd"/>
+      <w:r>
+        <w:t xml:space="preserve"> eu </w:t>
+      </w:r>
+      <w:proofErr w:type="spellStart"/>
+      <w:r>
+        <w:t>tristique</w:t>
+      </w:r>
+      <w:proofErr w:type="spellEnd"/>
+      <w:r>
+        <w:t xml:space="preserve"> </w:t>
+      </w:r>
+      <w:proofErr w:type="spellStart"/>
+      <w:r>
+        <w:t>neque</w:t>
+      </w:r>
+      <w:proofErr w:type="spellEnd"/>
+      <w:r>
+        <w:t xml:space="preserve">. </w:t>
+      </w:r>
+      <w:proofErr w:type="spellStart"/>
+      <w:r>
+        <w:t>Fusce</w:t>
+      </w:r>
+      <w:proofErr w:type="spellEnd"/>
+      <w:r>
+        <w:t xml:space="preserve"> </w:t>
+      </w:r>
+      <w:proofErr w:type="spellStart"/>
+      <w:r>
+        <w:t>laoreet</w:t>
+      </w:r>
+      <w:proofErr w:type="spellEnd"/>
+      <w:r>
+        <w:t xml:space="preserve"> </w:t>
+      </w:r>
+      <w:proofErr w:type="spellStart"/>
+      <w:r>
+        <w:t>condimentum</w:t>
+      </w:r>
+      <w:proofErr w:type="spellEnd"/>
+      <w:r>
+        <w:t xml:space="preserve"> </w:t>
+      </w:r>
+      <w:proofErr w:type="spellStart"/>
+      <w:r>
+        <w:t>elementum</w:t>
+      </w:r>
+      <w:proofErr w:type="spellEnd"/>
+      <w:r>
+        <w:t xml:space="preserve">. </w:t>
+      </w:r>
+      <w:proofErr w:type="spellStart"/>
+      <w:r>
+        <w:t>Duis</w:t>
+      </w:r>
+      <w:proofErr w:type="spellEnd"/>
+      <w:r>
+        <w:t xml:space="preserve"> </w:t>
+      </w:r>
+      <w:proofErr w:type="spellStart"/>
+      <w:r>
+        <w:t>vel</w:t>
+      </w:r>
+      <w:proofErr w:type="spellEnd"/>
+      <w:r>
+        <w:t xml:space="preserve"> </w:t>
+      </w:r>
+      <w:proofErr w:type="spellStart"/>
+      <w:r>
+        <w:t>congue</w:t>
+      </w:r>
+      <w:proofErr w:type="spellEnd"/>
+      <w:r>
+        <w:t xml:space="preserve"> </w:t>
+      </w:r>
+      <w:proofErr w:type="spellStart"/>
+      <w:r>
+        <w:t>felis</w:t>
+      </w:r>
+      <w:proofErr w:type="spellEnd"/>
+      <w:r>
+        <w:t xml:space="preserve">. </w:t>
+      </w:r>
+      <w:proofErr w:type="spellStart"/>
+      <w:r>
+        <w:t>Aliquam</w:t>
+      </w:r>
+      <w:proofErr w:type="spellEnd"/>
+      <w:r>
+        <w:t xml:space="preserve"> et </w:t>
+      </w:r>
+      <w:proofErr w:type="spellStart"/>
+      <w:r>
+        <w:t>velit</w:t>
+      </w:r>
+      <w:proofErr w:type="spellEnd"/>
+      <w:r>
+        <w:t xml:space="preserve"> </w:t>
+      </w:r>
+      <w:proofErr w:type="spellStart"/>
+      <w:r>
+        <w:t>finibus</w:t>
+      </w:r>
+      <w:proofErr w:type="spellEnd"/>
+      <w:r>
+        <w:t xml:space="preserve">, </w:t>
+      </w:r>
+      <w:proofErr w:type="spellStart"/>
+      <w:r>
+        <w:t>aliquam</w:t>
+      </w:r>
+      <w:proofErr w:type="spellEnd"/>
+      <w:r>
+        <w:t xml:space="preserve"> justo a, </w:t>
+      </w:r>
+      <w:proofErr w:type="spellStart"/>
+      <w:r>
+        <w:t>fermentum</w:t>
+      </w:r>
+      <w:proofErr w:type="spellEnd"/>
+      <w:r>
+        <w:t xml:space="preserve"> ipsum. </w:t>
+      </w:r>
+      <w:proofErr w:type="spellStart"/>
+      <w:r>
+        <w:t>Sed</w:t>
+      </w:r>
+      <w:proofErr w:type="spellEnd"/>
+      <w:r>
+        <w:t xml:space="preserve"> </w:t>
+      </w:r>
+      <w:proofErr w:type="spellStart"/>
+      <w:r>
+        <w:t>at</w:t>
+      </w:r>
+      <w:proofErr w:type="spellEnd"/>
+      <w:r>
+        <w:t xml:space="preserve"> </w:t>
+      </w:r>
+      <w:proofErr w:type="spellStart"/>
+      <w:r>
+        <w:t>feugiat</w:t>
+      </w:r>
+      <w:proofErr w:type="spellEnd"/>
+      <w:r>
+        <w:t xml:space="preserve"> </w:t>
+      </w:r>
+      <w:proofErr w:type="spellStart"/>
+      <w:r>
+        <w:t>augue</w:t>
+      </w:r>
+      <w:proofErr w:type="spellEnd"/>
+      <w:r>
+        <w:t xml:space="preserve">. </w:t>
+      </w:r>
+      <w:proofErr w:type="spellStart"/>
+      <w:r>
+        <w:t>Phasellus</w:t>
+      </w:r>
+      <w:proofErr w:type="spellEnd"/>
+      <w:r>
+        <w:t xml:space="preserve"> </w:t>
+      </w:r>
+      <w:proofErr w:type="spellStart"/>
+      <w:r>
+        <w:t>fermentum</w:t>
+      </w:r>
+      <w:proofErr w:type="spellEnd"/>
+      <w:r>
+        <w:t xml:space="preserve"> </w:t>
+      </w:r>
+      <w:proofErr w:type="spellStart"/>
+      <w:r>
+        <w:t>dui</w:t>
+      </w:r>
+      <w:proofErr w:type="spellEnd"/>
+      <w:r>
+        <w:t xml:space="preserve"> vitae </w:t>
+      </w:r>
+      <w:proofErr w:type="spellStart"/>
+      <w:r>
+        <w:t>turpis</w:t>
+      </w:r>
+      <w:proofErr w:type="spellEnd"/>
+      <w:r>
+        <w:t xml:space="preserve"> </w:t>
+      </w:r>
+      <w:proofErr w:type="spellStart"/>
+      <w:r>
+        <w:t>facilisis</w:t>
+      </w:r>
+      <w:proofErr w:type="spellEnd"/>
+      <w:r>
+        <w:t xml:space="preserve"> </w:t>
+      </w:r>
+      <w:proofErr w:type="spellStart"/>
+      <w:r>
+        <w:t>feugiat</w:t>
+      </w:r>
+      <w:proofErr w:type="spellEnd"/>
+      <w:r>
+        <w:t xml:space="preserve">. Nam </w:t>
+      </w:r>
+      <w:proofErr w:type="spellStart"/>
+      <w:r>
+        <w:t>ullamcorper</w:t>
+      </w:r>
+      <w:proofErr w:type="spellEnd"/>
+      <w:r>
+        <w:t xml:space="preserve"> </w:t>
+      </w:r>
+      <w:proofErr w:type="spellStart"/>
+      <w:r>
+        <w:t>odio</w:t>
+      </w:r>
+      <w:proofErr w:type="spellEnd"/>
+      <w:r>
+        <w:t xml:space="preserve"> </w:t>
+      </w:r>
+      <w:proofErr w:type="spellStart"/>
+      <w:r>
+        <w:t>mauris</w:t>
+      </w:r>
+      <w:proofErr w:type="spellEnd"/>
+      <w:r>
+        <w:t xml:space="preserve">, </w:t>
+      </w:r>
+      <w:proofErr w:type="spellStart"/>
+      <w:r>
+        <w:t>vel</w:t>
+      </w:r>
+      <w:proofErr w:type="spellEnd"/>
+      <w:r>
+        <w:t xml:space="preserve"> </w:t>
+      </w:r>
+      <w:proofErr w:type="spellStart"/>
+      <w:r>
+        <w:t>egestas</w:t>
+      </w:r>
+      <w:proofErr w:type="spellEnd"/>
+      <w:r>
+        <w:t xml:space="preserve"> </w:t>
+      </w:r>
+      <w:proofErr w:type="spellStart"/>
+      <w:r>
+        <w:t>quam</w:t>
+      </w:r>
+      <w:proofErr w:type="spellEnd"/>
+      <w:r>
+        <w:t xml:space="preserve"> </w:t>
+      </w:r>
+      <w:proofErr w:type="spellStart"/>
+      <w:r>
+        <w:t>tincidunt</w:t>
+      </w:r>
+      <w:proofErr w:type="spellEnd"/>
+      <w:r>
+        <w:t xml:space="preserve"> </w:t>
+      </w:r>
+      <w:proofErr w:type="spellStart"/>
+      <w:r>
+        <w:t>sit</w:t>
+      </w:r>
+      <w:proofErr w:type="spellEnd"/>
+      <w:r>
+        <w:t xml:space="preserve"> </w:t>
+      </w:r>
+      <w:proofErr w:type="spellStart"/>
+      <w:r>
+        <w:t>amet</w:t>
+      </w:r>
+      <w:proofErr w:type="spellEnd"/>
+      <w:r>
+        <w:t>.</w:t>
+      </w:r>
+    </w:p>
+    <w:p/>
+    <w:p>
+      <w:pPr>
+        <w:pStyle w:val="Ttulo3"/>
+      </w:pPr>
+      <w:bookmarkStart w:id="4" w:name="_Toc226017100"/>
+      <w:r>
+        <w:t>Objetivo geral</w:t>
+      </w:r>
+      <w:bookmarkEnd w:id="4"/>
+    </w:p>
+    <w:p>
+      <w:proofErr w:type="spellStart"/>
+      <w:r>
+        <w:t>Lorem</w:t>
+      </w:r>
+      <w:proofErr w:type="spellEnd"/>
+      <w:r>
+        <w:t xml:space="preserve"> ipsum </w:t>
+      </w:r>
+      <w:proofErr w:type="spellStart"/>
+      <w:r>
+        <w:t>dolor</w:t>
+      </w:r>
+      <w:proofErr w:type="spellEnd"/>
+      <w:r>
+        <w:t xml:space="preserve"> </w:t>
+      </w:r>
+      <w:proofErr w:type="spellStart"/>
+      <w:r>
+        <w:t>sit</w:t>
+      </w:r>
+      <w:proofErr w:type="spellEnd"/>
+      <w:r>
+        <w:t xml:space="preserve"> </w:t>
+      </w:r>
+      <w:proofErr w:type="spellStart"/>
+      <w:r>
+        <w:t>amet</w:t>
+      </w:r>
+      <w:proofErr w:type="spellEnd"/>
+      <w:r>
+        <w:t xml:space="preserve">, </w:t>
+      </w:r>
+      <w:proofErr w:type="spellStart"/>
+      <w:r>
+        <w:t>consectetur</w:t>
+      </w:r>
+      <w:proofErr w:type="spellEnd"/>
+      <w:r>
+        <w:t xml:space="preserve"> </w:t>
+      </w:r>
+      <w:proofErr w:type="spellStart"/>
+      <w:r>
+        <w:t>adipiscing</w:t>
+      </w:r>
+      <w:proofErr w:type="spellEnd"/>
+      <w:r>
+        <w:t xml:space="preserve"> </w:t>
+      </w:r>
+      <w:proofErr w:type="spellStart"/>
+      <w:r>
+        <w:t>elit</w:t>
+      </w:r>
+      <w:proofErr w:type="spellEnd"/>
+      <w:r>
+        <w:t xml:space="preserve">. </w:t>
+      </w:r>
+      <w:proofErr w:type="spellStart"/>
+      <w:r>
+        <w:t>Donec</w:t>
+      </w:r>
+      <w:proofErr w:type="spellEnd"/>
+      <w:r>
+        <w:t xml:space="preserve"> eu </w:t>
+      </w:r>
+      <w:proofErr w:type="spellStart"/>
+      <w:r>
+        <w:t>tristique</w:t>
+      </w:r>
+      <w:proofErr w:type="spellEnd"/>
+      <w:r>
+        <w:t xml:space="preserve"> </w:t>
+      </w:r>
+      <w:proofErr w:type="spellStart"/>
+      <w:r>
+        <w:t>neque</w:t>
+      </w:r>
+      <w:proofErr w:type="spellEnd"/>
+      <w:r>
+        <w:t xml:space="preserve">. </w:t>
+      </w:r>
+      <w:proofErr w:type="spellStart"/>
+      <w:r>
+        <w:t>Fusce</w:t>
+      </w:r>
+      <w:proofErr w:type="spellEnd"/>
+      <w:r>
+        <w:t xml:space="preserve"> </w:t>
+      </w:r>
+      <w:proofErr w:type="spellStart"/>
+      <w:r>
+        <w:t>laoreet</w:t>
+      </w:r>
+      <w:proofErr w:type="spellEnd"/>
+      <w:r>
+        <w:t xml:space="preserve"> </w:t>
+      </w:r>
+      <w:proofErr w:type="spellStart"/>
+      <w:r>
+        <w:t>condimentum</w:t>
+      </w:r>
+      <w:proofErr w:type="spellEnd"/>
+      <w:r>
+        <w:t xml:space="preserve"> </w:t>
+      </w:r>
+      <w:proofErr w:type="spellStart"/>
+      <w:r>
+        <w:t>elementum</w:t>
+      </w:r>
+      <w:proofErr w:type="spellEnd"/>
+      <w:r>
+        <w:t xml:space="preserve">. </w:t>
+      </w:r>
+      <w:proofErr w:type="spellStart"/>
+      <w:r>
+        <w:t>Duis</w:t>
+      </w:r>
+      <w:proofErr w:type="spellEnd"/>
+      <w:r>
+        <w:t xml:space="preserve"> </w:t>
+      </w:r>
+      <w:proofErr w:type="spellStart"/>
+      <w:r>
+        <w:t>vel</w:t>
+      </w:r>
+      <w:proofErr w:type="spellEnd"/>
+      <w:r>
+        <w:t xml:space="preserve"> </w:t>
+      </w:r>
+      <w:proofErr w:type="spellStart"/>
+      <w:r>
+        <w:t>congue</w:t>
+      </w:r>
+      <w:proofErr w:type="spellEnd"/>
+      <w:r>
+        <w:t xml:space="preserve"> </w:t>
+      </w:r>
+      <w:proofErr w:type="spellStart"/>
+      <w:r>
+        <w:t>felis</w:t>
+      </w:r>
+      <w:proofErr w:type="spellEnd"/>
+      <w:r>
+        <w:t xml:space="preserve">. </w:t>
+      </w:r>
+      <w:proofErr w:type="spellStart"/>
+      <w:r>
+        <w:t>Aliquam</w:t>
+      </w:r>
+      <w:proofErr w:type="spellEnd"/>
+      <w:r>
+        <w:t xml:space="preserve"> et </w:t>
+      </w:r>
+      <w:proofErr w:type="spellStart"/>
+      <w:r>
+        <w:t>velit</w:t>
+      </w:r>
+      <w:proofErr w:type="spellEnd"/>
+      <w:r>
+        <w:t xml:space="preserve"> </w:t>
+      </w:r>
+      <w:proofErr w:type="spellStart"/>
       <w:r>
         <w:lastRenderedPageBreak/>
-        <w:t>Objetivos</w:t>
+        <w:t>finibus</w:t>
+      </w:r>
+      <w:proofErr w:type="spellEnd"/>
+      <w:r>
+        <w:t xml:space="preserve">, </w:t>
+      </w:r>
+      <w:proofErr w:type="spellStart"/>
+      <w:r>
+        <w:t>aliquam</w:t>
+      </w:r>
+      <w:proofErr w:type="spellEnd"/>
+      <w:r>
+        <w:t xml:space="preserve"> justo a, </w:t>
+      </w:r>
+      <w:proofErr w:type="spellStart"/>
+      <w:r>
+        <w:t>fermentum</w:t>
+      </w:r>
+      <w:proofErr w:type="spellEnd"/>
+      <w:r>
+        <w:t xml:space="preserve"> ipsum. </w:t>
+      </w:r>
+      <w:proofErr w:type="spellStart"/>
+      <w:r>
+        <w:t>Sed</w:t>
+      </w:r>
+      <w:proofErr w:type="spellEnd"/>
+      <w:r>
+        <w:t xml:space="preserve"> </w:t>
+      </w:r>
+      <w:proofErr w:type="spellStart"/>
+      <w:r>
+        <w:t>at</w:t>
+      </w:r>
+      <w:proofErr w:type="spellEnd"/>
+      <w:r>
+        <w:t xml:space="preserve"> </w:t>
+      </w:r>
+      <w:proofErr w:type="spellStart"/>
+      <w:r>
+        <w:t>feugiat</w:t>
+      </w:r>
+      <w:proofErr w:type="spellEnd"/>
+      <w:r>
+        <w:t xml:space="preserve"> </w:t>
+      </w:r>
+      <w:proofErr w:type="spellStart"/>
+      <w:r>
+        <w:t>augue</w:t>
+      </w:r>
+      <w:proofErr w:type="spellEnd"/>
+      <w:r>
+        <w:t xml:space="preserve">. </w:t>
+      </w:r>
+      <w:proofErr w:type="spellStart"/>
+      <w:r>
+        <w:t>Phasellus</w:t>
+      </w:r>
+      <w:proofErr w:type="spellEnd"/>
+      <w:r>
+        <w:t xml:space="preserve"> </w:t>
+      </w:r>
+      <w:proofErr w:type="spellStart"/>
+      <w:r>
+        <w:t>fermentum</w:t>
+      </w:r>
+      <w:proofErr w:type="spellEnd"/>
+      <w:r>
+        <w:t xml:space="preserve"> </w:t>
+      </w:r>
+      <w:proofErr w:type="spellStart"/>
+      <w:r>
+        <w:t>dui</w:t>
+      </w:r>
+      <w:proofErr w:type="spellEnd"/>
+      <w:r>
+        <w:t xml:space="preserve"> vitae </w:t>
+      </w:r>
+      <w:proofErr w:type="spellStart"/>
+      <w:r>
+        <w:t>turpis</w:t>
+      </w:r>
+      <w:proofErr w:type="spellEnd"/>
+      <w:r>
+        <w:t xml:space="preserve"> </w:t>
+      </w:r>
+      <w:proofErr w:type="spellStart"/>
+      <w:r>
+        <w:t>facilisis</w:t>
+      </w:r>
+      <w:proofErr w:type="spellEnd"/>
+      <w:r>
+        <w:t xml:space="preserve"> </w:t>
+      </w:r>
+      <w:proofErr w:type="spellStart"/>
+      <w:r>
+        <w:t>feugiat</w:t>
+      </w:r>
+      <w:proofErr w:type="spellEnd"/>
+      <w:r>
+        <w:t xml:space="preserve">. Nam </w:t>
+      </w:r>
+      <w:proofErr w:type="spellStart"/>
+      <w:r>
+        <w:t>ullamcorper</w:t>
+      </w:r>
+      <w:proofErr w:type="spellEnd"/>
+      <w:r>
+        <w:t xml:space="preserve"> </w:t>
+      </w:r>
+      <w:proofErr w:type="spellStart"/>
+      <w:r>
+        <w:t>odio</w:t>
+      </w:r>
+      <w:proofErr w:type="spellEnd"/>
+      <w:r>
+        <w:t xml:space="preserve"> </w:t>
+      </w:r>
+      <w:proofErr w:type="spellStart"/>
+      <w:r>
+        <w:t>mauris</w:t>
+      </w:r>
+      <w:proofErr w:type="spellEnd"/>
+      <w:r>
+        <w:t xml:space="preserve">, </w:t>
+      </w:r>
+      <w:proofErr w:type="spellStart"/>
+      <w:r>
+        <w:t>vel</w:t>
+      </w:r>
+      <w:proofErr w:type="spellEnd"/>
+      <w:r>
+        <w:t xml:space="preserve"> </w:t>
+      </w:r>
+      <w:proofErr w:type="spellStart"/>
+      <w:r>
+        <w:t>egestas</w:t>
+      </w:r>
+      <w:proofErr w:type="spellEnd"/>
+      <w:r>
+        <w:t xml:space="preserve"> </w:t>
+      </w:r>
+      <w:proofErr w:type="spellStart"/>
+      <w:r>
+        <w:t>quam</w:t>
+      </w:r>
+      <w:proofErr w:type="spellEnd"/>
+      <w:r>
+        <w:t xml:space="preserve"> </w:t>
+      </w:r>
+      <w:proofErr w:type="spellStart"/>
+      <w:r>
+        <w:t>tincidunt</w:t>
+      </w:r>
+      <w:proofErr w:type="spellEnd"/>
+      <w:r>
+        <w:t xml:space="preserve"> </w:t>
+      </w:r>
+      <w:proofErr w:type="spellStart"/>
+      <w:r>
+        <w:t>sit</w:t>
+      </w:r>
+      <w:proofErr w:type="spellEnd"/>
+      <w:r>
+        <w:t xml:space="preserve"> </w:t>
+      </w:r>
+      <w:proofErr w:type="spellStart"/>
+      <w:r>
+        <w:t>amet</w:t>
+      </w:r>
+      <w:proofErr w:type="spellEnd"/>
+      <w:r>
+        <w:t>.</w:t>
       </w:r>
     </w:p>
     <w:p>
       <w:pPr>
         <w:pStyle w:val="Ttulo3"/>
       </w:pPr>
-      <w:r>
-        <w:t>Objetivo geral</w:t>
-      </w:r>
-    </w:p>
-    <w:p>
-      <w:pPr>
-        <w:pStyle w:val="Ttulo4"/>
-      </w:pPr>
-      <w:r>
-        <w:t>Teste nível 4</w:t>
-      </w:r>
-    </w:p>
-    <w:p>
-      <w:pPr>
-        <w:pStyle w:val="Ttulo5"/>
-      </w:pPr>
-      <w:r>
-        <w:t>Teste nível 5</w:t>
-      </w:r>
-    </w:p>
-    <w:p>
-      <w:pPr>
-        <w:pStyle w:val="Ttulo3"/>
-      </w:pPr>
+      <w:bookmarkStart w:id="5" w:name="_Toc226017101"/>
       <w:r>
         <w:t>Objetivos específicos</w:t>
       </w:r>
-    </w:p>
-    <w:p>
-      <w:pPr>
-        <w:pStyle w:val="Ttulo4"/>
-      </w:pPr>
-      <w:r>
-        <w:t>Teste nível 4</w:t>
-      </w:r>
-    </w:p>
-    <w:p>
-      <w:pPr>
-        <w:pStyle w:val="Ttulo5"/>
-      </w:pPr>
-      <w:r>
-        <w:t>Teste nível 5</w:t>
-      </w:r>
-    </w:p>
+      <w:bookmarkEnd w:id="5"/>
+    </w:p>
+    <w:p>
+      <w:proofErr w:type="spellStart"/>
+      <w:r>
+        <w:t>Lorem</w:t>
+      </w:r>
+      <w:proofErr w:type="spellEnd"/>
+      <w:r>
+        <w:t xml:space="preserve"> ipsum </w:t>
+      </w:r>
+      <w:proofErr w:type="spellStart"/>
+      <w:r>
+        <w:t>dolor</w:t>
+      </w:r>
+      <w:proofErr w:type="spellEnd"/>
+      <w:r>
+        <w:t xml:space="preserve"> </w:t>
+      </w:r>
+      <w:proofErr w:type="spellStart"/>
+      <w:r>
+        <w:t>sit</w:t>
+      </w:r>
+      <w:proofErr w:type="spellEnd"/>
+      <w:r>
+        <w:t xml:space="preserve"> </w:t>
+      </w:r>
+      <w:proofErr w:type="spellStart"/>
+      <w:r>
+        <w:t>amet</w:t>
+      </w:r>
+      <w:proofErr w:type="spellEnd"/>
+      <w:r>
+        <w:t xml:space="preserve">, </w:t>
+      </w:r>
+      <w:proofErr w:type="spellStart"/>
+      <w:r>
+        <w:t>consectetur</w:t>
+      </w:r>
+      <w:proofErr w:type="spellEnd"/>
+      <w:r>
+        <w:t xml:space="preserve"> </w:t>
+      </w:r>
+      <w:proofErr w:type="spellStart"/>
+      <w:r>
+        <w:t>adipiscing</w:t>
+      </w:r>
+      <w:proofErr w:type="spellEnd"/>
+      <w:r>
+        <w:t xml:space="preserve"> </w:t>
+      </w:r>
+      <w:proofErr w:type="spellStart"/>
+      <w:r>
+        <w:t>elit</w:t>
+      </w:r>
+      <w:proofErr w:type="spellEnd"/>
+      <w:r>
+        <w:t xml:space="preserve">. </w:t>
+      </w:r>
+      <w:proofErr w:type="spellStart"/>
+      <w:r>
+        <w:t>Donec</w:t>
+      </w:r>
+      <w:proofErr w:type="spellEnd"/>
+      <w:r>
+        <w:t xml:space="preserve"> eu </w:t>
+      </w:r>
+      <w:proofErr w:type="spellStart"/>
+      <w:r>
+        <w:t>tristique</w:t>
+      </w:r>
+      <w:proofErr w:type="spellEnd"/>
+      <w:r>
+        <w:t xml:space="preserve"> </w:t>
+      </w:r>
+      <w:proofErr w:type="spellStart"/>
+      <w:r>
+        <w:t>neque</w:t>
+      </w:r>
+      <w:proofErr w:type="spellEnd"/>
+      <w:r>
+        <w:t xml:space="preserve">. </w:t>
+      </w:r>
+      <w:proofErr w:type="spellStart"/>
+      <w:r>
+        <w:t>Fusce</w:t>
+      </w:r>
+      <w:proofErr w:type="spellEnd"/>
+      <w:r>
+        <w:t xml:space="preserve"> </w:t>
+      </w:r>
+      <w:proofErr w:type="spellStart"/>
+      <w:r>
+        <w:t>laoreet</w:t>
+      </w:r>
+      <w:proofErr w:type="spellEnd"/>
+      <w:r>
+        <w:t xml:space="preserve"> </w:t>
+      </w:r>
+      <w:proofErr w:type="spellStart"/>
+      <w:r>
+        <w:t>condimentum</w:t>
+      </w:r>
+      <w:proofErr w:type="spellEnd"/>
+      <w:r>
+        <w:t xml:space="preserve"> </w:t>
+      </w:r>
+      <w:proofErr w:type="spellStart"/>
+      <w:r>
+        <w:t>elementum</w:t>
+      </w:r>
+      <w:proofErr w:type="spellEnd"/>
+      <w:r>
+        <w:t xml:space="preserve">. </w:t>
+      </w:r>
+      <w:proofErr w:type="spellStart"/>
+      <w:r>
+        <w:t>Duis</w:t>
+      </w:r>
+      <w:proofErr w:type="spellEnd"/>
+      <w:r>
+        <w:t xml:space="preserve"> </w:t>
+      </w:r>
+      <w:proofErr w:type="spellStart"/>
+      <w:r>
+        <w:t>vel</w:t>
+      </w:r>
+      <w:proofErr w:type="spellEnd"/>
+      <w:r>
+        <w:t xml:space="preserve"> </w:t>
+      </w:r>
+      <w:proofErr w:type="spellStart"/>
+      <w:r>
+        <w:t>congue</w:t>
+      </w:r>
+      <w:proofErr w:type="spellEnd"/>
+      <w:r>
+        <w:t xml:space="preserve"> </w:t>
+      </w:r>
+      <w:proofErr w:type="spellStart"/>
+      <w:r>
+        <w:t>felis</w:t>
+      </w:r>
+      <w:proofErr w:type="spellEnd"/>
+      <w:r>
+        <w:t xml:space="preserve">. </w:t>
+      </w:r>
+      <w:proofErr w:type="spellStart"/>
+      <w:r>
+        <w:t>Aliquam</w:t>
+      </w:r>
+      <w:proofErr w:type="spellEnd"/>
+      <w:r>
+        <w:t xml:space="preserve"> et </w:t>
+      </w:r>
+      <w:proofErr w:type="spellStart"/>
+      <w:r>
+        <w:t>velit</w:t>
+      </w:r>
+      <w:proofErr w:type="spellEnd"/>
+      <w:r>
+        <w:t xml:space="preserve"> </w:t>
+      </w:r>
+      <w:proofErr w:type="spellStart"/>
+      <w:r>
+        <w:t>finibus</w:t>
+      </w:r>
+      <w:proofErr w:type="spellEnd"/>
+      <w:r>
+        <w:t xml:space="preserve">, </w:t>
+      </w:r>
+      <w:proofErr w:type="spellStart"/>
+      <w:r>
+        <w:t>aliquam</w:t>
+      </w:r>
+      <w:proofErr w:type="spellEnd"/>
+      <w:r>
+        <w:t xml:space="preserve"> justo a, </w:t>
+      </w:r>
+      <w:proofErr w:type="spellStart"/>
+      <w:r>
+        <w:t>fermentum</w:t>
+      </w:r>
+      <w:proofErr w:type="spellEnd"/>
+      <w:r>
+        <w:t xml:space="preserve"> ipsum. </w:t>
+      </w:r>
+      <w:proofErr w:type="spellStart"/>
+      <w:r>
+        <w:t>Sed</w:t>
+      </w:r>
+      <w:proofErr w:type="spellEnd"/>
+      <w:r>
+        <w:t xml:space="preserve"> </w:t>
+      </w:r>
+      <w:proofErr w:type="spellStart"/>
+      <w:r>
+        <w:t>at</w:t>
+      </w:r>
+      <w:proofErr w:type="spellEnd"/>
+      <w:r>
+        <w:t xml:space="preserve"> </w:t>
+      </w:r>
+      <w:proofErr w:type="spellStart"/>
+      <w:r>
+        <w:t>feugiat</w:t>
+      </w:r>
+      <w:proofErr w:type="spellEnd"/>
+      <w:r>
+        <w:t xml:space="preserve"> </w:t>
+      </w:r>
+      <w:proofErr w:type="spellStart"/>
+      <w:r>
+        <w:t>augue</w:t>
+      </w:r>
+      <w:proofErr w:type="spellEnd"/>
+      <w:r>
+        <w:t xml:space="preserve">. </w:t>
+      </w:r>
+      <w:proofErr w:type="spellStart"/>
+      <w:r>
+        <w:t>Phasellus</w:t>
+      </w:r>
+      <w:proofErr w:type="spellEnd"/>
+      <w:r>
+        <w:t xml:space="preserve"> </w:t>
+      </w:r>
+      <w:proofErr w:type="spellStart"/>
+      <w:r>
+        <w:t>fermentum</w:t>
+      </w:r>
+      <w:proofErr w:type="spellEnd"/>
+      <w:r>
+        <w:t xml:space="preserve"> </w:t>
+      </w:r>
+      <w:proofErr w:type="spellStart"/>
+      <w:r>
+        <w:t>dui</w:t>
+      </w:r>
+      <w:proofErr w:type="spellEnd"/>
+      <w:r>
+        <w:t xml:space="preserve"> vitae </w:t>
+      </w:r>
+      <w:proofErr w:type="spellStart"/>
+      <w:r>
+        <w:t>turpis</w:t>
+      </w:r>
+      <w:proofErr w:type="spellEnd"/>
+      <w:r>
+        <w:t xml:space="preserve"> </w:t>
+      </w:r>
+      <w:proofErr w:type="spellStart"/>
+      <w:r>
+        <w:t>facilisis</w:t>
+      </w:r>
+      <w:proofErr w:type="spellEnd"/>
+      <w:r>
+        <w:t xml:space="preserve"> </w:t>
+      </w:r>
+      <w:proofErr w:type="spellStart"/>
+      <w:r>
+        <w:t>feugiat</w:t>
+      </w:r>
+      <w:proofErr w:type="spellEnd"/>
+      <w:r>
+        <w:t xml:space="preserve">. Nam </w:t>
+      </w:r>
+      <w:proofErr w:type="spellStart"/>
+      <w:r>
+        <w:t>ullamcorper</w:t>
+      </w:r>
+      <w:proofErr w:type="spellEnd"/>
+      <w:r>
+        <w:t xml:space="preserve"> </w:t>
+      </w:r>
+      <w:proofErr w:type="spellStart"/>
+      <w:r>
+        <w:t>odio</w:t>
+      </w:r>
+      <w:proofErr w:type="spellEnd"/>
+      <w:r>
+        <w:t xml:space="preserve"> </w:t>
+      </w:r>
+      <w:proofErr w:type="spellStart"/>
+      <w:r>
+        <w:t>mauris</w:t>
+      </w:r>
+      <w:proofErr w:type="spellEnd"/>
+      <w:r>
+        <w:t xml:space="preserve">, </w:t>
+      </w:r>
+      <w:proofErr w:type="spellStart"/>
+      <w:r>
+        <w:t>vel</w:t>
+      </w:r>
+      <w:proofErr w:type="spellEnd"/>
+      <w:r>
+        <w:t xml:space="preserve"> </w:t>
+      </w:r>
+      <w:proofErr w:type="spellStart"/>
+      <w:r>
+        <w:t>egestas</w:t>
+      </w:r>
+      <w:proofErr w:type="spellEnd"/>
+      <w:r>
+        <w:t xml:space="preserve"> </w:t>
+      </w:r>
+      <w:proofErr w:type="spellStart"/>
+      <w:r>
+        <w:t>quam</w:t>
+      </w:r>
+      <w:proofErr w:type="spellEnd"/>
+      <w:r>
+        <w:t xml:space="preserve"> </w:t>
+      </w:r>
+      <w:proofErr w:type="spellStart"/>
+      <w:r>
+        <w:t>tincidunt</w:t>
+      </w:r>
+      <w:proofErr w:type="spellEnd"/>
+      <w:r>
+        <w:t xml:space="preserve"> </w:t>
+      </w:r>
+      <w:proofErr w:type="spellStart"/>
+      <w:r>
+        <w:t>sit</w:t>
+      </w:r>
+      <w:proofErr w:type="spellEnd"/>
+      <w:r>
+        <w:t xml:space="preserve"> </w:t>
+      </w:r>
+      <w:proofErr w:type="spellStart"/>
+      <w:r>
+        <w:t>amet</w:t>
+      </w:r>
+      <w:proofErr w:type="spellEnd"/>
+      <w:r>
+        <w:t>.</w:t>
+      </w:r>
+    </w:p>
+    <w:p/>
     <w:p>
       <w:pPr>
         <w:pStyle w:val="Ttulo2"/>
       </w:pPr>
+      <w:bookmarkStart w:id="6" w:name="_Toc226017102"/>
       <w:r>
         <w:t>Metodologia</w:t>
       </w:r>
-    </w:p>
+      <w:bookmarkEnd w:id="6"/>
+    </w:p>
+    <w:p>
+      <w:proofErr w:type="spellStart"/>
+      <w:r>
+        <w:t>Lorem</w:t>
+      </w:r>
+      <w:proofErr w:type="spellEnd"/>
+      <w:r>
+        <w:t xml:space="preserve"> ipsum </w:t>
+      </w:r>
+      <w:proofErr w:type="spellStart"/>
+      <w:r>
+        <w:t>dolor</w:t>
+      </w:r>
+      <w:proofErr w:type="spellEnd"/>
+      <w:r>
+        <w:t xml:space="preserve"> </w:t>
+      </w:r>
+      <w:proofErr w:type="spellStart"/>
+      <w:r>
+        <w:t>sit</w:t>
+      </w:r>
+      <w:proofErr w:type="spellEnd"/>
+      <w:r>
+        <w:t xml:space="preserve"> </w:t>
+      </w:r>
+      <w:proofErr w:type="spellStart"/>
+      <w:r>
+        <w:t>amet</w:t>
+      </w:r>
+      <w:proofErr w:type="spellEnd"/>
+      <w:r>
+        <w:t xml:space="preserve">, </w:t>
+      </w:r>
+      <w:proofErr w:type="spellStart"/>
+      <w:r>
+        <w:t>consectetur</w:t>
+      </w:r>
+      <w:proofErr w:type="spellEnd"/>
+      <w:r>
+        <w:t xml:space="preserve"> </w:t>
+      </w:r>
+      <w:proofErr w:type="spellStart"/>
+      <w:r>
+        <w:t>adipiscing</w:t>
+      </w:r>
+      <w:proofErr w:type="spellEnd"/>
+      <w:r>
+        <w:t xml:space="preserve"> </w:t>
+      </w:r>
+      <w:proofErr w:type="spellStart"/>
+      <w:r>
+        <w:t>elit</w:t>
+      </w:r>
+      <w:proofErr w:type="spellEnd"/>
+      <w:r>
+        <w:t xml:space="preserve">. </w:t>
+      </w:r>
+      <w:proofErr w:type="spellStart"/>
+      <w:r>
+        <w:t>Donec</w:t>
+      </w:r>
+      <w:proofErr w:type="spellEnd"/>
+      <w:r>
+        <w:t xml:space="preserve"> eu </w:t>
+      </w:r>
+      <w:proofErr w:type="spellStart"/>
+      <w:r>
+        <w:t>tristique</w:t>
+      </w:r>
+      <w:proofErr w:type="spellEnd"/>
+      <w:r>
+        <w:t xml:space="preserve"> </w:t>
+      </w:r>
+      <w:proofErr w:type="spellStart"/>
+      <w:r>
+        <w:t>neque</w:t>
+      </w:r>
+      <w:proofErr w:type="spellEnd"/>
+      <w:r>
+        <w:t xml:space="preserve">. </w:t>
+      </w:r>
+      <w:proofErr w:type="spellStart"/>
+      <w:r>
+        <w:t>Fusce</w:t>
+      </w:r>
+      <w:proofErr w:type="spellEnd"/>
+      <w:r>
+        <w:t xml:space="preserve"> </w:t>
+      </w:r>
+      <w:proofErr w:type="spellStart"/>
+      <w:r>
+        <w:t>laoreet</w:t>
+      </w:r>
+      <w:proofErr w:type="spellEnd"/>
+      <w:r>
+        <w:t xml:space="preserve"> </w:t>
+      </w:r>
+      <w:proofErr w:type="spellStart"/>
+      <w:r>
+        <w:t>condimentum</w:t>
+      </w:r>
+      <w:proofErr w:type="spellEnd"/>
+      <w:r>
+        <w:t xml:space="preserve"> </w:t>
+      </w:r>
+      <w:proofErr w:type="spellStart"/>
+      <w:r>
+        <w:t>elementum</w:t>
+      </w:r>
+      <w:proofErr w:type="spellEnd"/>
+      <w:r>
+        <w:t xml:space="preserve">. </w:t>
+      </w:r>
+      <w:proofErr w:type="spellStart"/>
+      <w:r>
+        <w:t>Duis</w:t>
+      </w:r>
+      <w:proofErr w:type="spellEnd"/>
+      <w:r>
+        <w:t xml:space="preserve"> </w:t>
+      </w:r>
+      <w:proofErr w:type="spellStart"/>
+      <w:r>
+        <w:t>vel</w:t>
+      </w:r>
+      <w:proofErr w:type="spellEnd"/>
+      <w:r>
+        <w:t xml:space="preserve"> </w:t>
+      </w:r>
+      <w:proofErr w:type="spellStart"/>
+      <w:r>
+        <w:t>congue</w:t>
+      </w:r>
+      <w:proofErr w:type="spellEnd"/>
+      <w:r>
+        <w:t xml:space="preserve"> </w:t>
+      </w:r>
+      <w:proofErr w:type="spellStart"/>
+      <w:r>
+        <w:t>felis</w:t>
+      </w:r>
+      <w:proofErr w:type="spellEnd"/>
+      <w:r>
+        <w:t xml:space="preserve">. </w:t>
+      </w:r>
+      <w:proofErr w:type="spellStart"/>
+      <w:r>
+        <w:t>Aliquam</w:t>
+      </w:r>
+      <w:proofErr w:type="spellEnd"/>
+      <w:r>
+        <w:t xml:space="preserve"> et </w:t>
+      </w:r>
+      <w:proofErr w:type="spellStart"/>
+      <w:r>
+        <w:t>velit</w:t>
+      </w:r>
+      <w:proofErr w:type="spellEnd"/>
+      <w:r>
+        <w:t xml:space="preserve"> </w:t>
+      </w:r>
+      <w:proofErr w:type="spellStart"/>
+      <w:r>
+        <w:t>finibus</w:t>
+      </w:r>
+      <w:proofErr w:type="spellEnd"/>
+      <w:r>
+        <w:t xml:space="preserve">, </w:t>
+      </w:r>
+      <w:proofErr w:type="spellStart"/>
+      <w:r>
+        <w:t>aliquam</w:t>
+      </w:r>
+      <w:proofErr w:type="spellEnd"/>
+      <w:r>
+        <w:t xml:space="preserve"> justo a, </w:t>
+      </w:r>
+      <w:proofErr w:type="spellStart"/>
+      <w:r>
+        <w:t>fermentum</w:t>
+      </w:r>
+      <w:proofErr w:type="spellEnd"/>
+      <w:r>
+        <w:t xml:space="preserve"> ipsum. </w:t>
+      </w:r>
+      <w:proofErr w:type="spellStart"/>
+      <w:r>
+        <w:t>Sed</w:t>
+      </w:r>
+      <w:proofErr w:type="spellEnd"/>
+      <w:r>
+        <w:t xml:space="preserve"> </w:t>
+      </w:r>
+      <w:proofErr w:type="spellStart"/>
+      <w:r>
+        <w:t>at</w:t>
+      </w:r>
+      <w:proofErr w:type="spellEnd"/>
+      <w:r>
+        <w:t xml:space="preserve"> </w:t>
+      </w:r>
+      <w:proofErr w:type="spellStart"/>
+      <w:r>
+        <w:t>feugiat</w:t>
+      </w:r>
+      <w:proofErr w:type="spellEnd"/>
+      <w:r>
+        <w:t xml:space="preserve"> </w:t>
+      </w:r>
+      <w:proofErr w:type="spellStart"/>
+      <w:r>
+        <w:t>augue</w:t>
+      </w:r>
+      <w:proofErr w:type="spellEnd"/>
+      <w:r>
+        <w:t xml:space="preserve">. </w:t>
+      </w:r>
+      <w:proofErr w:type="spellStart"/>
+      <w:r>
+        <w:t>Phasellus</w:t>
+      </w:r>
+      <w:proofErr w:type="spellEnd"/>
+      <w:r>
+        <w:t xml:space="preserve"> </w:t>
+      </w:r>
+      <w:proofErr w:type="spellStart"/>
+      <w:r>
+        <w:t>fermentum</w:t>
+      </w:r>
+      <w:proofErr w:type="spellEnd"/>
+      <w:r>
+        <w:t xml:space="preserve"> </w:t>
+      </w:r>
+      <w:proofErr w:type="spellStart"/>
+      <w:r>
+        <w:t>dui</w:t>
+      </w:r>
+      <w:proofErr w:type="spellEnd"/>
+      <w:r>
+        <w:t xml:space="preserve"> vitae </w:t>
+      </w:r>
+      <w:proofErr w:type="spellStart"/>
+      <w:r>
+        <w:t>turpis</w:t>
+      </w:r>
+      <w:proofErr w:type="spellEnd"/>
+      <w:r>
+        <w:t xml:space="preserve"> </w:t>
+      </w:r>
+      <w:proofErr w:type="spellStart"/>
+      <w:r>
+        <w:t>facilisis</w:t>
+      </w:r>
+      <w:proofErr w:type="spellEnd"/>
+      <w:r>
+        <w:t xml:space="preserve"> </w:t>
+      </w:r>
+      <w:proofErr w:type="spellStart"/>
+      <w:r>
+        <w:t>feugiat</w:t>
+      </w:r>
+      <w:proofErr w:type="spellEnd"/>
+      <w:r>
+        <w:t xml:space="preserve">. Nam </w:t>
+      </w:r>
+      <w:proofErr w:type="spellStart"/>
+      <w:r>
+        <w:t>ullamcorper</w:t>
+      </w:r>
+      <w:proofErr w:type="spellEnd"/>
+      <w:r>
+        <w:t xml:space="preserve"> </w:t>
+      </w:r>
+      <w:proofErr w:type="spellStart"/>
+      <w:r>
+        <w:t>odio</w:t>
+      </w:r>
+      <w:proofErr w:type="spellEnd"/>
+      <w:r>
+        <w:t xml:space="preserve"> </w:t>
+      </w:r>
+      <w:proofErr w:type="spellStart"/>
+      <w:r>
+        <w:t>mauris</w:t>
+      </w:r>
+      <w:proofErr w:type="spellEnd"/>
+      <w:r>
+        <w:t xml:space="preserve">, </w:t>
+      </w:r>
+      <w:proofErr w:type="spellStart"/>
+      <w:r>
+        <w:t>vel</w:t>
+      </w:r>
+      <w:proofErr w:type="spellEnd"/>
+      <w:r>
+        <w:t xml:space="preserve"> </w:t>
+      </w:r>
+      <w:proofErr w:type="spellStart"/>
+      <w:r>
+        <w:t>egestas</w:t>
+      </w:r>
+      <w:proofErr w:type="spellEnd"/>
+      <w:r>
+        <w:t xml:space="preserve"> </w:t>
+      </w:r>
+      <w:proofErr w:type="spellStart"/>
+      <w:r>
+        <w:t>quam</w:t>
+      </w:r>
+      <w:proofErr w:type="spellEnd"/>
+      <w:r>
+        <w:t xml:space="preserve"> </w:t>
+      </w:r>
+      <w:proofErr w:type="spellStart"/>
+      <w:r>
+        <w:t>tincidunt</w:t>
+      </w:r>
+      <w:proofErr w:type="spellEnd"/>
+      <w:r>
+        <w:t xml:space="preserve"> </w:t>
+      </w:r>
+      <w:proofErr w:type="spellStart"/>
+      <w:r>
+        <w:t>sit</w:t>
+      </w:r>
+      <w:proofErr w:type="spellEnd"/>
+      <w:r>
+        <w:t xml:space="preserve"> </w:t>
+      </w:r>
+      <w:proofErr w:type="spellStart"/>
+      <w:r>
+        <w:t>amet</w:t>
+      </w:r>
+      <w:proofErr w:type="spellEnd"/>
+      <w:r>
+        <w:t>.</w:t>
+      </w:r>
+    </w:p>
+    <w:p/>
     <w:p>
       <w:pPr>
         <w:pStyle w:val="Ttulo2"/>
       </w:pPr>
+      <w:bookmarkStart w:id="7" w:name="_Toc226017103"/>
       <w:r>
         <w:t>Resultados Esperados</w:t>
       </w:r>
+      <w:bookmarkEnd w:id="7"/>
+    </w:p>
+    <w:p>
+      <w:proofErr w:type="spellStart"/>
+      <w:r>
+        <w:t>Lorem</w:t>
+      </w:r>
+      <w:proofErr w:type="spellEnd"/>
+      <w:r>
+        <w:t xml:space="preserve"> ipsum </w:t>
+      </w:r>
+      <w:proofErr w:type="spellStart"/>
+      <w:r>
+        <w:t>dolor</w:t>
+      </w:r>
+      <w:proofErr w:type="spellEnd"/>
+      <w:r>
+        <w:t xml:space="preserve"> </w:t>
+      </w:r>
+      <w:proofErr w:type="spellStart"/>
+      <w:r>
+        <w:t>sit</w:t>
+      </w:r>
+      <w:proofErr w:type="spellEnd"/>
+      <w:r>
+        <w:t xml:space="preserve"> </w:t>
+      </w:r>
+      <w:proofErr w:type="spellStart"/>
+      <w:r>
+        <w:t>amet</w:t>
+      </w:r>
+      <w:proofErr w:type="spellEnd"/>
+      <w:r>
+        <w:t xml:space="preserve">, </w:t>
+      </w:r>
+      <w:proofErr w:type="spellStart"/>
+      <w:r>
+        <w:t>consectetur</w:t>
+      </w:r>
+      <w:proofErr w:type="spellEnd"/>
+      <w:r>
+        <w:t xml:space="preserve"> </w:t>
+      </w:r>
+      <w:proofErr w:type="spellStart"/>
+      <w:r>
+        <w:t>adipiscing</w:t>
+      </w:r>
+      <w:proofErr w:type="spellEnd"/>
+      <w:r>
+        <w:t xml:space="preserve"> </w:t>
+      </w:r>
+      <w:proofErr w:type="spellStart"/>
+      <w:r>
+        <w:t>elit</w:t>
+      </w:r>
+      <w:proofErr w:type="spellEnd"/>
+      <w:r>
+        <w:t xml:space="preserve">. </w:t>
+      </w:r>
+      <w:proofErr w:type="spellStart"/>
+      <w:r>
+        <w:t>Donec</w:t>
+      </w:r>
+      <w:proofErr w:type="spellEnd"/>
+      <w:r>
+        <w:t xml:space="preserve"> eu </w:t>
+      </w:r>
+      <w:proofErr w:type="spellStart"/>
+      <w:r>
+        <w:t>tristique</w:t>
+      </w:r>
+      <w:proofErr w:type="spellEnd"/>
+      <w:r>
+        <w:t xml:space="preserve"> </w:t>
+      </w:r>
+      <w:proofErr w:type="spellStart"/>
+      <w:r>
+        <w:t>neque</w:t>
+      </w:r>
+      <w:proofErr w:type="spellEnd"/>
+      <w:r>
+        <w:t xml:space="preserve">. </w:t>
+      </w:r>
+      <w:proofErr w:type="spellStart"/>
+      <w:r>
+        <w:t>Fusce</w:t>
+      </w:r>
+      <w:proofErr w:type="spellEnd"/>
+      <w:r>
+        <w:t xml:space="preserve"> </w:t>
+      </w:r>
+      <w:proofErr w:type="spellStart"/>
+      <w:r>
+        <w:t>laoreet</w:t>
+      </w:r>
+      <w:proofErr w:type="spellEnd"/>
+      <w:r>
+        <w:t xml:space="preserve"> </w:t>
+      </w:r>
+      <w:proofErr w:type="spellStart"/>
+      <w:r>
+        <w:t>condimentum</w:t>
+      </w:r>
+      <w:proofErr w:type="spellEnd"/>
+      <w:r>
+        <w:t xml:space="preserve"> </w:t>
+      </w:r>
+      <w:proofErr w:type="spellStart"/>
+      <w:r>
+        <w:t>elementum</w:t>
+      </w:r>
+      <w:proofErr w:type="spellEnd"/>
+      <w:r>
+        <w:t xml:space="preserve">. </w:t>
+      </w:r>
+      <w:proofErr w:type="spellStart"/>
+      <w:r>
+        <w:t>Duis</w:t>
+      </w:r>
+      <w:proofErr w:type="spellEnd"/>
+      <w:r>
+        <w:t xml:space="preserve"> </w:t>
+      </w:r>
+      <w:proofErr w:type="spellStart"/>
+      <w:r>
+        <w:t>vel</w:t>
+      </w:r>
+      <w:proofErr w:type="spellEnd"/>
+      <w:r>
+        <w:t xml:space="preserve"> </w:t>
+      </w:r>
+      <w:proofErr w:type="spellStart"/>
+      <w:r>
+        <w:t>congue</w:t>
+      </w:r>
+      <w:proofErr w:type="spellEnd"/>
+      <w:r>
+        <w:t xml:space="preserve"> </w:t>
+      </w:r>
+      <w:proofErr w:type="spellStart"/>
+      <w:r>
+        <w:t>felis</w:t>
+      </w:r>
+      <w:proofErr w:type="spellEnd"/>
+      <w:r>
+        <w:t xml:space="preserve">. </w:t>
+      </w:r>
+      <w:proofErr w:type="spellStart"/>
+      <w:r>
+        <w:t>Aliquam</w:t>
+      </w:r>
+      <w:proofErr w:type="spellEnd"/>
+      <w:r>
+        <w:t xml:space="preserve"> et </w:t>
+      </w:r>
+      <w:proofErr w:type="spellStart"/>
+      <w:r>
+        <w:t>velit</w:t>
+      </w:r>
+      <w:proofErr w:type="spellEnd"/>
+      <w:r>
+        <w:t xml:space="preserve"> </w:t>
+      </w:r>
+      <w:proofErr w:type="spellStart"/>
+      <w:r>
+        <w:t>finibus</w:t>
+      </w:r>
+      <w:proofErr w:type="spellEnd"/>
+      <w:r>
+        <w:t xml:space="preserve">, </w:t>
+      </w:r>
+      <w:proofErr w:type="spellStart"/>
+      <w:r>
+        <w:t>aliquam</w:t>
+      </w:r>
+      <w:proofErr w:type="spellEnd"/>
+      <w:r>
+        <w:t xml:space="preserve"> justo a, </w:t>
+      </w:r>
+      <w:proofErr w:type="spellStart"/>
+      <w:r>
+        <w:t>fermentum</w:t>
+      </w:r>
+      <w:proofErr w:type="spellEnd"/>
+      <w:r>
+        <w:t xml:space="preserve"> ipsum. </w:t>
+      </w:r>
+      <w:proofErr w:type="spellStart"/>
+      <w:r>
+        <w:t>Sed</w:t>
+      </w:r>
+      <w:proofErr w:type="spellEnd"/>
+      <w:r>
+        <w:t xml:space="preserve"> </w:t>
+      </w:r>
+      <w:proofErr w:type="spellStart"/>
+      <w:r>
+        <w:t>at</w:t>
+      </w:r>
+      <w:proofErr w:type="spellEnd"/>
+      <w:r>
+        <w:t xml:space="preserve"> </w:t>
+      </w:r>
+      <w:proofErr w:type="spellStart"/>
+      <w:r>
+        <w:t>feugiat</w:t>
+      </w:r>
+      <w:proofErr w:type="spellEnd"/>
+      <w:r>
+        <w:t xml:space="preserve"> </w:t>
+      </w:r>
+      <w:proofErr w:type="spellStart"/>
+      <w:r>
+        <w:t>augue</w:t>
+      </w:r>
+      <w:proofErr w:type="spellEnd"/>
+      <w:r>
+        <w:t xml:space="preserve">. </w:t>
+      </w:r>
+      <w:proofErr w:type="spellStart"/>
+      <w:r>
+        <w:t>Phasellus</w:t>
+      </w:r>
+      <w:proofErr w:type="spellEnd"/>
+      <w:r>
+        <w:t xml:space="preserve"> </w:t>
+      </w:r>
+      <w:proofErr w:type="spellStart"/>
+      <w:r>
+        <w:t>fermentum</w:t>
+      </w:r>
+      <w:proofErr w:type="spellEnd"/>
+      <w:r>
+        <w:t xml:space="preserve"> </w:t>
+      </w:r>
+      <w:proofErr w:type="spellStart"/>
+      <w:r>
+        <w:t>dui</w:t>
+      </w:r>
+      <w:proofErr w:type="spellEnd"/>
+      <w:r>
+        <w:t xml:space="preserve"> vitae </w:t>
+      </w:r>
+      <w:proofErr w:type="spellStart"/>
+      <w:r>
+        <w:t>turpis</w:t>
+      </w:r>
+      <w:proofErr w:type="spellEnd"/>
+      <w:r>
+        <w:t xml:space="preserve"> </w:t>
+      </w:r>
+      <w:proofErr w:type="spellStart"/>
+      <w:r>
+        <w:t>facilisis</w:t>
+      </w:r>
+      <w:proofErr w:type="spellEnd"/>
+      <w:r>
+        <w:t xml:space="preserve"> </w:t>
+      </w:r>
+      <w:proofErr w:type="spellStart"/>
+      <w:r>
+        <w:t>feugiat</w:t>
+      </w:r>
+      <w:proofErr w:type="spellEnd"/>
+      <w:r>
+        <w:t xml:space="preserve">. Nam </w:t>
+      </w:r>
+      <w:proofErr w:type="spellStart"/>
+      <w:r>
+        <w:t>ullamcorper</w:t>
+      </w:r>
+      <w:proofErr w:type="spellEnd"/>
+      <w:r>
+        <w:t xml:space="preserve"> </w:t>
+      </w:r>
+      <w:proofErr w:type="spellStart"/>
+      <w:r>
+        <w:t>odio</w:t>
+      </w:r>
+      <w:proofErr w:type="spellEnd"/>
+      <w:r>
+        <w:t xml:space="preserve"> </w:t>
+      </w:r>
+      <w:proofErr w:type="spellStart"/>
+      <w:r>
+        <w:t>mauris</w:t>
+      </w:r>
+      <w:proofErr w:type="spellEnd"/>
+      <w:r>
+        <w:t xml:space="preserve">, </w:t>
+      </w:r>
+      <w:proofErr w:type="spellStart"/>
+      <w:r>
+        <w:t>vel</w:t>
+      </w:r>
+      <w:proofErr w:type="spellEnd"/>
+      <w:r>
+        <w:t xml:space="preserve"> </w:t>
+      </w:r>
+      <w:proofErr w:type="spellStart"/>
+      <w:r>
+        <w:t>egestas</w:t>
+      </w:r>
+      <w:proofErr w:type="spellEnd"/>
+      <w:r>
+        <w:t xml:space="preserve"> </w:t>
+      </w:r>
+      <w:proofErr w:type="spellStart"/>
+      <w:r>
+        <w:t>quam</w:t>
+      </w:r>
+      <w:proofErr w:type="spellEnd"/>
+      <w:r>
+        <w:t xml:space="preserve"> </w:t>
+      </w:r>
+      <w:proofErr w:type="spellStart"/>
+      <w:r>
+        <w:t>tincidunt</w:t>
+      </w:r>
+      <w:proofErr w:type="spellEnd"/>
+      <w:r>
+        <w:t xml:space="preserve"> </w:t>
+      </w:r>
+      <w:proofErr w:type="spellStart"/>
+      <w:r>
+        <w:t>sit</w:t>
+      </w:r>
+      <w:proofErr w:type="spellEnd"/>
+      <w:r>
+        <w:t xml:space="preserve"> </w:t>
+      </w:r>
+      <w:proofErr w:type="spellStart"/>
+      <w:r>
+        <w:t>amet</w:t>
+      </w:r>
+      <w:proofErr w:type="spellEnd"/>
+      <w:r>
+        <w:t>.</w:t>
+      </w:r>
+    </w:p>
+    <w:p>
+      <w:pPr>
+        <w:pStyle w:val="Ttulo2"/>
+      </w:pPr>
       <w:r>
         <w:br w:type="page"/>
       </w:r>
@@ -2587,53 +5746,1466 @@
       <w:pPr>
         <w:pStyle w:val="Ttulo1"/>
       </w:pPr>
+      <w:bookmarkStart w:id="8" w:name="_Toc226017104"/>
       <w:r>
         <w:lastRenderedPageBreak/>
         <w:t>REFERENCIAL TEÓRICO</w:t>
       </w:r>
+      <w:bookmarkEnd w:id="8"/>
+    </w:p>
+    <w:p>
+      <w:proofErr w:type="spellStart"/>
+      <w:r>
+        <w:t>Lorem</w:t>
+      </w:r>
+      <w:proofErr w:type="spellEnd"/>
+      <w:r>
+        <w:t xml:space="preserve"> ipsum </w:t>
+      </w:r>
+      <w:proofErr w:type="spellStart"/>
+      <w:r>
+        <w:t>dolor</w:t>
+      </w:r>
+      <w:proofErr w:type="spellEnd"/>
+      <w:r>
+        <w:t xml:space="preserve"> </w:t>
+      </w:r>
+      <w:proofErr w:type="spellStart"/>
+      <w:r>
+        <w:t>sit</w:t>
+      </w:r>
+      <w:proofErr w:type="spellEnd"/>
+      <w:r>
+        <w:t xml:space="preserve"> </w:t>
+      </w:r>
+      <w:proofErr w:type="spellStart"/>
+      <w:r>
+        <w:t>amet</w:t>
+      </w:r>
+      <w:proofErr w:type="spellEnd"/>
+      <w:r>
+        <w:t xml:space="preserve">, </w:t>
+      </w:r>
+      <w:proofErr w:type="spellStart"/>
+      <w:r>
+        <w:t>consectetur</w:t>
+      </w:r>
+      <w:proofErr w:type="spellEnd"/>
+      <w:r>
+        <w:t xml:space="preserve"> </w:t>
+      </w:r>
+      <w:proofErr w:type="spellStart"/>
+      <w:r>
+        <w:t>adipiscing</w:t>
+      </w:r>
+      <w:proofErr w:type="spellEnd"/>
+      <w:r>
+        <w:t xml:space="preserve"> </w:t>
+      </w:r>
+      <w:proofErr w:type="spellStart"/>
+      <w:r>
+        <w:t>elit</w:t>
+      </w:r>
+      <w:proofErr w:type="spellEnd"/>
+      <w:r>
+        <w:t xml:space="preserve">. </w:t>
+      </w:r>
+      <w:proofErr w:type="spellStart"/>
+      <w:r>
+        <w:t>Donec</w:t>
+      </w:r>
+      <w:proofErr w:type="spellEnd"/>
+      <w:r>
+        <w:t xml:space="preserve"> eu </w:t>
+      </w:r>
+      <w:proofErr w:type="spellStart"/>
+      <w:r>
+        <w:t>tristique</w:t>
+      </w:r>
+      <w:proofErr w:type="spellEnd"/>
+      <w:r>
+        <w:t xml:space="preserve"> </w:t>
+      </w:r>
+      <w:proofErr w:type="spellStart"/>
+      <w:r>
+        <w:t>neque</w:t>
+      </w:r>
+      <w:proofErr w:type="spellEnd"/>
+      <w:r>
+        <w:t xml:space="preserve">. </w:t>
+      </w:r>
+      <w:proofErr w:type="spellStart"/>
+      <w:r>
+        <w:t>Fusce</w:t>
+      </w:r>
+      <w:proofErr w:type="spellEnd"/>
+      <w:r>
+        <w:t xml:space="preserve"> </w:t>
+      </w:r>
+      <w:proofErr w:type="spellStart"/>
+      <w:r>
+        <w:t>laoreet</w:t>
+      </w:r>
+      <w:proofErr w:type="spellEnd"/>
+      <w:r>
+        <w:t xml:space="preserve"> </w:t>
+      </w:r>
+      <w:proofErr w:type="spellStart"/>
+      <w:r>
+        <w:t>condimentum</w:t>
+      </w:r>
+      <w:proofErr w:type="spellEnd"/>
+      <w:r>
+        <w:t xml:space="preserve"> </w:t>
+      </w:r>
+      <w:proofErr w:type="spellStart"/>
+      <w:r>
+        <w:t>elementum</w:t>
+      </w:r>
+      <w:proofErr w:type="spellEnd"/>
+      <w:r>
+        <w:t xml:space="preserve">. </w:t>
+      </w:r>
+      <w:proofErr w:type="spellStart"/>
+      <w:r>
+        <w:t>Duis</w:t>
+      </w:r>
+      <w:proofErr w:type="spellEnd"/>
+      <w:r>
+        <w:t xml:space="preserve"> </w:t>
+      </w:r>
+      <w:proofErr w:type="spellStart"/>
+      <w:r>
+        <w:t>vel</w:t>
+      </w:r>
+      <w:proofErr w:type="spellEnd"/>
+      <w:r>
+        <w:t xml:space="preserve"> </w:t>
+      </w:r>
+      <w:proofErr w:type="spellStart"/>
+      <w:r>
+        <w:t>congue</w:t>
+      </w:r>
+      <w:proofErr w:type="spellEnd"/>
+      <w:r>
+        <w:t xml:space="preserve"> </w:t>
+      </w:r>
+      <w:proofErr w:type="spellStart"/>
+      <w:r>
+        <w:t>felis</w:t>
+      </w:r>
+      <w:proofErr w:type="spellEnd"/>
+      <w:r>
+        <w:t xml:space="preserve">. </w:t>
+      </w:r>
+      <w:proofErr w:type="spellStart"/>
+      <w:r>
+        <w:t>Aliquam</w:t>
+      </w:r>
+      <w:proofErr w:type="spellEnd"/>
+      <w:r>
+        <w:t xml:space="preserve"> et </w:t>
+      </w:r>
+      <w:proofErr w:type="spellStart"/>
+      <w:r>
+        <w:t>velit</w:t>
+      </w:r>
+      <w:proofErr w:type="spellEnd"/>
+      <w:r>
+        <w:t xml:space="preserve"> </w:t>
+      </w:r>
+      <w:proofErr w:type="spellStart"/>
+      <w:r>
+        <w:t>finibus</w:t>
+      </w:r>
+      <w:proofErr w:type="spellEnd"/>
+      <w:r>
+        <w:t xml:space="preserve">, </w:t>
+      </w:r>
+      <w:proofErr w:type="spellStart"/>
+      <w:r>
+        <w:t>aliquam</w:t>
+      </w:r>
+      <w:proofErr w:type="spellEnd"/>
+      <w:r>
+        <w:t xml:space="preserve"> justo a, </w:t>
+      </w:r>
+      <w:proofErr w:type="spellStart"/>
+      <w:r>
+        <w:t>fermentum</w:t>
+      </w:r>
+      <w:proofErr w:type="spellEnd"/>
+      <w:r>
+        <w:t xml:space="preserve"> ipsum. </w:t>
+      </w:r>
+      <w:proofErr w:type="spellStart"/>
+      <w:r>
+        <w:t>Sed</w:t>
+      </w:r>
+      <w:proofErr w:type="spellEnd"/>
+      <w:r>
+        <w:t xml:space="preserve"> </w:t>
+      </w:r>
+      <w:proofErr w:type="spellStart"/>
+      <w:r>
+        <w:t>at</w:t>
+      </w:r>
+      <w:proofErr w:type="spellEnd"/>
+      <w:r>
+        <w:t xml:space="preserve"> </w:t>
+      </w:r>
+      <w:proofErr w:type="spellStart"/>
+      <w:r>
+        <w:t>feugiat</w:t>
+      </w:r>
+      <w:proofErr w:type="spellEnd"/>
+      <w:r>
+        <w:t xml:space="preserve"> </w:t>
+      </w:r>
+      <w:proofErr w:type="spellStart"/>
+      <w:r>
+        <w:t>augue</w:t>
+      </w:r>
+      <w:proofErr w:type="spellEnd"/>
+      <w:r>
+        <w:t xml:space="preserve">. </w:t>
+      </w:r>
+      <w:proofErr w:type="spellStart"/>
+      <w:r>
+        <w:t>Phasellus</w:t>
+      </w:r>
+      <w:proofErr w:type="spellEnd"/>
+      <w:r>
+        <w:t xml:space="preserve"> </w:t>
+      </w:r>
+      <w:proofErr w:type="spellStart"/>
+      <w:r>
+        <w:t>fermentum</w:t>
+      </w:r>
+      <w:proofErr w:type="spellEnd"/>
+      <w:r>
+        <w:t xml:space="preserve"> </w:t>
+      </w:r>
+      <w:proofErr w:type="spellStart"/>
+      <w:r>
+        <w:t>dui</w:t>
+      </w:r>
+      <w:proofErr w:type="spellEnd"/>
+      <w:r>
+        <w:t xml:space="preserve"> vitae </w:t>
+      </w:r>
+      <w:proofErr w:type="spellStart"/>
+      <w:r>
+        <w:t>turpis</w:t>
+      </w:r>
+      <w:proofErr w:type="spellEnd"/>
+      <w:r>
+        <w:t xml:space="preserve"> </w:t>
+      </w:r>
+      <w:proofErr w:type="spellStart"/>
+      <w:r>
+        <w:t>facilisis</w:t>
+      </w:r>
+      <w:proofErr w:type="spellEnd"/>
+      <w:r>
+        <w:t xml:space="preserve"> </w:t>
+      </w:r>
+      <w:proofErr w:type="spellStart"/>
+      <w:r>
+        <w:t>feugiat</w:t>
+      </w:r>
+      <w:proofErr w:type="spellEnd"/>
+      <w:r>
+        <w:t xml:space="preserve">. Nam </w:t>
+      </w:r>
+      <w:proofErr w:type="spellStart"/>
+      <w:r>
+        <w:t>ullamcorper</w:t>
+      </w:r>
+      <w:proofErr w:type="spellEnd"/>
+      <w:r>
+        <w:t xml:space="preserve"> </w:t>
+      </w:r>
+      <w:proofErr w:type="spellStart"/>
+      <w:r>
+        <w:t>odio</w:t>
+      </w:r>
+      <w:proofErr w:type="spellEnd"/>
+      <w:r>
+        <w:t xml:space="preserve"> </w:t>
+      </w:r>
+      <w:proofErr w:type="spellStart"/>
+      <w:r>
+        <w:t>mauris</w:t>
+      </w:r>
+      <w:proofErr w:type="spellEnd"/>
+      <w:r>
+        <w:t xml:space="preserve">, </w:t>
+      </w:r>
+      <w:proofErr w:type="spellStart"/>
+      <w:r>
+        <w:t>vel</w:t>
+      </w:r>
+      <w:proofErr w:type="spellEnd"/>
+      <w:r>
+        <w:t xml:space="preserve"> </w:t>
+      </w:r>
+      <w:proofErr w:type="spellStart"/>
+      <w:r>
+        <w:t>egestas</w:t>
+      </w:r>
+      <w:proofErr w:type="spellEnd"/>
+      <w:r>
+        <w:t xml:space="preserve"> </w:t>
+      </w:r>
+      <w:proofErr w:type="spellStart"/>
+      <w:r>
+        <w:t>quam</w:t>
+      </w:r>
+      <w:proofErr w:type="spellEnd"/>
+      <w:r>
+        <w:t xml:space="preserve"> </w:t>
+      </w:r>
+      <w:proofErr w:type="spellStart"/>
+      <w:r>
+        <w:t>tincidunt</w:t>
+      </w:r>
+      <w:proofErr w:type="spellEnd"/>
+      <w:r>
+        <w:t xml:space="preserve"> </w:t>
+      </w:r>
+      <w:proofErr w:type="spellStart"/>
+      <w:r>
+        <w:t>sit</w:t>
+      </w:r>
+      <w:proofErr w:type="spellEnd"/>
+      <w:r>
+        <w:t xml:space="preserve"> </w:t>
+      </w:r>
+      <w:proofErr w:type="spellStart"/>
+      <w:r>
+        <w:t>amet</w:t>
+      </w:r>
+      <w:proofErr w:type="spellEnd"/>
+      <w:r>
+        <w:t>.</w:t>
+      </w:r>
+    </w:p>
+    <w:p/>
+    <w:p>
+      <w:pPr>
+        <w:pStyle w:val="Ttulo3"/>
+      </w:pPr>
+      <w:bookmarkStart w:id="9" w:name="_Toc226017105"/>
+      <w:r>
+        <w:t>Teste de nível 3</w:t>
+      </w:r>
+      <w:bookmarkEnd w:id="9"/>
+    </w:p>
+    <w:p>
+      <w:proofErr w:type="spellStart"/>
+      <w:r>
+        <w:t>Lorem</w:t>
+      </w:r>
+      <w:proofErr w:type="spellEnd"/>
+      <w:r>
+        <w:t xml:space="preserve"> ipsum </w:t>
+      </w:r>
+      <w:proofErr w:type="spellStart"/>
+      <w:r>
+        <w:t>dolor</w:t>
+      </w:r>
+      <w:proofErr w:type="spellEnd"/>
+      <w:r>
+        <w:t xml:space="preserve"> </w:t>
+      </w:r>
+      <w:proofErr w:type="spellStart"/>
+      <w:r>
+        <w:t>sit</w:t>
+      </w:r>
+      <w:proofErr w:type="spellEnd"/>
+      <w:r>
+        <w:t xml:space="preserve"> </w:t>
+      </w:r>
+      <w:proofErr w:type="spellStart"/>
+      <w:r>
+        <w:t>amet</w:t>
+      </w:r>
+      <w:proofErr w:type="spellEnd"/>
+      <w:r>
+        <w:t xml:space="preserve">, </w:t>
+      </w:r>
+      <w:proofErr w:type="spellStart"/>
+      <w:r>
+        <w:t>consectetur</w:t>
+      </w:r>
+      <w:proofErr w:type="spellEnd"/>
+      <w:r>
+        <w:t xml:space="preserve"> </w:t>
+      </w:r>
+      <w:proofErr w:type="spellStart"/>
+      <w:r>
+        <w:t>adipiscing</w:t>
+      </w:r>
+      <w:proofErr w:type="spellEnd"/>
+      <w:r>
+        <w:t xml:space="preserve"> </w:t>
+      </w:r>
+      <w:proofErr w:type="spellStart"/>
+      <w:r>
+        <w:t>elit</w:t>
+      </w:r>
+      <w:proofErr w:type="spellEnd"/>
+      <w:r>
+        <w:t xml:space="preserve">. </w:t>
+      </w:r>
+      <w:proofErr w:type="spellStart"/>
+      <w:r>
+        <w:t>Donec</w:t>
+      </w:r>
+      <w:proofErr w:type="spellEnd"/>
+      <w:r>
+        <w:t xml:space="preserve"> eu </w:t>
+      </w:r>
+      <w:proofErr w:type="spellStart"/>
+      <w:r>
+        <w:t>tristique</w:t>
+      </w:r>
+      <w:proofErr w:type="spellEnd"/>
+      <w:r>
+        <w:t xml:space="preserve"> </w:t>
+      </w:r>
+      <w:proofErr w:type="spellStart"/>
+      <w:r>
+        <w:t>neque</w:t>
+      </w:r>
+      <w:proofErr w:type="spellEnd"/>
+      <w:r>
+        <w:t xml:space="preserve">. </w:t>
+      </w:r>
+      <w:proofErr w:type="spellStart"/>
+      <w:r>
+        <w:t>Fusce</w:t>
+      </w:r>
+      <w:proofErr w:type="spellEnd"/>
+      <w:r>
+        <w:t xml:space="preserve"> </w:t>
+      </w:r>
+      <w:proofErr w:type="spellStart"/>
+      <w:r>
+        <w:t>laoreet</w:t>
+      </w:r>
+      <w:proofErr w:type="spellEnd"/>
+      <w:r>
+        <w:t xml:space="preserve"> </w:t>
+      </w:r>
+      <w:proofErr w:type="spellStart"/>
+      <w:r>
+        <w:t>condimentum</w:t>
+      </w:r>
+      <w:proofErr w:type="spellEnd"/>
+      <w:r>
+        <w:t xml:space="preserve"> </w:t>
+      </w:r>
+      <w:proofErr w:type="spellStart"/>
+      <w:r>
+        <w:t>elementum</w:t>
+      </w:r>
+      <w:proofErr w:type="spellEnd"/>
+      <w:r>
+        <w:t xml:space="preserve">. </w:t>
+      </w:r>
+      <w:proofErr w:type="spellStart"/>
+      <w:r>
+        <w:t>Duis</w:t>
+      </w:r>
+      <w:proofErr w:type="spellEnd"/>
+      <w:r>
+        <w:t xml:space="preserve"> </w:t>
+      </w:r>
+      <w:proofErr w:type="spellStart"/>
+      <w:r>
+        <w:t>vel</w:t>
+      </w:r>
+      <w:proofErr w:type="spellEnd"/>
+      <w:r>
+        <w:t xml:space="preserve"> </w:t>
+      </w:r>
+      <w:proofErr w:type="spellStart"/>
+      <w:r>
+        <w:t>congue</w:t>
+      </w:r>
+      <w:proofErr w:type="spellEnd"/>
+      <w:r>
+        <w:t xml:space="preserve"> </w:t>
+      </w:r>
+      <w:proofErr w:type="spellStart"/>
+      <w:r>
+        <w:t>felis</w:t>
+      </w:r>
+      <w:proofErr w:type="spellEnd"/>
+      <w:r>
+        <w:t xml:space="preserve">. </w:t>
+      </w:r>
+      <w:proofErr w:type="spellStart"/>
+      <w:r>
+        <w:t>Aliquam</w:t>
+      </w:r>
+      <w:proofErr w:type="spellEnd"/>
+      <w:r>
+        <w:t xml:space="preserve"> et </w:t>
+      </w:r>
+      <w:proofErr w:type="spellStart"/>
+      <w:r>
+        <w:t>velit</w:t>
+      </w:r>
+      <w:proofErr w:type="spellEnd"/>
+      <w:r>
+        <w:t xml:space="preserve"> </w:t>
+      </w:r>
+      <w:proofErr w:type="spellStart"/>
+      <w:r>
+        <w:t>finibus</w:t>
+      </w:r>
+      <w:proofErr w:type="spellEnd"/>
+      <w:r>
+        <w:t xml:space="preserve">, </w:t>
+      </w:r>
+      <w:proofErr w:type="spellStart"/>
+      <w:r>
+        <w:t>aliquam</w:t>
+      </w:r>
+      <w:proofErr w:type="spellEnd"/>
+      <w:r>
+        <w:t xml:space="preserve"> justo a, </w:t>
+      </w:r>
+      <w:proofErr w:type="spellStart"/>
+      <w:r>
+        <w:t>fermentum</w:t>
+      </w:r>
+      <w:proofErr w:type="spellEnd"/>
+      <w:r>
+        <w:t xml:space="preserve"> ipsum. </w:t>
+      </w:r>
+      <w:proofErr w:type="spellStart"/>
+      <w:r>
+        <w:t>Sed</w:t>
+      </w:r>
+      <w:proofErr w:type="spellEnd"/>
+      <w:r>
+        <w:t xml:space="preserve"> </w:t>
+      </w:r>
+      <w:proofErr w:type="spellStart"/>
+      <w:r>
+        <w:t>at</w:t>
+      </w:r>
+      <w:proofErr w:type="spellEnd"/>
+      <w:r>
+        <w:t xml:space="preserve"> </w:t>
+      </w:r>
+      <w:proofErr w:type="spellStart"/>
+      <w:r>
+        <w:t>feugiat</w:t>
+      </w:r>
+      <w:proofErr w:type="spellEnd"/>
+      <w:r>
+        <w:t xml:space="preserve"> </w:t>
+      </w:r>
+      <w:proofErr w:type="spellStart"/>
+      <w:r>
+        <w:t>augue</w:t>
+      </w:r>
+      <w:proofErr w:type="spellEnd"/>
+      <w:r>
+        <w:t xml:space="preserve">. </w:t>
+      </w:r>
+      <w:proofErr w:type="spellStart"/>
+      <w:r>
+        <w:t>Phasellus</w:t>
+      </w:r>
+      <w:proofErr w:type="spellEnd"/>
+      <w:r>
+        <w:t xml:space="preserve"> </w:t>
+      </w:r>
+      <w:proofErr w:type="spellStart"/>
+      <w:r>
+        <w:t>fermentum</w:t>
+      </w:r>
+      <w:proofErr w:type="spellEnd"/>
+      <w:r>
+        <w:t xml:space="preserve"> </w:t>
+      </w:r>
+      <w:proofErr w:type="spellStart"/>
+      <w:r>
+        <w:t>dui</w:t>
+      </w:r>
+      <w:proofErr w:type="spellEnd"/>
+      <w:r>
+        <w:t xml:space="preserve"> vitae </w:t>
+      </w:r>
+      <w:proofErr w:type="spellStart"/>
+      <w:r>
+        <w:t>turpis</w:t>
+      </w:r>
+      <w:proofErr w:type="spellEnd"/>
+      <w:r>
+        <w:t xml:space="preserve"> </w:t>
+      </w:r>
+      <w:proofErr w:type="spellStart"/>
+      <w:r>
+        <w:t>facilisis</w:t>
+      </w:r>
+      <w:proofErr w:type="spellEnd"/>
+      <w:r>
+        <w:t xml:space="preserve"> </w:t>
+      </w:r>
+      <w:proofErr w:type="spellStart"/>
+      <w:r>
+        <w:t>feugiat</w:t>
+      </w:r>
+      <w:proofErr w:type="spellEnd"/>
+      <w:r>
+        <w:t xml:space="preserve">. Nam </w:t>
+      </w:r>
+      <w:proofErr w:type="spellStart"/>
+      <w:r>
+        <w:t>ullamcorper</w:t>
+      </w:r>
+      <w:proofErr w:type="spellEnd"/>
+      <w:r>
+        <w:t xml:space="preserve"> </w:t>
+      </w:r>
+      <w:proofErr w:type="spellStart"/>
+      <w:r>
+        <w:t>odio</w:t>
+      </w:r>
+      <w:proofErr w:type="spellEnd"/>
+      <w:r>
+        <w:t xml:space="preserve"> </w:t>
+      </w:r>
+      <w:proofErr w:type="spellStart"/>
+      <w:r>
+        <w:t>mauris</w:t>
+      </w:r>
+      <w:proofErr w:type="spellEnd"/>
+      <w:r>
+        <w:t xml:space="preserve">, </w:t>
+      </w:r>
+      <w:proofErr w:type="spellStart"/>
+      <w:r>
+        <w:t>vel</w:t>
+      </w:r>
+      <w:proofErr w:type="spellEnd"/>
+      <w:r>
+        <w:t xml:space="preserve"> </w:t>
+      </w:r>
+      <w:proofErr w:type="spellStart"/>
+      <w:r>
+        <w:t>egestas</w:t>
+      </w:r>
+      <w:proofErr w:type="spellEnd"/>
+      <w:r>
+        <w:t xml:space="preserve"> </w:t>
+      </w:r>
+      <w:proofErr w:type="spellStart"/>
+      <w:r>
+        <w:t>quam</w:t>
+      </w:r>
+      <w:proofErr w:type="spellEnd"/>
+      <w:r>
+        <w:t xml:space="preserve"> </w:t>
+      </w:r>
+      <w:proofErr w:type="spellStart"/>
+      <w:r>
+        <w:t>tincidunt</w:t>
+      </w:r>
+      <w:proofErr w:type="spellEnd"/>
+      <w:r>
+        <w:t xml:space="preserve"> </w:t>
+      </w:r>
+      <w:proofErr w:type="spellStart"/>
+      <w:r>
+        <w:t>sit</w:t>
+      </w:r>
+      <w:proofErr w:type="spellEnd"/>
+      <w:r>
+        <w:t xml:space="preserve"> </w:t>
+      </w:r>
+      <w:proofErr w:type="spellStart"/>
+      <w:r>
+        <w:t>amet</w:t>
+      </w:r>
+      <w:proofErr w:type="spellEnd"/>
+      <w:r>
+        <w:t>.</w:t>
+      </w:r>
+    </w:p>
+    <w:p/>
+    <w:p>
+      <w:pPr>
+        <w:pStyle w:val="Ttulo4"/>
+      </w:pPr>
+      <w:bookmarkStart w:id="10" w:name="_Toc226017106"/>
+      <w:r>
+        <w:t>Teste de nível 4</w:t>
+      </w:r>
+      <w:bookmarkEnd w:id="10"/>
+    </w:p>
+    <w:p>
+      <w:proofErr w:type="spellStart"/>
+      <w:r>
+        <w:t>Lorem</w:t>
+      </w:r>
+      <w:proofErr w:type="spellEnd"/>
+      <w:r>
+        <w:t xml:space="preserve"> ipsum </w:t>
+      </w:r>
+      <w:proofErr w:type="spellStart"/>
+      <w:r>
+        <w:t>dolor</w:t>
+      </w:r>
+      <w:proofErr w:type="spellEnd"/>
+      <w:r>
+        <w:t xml:space="preserve"> </w:t>
+      </w:r>
+      <w:proofErr w:type="spellStart"/>
+      <w:r>
+        <w:t>sit</w:t>
+      </w:r>
+      <w:proofErr w:type="spellEnd"/>
+      <w:r>
+        <w:t xml:space="preserve"> </w:t>
+      </w:r>
+      <w:proofErr w:type="spellStart"/>
+      <w:r>
+        <w:t>amet</w:t>
+      </w:r>
+      <w:proofErr w:type="spellEnd"/>
+      <w:r>
+        <w:t xml:space="preserve">, </w:t>
+      </w:r>
+      <w:proofErr w:type="spellStart"/>
+      <w:r>
+        <w:t>consectetur</w:t>
+      </w:r>
+      <w:proofErr w:type="spellEnd"/>
+      <w:r>
+        <w:t xml:space="preserve"> </w:t>
+      </w:r>
+      <w:proofErr w:type="spellStart"/>
+      <w:r>
+        <w:t>adipiscing</w:t>
+      </w:r>
+      <w:proofErr w:type="spellEnd"/>
+      <w:r>
+        <w:t xml:space="preserve"> </w:t>
+      </w:r>
+      <w:proofErr w:type="spellStart"/>
+      <w:r>
+        <w:t>elit</w:t>
+      </w:r>
+      <w:proofErr w:type="spellEnd"/>
+      <w:r>
+        <w:t xml:space="preserve">. </w:t>
+      </w:r>
+      <w:proofErr w:type="spellStart"/>
+      <w:r>
+        <w:t>Donec</w:t>
+      </w:r>
+      <w:proofErr w:type="spellEnd"/>
+      <w:r>
+        <w:t xml:space="preserve"> eu </w:t>
+      </w:r>
+      <w:proofErr w:type="spellStart"/>
+      <w:r>
+        <w:t>tristique</w:t>
+      </w:r>
+      <w:proofErr w:type="spellEnd"/>
+      <w:r>
+        <w:t xml:space="preserve"> </w:t>
+      </w:r>
+      <w:proofErr w:type="spellStart"/>
+      <w:r>
+        <w:t>neque</w:t>
+      </w:r>
+      <w:proofErr w:type="spellEnd"/>
+      <w:r>
+        <w:t xml:space="preserve">. </w:t>
+      </w:r>
+      <w:proofErr w:type="spellStart"/>
+      <w:r>
+        <w:t>Fusce</w:t>
+      </w:r>
+      <w:proofErr w:type="spellEnd"/>
+      <w:r>
+        <w:t xml:space="preserve"> </w:t>
+      </w:r>
+      <w:proofErr w:type="spellStart"/>
+      <w:r>
+        <w:t>laoreet</w:t>
+      </w:r>
+      <w:proofErr w:type="spellEnd"/>
+      <w:r>
+        <w:t xml:space="preserve"> </w:t>
+      </w:r>
+      <w:proofErr w:type="spellStart"/>
+      <w:r>
+        <w:t>condimentum</w:t>
+      </w:r>
+      <w:proofErr w:type="spellEnd"/>
+      <w:r>
+        <w:t xml:space="preserve"> </w:t>
+      </w:r>
+      <w:proofErr w:type="spellStart"/>
+      <w:r>
+        <w:t>elementum</w:t>
+      </w:r>
+      <w:proofErr w:type="spellEnd"/>
+      <w:r>
+        <w:t xml:space="preserve">. </w:t>
+      </w:r>
+      <w:proofErr w:type="spellStart"/>
+      <w:r>
+        <w:t>Duis</w:t>
+      </w:r>
+      <w:proofErr w:type="spellEnd"/>
+      <w:r>
+        <w:t xml:space="preserve"> </w:t>
+      </w:r>
+      <w:proofErr w:type="spellStart"/>
+      <w:r>
+        <w:t>vel</w:t>
+      </w:r>
+      <w:proofErr w:type="spellEnd"/>
+      <w:r>
+        <w:t xml:space="preserve"> </w:t>
+      </w:r>
+      <w:proofErr w:type="spellStart"/>
+      <w:r>
+        <w:t>congue</w:t>
+      </w:r>
+      <w:proofErr w:type="spellEnd"/>
+      <w:r>
+        <w:t xml:space="preserve"> </w:t>
+      </w:r>
+      <w:proofErr w:type="spellStart"/>
+      <w:r>
+        <w:t>felis</w:t>
+      </w:r>
+      <w:proofErr w:type="spellEnd"/>
+      <w:r>
+        <w:t xml:space="preserve">. </w:t>
+      </w:r>
+      <w:proofErr w:type="spellStart"/>
+      <w:r>
+        <w:t>Aliquam</w:t>
+      </w:r>
+      <w:proofErr w:type="spellEnd"/>
+      <w:r>
+        <w:t xml:space="preserve"> et </w:t>
+      </w:r>
+      <w:proofErr w:type="spellStart"/>
+      <w:r>
+        <w:t>velit</w:t>
+      </w:r>
+      <w:proofErr w:type="spellEnd"/>
+      <w:r>
+        <w:t xml:space="preserve"> </w:t>
+      </w:r>
+      <w:proofErr w:type="spellStart"/>
+      <w:r>
+        <w:t>finibus</w:t>
+      </w:r>
+      <w:proofErr w:type="spellEnd"/>
+      <w:r>
+        <w:t xml:space="preserve">, </w:t>
+      </w:r>
+      <w:proofErr w:type="spellStart"/>
+      <w:r>
+        <w:t>aliquam</w:t>
+      </w:r>
+      <w:proofErr w:type="spellEnd"/>
+      <w:r>
+        <w:t xml:space="preserve"> justo a, </w:t>
+      </w:r>
+      <w:proofErr w:type="spellStart"/>
+      <w:r>
+        <w:t>fermentum</w:t>
+      </w:r>
+      <w:proofErr w:type="spellEnd"/>
+      <w:r>
+        <w:t xml:space="preserve"> ipsum. </w:t>
+      </w:r>
+      <w:proofErr w:type="spellStart"/>
+      <w:r>
+        <w:t>Sed</w:t>
+      </w:r>
+      <w:proofErr w:type="spellEnd"/>
+      <w:r>
+        <w:t xml:space="preserve"> </w:t>
+      </w:r>
+      <w:proofErr w:type="spellStart"/>
+      <w:r>
+        <w:t>at</w:t>
+      </w:r>
+      <w:proofErr w:type="spellEnd"/>
+      <w:r>
+        <w:t xml:space="preserve"> </w:t>
+      </w:r>
+      <w:proofErr w:type="spellStart"/>
+      <w:r>
+        <w:t>feugiat</w:t>
+      </w:r>
+      <w:proofErr w:type="spellEnd"/>
+      <w:r>
+        <w:t xml:space="preserve"> </w:t>
+      </w:r>
+      <w:proofErr w:type="spellStart"/>
+      <w:r>
+        <w:t>augue</w:t>
+      </w:r>
+      <w:proofErr w:type="spellEnd"/>
+      <w:r>
+        <w:t xml:space="preserve">. </w:t>
+      </w:r>
+      <w:proofErr w:type="spellStart"/>
+      <w:r>
+        <w:t>Phasellus</w:t>
+      </w:r>
+      <w:proofErr w:type="spellEnd"/>
+      <w:r>
+        <w:t xml:space="preserve"> </w:t>
+      </w:r>
+      <w:proofErr w:type="spellStart"/>
+      <w:r>
+        <w:t>fermentum</w:t>
+      </w:r>
+      <w:proofErr w:type="spellEnd"/>
+      <w:r>
+        <w:t xml:space="preserve"> </w:t>
+      </w:r>
+      <w:proofErr w:type="spellStart"/>
+      <w:r>
+        <w:t>dui</w:t>
+      </w:r>
+      <w:proofErr w:type="spellEnd"/>
+      <w:r>
+        <w:t xml:space="preserve"> vitae </w:t>
+      </w:r>
+      <w:proofErr w:type="spellStart"/>
+      <w:r>
+        <w:t>turpis</w:t>
+      </w:r>
+      <w:proofErr w:type="spellEnd"/>
+      <w:r>
+        <w:t xml:space="preserve"> </w:t>
+      </w:r>
+      <w:proofErr w:type="spellStart"/>
+      <w:r>
+        <w:t>facilisis</w:t>
+      </w:r>
+      <w:proofErr w:type="spellEnd"/>
+      <w:r>
+        <w:t xml:space="preserve"> </w:t>
+      </w:r>
+      <w:proofErr w:type="spellStart"/>
+      <w:r>
+        <w:t>feugiat</w:t>
+      </w:r>
+      <w:proofErr w:type="spellEnd"/>
+      <w:r>
+        <w:t xml:space="preserve">. Nam </w:t>
+      </w:r>
+      <w:proofErr w:type="spellStart"/>
+      <w:r>
+        <w:t>ullamcorper</w:t>
+      </w:r>
+      <w:proofErr w:type="spellEnd"/>
+      <w:r>
+        <w:t xml:space="preserve"> </w:t>
+      </w:r>
+      <w:proofErr w:type="spellStart"/>
+      <w:r>
+        <w:t>odio</w:t>
+      </w:r>
+      <w:proofErr w:type="spellEnd"/>
+      <w:r>
+        <w:t xml:space="preserve"> </w:t>
+      </w:r>
+      <w:proofErr w:type="spellStart"/>
+      <w:r>
+        <w:t>mauris</w:t>
+      </w:r>
+      <w:proofErr w:type="spellEnd"/>
+      <w:r>
+        <w:t xml:space="preserve">, </w:t>
+      </w:r>
+      <w:proofErr w:type="spellStart"/>
+      <w:r>
+        <w:t>vel</w:t>
+      </w:r>
+      <w:proofErr w:type="spellEnd"/>
+      <w:r>
+        <w:t xml:space="preserve"> </w:t>
+      </w:r>
+      <w:proofErr w:type="spellStart"/>
+      <w:r>
+        <w:t>egestas</w:t>
+      </w:r>
+      <w:proofErr w:type="spellEnd"/>
+      <w:r>
+        <w:t xml:space="preserve"> </w:t>
+      </w:r>
+      <w:proofErr w:type="spellStart"/>
+      <w:r>
+        <w:t>quam</w:t>
+      </w:r>
+      <w:proofErr w:type="spellEnd"/>
+      <w:r>
+        <w:t xml:space="preserve"> </w:t>
+      </w:r>
+      <w:proofErr w:type="spellStart"/>
+      <w:r>
+        <w:t>tincidunt</w:t>
+      </w:r>
+      <w:proofErr w:type="spellEnd"/>
+      <w:r>
+        <w:t xml:space="preserve"> </w:t>
+      </w:r>
+      <w:proofErr w:type="spellStart"/>
+      <w:r>
+        <w:t>sit</w:t>
+      </w:r>
+      <w:proofErr w:type="spellEnd"/>
+      <w:r>
+        <w:t xml:space="preserve"> </w:t>
+      </w:r>
+      <w:proofErr w:type="spellStart"/>
+      <w:r>
+        <w:t>amet</w:t>
+      </w:r>
+      <w:proofErr w:type="spellEnd"/>
+      <w:r>
+        <w:t>.</w:t>
+      </w:r>
+    </w:p>
+    <w:p/>
+    <w:p>
+      <w:pPr>
+        <w:pStyle w:val="Ttulo5"/>
+      </w:pPr>
+      <w:bookmarkStart w:id="11" w:name="_Toc226017107"/>
+      <w:r>
+        <w:t>Teste de nível 5</w:t>
+      </w:r>
+      <w:bookmarkEnd w:id="11"/>
+    </w:p>
+    <w:p>
+      <w:proofErr w:type="spellStart"/>
+      <w:r>
+        <w:t>Lorem</w:t>
+      </w:r>
+      <w:proofErr w:type="spellEnd"/>
+      <w:r>
+        <w:t xml:space="preserve"> ipsum </w:t>
+      </w:r>
+      <w:proofErr w:type="spellStart"/>
+      <w:r>
+        <w:t>dolor</w:t>
+      </w:r>
+      <w:proofErr w:type="spellEnd"/>
+      <w:r>
+        <w:t xml:space="preserve"> </w:t>
+      </w:r>
+      <w:proofErr w:type="spellStart"/>
+      <w:r>
+        <w:t>sit</w:t>
+      </w:r>
+      <w:proofErr w:type="spellEnd"/>
+      <w:r>
+        <w:t xml:space="preserve"> </w:t>
+      </w:r>
+      <w:proofErr w:type="spellStart"/>
+      <w:r>
+        <w:t>amet</w:t>
+      </w:r>
+      <w:proofErr w:type="spellEnd"/>
+      <w:r>
+        <w:t xml:space="preserve">, </w:t>
+      </w:r>
+      <w:proofErr w:type="spellStart"/>
+      <w:r>
+        <w:t>consectetur</w:t>
+      </w:r>
+      <w:proofErr w:type="spellEnd"/>
+      <w:r>
+        <w:t xml:space="preserve"> </w:t>
+      </w:r>
+      <w:proofErr w:type="spellStart"/>
+      <w:r>
+        <w:t>adipiscing</w:t>
+      </w:r>
+      <w:proofErr w:type="spellEnd"/>
+      <w:r>
+        <w:t xml:space="preserve"> </w:t>
+      </w:r>
+      <w:proofErr w:type="spellStart"/>
+      <w:r>
+        <w:t>elit</w:t>
+      </w:r>
+      <w:proofErr w:type="spellEnd"/>
+      <w:r>
+        <w:t xml:space="preserve">. </w:t>
+      </w:r>
+      <w:proofErr w:type="spellStart"/>
+      <w:r>
+        <w:t>Donec</w:t>
+      </w:r>
+      <w:proofErr w:type="spellEnd"/>
+      <w:r>
+        <w:t xml:space="preserve"> eu </w:t>
+      </w:r>
+      <w:proofErr w:type="spellStart"/>
+      <w:r>
+        <w:t>tristique</w:t>
+      </w:r>
+      <w:proofErr w:type="spellEnd"/>
+      <w:r>
+        <w:t xml:space="preserve"> </w:t>
+      </w:r>
+      <w:proofErr w:type="spellStart"/>
+      <w:r>
+        <w:t>neque</w:t>
+      </w:r>
+      <w:proofErr w:type="spellEnd"/>
+      <w:r>
+        <w:t xml:space="preserve">. </w:t>
+      </w:r>
+      <w:proofErr w:type="spellStart"/>
+      <w:r>
+        <w:t>Fusce</w:t>
+      </w:r>
+      <w:proofErr w:type="spellEnd"/>
+      <w:r>
+        <w:t xml:space="preserve"> </w:t>
+      </w:r>
+      <w:proofErr w:type="spellStart"/>
+      <w:r>
+        <w:t>laoreet</w:t>
+      </w:r>
+      <w:proofErr w:type="spellEnd"/>
+      <w:r>
+        <w:t xml:space="preserve"> </w:t>
+      </w:r>
+      <w:proofErr w:type="spellStart"/>
+      <w:r>
+        <w:t>condimentum</w:t>
+      </w:r>
+      <w:proofErr w:type="spellEnd"/>
+      <w:r>
+        <w:t xml:space="preserve"> </w:t>
+      </w:r>
+      <w:proofErr w:type="spellStart"/>
+      <w:r>
+        <w:t>elementum</w:t>
+      </w:r>
+      <w:proofErr w:type="spellEnd"/>
+      <w:r>
+        <w:t xml:space="preserve">. </w:t>
+      </w:r>
+      <w:proofErr w:type="spellStart"/>
+      <w:r>
+        <w:t>Duis</w:t>
+      </w:r>
+      <w:proofErr w:type="spellEnd"/>
+      <w:r>
+        <w:t xml:space="preserve"> </w:t>
+      </w:r>
+      <w:proofErr w:type="spellStart"/>
+      <w:r>
+        <w:t>vel</w:t>
+      </w:r>
+      <w:proofErr w:type="spellEnd"/>
+      <w:r>
+        <w:t xml:space="preserve"> </w:t>
+      </w:r>
+      <w:proofErr w:type="spellStart"/>
+      <w:r>
+        <w:t>congue</w:t>
+      </w:r>
+      <w:proofErr w:type="spellEnd"/>
+      <w:r>
+        <w:t xml:space="preserve"> </w:t>
+      </w:r>
+      <w:proofErr w:type="spellStart"/>
+      <w:r>
+        <w:t>felis</w:t>
+      </w:r>
+      <w:proofErr w:type="spellEnd"/>
+      <w:r>
+        <w:t xml:space="preserve">. </w:t>
+      </w:r>
+      <w:proofErr w:type="spellStart"/>
+      <w:r>
+        <w:t>Aliquam</w:t>
+      </w:r>
+      <w:proofErr w:type="spellEnd"/>
+      <w:r>
+        <w:t xml:space="preserve"> et </w:t>
+      </w:r>
+      <w:proofErr w:type="spellStart"/>
+      <w:r>
+        <w:t>velit</w:t>
+      </w:r>
+      <w:proofErr w:type="spellEnd"/>
+      <w:r>
+        <w:t xml:space="preserve"> </w:t>
+      </w:r>
+      <w:proofErr w:type="spellStart"/>
+      <w:r>
+        <w:t>finibus</w:t>
+      </w:r>
+      <w:proofErr w:type="spellEnd"/>
+      <w:r>
+        <w:t xml:space="preserve">, </w:t>
+      </w:r>
+      <w:proofErr w:type="spellStart"/>
+      <w:r>
+        <w:t>aliquam</w:t>
+      </w:r>
+      <w:proofErr w:type="spellEnd"/>
+      <w:r>
+        <w:t xml:space="preserve"> justo a, </w:t>
+      </w:r>
+      <w:proofErr w:type="spellStart"/>
+      <w:r>
+        <w:t>fermentum</w:t>
+      </w:r>
+      <w:proofErr w:type="spellEnd"/>
+      <w:r>
+        <w:t xml:space="preserve"> ipsum. </w:t>
+      </w:r>
+      <w:proofErr w:type="spellStart"/>
+      <w:r>
+        <w:t>Sed</w:t>
+      </w:r>
+      <w:proofErr w:type="spellEnd"/>
+      <w:r>
+        <w:t xml:space="preserve"> </w:t>
+      </w:r>
+      <w:proofErr w:type="spellStart"/>
+      <w:r>
+        <w:t>at</w:t>
+      </w:r>
+      <w:proofErr w:type="spellEnd"/>
+      <w:r>
+        <w:t xml:space="preserve"> </w:t>
+      </w:r>
+      <w:proofErr w:type="spellStart"/>
+      <w:r>
+        <w:t>feugiat</w:t>
+      </w:r>
+      <w:proofErr w:type="spellEnd"/>
+      <w:r>
+        <w:t xml:space="preserve"> </w:t>
+      </w:r>
+      <w:proofErr w:type="spellStart"/>
+      <w:r>
+        <w:t>augue</w:t>
+      </w:r>
+      <w:proofErr w:type="spellEnd"/>
+      <w:r>
+        <w:t xml:space="preserve">. </w:t>
+      </w:r>
+      <w:proofErr w:type="spellStart"/>
+      <w:r>
+        <w:t>Phasellus</w:t>
+      </w:r>
+      <w:proofErr w:type="spellEnd"/>
+      <w:r>
+        <w:t xml:space="preserve"> </w:t>
+      </w:r>
+      <w:proofErr w:type="spellStart"/>
+      <w:r>
+        <w:t>fermentum</w:t>
+      </w:r>
+      <w:proofErr w:type="spellEnd"/>
+      <w:r>
+        <w:t xml:space="preserve"> </w:t>
+      </w:r>
+      <w:proofErr w:type="spellStart"/>
+      <w:r>
+        <w:t>dui</w:t>
+      </w:r>
+      <w:proofErr w:type="spellEnd"/>
+      <w:r>
+        <w:t xml:space="preserve"> vitae </w:t>
+      </w:r>
+      <w:proofErr w:type="spellStart"/>
+      <w:r>
+        <w:t>turpis</w:t>
+      </w:r>
+      <w:proofErr w:type="spellEnd"/>
+      <w:r>
+        <w:t xml:space="preserve"> </w:t>
+      </w:r>
+      <w:proofErr w:type="spellStart"/>
+      <w:r>
+        <w:t>facilisis</w:t>
+      </w:r>
+      <w:proofErr w:type="spellEnd"/>
+      <w:r>
+        <w:t xml:space="preserve"> </w:t>
+      </w:r>
+      <w:proofErr w:type="spellStart"/>
+      <w:r>
+        <w:t>feugiat</w:t>
+      </w:r>
+      <w:proofErr w:type="spellEnd"/>
+      <w:r>
+        <w:t xml:space="preserve">. Nam </w:t>
+      </w:r>
+      <w:proofErr w:type="spellStart"/>
+      <w:r>
+        <w:t>ullamcorper</w:t>
+      </w:r>
+      <w:proofErr w:type="spellEnd"/>
+      <w:r>
+        <w:t xml:space="preserve"> </w:t>
+      </w:r>
+      <w:proofErr w:type="spellStart"/>
+      <w:r>
+        <w:t>odio</w:t>
+      </w:r>
+      <w:proofErr w:type="spellEnd"/>
+      <w:r>
+        <w:t xml:space="preserve"> </w:t>
+      </w:r>
+      <w:proofErr w:type="spellStart"/>
+      <w:r>
+        <w:t>mauris</w:t>
+      </w:r>
+      <w:proofErr w:type="spellEnd"/>
+      <w:r>
+        <w:t xml:space="preserve">, </w:t>
+      </w:r>
+      <w:proofErr w:type="spellStart"/>
+      <w:r>
+        <w:t>vel</w:t>
+      </w:r>
+      <w:proofErr w:type="spellEnd"/>
+      <w:r>
+        <w:t xml:space="preserve"> </w:t>
+      </w:r>
+      <w:proofErr w:type="spellStart"/>
+      <w:r>
+        <w:t>egestas</w:t>
+      </w:r>
+      <w:proofErr w:type="spellEnd"/>
+      <w:r>
+        <w:t xml:space="preserve"> </w:t>
+      </w:r>
+      <w:proofErr w:type="spellStart"/>
+      <w:r>
+        <w:t>quam</w:t>
+      </w:r>
+      <w:proofErr w:type="spellEnd"/>
+      <w:r>
+        <w:t xml:space="preserve"> </w:t>
+      </w:r>
+      <w:proofErr w:type="spellStart"/>
+      <w:r>
+        <w:t>tincidunt</w:t>
+      </w:r>
+      <w:proofErr w:type="spellEnd"/>
+      <w:r>
+        <w:t xml:space="preserve"> </w:t>
+      </w:r>
+      <w:proofErr w:type="spellStart"/>
+      <w:r>
+        <w:t>sit</w:t>
+      </w:r>
+      <w:proofErr w:type="spellEnd"/>
+      <w:r>
+        <w:t xml:space="preserve"> </w:t>
+      </w:r>
+      <w:proofErr w:type="spellStart"/>
+      <w:r>
+        <w:t>amet</w:t>
+      </w:r>
+      <w:proofErr w:type="spellEnd"/>
+      <w:r>
+        <w:t>.</w:t>
+      </w:r>
+    </w:p>
+    <w:p>
+      <w:pPr>
+        <w:pStyle w:val="Ttulo1"/>
+      </w:pPr>
+      <w:bookmarkStart w:id="12" w:name="_Toc226017108"/>
+      <w:r>
+        <w:t>IMERSÃO</w:t>
+      </w:r>
+      <w:bookmarkEnd w:id="12"/>
+    </w:p>
+    <w:p>
+      <w:r>
+        <w:t xml:space="preserve">A inovação é considerada essencial para a sobrevivência e o crescimento das organizações em contextos competitivos, não se limitando à adoção de tecnologias ou processos, mas estando relacionada principalmente à mentalidade de indivíduos e equipes. Nesse contexto, o Design </w:t>
+      </w:r>
+      <w:proofErr w:type="spellStart"/>
+      <w:r>
+        <w:t>Thinking</w:t>
+      </w:r>
+      <w:proofErr w:type="spellEnd"/>
+      <w:r>
+        <w:t xml:space="preserve"> destaca-se como uma abordagem </w:t>
+      </w:r>
+      <w:bookmarkStart w:id="13" w:name="_GoBack"/>
+      <w:bookmarkEnd w:id="13"/>
+      <w:r>
+        <w:t>centrada no ser humano, estruturada em etapas iterativas — como imersão, análise, ideação, prototipação e testes — que favorecem a criação de soluções inovadoras por meio de empatia, colaboração e experimentação contínua.</w:t>
+      </w:r>
     </w:p>
     <w:p>
       <w:pPr>
         <w:pStyle w:val="Ttulo2"/>
       </w:pPr>
-      <w:r>
-        <w:t>Teste de nível 2</w:t>
-      </w:r>
-    </w:p>
-    <w:p>
-      <w:pPr>
-        <w:pStyle w:val="Ttulo3"/>
-      </w:pPr>
-      <w:r>
-        <w:t xml:space="preserve">Teste </w:t>
-      </w:r>
-      <w:r>
-        <w:t>de nível 3</w:t>
-      </w:r>
-    </w:p>
-    <w:p>
-      <w:pPr>
-        <w:pStyle w:val="Ttulo4"/>
-      </w:pPr>
-      <w:r>
-        <w:t xml:space="preserve">Teste </w:t>
-      </w:r>
-      <w:r>
-        <w:t>de nível 4</w:t>
-      </w:r>
-    </w:p>
-    <w:p>
-      <w:pPr>
-        <w:pStyle w:val="Ttulo5"/>
-      </w:pPr>
-      <w:r>
-        <w:t xml:space="preserve">Teste </w:t>
-      </w:r>
-      <w:r>
-        <w:t>de nível 5</w:t>
-      </w:r>
-      <w:bookmarkStart w:id="0" w:name="_GoBack"/>
-      <w:bookmarkEnd w:id="0"/>
+      <w:bookmarkStart w:id="14" w:name="_Toc226017109"/>
+      <w:r>
+        <w:lastRenderedPageBreak/>
+        <w:t>Caderno de sensibilidade</w:t>
+      </w:r>
+      <w:bookmarkEnd w:id="14"/>
+    </w:p>
+    <w:p>
+      <w:pPr>
+        <w:pStyle w:val="Ttulo1"/>
+      </w:pPr>
+      <w:bookmarkStart w:id="15" w:name="_Toc226017110"/>
+      <w:r>
+        <w:t>ANÁLISE E SÍNTESE</w:t>
+      </w:r>
+      <w:bookmarkEnd w:id="15"/>
+    </w:p>
+    <w:p>
+      <w:pPr>
+        <w:pStyle w:val="Ttulo1"/>
+      </w:pPr>
+      <w:bookmarkStart w:id="16" w:name="_Toc226017111"/>
+      <w:r>
+        <w:t>Brainstorming</w:t>
+      </w:r>
+      <w:bookmarkEnd w:id="16"/>
+    </w:p>
+    <w:p>
+      <w:pPr>
+        <w:pStyle w:val="Ttulo1"/>
+      </w:pPr>
+      <w:bookmarkStart w:id="17" w:name="_Toc226017112"/>
+      <w:r>
+        <w:t>Persona</w:t>
+      </w:r>
+      <w:bookmarkEnd w:id="17"/>
     </w:p>
     <w:p/>
     <w:sectPr>
@@ -2647,11 +7219,11 @@
 </file>
 
 <file path=word/numbering.xml><?xml version="1.0" encoding="utf-8"?>
-<w:numbering xmlns:wpc="http://schemas.microsoft.com/office/word/2010/wordprocessingCanvas" xmlns:cx="http://schemas.microsoft.com/office/drawing/2014/chartex" xmlns:cx1="http://schemas.microsoft.com/office/drawing/2015/9/8/chartex" xmlns:mc="http://schemas.openxmlformats.org/markup-compatibility/2006" xmlns:o="urn:schemas-microsoft-com:office:office" xmlns:r="http://schemas.openxmlformats.org/officeDocument/2006/relationships" xmlns:m="http://schemas.openxmlformats.org/officeDocument/2006/math" xmlns:v="urn:schemas-microsoft-com:vml" xmlns:wp14="http://schemas.microsoft.com/office/word/2010/wordprocessingDrawing" xmlns:wp="http://schemas.openxmlformats.org/drawingml/2006/wordprocessingDrawing" xmlns:w10="urn:schemas-microsoft-com:office:word" xmlns:w="http://schemas.openxmlformats.org/wordprocessingml/2006/main" xmlns:w14="http://schemas.microsoft.com/office/word/2010/wordml" xmlns:w15="http://schemas.microsoft.com/office/word/2012/wordml" xmlns:w16se="http://schemas.microsoft.com/office/word/2015/wordml/symex" xmlns:wpg="http://schemas.microsoft.com/office/word/2010/wordprocessingGroup" xmlns:wpi="http://schemas.microsoft.com/office/word/2010/wordprocessingInk" xmlns:wne="http://schemas.microsoft.com/office/word/2006/wordml" xmlns:wps="http://schemas.microsoft.com/office/word/2010/wordprocessingShape" mc:Ignorable="w14 w15 w16se wp14">
+<w:numbering xmlns:wpc="http://schemas.microsoft.com/office/word/2010/wordprocessingCanvas" xmlns:cx="http://schemas.microsoft.com/office/drawing/2014/chartex" xmlns:mc="http://schemas.openxmlformats.org/markup-compatibility/2006" xmlns:o="urn:schemas-microsoft-com:office:office" xmlns:r="http://schemas.openxmlformats.org/officeDocument/2006/relationships" xmlns:m="http://schemas.openxmlformats.org/officeDocument/2006/math" xmlns:v="urn:schemas-microsoft-com:vml" xmlns:wp14="http://schemas.microsoft.com/office/word/2010/wordprocessingDrawing" xmlns:wp="http://schemas.openxmlformats.org/drawingml/2006/wordprocessingDrawing" xmlns:w10="urn:schemas-microsoft-com:office:word" xmlns:w="http://schemas.openxmlformats.org/wordprocessingml/2006/main" xmlns:w14="http://schemas.microsoft.com/office/word/2010/wordml" xmlns:w15="http://schemas.microsoft.com/office/word/2012/wordml" xmlns:w16se="http://schemas.microsoft.com/office/word/2015/wordml/symex" xmlns:wpg="http://schemas.microsoft.com/office/word/2010/wordprocessingGroup" xmlns:wpi="http://schemas.microsoft.com/office/word/2010/wordprocessingInk" xmlns:wne="http://schemas.microsoft.com/office/word/2006/wordml" xmlns:wps="http://schemas.microsoft.com/office/word/2010/wordprocessingShape" mc:Ignorable="w14 w15 w16se wp14">
   <w:abstractNum w:abstractNumId="0" w15:restartNumberingAfterBreak="0">
     <w:nsid w:val="7CD707E4"/>
     <w:multiLevelType w:val="multilevel"/>
-    <w:tmpl w:val="505C426E"/>
+    <w:tmpl w:val="D1D6BDEE"/>
     <w:lvl w:ilvl="0">
       <w:start w:val="1"/>
       <w:numFmt w:val="decimal"/>
@@ -3191,7 +7763,7 @@
     <w:link w:val="Ttulo1Char"/>
     <w:uiPriority w:val="9"/>
     <w:qFormat/>
-    <w:rsid w:val="000A5CDF"/>
+    <w:rsid w:val="00A27C18"/>
     <w:pPr>
       <w:keepNext/>
       <w:keepLines/>
@@ -3199,6 +7771,7 @@
         <w:numId w:val="1"/>
       </w:numPr>
       <w:spacing w:after="300" w:line="240" w:lineRule="auto"/>
+      <w:ind w:left="0" w:firstLine="0"/>
       <w:jc w:val="left"/>
       <w:outlineLvl w:val="0"/>
     </w:pPr>
@@ -3217,7 +7790,7 @@
     <w:uiPriority w:val="9"/>
     <w:unhideWhenUsed/>
     <w:qFormat/>
-    <w:rsid w:val="00041481"/>
+    <w:rsid w:val="00A27C18"/>
     <w:pPr>
       <w:keepNext/>
       <w:keepLines/>
@@ -3226,6 +7799,7 @@
         <w:numId w:val="1"/>
       </w:numPr>
       <w:spacing w:before="300" w:after="300"/>
+      <w:ind w:left="0" w:firstLine="0"/>
       <w:jc w:val="left"/>
       <w:outlineLvl w:val="1"/>
     </w:pPr>
@@ -3244,7 +7818,7 @@
     <w:uiPriority w:val="9"/>
     <w:unhideWhenUsed/>
     <w:qFormat/>
-    <w:rsid w:val="000A5CDF"/>
+    <w:rsid w:val="00A27C18"/>
     <w:pPr>
       <w:keepNext/>
       <w:keepLines/>
@@ -3253,6 +7827,7 @@
         <w:numId w:val="1"/>
       </w:numPr>
       <w:spacing w:before="300" w:after="300" w:line="240" w:lineRule="auto"/>
+      <w:ind w:left="0" w:firstLine="0"/>
       <w:jc w:val="left"/>
       <w:outlineLvl w:val="2"/>
     </w:pPr>
@@ -3392,7 +7967,7 @@
     <w:basedOn w:val="Fontepargpadro"/>
     <w:link w:val="Ttulo1"/>
     <w:uiPriority w:val="9"/>
-    <w:rsid w:val="000A5CDF"/>
+    <w:rsid w:val="00A27C18"/>
     <w:rPr>
       <w:rFonts w:ascii="Arial" w:eastAsiaTheme="majorEastAsia" w:hAnsi="Arial" w:cstheme="majorBidi"/>
       <w:b/>
@@ -3405,7 +7980,7 @@
     <w:basedOn w:val="Fontepargpadro"/>
     <w:link w:val="Ttulo2"/>
     <w:uiPriority w:val="9"/>
-    <w:rsid w:val="00041481"/>
+    <w:rsid w:val="00A27C18"/>
     <w:rPr>
       <w:rFonts w:ascii="Arial" w:eastAsiaTheme="majorEastAsia" w:hAnsi="Arial" w:cstheme="majorBidi"/>
       <w:b/>
@@ -3418,7 +7993,7 @@
     <w:basedOn w:val="Fontepargpadro"/>
     <w:link w:val="Ttulo3"/>
     <w:uiPriority w:val="9"/>
-    <w:rsid w:val="000A5CDF"/>
+    <w:rsid w:val="00A27C18"/>
     <w:rPr>
       <w:rFonts w:ascii="Arial" w:eastAsiaTheme="majorEastAsia" w:hAnsi="Arial" w:cstheme="majorBidi"/>
       <w:b/>
@@ -3450,6 +8025,126 @@
       <w:b/>
       <w:sz w:val="24"/>
     </w:rPr>
+  </w:style>
+  <w:style w:type="paragraph" w:styleId="CabealhodoSumrio">
+    <w:name w:val="TOC Heading"/>
+    <w:basedOn w:val="Ttulo1"/>
+    <w:next w:val="Normal"/>
+    <w:uiPriority w:val="39"/>
+    <w:unhideWhenUsed/>
+    <w:qFormat/>
+    <w:rsid w:val="00ED7497"/>
+    <w:pPr>
+      <w:numPr>
+        <w:numId w:val="0"/>
+      </w:numPr>
+      <w:spacing w:before="240" w:after="0" w:line="259" w:lineRule="auto"/>
+      <w:outlineLvl w:val="9"/>
+    </w:pPr>
+    <w:rPr>
+      <w:rFonts w:asciiTheme="majorHAnsi" w:hAnsiTheme="majorHAnsi"/>
+      <w:b w:val="0"/>
+      <w:color w:val="2E74B5" w:themeColor="accent1" w:themeShade="BF"/>
+      <w:sz w:val="32"/>
+      <w:shd w:val="clear" w:color="auto" w:fill="auto"/>
+      <w:lang w:eastAsia="pt-BR"/>
+    </w:rPr>
+  </w:style>
+  <w:style w:type="paragraph" w:styleId="Sumrio1">
+    <w:name w:val="toc 1"/>
+    <w:basedOn w:val="Normal"/>
+    <w:next w:val="Normal"/>
+    <w:autoRedefine/>
+    <w:uiPriority w:val="39"/>
+    <w:unhideWhenUsed/>
+    <w:rsid w:val="002703E8"/>
+    <w:pPr>
+      <w:tabs>
+        <w:tab w:val="left" w:pos="1418"/>
+        <w:tab w:val="right" w:leader="dot" w:pos="9061"/>
+      </w:tabs>
+      <w:spacing w:after="240"/>
+      <w:ind w:firstLine="0"/>
+    </w:pPr>
+  </w:style>
+  <w:style w:type="paragraph" w:styleId="Sumrio2">
+    <w:name w:val="toc 2"/>
+    <w:basedOn w:val="Normal"/>
+    <w:next w:val="Normal"/>
+    <w:autoRedefine/>
+    <w:uiPriority w:val="39"/>
+    <w:unhideWhenUsed/>
+    <w:rsid w:val="002703E8"/>
+    <w:pPr>
+      <w:tabs>
+        <w:tab w:val="left" w:pos="1418"/>
+        <w:tab w:val="right" w:leader="dot" w:pos="9061"/>
+      </w:tabs>
+      <w:spacing w:after="240"/>
+      <w:ind w:firstLine="0"/>
+    </w:pPr>
+  </w:style>
+  <w:style w:type="paragraph" w:styleId="Sumrio3">
+    <w:name w:val="toc 3"/>
+    <w:basedOn w:val="Normal"/>
+    <w:next w:val="Normal"/>
+    <w:autoRedefine/>
+    <w:uiPriority w:val="39"/>
+    <w:unhideWhenUsed/>
+    <w:rsid w:val="002703E8"/>
+    <w:pPr>
+      <w:tabs>
+        <w:tab w:val="left" w:pos="1418"/>
+        <w:tab w:val="right" w:leader="dot" w:pos="9061"/>
+      </w:tabs>
+      <w:spacing w:after="240"/>
+      <w:ind w:firstLine="0"/>
+    </w:pPr>
+  </w:style>
+  <w:style w:type="character" w:styleId="Hyperlink">
+    <w:name w:val="Hyperlink"/>
+    <w:basedOn w:val="Fontepargpadro"/>
+    <w:uiPriority w:val="99"/>
+    <w:unhideWhenUsed/>
+    <w:rsid w:val="00ED7497"/>
+    <w:rPr>
+      <w:color w:val="0563C1" w:themeColor="hyperlink"/>
+      <w:u w:val="single"/>
+    </w:rPr>
+  </w:style>
+  <w:style w:type="paragraph" w:styleId="Sumrio4">
+    <w:name w:val="toc 4"/>
+    <w:basedOn w:val="Normal"/>
+    <w:next w:val="Normal"/>
+    <w:autoRedefine/>
+    <w:uiPriority w:val="39"/>
+    <w:unhideWhenUsed/>
+    <w:rsid w:val="002703E8"/>
+    <w:pPr>
+      <w:tabs>
+        <w:tab w:val="left" w:pos="1418"/>
+        <w:tab w:val="right" w:leader="dot" w:pos="9061"/>
+      </w:tabs>
+      <w:spacing w:after="240"/>
+      <w:ind w:firstLine="0"/>
+    </w:pPr>
+  </w:style>
+  <w:style w:type="paragraph" w:styleId="Sumrio5">
+    <w:name w:val="toc 5"/>
+    <w:basedOn w:val="Normal"/>
+    <w:next w:val="Normal"/>
+    <w:autoRedefine/>
+    <w:uiPriority w:val="39"/>
+    <w:unhideWhenUsed/>
+    <w:rsid w:val="002703E8"/>
+    <w:pPr>
+      <w:tabs>
+        <w:tab w:val="left" w:pos="1418"/>
+        <w:tab w:val="right" w:leader="dot" w:pos="9061"/>
+      </w:tabs>
+      <w:spacing w:after="240"/>
+      <w:ind w:firstLine="0"/>
+    </w:pPr>
   </w:style>
 </w:styles>
 </file>
@@ -3720,7 +8415,7 @@
 </file>
 
 <file path=customXml/itemProps1.xml><?xml version="1.0" encoding="utf-8"?>
-<ds:datastoreItem xmlns:ds="http://schemas.openxmlformats.org/officeDocument/2006/customXml" ds:itemID="{03CB8351-EE24-4603-8998-84CDFD47F4B4}">
+<ds:datastoreItem xmlns:ds="http://schemas.openxmlformats.org/officeDocument/2006/customXml" ds:itemID="{7EE8E555-6F9A-4DD9-A2D0-9DBF5BC4279F}">
   <ds:schemaRefs>
     <ds:schemaRef ds:uri="http://schemas.openxmlformats.org/officeDocument/2006/bibliography"/>
   </ds:schemaRefs>

--- a/ABNT/ABNT_TCC.docx
+++ b/ABNT/ABNT_TCC.docx
@@ -1,6 +1,6 @@
 
 <file path=word/document.xml><?xml version="1.0" encoding="utf-8"?>
-<w:document xmlns:wpc="http://schemas.microsoft.com/office/word/2010/wordprocessingCanvas" xmlns:cx="http://schemas.microsoft.com/office/drawing/2014/chartex" xmlns:mc="http://schemas.openxmlformats.org/markup-compatibility/2006" xmlns:o="urn:schemas-microsoft-com:office:office" xmlns:r="http://schemas.openxmlformats.org/officeDocument/2006/relationships" xmlns:m="http://schemas.openxmlformats.org/officeDocument/2006/math" xmlns:v="urn:schemas-microsoft-com:vml" xmlns:wp14="http://schemas.microsoft.com/office/word/2010/wordprocessingDrawing" xmlns:wp="http://schemas.openxmlformats.org/drawingml/2006/wordprocessingDrawing" xmlns:w10="urn:schemas-microsoft-com:office:word" xmlns:w="http://schemas.openxmlformats.org/wordprocessingml/2006/main" xmlns:w14="http://schemas.microsoft.com/office/word/2010/wordml" xmlns:w15="http://schemas.microsoft.com/office/word/2012/wordml" xmlns:w16se="http://schemas.microsoft.com/office/word/2015/wordml/symex" xmlns:wpg="http://schemas.microsoft.com/office/word/2010/wordprocessingGroup" xmlns:wpi="http://schemas.microsoft.com/office/word/2010/wordprocessingInk" xmlns:wne="http://schemas.microsoft.com/office/word/2006/wordml" xmlns:wps="http://schemas.microsoft.com/office/word/2010/wordprocessingShape" mc:Ignorable="w14 w15 w16se wp14">
+<w:document xmlns:wpc="http://schemas.microsoft.com/office/word/2010/wordprocessingCanvas" xmlns:cx="http://schemas.microsoft.com/office/drawing/2014/chartex" xmlns:cx1="http://schemas.microsoft.com/office/drawing/2015/9/8/chartex" xmlns:mc="http://schemas.openxmlformats.org/markup-compatibility/2006" xmlns:o="urn:schemas-microsoft-com:office:office" xmlns:r="http://schemas.openxmlformats.org/officeDocument/2006/relationships" xmlns:m="http://schemas.openxmlformats.org/officeDocument/2006/math" xmlns:v="urn:schemas-microsoft-com:vml" xmlns:wp14="http://schemas.microsoft.com/office/word/2010/wordprocessingDrawing" xmlns:wp="http://schemas.openxmlformats.org/drawingml/2006/wordprocessingDrawing" xmlns:w10="urn:schemas-microsoft-com:office:word" xmlns:w="http://schemas.openxmlformats.org/wordprocessingml/2006/main" xmlns:w14="http://schemas.microsoft.com/office/word/2010/wordml" xmlns:w15="http://schemas.microsoft.com/office/word/2012/wordml" xmlns:w16se="http://schemas.microsoft.com/office/word/2015/wordml/symex" xmlns:wpg="http://schemas.microsoft.com/office/word/2010/wordprocessingGroup" xmlns:wpi="http://schemas.microsoft.com/office/word/2010/wordprocessingInk" xmlns:wne="http://schemas.microsoft.com/office/word/2006/wordml" xmlns:wps="http://schemas.microsoft.com/office/word/2010/wordprocessingShape" mc:Ignorable="w14 w15 w16se wp14">
   <w:body>
     <w:p>
       <w:pPr>
@@ -453,6 +453,21 @@
       <w:pPr>
         <w:pStyle w:val="SemEspaamento"/>
       </w:pPr>
+    </w:p>
+    <w:p>
+      <w:pPr>
+        <w:pStyle w:val="SemEspaamento"/>
+      </w:pPr>
+    </w:p>
+    <w:p>
+      <w:pPr>
+        <w:pStyle w:val="SemEspaamento"/>
+      </w:pPr>
+    </w:p>
+    <w:p>
+      <w:pPr>
+        <w:pStyle w:val="SemEspaamento"/>
+      </w:pPr>
       <w:r>
         <w:t>EPÍGRAFE</w:t>
       </w:r>
@@ -776,36 +791,36 @@
           <w:shd w:val="clear" w:color="auto" w:fill="FFFFFF"/>
         </w:rPr>
       </w:pPr>
-    </w:p>
-    <w:p>
-      <w:pPr>
+      <w:r>
         <w:rPr>
           <w:rStyle w:val="Forte"/>
           <w:rFonts w:cs="Arial"/>
           <w:color w:val="0A0A0A"/>
           <w:shd w:val="clear" w:color="auto" w:fill="FFFFFF"/>
         </w:rPr>
-      </w:pPr>
-    </w:p>
-    <w:p>
-      <w:pPr>
+        <w:t>"Ou você morre como um herói, ou vive o bastante para se tornar o vilão"</w:t>
+      </w:r>
+      <w:r>
         <w:rPr>
           <w:rStyle w:val="Forte"/>
           <w:rFonts w:cs="Arial"/>
           <w:color w:val="0A0A0A"/>
           <w:shd w:val="clear" w:color="auto" w:fill="FFFFFF"/>
         </w:rPr>
-      </w:pPr>
-    </w:p>
-    <w:p>
-      <w:pPr>
+        <w:br/>
+        <w:t xml:space="preserve">- Harvey </w:t>
+      </w:r>
+      <w:proofErr w:type="spellStart"/>
+      <w:r>
         <w:rPr>
           <w:rStyle w:val="Forte"/>
           <w:rFonts w:cs="Arial"/>
           <w:color w:val="0A0A0A"/>
           <w:shd w:val="clear" w:color="auto" w:fill="FFFFFF"/>
         </w:rPr>
-      </w:pPr>
+        <w:t>Dent</w:t>
+      </w:r>
+      <w:proofErr w:type="spellEnd"/>
       <w:r>
         <w:rPr>
           <w:rStyle w:val="Forte"/>
@@ -813,36 +828,6 @@
           <w:color w:val="0A0A0A"/>
           <w:shd w:val="clear" w:color="auto" w:fill="FFFFFF"/>
         </w:rPr>
-        <w:t>"Ou você morre como um herói, ou vive o bastante para se tornar o vilão"</w:t>
-      </w:r>
-      <w:r>
-        <w:rPr>
-          <w:rStyle w:val="Forte"/>
-          <w:rFonts w:cs="Arial"/>
-          <w:color w:val="0A0A0A"/>
-          <w:shd w:val="clear" w:color="auto" w:fill="FFFFFF"/>
-        </w:rPr>
-        <w:br/>
-        <w:t xml:space="preserve">- Harvey </w:t>
-      </w:r>
-      <w:proofErr w:type="spellStart"/>
-      <w:r>
-        <w:rPr>
-          <w:rStyle w:val="Forte"/>
-          <w:rFonts w:cs="Arial"/>
-          <w:color w:val="0A0A0A"/>
-          <w:shd w:val="clear" w:color="auto" w:fill="FFFFFF"/>
-        </w:rPr>
-        <w:t>Dent</w:t>
-      </w:r>
-      <w:proofErr w:type="spellEnd"/>
-      <w:r>
-        <w:rPr>
-          <w:rStyle w:val="Forte"/>
-          <w:rFonts w:cs="Arial"/>
-          <w:color w:val="0A0A0A"/>
-          <w:shd w:val="clear" w:color="auto" w:fill="FFFFFF"/>
-        </w:rPr>
         <w:br w:type="page"/>
       </w:r>
     </w:p>
@@ -955,6 +940,7 @@
     </w:p>
     <w:p>
       <w:pPr>
+        <w:pStyle w:val="SemEspaamento"/>
         <w:rPr>
           <w:shd w:val="clear" w:color="auto" w:fill="FFFFFF"/>
         </w:rPr>
@@ -963,7 +949,240 @@
         <w:rPr>
           <w:shd w:val="clear" w:color="auto" w:fill="FFFFFF"/>
         </w:rPr>
-        <w:t>imagens</w:t>
+        <w:t>FIGURAS</w:t>
+      </w:r>
+    </w:p>
+    <w:p>
+      <w:pPr>
+        <w:pStyle w:val="ndicedeilustraes"/>
+        <w:tabs>
+          <w:tab w:val="right" w:leader="dot" w:pos="9061"/>
+        </w:tabs>
+        <w:rPr>
+          <w:noProof/>
+        </w:rPr>
+      </w:pPr>
+      <w:r>
+        <w:rPr>
+          <w:shd w:val="clear" w:color="auto" w:fill="FFFFFF"/>
+        </w:rPr>
+        <w:fldChar w:fldCharType="begin"/>
+      </w:r>
+      <w:r>
+        <w:rPr>
+          <w:shd w:val="clear" w:color="auto" w:fill="FFFFFF"/>
+        </w:rPr>
+        <w:instrText xml:space="preserve"> TOC \p " " \h \z \c "Figura" </w:instrText>
+      </w:r>
+      <w:r>
+        <w:rPr>
+          <w:shd w:val="clear" w:color="auto" w:fill="FFFFFF"/>
+        </w:rPr>
+        <w:fldChar w:fldCharType="separate"/>
+      </w:r>
+      <w:hyperlink r:id="rId6" w:anchor="_Toc226624102" w:history="1">
+        <w:r>
+          <w:rPr>
+            <w:rStyle w:val="Hyperlink"/>
+            <w:noProof/>
+          </w:rPr>
+          <w:t>Figura 1: Exoesqueleto de mão controlado por ondas cerebrais</w:t>
+        </w:r>
+        <w:r>
+          <w:rPr>
+            <w:noProof/>
+            <w:webHidden/>
+          </w:rPr>
+          <w:t xml:space="preserve"> </w:t>
+        </w:r>
+        <w:r>
+          <w:rPr>
+            <w:noProof/>
+            <w:webHidden/>
+          </w:rPr>
+          <w:fldChar w:fldCharType="begin"/>
+        </w:r>
+        <w:r>
+          <w:rPr>
+            <w:noProof/>
+            <w:webHidden/>
+          </w:rPr>
+          <w:instrText xml:space="preserve"> PAGEREF _Toc226624102 \h </w:instrText>
+        </w:r>
+        <w:r>
+          <w:rPr>
+            <w:noProof/>
+            <w:webHidden/>
+          </w:rPr>
+        </w:r>
+        <w:r>
+          <w:rPr>
+            <w:noProof/>
+            <w:webHidden/>
+          </w:rPr>
+          <w:fldChar w:fldCharType="separate"/>
+        </w:r>
+        <w:r>
+          <w:rPr>
+            <w:noProof/>
+            <w:webHidden/>
+          </w:rPr>
+          <w:t>13</w:t>
+        </w:r>
+        <w:r>
+          <w:rPr>
+            <w:noProof/>
+            <w:webHidden/>
+          </w:rPr>
+          <w:fldChar w:fldCharType="end"/>
+        </w:r>
+      </w:hyperlink>
+    </w:p>
+    <w:p>
+      <w:pPr>
+        <w:pStyle w:val="ndicedeilustraes"/>
+        <w:tabs>
+          <w:tab w:val="right" w:leader="dot" w:pos="9061"/>
+        </w:tabs>
+      </w:pPr>
+      <w:hyperlink r:id="rId7" w:anchor="_Toc226624103" w:history="1">
+        <w:r>
+          <w:rPr>
+            <w:rStyle w:val="Hyperlink"/>
+            <w:noProof/>
+          </w:rPr>
+          <w:t>Figura 2: Luva robótica focada na reabilitação</w:t>
+        </w:r>
+        <w:r>
+          <w:rPr>
+            <w:noProof/>
+            <w:webHidden/>
+          </w:rPr>
+          <w:t xml:space="preserve"> </w:t>
+        </w:r>
+        <w:r>
+          <w:rPr>
+            <w:noProof/>
+            <w:webHidden/>
+          </w:rPr>
+          <w:fldChar w:fldCharType="begin"/>
+        </w:r>
+        <w:r>
+          <w:rPr>
+            <w:noProof/>
+            <w:webHidden/>
+          </w:rPr>
+          <w:instrText xml:space="preserve"> PAGEREF _Toc226624103 \h </w:instrText>
+        </w:r>
+        <w:r>
+          <w:rPr>
+            <w:noProof/>
+            <w:webHidden/>
+          </w:rPr>
+        </w:r>
+        <w:r>
+          <w:rPr>
+            <w:noProof/>
+            <w:webHidden/>
+          </w:rPr>
+          <w:fldChar w:fldCharType="separate"/>
+        </w:r>
+        <w:r>
+          <w:rPr>
+            <w:noProof/>
+            <w:webHidden/>
+          </w:rPr>
+          <w:t>14</w:t>
+        </w:r>
+        <w:r>
+          <w:rPr>
+            <w:noProof/>
+            <w:webHidden/>
+          </w:rPr>
+          <w:fldChar w:fldCharType="end"/>
+        </w:r>
+      </w:hyperlink>
+    </w:p>
+    <w:p>
+      <w:pPr>
+        <w:jc w:val="left"/>
+        <w:rPr>
+          <w:shd w:val="clear" w:color="auto" w:fill="FFFFFF"/>
+        </w:rPr>
+      </w:pPr>
+      <w:r>
+        <w:rPr>
+          <w:shd w:val="clear" w:color="auto" w:fill="FFFFFF"/>
+        </w:rPr>
+        <w:fldChar w:fldCharType="end"/>
+      </w:r>
+    </w:p>
+    <w:p>
+      <w:pPr>
+        <w:pStyle w:val="SemEspaamento"/>
+        <w:rPr>
+          <w:shd w:val="clear" w:color="auto" w:fill="FFFFFF"/>
+        </w:rPr>
+      </w:pPr>
+    </w:p>
+    <w:p>
+      <w:pPr>
+        <w:pStyle w:val="SemEspaamento"/>
+        <w:rPr>
+          <w:shd w:val="clear" w:color="auto" w:fill="FFFFFF"/>
+        </w:rPr>
+      </w:pPr>
+      <w:r>
+        <w:rPr>
+          <w:shd w:val="clear" w:color="auto" w:fill="FFFFFF"/>
+        </w:rPr>
+        <w:t>GRÁFICOS</w:t>
+      </w:r>
+      <w:bookmarkStart w:id="0" w:name="_GoBack"/>
+      <w:bookmarkEnd w:id="0"/>
+    </w:p>
+    <w:p>
+      <w:pPr>
+        <w:pStyle w:val="SemEspaamento"/>
+        <w:rPr>
+          <w:shd w:val="clear" w:color="auto" w:fill="FFFFFF"/>
+        </w:rPr>
+      </w:pPr>
+    </w:p>
+    <w:p>
+      <w:pPr>
+        <w:pStyle w:val="SemEspaamento"/>
+        <w:rPr>
+          <w:shd w:val="clear" w:color="auto" w:fill="FFFFFF"/>
+        </w:rPr>
+      </w:pPr>
+      <w:r>
+        <w:rPr>
+          <w:shd w:val="clear" w:color="auto" w:fill="FFFFFF"/>
+        </w:rPr>
+        <w:t>QUADROS</w:t>
+      </w:r>
+    </w:p>
+    <w:p>
+      <w:pPr>
+        <w:pStyle w:val="SemEspaamento"/>
+        <w:rPr>
+          <w:shd w:val="clear" w:color="auto" w:fill="FFFFFF"/>
+        </w:rPr>
+      </w:pPr>
+    </w:p>
+    <w:p>
+      <w:pPr>
+        <w:pStyle w:val="SemEspaamento"/>
+        <w:rPr>
+          <w:shd w:val="clear" w:color="auto" w:fill="FFFFFF"/>
+        </w:rPr>
+      </w:pPr>
+      <w:r>
+        <w:rPr>
+          <w:shd w:val="clear" w:color="auto" w:fill="FFFFFF"/>
+        </w:rPr>
+        <w:t>TABELAS</w:t>
       </w:r>
       <w:r>
         <w:rPr>
@@ -997,6 +1216,13 @@
     </w:p>
     <w:sdt>
       <w:sdtPr>
+        <w:rPr>
+          <w:rFonts w:ascii="Arial" w:eastAsiaTheme="minorHAnsi" w:hAnsi="Arial" w:cstheme="minorBidi"/>
+          <w:color w:val="auto"/>
+          <w:sz w:val="24"/>
+          <w:szCs w:val="22"/>
+          <w:lang w:eastAsia="en-US"/>
+        </w:rPr>
         <w:id w:val="1996680697"/>
         <w:docPartObj>
           <w:docPartGallery w:val="Table of Contents"/>
@@ -1005,13 +1231,9 @@
       </w:sdtPr>
       <w:sdtEndPr>
         <w:rPr>
-          <w:rFonts w:ascii="Arial" w:eastAsiaTheme="minorHAnsi" w:hAnsi="Arial" w:cstheme="minorBidi"/>
           <w:b/>
           <w:bCs/>
-          <w:color w:val="auto"/>
-          <w:sz w:val="24"/>
-          <w:szCs w:val="22"/>
-          <w:lang w:eastAsia="en-US"/>
+          <w:sz w:val="20"/>
         </w:rPr>
       </w:sdtEndPr>
       <w:sdtContent>
@@ -2069,21 +2291,7 @@
                 <w:rStyle w:val="Hyperlink"/>
                 <w:noProof/>
               </w:rPr>
-              <w:t>IMER</w:t>
-            </w:r>
-            <w:r>
-              <w:rPr>
-                <w:rStyle w:val="Hyperlink"/>
-                <w:noProof/>
-              </w:rPr>
-              <w:t>S</w:t>
-            </w:r>
-            <w:r>
-              <w:rPr>
-                <w:rStyle w:val="Hyperlink"/>
-                <w:noProof/>
-              </w:rPr>
-              <w:t>ÃO</w:t>
+              <w:t>IMERSÃO</w:t>
             </w:r>
             <w:r>
               <w:rPr>
@@ -2495,12 +2703,12 @@
       <w:pPr>
         <w:pStyle w:val="Ttulo1"/>
       </w:pPr>
-      <w:bookmarkStart w:id="0" w:name="_Toc226017096"/>
+      <w:bookmarkStart w:id="1" w:name="_Toc226017096"/>
       <w:r>
         <w:lastRenderedPageBreak/>
         <w:t>INTRODUÇÃO</w:t>
       </w:r>
-      <w:bookmarkEnd w:id="0"/>
+      <w:bookmarkEnd w:id="1"/>
     </w:p>
     <w:p>
       <w:proofErr w:type="spellStart"/>
@@ -2845,11 +3053,11 @@
       <w:pPr>
         <w:pStyle w:val="Ttulo2"/>
       </w:pPr>
-      <w:bookmarkStart w:id="1" w:name="_Toc226017097"/>
+      <w:bookmarkStart w:id="2" w:name="_Toc226017097"/>
       <w:r>
         <w:t>Problemática</w:t>
       </w:r>
-      <w:bookmarkEnd w:id="1"/>
+      <w:bookmarkEnd w:id="2"/>
     </w:p>
     <w:p>
       <w:proofErr w:type="spellStart"/>
@@ -3626,11 +3834,11 @@
       <w:pPr>
         <w:pStyle w:val="Ttulo2"/>
       </w:pPr>
-      <w:bookmarkStart w:id="2" w:name="_Toc226017098"/>
+      <w:bookmarkStart w:id="3" w:name="_Toc226017098"/>
       <w:r>
         <w:t>Justificativa</w:t>
       </w:r>
-      <w:bookmarkEnd w:id="2"/>
+      <w:bookmarkEnd w:id="3"/>
     </w:p>
     <w:p>
       <w:proofErr w:type="spellStart"/>
@@ -3994,11 +4202,11 @@
       <w:pPr>
         <w:pStyle w:val="Ttulo2"/>
       </w:pPr>
-      <w:bookmarkStart w:id="3" w:name="_Toc226017099"/>
+      <w:bookmarkStart w:id="4" w:name="_Toc226017099"/>
       <w:r>
         <w:t>Objetivos</w:t>
       </w:r>
-      <w:bookmarkEnd w:id="3"/>
+      <w:bookmarkEnd w:id="4"/>
     </w:p>
     <w:p>
       <w:proofErr w:type="spellStart"/>
@@ -4343,11 +4551,11 @@
       <w:pPr>
         <w:pStyle w:val="Ttulo3"/>
       </w:pPr>
-      <w:bookmarkStart w:id="4" w:name="_Toc226017100"/>
+      <w:bookmarkStart w:id="5" w:name="_Toc226017100"/>
       <w:r>
         <w:t>Objetivo geral</w:t>
       </w:r>
-      <w:bookmarkEnd w:id="4"/>
+      <w:bookmarkEnd w:id="5"/>
     </w:p>
     <w:p>
       <w:proofErr w:type="spellStart"/>
@@ -4512,7 +4720,1053 @@
       </w:r>
       <w:proofErr w:type="spellStart"/>
       <w:r>
+        <w:t>finibus</w:t>
+      </w:r>
+      <w:proofErr w:type="spellEnd"/>
+      <w:r>
+        <w:t xml:space="preserve">, </w:t>
+      </w:r>
+      <w:proofErr w:type="spellStart"/>
+      <w:r>
+        <w:t>aliquam</w:t>
+      </w:r>
+      <w:proofErr w:type="spellEnd"/>
+      <w:r>
+        <w:t xml:space="preserve"> justo a, </w:t>
+      </w:r>
+      <w:proofErr w:type="spellStart"/>
+      <w:r>
+        <w:t>fermentum</w:t>
+      </w:r>
+      <w:proofErr w:type="spellEnd"/>
+      <w:r>
+        <w:t xml:space="preserve"> ipsum. </w:t>
+      </w:r>
+      <w:proofErr w:type="spellStart"/>
+      <w:r>
+        <w:t>Sed</w:t>
+      </w:r>
+      <w:proofErr w:type="spellEnd"/>
+      <w:r>
+        <w:t xml:space="preserve"> </w:t>
+      </w:r>
+      <w:proofErr w:type="spellStart"/>
+      <w:r>
+        <w:t>at</w:t>
+      </w:r>
+      <w:proofErr w:type="spellEnd"/>
+      <w:r>
+        <w:t xml:space="preserve"> </w:t>
+      </w:r>
+      <w:proofErr w:type="spellStart"/>
+      <w:r>
+        <w:t>feugiat</w:t>
+      </w:r>
+      <w:proofErr w:type="spellEnd"/>
+      <w:r>
+        <w:t xml:space="preserve"> </w:t>
+      </w:r>
+      <w:proofErr w:type="spellStart"/>
+      <w:r>
+        <w:t>augue</w:t>
+      </w:r>
+      <w:proofErr w:type="spellEnd"/>
+      <w:r>
+        <w:t xml:space="preserve">. </w:t>
+      </w:r>
+      <w:proofErr w:type="spellStart"/>
+      <w:r>
+        <w:t>Phasellus</w:t>
+      </w:r>
+      <w:proofErr w:type="spellEnd"/>
+      <w:r>
+        <w:t xml:space="preserve"> </w:t>
+      </w:r>
+      <w:proofErr w:type="spellStart"/>
+      <w:r>
+        <w:t>fermentum</w:t>
+      </w:r>
+      <w:proofErr w:type="spellEnd"/>
+      <w:r>
+        <w:t xml:space="preserve"> </w:t>
+      </w:r>
+      <w:proofErr w:type="spellStart"/>
+      <w:r>
+        <w:t>dui</w:t>
+      </w:r>
+      <w:proofErr w:type="spellEnd"/>
+      <w:r>
+        <w:t xml:space="preserve"> vitae </w:t>
+      </w:r>
+      <w:proofErr w:type="spellStart"/>
+      <w:r>
+        <w:t>turpis</w:t>
+      </w:r>
+      <w:proofErr w:type="spellEnd"/>
+      <w:r>
+        <w:t xml:space="preserve"> </w:t>
+      </w:r>
+      <w:proofErr w:type="spellStart"/>
+      <w:r>
+        <w:t>facilisis</w:t>
+      </w:r>
+      <w:proofErr w:type="spellEnd"/>
+      <w:r>
+        <w:t xml:space="preserve"> </w:t>
+      </w:r>
+      <w:proofErr w:type="spellStart"/>
+      <w:r>
+        <w:t>feugiat</w:t>
+      </w:r>
+      <w:proofErr w:type="spellEnd"/>
+      <w:r>
+        <w:t xml:space="preserve">. Nam </w:t>
+      </w:r>
+      <w:proofErr w:type="spellStart"/>
+      <w:r>
+        <w:t>ullamcorper</w:t>
+      </w:r>
+      <w:proofErr w:type="spellEnd"/>
+      <w:r>
+        <w:t xml:space="preserve"> </w:t>
+      </w:r>
+      <w:proofErr w:type="spellStart"/>
+      <w:r>
+        <w:t>odio</w:t>
+      </w:r>
+      <w:proofErr w:type="spellEnd"/>
+      <w:r>
+        <w:t xml:space="preserve"> </w:t>
+      </w:r>
+      <w:proofErr w:type="spellStart"/>
+      <w:r>
+        <w:t>mauris</w:t>
+      </w:r>
+      <w:proofErr w:type="spellEnd"/>
+      <w:r>
+        <w:t xml:space="preserve">, </w:t>
+      </w:r>
+      <w:proofErr w:type="spellStart"/>
+      <w:r>
+        <w:t>vel</w:t>
+      </w:r>
+      <w:proofErr w:type="spellEnd"/>
+      <w:r>
+        <w:t xml:space="preserve"> </w:t>
+      </w:r>
+      <w:proofErr w:type="spellStart"/>
+      <w:r>
+        <w:t>egestas</w:t>
+      </w:r>
+      <w:proofErr w:type="spellEnd"/>
+      <w:r>
+        <w:t xml:space="preserve"> </w:t>
+      </w:r>
+      <w:proofErr w:type="spellStart"/>
+      <w:r>
+        <w:t>quam</w:t>
+      </w:r>
+      <w:proofErr w:type="spellEnd"/>
+      <w:r>
+        <w:t xml:space="preserve"> </w:t>
+      </w:r>
+      <w:proofErr w:type="spellStart"/>
+      <w:r>
+        <w:t>tincidunt</w:t>
+      </w:r>
+      <w:proofErr w:type="spellEnd"/>
+      <w:r>
+        <w:t xml:space="preserve"> </w:t>
+      </w:r>
+      <w:proofErr w:type="spellStart"/>
+      <w:r>
+        <w:t>sit</w:t>
+      </w:r>
+      <w:proofErr w:type="spellEnd"/>
+      <w:r>
+        <w:t xml:space="preserve"> </w:t>
+      </w:r>
+      <w:proofErr w:type="spellStart"/>
+      <w:r>
+        <w:t>amet</w:t>
+      </w:r>
+      <w:proofErr w:type="spellEnd"/>
+      <w:r>
+        <w:t>.</w:t>
+      </w:r>
+    </w:p>
+    <w:p>
+      <w:pPr>
+        <w:pStyle w:val="Ttulo3"/>
+      </w:pPr>
+      <w:bookmarkStart w:id="6" w:name="_Toc226017101"/>
+      <w:r>
+        <w:t>Objetivos específicos</w:t>
+      </w:r>
+      <w:bookmarkEnd w:id="6"/>
+    </w:p>
+    <w:p>
+      <w:proofErr w:type="spellStart"/>
+      <w:r>
+        <w:t>Lorem</w:t>
+      </w:r>
+      <w:proofErr w:type="spellEnd"/>
+      <w:r>
+        <w:t xml:space="preserve"> ipsum </w:t>
+      </w:r>
+      <w:proofErr w:type="spellStart"/>
+      <w:r>
+        <w:t>dolor</w:t>
+      </w:r>
+      <w:proofErr w:type="spellEnd"/>
+      <w:r>
+        <w:t xml:space="preserve"> </w:t>
+      </w:r>
+      <w:proofErr w:type="spellStart"/>
+      <w:r>
+        <w:t>sit</w:t>
+      </w:r>
+      <w:proofErr w:type="spellEnd"/>
+      <w:r>
+        <w:t xml:space="preserve"> </w:t>
+      </w:r>
+      <w:proofErr w:type="spellStart"/>
+      <w:r>
+        <w:t>amet</w:t>
+      </w:r>
+      <w:proofErr w:type="spellEnd"/>
+      <w:r>
+        <w:t xml:space="preserve">, </w:t>
+      </w:r>
+      <w:proofErr w:type="spellStart"/>
+      <w:r>
+        <w:t>consectetur</w:t>
+      </w:r>
+      <w:proofErr w:type="spellEnd"/>
+      <w:r>
+        <w:t xml:space="preserve"> </w:t>
+      </w:r>
+      <w:proofErr w:type="spellStart"/>
+      <w:r>
+        <w:t>adipiscing</w:t>
+      </w:r>
+      <w:proofErr w:type="spellEnd"/>
+      <w:r>
+        <w:t xml:space="preserve"> </w:t>
+      </w:r>
+      <w:proofErr w:type="spellStart"/>
+      <w:r>
+        <w:t>elit</w:t>
+      </w:r>
+      <w:proofErr w:type="spellEnd"/>
+      <w:r>
+        <w:t xml:space="preserve">. </w:t>
+      </w:r>
+      <w:proofErr w:type="spellStart"/>
+      <w:r>
+        <w:t>Donec</w:t>
+      </w:r>
+      <w:proofErr w:type="spellEnd"/>
+      <w:r>
+        <w:t xml:space="preserve"> eu </w:t>
+      </w:r>
+      <w:proofErr w:type="spellStart"/>
+      <w:r>
+        <w:t>tristique</w:t>
+      </w:r>
+      <w:proofErr w:type="spellEnd"/>
+      <w:r>
+        <w:t xml:space="preserve"> </w:t>
+      </w:r>
+      <w:proofErr w:type="spellStart"/>
+      <w:r>
+        <w:t>neque</w:t>
+      </w:r>
+      <w:proofErr w:type="spellEnd"/>
+      <w:r>
+        <w:t xml:space="preserve">. </w:t>
+      </w:r>
+      <w:proofErr w:type="spellStart"/>
+      <w:r>
+        <w:t>Fusce</w:t>
+      </w:r>
+      <w:proofErr w:type="spellEnd"/>
+      <w:r>
+        <w:t xml:space="preserve"> </w:t>
+      </w:r>
+      <w:proofErr w:type="spellStart"/>
+      <w:r>
+        <w:t>laoreet</w:t>
+      </w:r>
+      <w:proofErr w:type="spellEnd"/>
+      <w:r>
+        <w:t xml:space="preserve"> </w:t>
+      </w:r>
+      <w:proofErr w:type="spellStart"/>
+      <w:r>
+        <w:t>condimentum</w:t>
+      </w:r>
+      <w:proofErr w:type="spellEnd"/>
+      <w:r>
+        <w:t xml:space="preserve"> </w:t>
+      </w:r>
+      <w:proofErr w:type="spellStart"/>
+      <w:r>
+        <w:t>elementum</w:t>
+      </w:r>
+      <w:proofErr w:type="spellEnd"/>
+      <w:r>
+        <w:t xml:space="preserve">. </w:t>
+      </w:r>
+      <w:proofErr w:type="spellStart"/>
+      <w:r>
+        <w:t>Duis</w:t>
+      </w:r>
+      <w:proofErr w:type="spellEnd"/>
+      <w:r>
+        <w:t xml:space="preserve"> </w:t>
+      </w:r>
+      <w:proofErr w:type="spellStart"/>
+      <w:r>
+        <w:t>vel</w:t>
+      </w:r>
+      <w:proofErr w:type="spellEnd"/>
+      <w:r>
+        <w:t xml:space="preserve"> </w:t>
+      </w:r>
+      <w:proofErr w:type="spellStart"/>
+      <w:r>
+        <w:t>congue</w:t>
+      </w:r>
+      <w:proofErr w:type="spellEnd"/>
+      <w:r>
+        <w:t xml:space="preserve"> </w:t>
+      </w:r>
+      <w:proofErr w:type="spellStart"/>
+      <w:r>
+        <w:t>felis</w:t>
+      </w:r>
+      <w:proofErr w:type="spellEnd"/>
+      <w:r>
+        <w:t xml:space="preserve">. </w:t>
+      </w:r>
+      <w:proofErr w:type="spellStart"/>
+      <w:r>
+        <w:t>Aliquam</w:t>
+      </w:r>
+      <w:proofErr w:type="spellEnd"/>
+      <w:r>
+        <w:t xml:space="preserve"> et </w:t>
+      </w:r>
+      <w:proofErr w:type="spellStart"/>
+      <w:r>
+        <w:t>velit</w:t>
+      </w:r>
+      <w:proofErr w:type="spellEnd"/>
+      <w:r>
+        <w:t xml:space="preserve"> </w:t>
+      </w:r>
+      <w:proofErr w:type="spellStart"/>
+      <w:r>
+        <w:t>finibus</w:t>
+      </w:r>
+      <w:proofErr w:type="spellEnd"/>
+      <w:r>
+        <w:t xml:space="preserve">, </w:t>
+      </w:r>
+      <w:proofErr w:type="spellStart"/>
+      <w:r>
+        <w:t>aliquam</w:t>
+      </w:r>
+      <w:proofErr w:type="spellEnd"/>
+      <w:r>
+        <w:t xml:space="preserve"> justo a, </w:t>
+      </w:r>
+      <w:proofErr w:type="spellStart"/>
+      <w:r>
+        <w:t>fermentum</w:t>
+      </w:r>
+      <w:proofErr w:type="spellEnd"/>
+      <w:r>
+        <w:t xml:space="preserve"> ipsum. </w:t>
+      </w:r>
+      <w:proofErr w:type="spellStart"/>
+      <w:r>
+        <w:t>Sed</w:t>
+      </w:r>
+      <w:proofErr w:type="spellEnd"/>
+      <w:r>
+        <w:t xml:space="preserve"> </w:t>
+      </w:r>
+      <w:proofErr w:type="spellStart"/>
+      <w:r>
+        <w:t>at</w:t>
+      </w:r>
+      <w:proofErr w:type="spellEnd"/>
+      <w:r>
+        <w:t xml:space="preserve"> </w:t>
+      </w:r>
+      <w:proofErr w:type="spellStart"/>
+      <w:r>
+        <w:t>feugiat</w:t>
+      </w:r>
+      <w:proofErr w:type="spellEnd"/>
+      <w:r>
+        <w:t xml:space="preserve"> </w:t>
+      </w:r>
+      <w:proofErr w:type="spellStart"/>
+      <w:r>
+        <w:t>augue</w:t>
+      </w:r>
+      <w:proofErr w:type="spellEnd"/>
+      <w:r>
+        <w:t xml:space="preserve">. </w:t>
+      </w:r>
+      <w:proofErr w:type="spellStart"/>
+      <w:r>
+        <w:t>Phasellus</w:t>
+      </w:r>
+      <w:proofErr w:type="spellEnd"/>
+      <w:r>
+        <w:t xml:space="preserve"> </w:t>
+      </w:r>
+      <w:proofErr w:type="spellStart"/>
+      <w:r>
+        <w:t>fermentum</w:t>
+      </w:r>
+      <w:proofErr w:type="spellEnd"/>
+      <w:r>
+        <w:t xml:space="preserve"> </w:t>
+      </w:r>
+      <w:proofErr w:type="spellStart"/>
+      <w:r>
+        <w:t>dui</w:t>
+      </w:r>
+      <w:proofErr w:type="spellEnd"/>
+      <w:r>
+        <w:t xml:space="preserve"> vitae </w:t>
+      </w:r>
+      <w:proofErr w:type="spellStart"/>
+      <w:r>
+        <w:t>turpis</w:t>
+      </w:r>
+      <w:proofErr w:type="spellEnd"/>
+      <w:r>
+        <w:t xml:space="preserve"> </w:t>
+      </w:r>
+      <w:proofErr w:type="spellStart"/>
+      <w:r>
+        <w:t>facilisis</w:t>
+      </w:r>
+      <w:proofErr w:type="spellEnd"/>
+      <w:r>
+        <w:t xml:space="preserve"> </w:t>
+      </w:r>
+      <w:proofErr w:type="spellStart"/>
+      <w:r>
+        <w:t>feugiat</w:t>
+      </w:r>
+      <w:proofErr w:type="spellEnd"/>
+      <w:r>
+        <w:t xml:space="preserve">. Nam </w:t>
+      </w:r>
+      <w:proofErr w:type="spellStart"/>
+      <w:r>
+        <w:t>ullamcorper</w:t>
+      </w:r>
+      <w:proofErr w:type="spellEnd"/>
+      <w:r>
+        <w:t xml:space="preserve"> </w:t>
+      </w:r>
+      <w:proofErr w:type="spellStart"/>
+      <w:r>
+        <w:t>odio</w:t>
+      </w:r>
+      <w:proofErr w:type="spellEnd"/>
+      <w:r>
+        <w:t xml:space="preserve"> </w:t>
+      </w:r>
+      <w:proofErr w:type="spellStart"/>
+      <w:r>
+        <w:t>mauris</w:t>
+      </w:r>
+      <w:proofErr w:type="spellEnd"/>
+      <w:r>
+        <w:t xml:space="preserve">, </w:t>
+      </w:r>
+      <w:proofErr w:type="spellStart"/>
+      <w:r>
+        <w:t>vel</w:t>
+      </w:r>
+      <w:proofErr w:type="spellEnd"/>
+      <w:r>
+        <w:t xml:space="preserve"> </w:t>
+      </w:r>
+      <w:proofErr w:type="spellStart"/>
+      <w:r>
+        <w:t>egestas</w:t>
+      </w:r>
+      <w:proofErr w:type="spellEnd"/>
+      <w:r>
+        <w:t xml:space="preserve"> </w:t>
+      </w:r>
+      <w:proofErr w:type="spellStart"/>
+      <w:r>
+        <w:t>quam</w:t>
+      </w:r>
+      <w:proofErr w:type="spellEnd"/>
+      <w:r>
+        <w:t xml:space="preserve"> </w:t>
+      </w:r>
+      <w:proofErr w:type="spellStart"/>
+      <w:r>
+        <w:t>tincidunt</w:t>
+      </w:r>
+      <w:proofErr w:type="spellEnd"/>
+      <w:r>
+        <w:t xml:space="preserve"> </w:t>
+      </w:r>
+      <w:proofErr w:type="spellStart"/>
+      <w:r>
+        <w:t>sit</w:t>
+      </w:r>
+      <w:proofErr w:type="spellEnd"/>
+      <w:r>
+        <w:t xml:space="preserve"> </w:t>
+      </w:r>
+      <w:proofErr w:type="spellStart"/>
+      <w:r>
+        <w:t>amet</w:t>
+      </w:r>
+      <w:proofErr w:type="spellEnd"/>
+      <w:r>
+        <w:t>.</w:t>
+      </w:r>
+    </w:p>
+    <w:p/>
+    <w:p>
+      <w:pPr>
+        <w:pStyle w:val="Ttulo2"/>
+      </w:pPr>
+      <w:bookmarkStart w:id="7" w:name="_Toc226017102"/>
+      <w:r>
+        <w:t>Metodologia</w:t>
+      </w:r>
+      <w:bookmarkEnd w:id="7"/>
+    </w:p>
+    <w:p>
+      <w:proofErr w:type="spellStart"/>
+      <w:r>
+        <w:t>Lorem</w:t>
+      </w:r>
+      <w:proofErr w:type="spellEnd"/>
+      <w:r>
+        <w:t xml:space="preserve"> ipsum </w:t>
+      </w:r>
+      <w:proofErr w:type="spellStart"/>
+      <w:r>
+        <w:t>dolor</w:t>
+      </w:r>
+      <w:proofErr w:type="spellEnd"/>
+      <w:r>
+        <w:t xml:space="preserve"> </w:t>
+      </w:r>
+      <w:proofErr w:type="spellStart"/>
+      <w:r>
+        <w:t>sit</w:t>
+      </w:r>
+      <w:proofErr w:type="spellEnd"/>
+      <w:r>
+        <w:t xml:space="preserve"> </w:t>
+      </w:r>
+      <w:proofErr w:type="spellStart"/>
+      <w:r>
+        <w:t>amet</w:t>
+      </w:r>
+      <w:proofErr w:type="spellEnd"/>
+      <w:r>
+        <w:t xml:space="preserve">, </w:t>
+      </w:r>
+      <w:proofErr w:type="spellStart"/>
+      <w:r>
+        <w:t>consectetur</w:t>
+      </w:r>
+      <w:proofErr w:type="spellEnd"/>
+      <w:r>
+        <w:t xml:space="preserve"> </w:t>
+      </w:r>
+      <w:proofErr w:type="spellStart"/>
+      <w:r>
+        <w:t>adipiscing</w:t>
+      </w:r>
+      <w:proofErr w:type="spellEnd"/>
+      <w:r>
+        <w:t xml:space="preserve"> </w:t>
+      </w:r>
+      <w:proofErr w:type="spellStart"/>
+      <w:r>
+        <w:t>elit</w:t>
+      </w:r>
+      <w:proofErr w:type="spellEnd"/>
+      <w:r>
+        <w:t xml:space="preserve">. </w:t>
+      </w:r>
+      <w:proofErr w:type="spellStart"/>
+      <w:r>
+        <w:t>Donec</w:t>
+      </w:r>
+      <w:proofErr w:type="spellEnd"/>
+      <w:r>
+        <w:t xml:space="preserve"> eu </w:t>
+      </w:r>
+      <w:proofErr w:type="spellStart"/>
+      <w:r>
+        <w:t>tristique</w:t>
+      </w:r>
+      <w:proofErr w:type="spellEnd"/>
+      <w:r>
+        <w:t xml:space="preserve"> </w:t>
+      </w:r>
+      <w:proofErr w:type="spellStart"/>
+      <w:r>
+        <w:t>neque</w:t>
+      </w:r>
+      <w:proofErr w:type="spellEnd"/>
+      <w:r>
+        <w:t xml:space="preserve">. </w:t>
+      </w:r>
+      <w:proofErr w:type="spellStart"/>
+      <w:r>
+        <w:t>Fusce</w:t>
+      </w:r>
+      <w:proofErr w:type="spellEnd"/>
+      <w:r>
+        <w:t xml:space="preserve"> </w:t>
+      </w:r>
+      <w:proofErr w:type="spellStart"/>
+      <w:r>
+        <w:t>laoreet</w:t>
+      </w:r>
+      <w:proofErr w:type="spellEnd"/>
+      <w:r>
+        <w:t xml:space="preserve"> </w:t>
+      </w:r>
+      <w:proofErr w:type="spellStart"/>
+      <w:r>
+        <w:t>condimentum</w:t>
+      </w:r>
+      <w:proofErr w:type="spellEnd"/>
+      <w:r>
+        <w:t xml:space="preserve"> </w:t>
+      </w:r>
+      <w:proofErr w:type="spellStart"/>
+      <w:r>
+        <w:t>elementum</w:t>
+      </w:r>
+      <w:proofErr w:type="spellEnd"/>
+      <w:r>
+        <w:t xml:space="preserve">. </w:t>
+      </w:r>
+      <w:proofErr w:type="spellStart"/>
+      <w:r>
+        <w:t>Duis</w:t>
+      </w:r>
+      <w:proofErr w:type="spellEnd"/>
+      <w:r>
+        <w:t xml:space="preserve"> </w:t>
+      </w:r>
+      <w:proofErr w:type="spellStart"/>
+      <w:r>
+        <w:t>vel</w:t>
+      </w:r>
+      <w:proofErr w:type="spellEnd"/>
+      <w:r>
+        <w:t xml:space="preserve"> </w:t>
+      </w:r>
+      <w:proofErr w:type="spellStart"/>
+      <w:r>
+        <w:t>congue</w:t>
+      </w:r>
+      <w:proofErr w:type="spellEnd"/>
+      <w:r>
+        <w:t xml:space="preserve"> </w:t>
+      </w:r>
+      <w:proofErr w:type="spellStart"/>
+      <w:r>
+        <w:t>felis</w:t>
+      </w:r>
+      <w:proofErr w:type="spellEnd"/>
+      <w:r>
+        <w:t xml:space="preserve">. </w:t>
+      </w:r>
+      <w:proofErr w:type="spellStart"/>
+      <w:r>
+        <w:t>Aliquam</w:t>
+      </w:r>
+      <w:proofErr w:type="spellEnd"/>
+      <w:r>
+        <w:t xml:space="preserve"> et </w:t>
+      </w:r>
+      <w:proofErr w:type="spellStart"/>
+      <w:r>
+        <w:t>velit</w:t>
+      </w:r>
+      <w:proofErr w:type="spellEnd"/>
+      <w:r>
+        <w:t xml:space="preserve"> </w:t>
+      </w:r>
+      <w:proofErr w:type="spellStart"/>
+      <w:r>
+        <w:t>finibus</w:t>
+      </w:r>
+      <w:proofErr w:type="spellEnd"/>
+      <w:r>
+        <w:t xml:space="preserve">, </w:t>
+      </w:r>
+      <w:proofErr w:type="spellStart"/>
+      <w:r>
+        <w:t>aliquam</w:t>
+      </w:r>
+      <w:proofErr w:type="spellEnd"/>
+      <w:r>
+        <w:t xml:space="preserve"> justo a, </w:t>
+      </w:r>
+      <w:proofErr w:type="spellStart"/>
+      <w:r>
         <w:lastRenderedPageBreak/>
+        <w:t>fermentum</w:t>
+      </w:r>
+      <w:proofErr w:type="spellEnd"/>
+      <w:r>
+        <w:t xml:space="preserve"> ipsum. </w:t>
+      </w:r>
+      <w:proofErr w:type="spellStart"/>
+      <w:r>
+        <w:t>Sed</w:t>
+      </w:r>
+      <w:proofErr w:type="spellEnd"/>
+      <w:r>
+        <w:t xml:space="preserve"> </w:t>
+      </w:r>
+      <w:proofErr w:type="spellStart"/>
+      <w:r>
+        <w:t>at</w:t>
+      </w:r>
+      <w:proofErr w:type="spellEnd"/>
+      <w:r>
+        <w:t xml:space="preserve"> </w:t>
+      </w:r>
+      <w:proofErr w:type="spellStart"/>
+      <w:r>
+        <w:t>feugiat</w:t>
+      </w:r>
+      <w:proofErr w:type="spellEnd"/>
+      <w:r>
+        <w:t xml:space="preserve"> </w:t>
+      </w:r>
+      <w:proofErr w:type="spellStart"/>
+      <w:r>
+        <w:t>augue</w:t>
+      </w:r>
+      <w:proofErr w:type="spellEnd"/>
+      <w:r>
+        <w:t xml:space="preserve">. </w:t>
+      </w:r>
+      <w:proofErr w:type="spellStart"/>
+      <w:r>
+        <w:t>Phasellus</w:t>
+      </w:r>
+      <w:proofErr w:type="spellEnd"/>
+      <w:r>
+        <w:t xml:space="preserve"> </w:t>
+      </w:r>
+      <w:proofErr w:type="spellStart"/>
+      <w:r>
+        <w:t>fermentum</w:t>
+      </w:r>
+      <w:proofErr w:type="spellEnd"/>
+      <w:r>
+        <w:t xml:space="preserve"> </w:t>
+      </w:r>
+      <w:proofErr w:type="spellStart"/>
+      <w:r>
+        <w:t>dui</w:t>
+      </w:r>
+      <w:proofErr w:type="spellEnd"/>
+      <w:r>
+        <w:t xml:space="preserve"> vitae </w:t>
+      </w:r>
+      <w:proofErr w:type="spellStart"/>
+      <w:r>
+        <w:t>turpis</w:t>
+      </w:r>
+      <w:proofErr w:type="spellEnd"/>
+      <w:r>
+        <w:t xml:space="preserve"> </w:t>
+      </w:r>
+      <w:proofErr w:type="spellStart"/>
+      <w:r>
+        <w:t>facilisis</w:t>
+      </w:r>
+      <w:proofErr w:type="spellEnd"/>
+      <w:r>
+        <w:t xml:space="preserve"> </w:t>
+      </w:r>
+      <w:proofErr w:type="spellStart"/>
+      <w:r>
+        <w:t>feugiat</w:t>
+      </w:r>
+      <w:proofErr w:type="spellEnd"/>
+      <w:r>
+        <w:t xml:space="preserve">. Nam </w:t>
+      </w:r>
+      <w:proofErr w:type="spellStart"/>
+      <w:r>
+        <w:t>ullamcorper</w:t>
+      </w:r>
+      <w:proofErr w:type="spellEnd"/>
+      <w:r>
+        <w:t xml:space="preserve"> </w:t>
+      </w:r>
+      <w:proofErr w:type="spellStart"/>
+      <w:r>
+        <w:t>odio</w:t>
+      </w:r>
+      <w:proofErr w:type="spellEnd"/>
+      <w:r>
+        <w:t xml:space="preserve"> </w:t>
+      </w:r>
+      <w:proofErr w:type="spellStart"/>
+      <w:r>
+        <w:t>mauris</w:t>
+      </w:r>
+      <w:proofErr w:type="spellEnd"/>
+      <w:r>
+        <w:t xml:space="preserve">, </w:t>
+      </w:r>
+      <w:proofErr w:type="spellStart"/>
+      <w:r>
+        <w:t>vel</w:t>
+      </w:r>
+      <w:proofErr w:type="spellEnd"/>
+      <w:r>
+        <w:t xml:space="preserve"> </w:t>
+      </w:r>
+      <w:proofErr w:type="spellStart"/>
+      <w:r>
+        <w:t>egestas</w:t>
+      </w:r>
+      <w:proofErr w:type="spellEnd"/>
+      <w:r>
+        <w:t xml:space="preserve"> </w:t>
+      </w:r>
+      <w:proofErr w:type="spellStart"/>
+      <w:r>
+        <w:t>quam</w:t>
+      </w:r>
+      <w:proofErr w:type="spellEnd"/>
+      <w:r>
+        <w:t xml:space="preserve"> </w:t>
+      </w:r>
+      <w:proofErr w:type="spellStart"/>
+      <w:r>
+        <w:t>tincidunt</w:t>
+      </w:r>
+      <w:proofErr w:type="spellEnd"/>
+      <w:r>
+        <w:t xml:space="preserve"> </w:t>
+      </w:r>
+      <w:proofErr w:type="spellStart"/>
+      <w:r>
+        <w:t>sit</w:t>
+      </w:r>
+      <w:proofErr w:type="spellEnd"/>
+      <w:r>
+        <w:t xml:space="preserve"> </w:t>
+      </w:r>
+      <w:proofErr w:type="spellStart"/>
+      <w:r>
+        <w:t>amet</w:t>
+      </w:r>
+      <w:proofErr w:type="spellEnd"/>
+      <w:r>
+        <w:t>.</w:t>
+      </w:r>
+    </w:p>
+    <w:p/>
+    <w:p>
+      <w:pPr>
+        <w:pStyle w:val="Ttulo2"/>
+      </w:pPr>
+      <w:bookmarkStart w:id="8" w:name="_Toc226017103"/>
+      <w:r>
+        <w:t>Resultados Esperados</w:t>
+      </w:r>
+      <w:bookmarkEnd w:id="8"/>
+    </w:p>
+    <w:p>
+      <w:proofErr w:type="spellStart"/>
+      <w:r>
+        <w:t>Lorem</w:t>
+      </w:r>
+      <w:proofErr w:type="spellEnd"/>
+      <w:r>
+        <w:t xml:space="preserve"> ipsum </w:t>
+      </w:r>
+      <w:proofErr w:type="spellStart"/>
+      <w:r>
+        <w:t>dolor</w:t>
+      </w:r>
+      <w:proofErr w:type="spellEnd"/>
+      <w:r>
+        <w:t xml:space="preserve"> </w:t>
+      </w:r>
+      <w:proofErr w:type="spellStart"/>
+      <w:r>
+        <w:t>sit</w:t>
+      </w:r>
+      <w:proofErr w:type="spellEnd"/>
+      <w:r>
+        <w:t xml:space="preserve"> </w:t>
+      </w:r>
+      <w:proofErr w:type="spellStart"/>
+      <w:r>
+        <w:t>amet</w:t>
+      </w:r>
+      <w:proofErr w:type="spellEnd"/>
+      <w:r>
+        <w:t xml:space="preserve">, </w:t>
+      </w:r>
+      <w:proofErr w:type="spellStart"/>
+      <w:r>
+        <w:t>consectetur</w:t>
+      </w:r>
+      <w:proofErr w:type="spellEnd"/>
+      <w:r>
+        <w:t xml:space="preserve"> </w:t>
+      </w:r>
+      <w:proofErr w:type="spellStart"/>
+      <w:r>
+        <w:t>adipiscing</w:t>
+      </w:r>
+      <w:proofErr w:type="spellEnd"/>
+      <w:r>
+        <w:t xml:space="preserve"> </w:t>
+      </w:r>
+      <w:proofErr w:type="spellStart"/>
+      <w:r>
+        <w:t>elit</w:t>
+      </w:r>
+      <w:proofErr w:type="spellEnd"/>
+      <w:r>
+        <w:t xml:space="preserve">. </w:t>
+      </w:r>
+      <w:proofErr w:type="spellStart"/>
+      <w:r>
+        <w:t>Donec</w:t>
+      </w:r>
+      <w:proofErr w:type="spellEnd"/>
+      <w:r>
+        <w:t xml:space="preserve"> eu </w:t>
+      </w:r>
+      <w:proofErr w:type="spellStart"/>
+      <w:r>
+        <w:t>tristique</w:t>
+      </w:r>
+      <w:proofErr w:type="spellEnd"/>
+      <w:r>
+        <w:t xml:space="preserve"> </w:t>
+      </w:r>
+      <w:proofErr w:type="spellStart"/>
+      <w:r>
+        <w:t>neque</w:t>
+      </w:r>
+      <w:proofErr w:type="spellEnd"/>
+      <w:r>
+        <w:t xml:space="preserve">. </w:t>
+      </w:r>
+      <w:proofErr w:type="spellStart"/>
+      <w:r>
+        <w:t>Fusce</w:t>
+      </w:r>
+      <w:proofErr w:type="spellEnd"/>
+      <w:r>
+        <w:t xml:space="preserve"> </w:t>
+      </w:r>
+      <w:proofErr w:type="spellStart"/>
+      <w:r>
+        <w:t>laoreet</w:t>
+      </w:r>
+      <w:proofErr w:type="spellEnd"/>
+      <w:r>
+        <w:t xml:space="preserve"> </w:t>
+      </w:r>
+      <w:proofErr w:type="spellStart"/>
+      <w:r>
+        <w:t>condimentum</w:t>
+      </w:r>
+      <w:proofErr w:type="spellEnd"/>
+      <w:r>
+        <w:t xml:space="preserve"> </w:t>
+      </w:r>
+      <w:proofErr w:type="spellStart"/>
+      <w:r>
+        <w:t>elementum</w:t>
+      </w:r>
+      <w:proofErr w:type="spellEnd"/>
+      <w:r>
+        <w:t xml:space="preserve">. </w:t>
+      </w:r>
+      <w:proofErr w:type="spellStart"/>
+      <w:r>
+        <w:t>Duis</w:t>
+      </w:r>
+      <w:proofErr w:type="spellEnd"/>
+      <w:r>
+        <w:t xml:space="preserve"> </w:t>
+      </w:r>
+      <w:proofErr w:type="spellStart"/>
+      <w:r>
+        <w:t>vel</w:t>
+      </w:r>
+      <w:proofErr w:type="spellEnd"/>
+      <w:r>
+        <w:t xml:space="preserve"> </w:t>
+      </w:r>
+      <w:proofErr w:type="spellStart"/>
+      <w:r>
+        <w:t>congue</w:t>
+      </w:r>
+      <w:proofErr w:type="spellEnd"/>
+      <w:r>
+        <w:t xml:space="preserve"> </w:t>
+      </w:r>
+      <w:proofErr w:type="spellStart"/>
+      <w:r>
+        <w:t>felis</w:t>
+      </w:r>
+      <w:proofErr w:type="spellEnd"/>
+      <w:r>
+        <w:t xml:space="preserve">. </w:t>
+      </w:r>
+      <w:proofErr w:type="spellStart"/>
+      <w:r>
+        <w:t>Aliquam</w:t>
+      </w:r>
+      <w:proofErr w:type="spellEnd"/>
+      <w:r>
+        <w:t xml:space="preserve"> et </w:t>
+      </w:r>
+      <w:proofErr w:type="spellStart"/>
+      <w:r>
+        <w:t>velit</w:t>
+      </w:r>
+      <w:proofErr w:type="spellEnd"/>
+      <w:r>
+        <w:t xml:space="preserve"> </w:t>
+      </w:r>
+      <w:proofErr w:type="spellStart"/>
+      <w:r>
         <w:t>finibus</w:t>
       </w:r>
       <w:proofErr w:type="spellEnd"/>
@@ -4690,1054 +5944,8 @@
     </w:p>
     <w:p>
       <w:pPr>
-        <w:pStyle w:val="Ttulo3"/>
-      </w:pPr>
-      <w:bookmarkStart w:id="5" w:name="_Toc226017101"/>
-      <w:r>
-        <w:t>Objetivos específicos</w:t>
-      </w:r>
-      <w:bookmarkEnd w:id="5"/>
-    </w:p>
-    <w:p>
-      <w:proofErr w:type="spellStart"/>
-      <w:r>
-        <w:t>Lorem</w:t>
-      </w:r>
-      <w:proofErr w:type="spellEnd"/>
-      <w:r>
-        <w:t xml:space="preserve"> ipsum </w:t>
-      </w:r>
-      <w:proofErr w:type="spellStart"/>
-      <w:r>
-        <w:t>dolor</w:t>
-      </w:r>
-      <w:proofErr w:type="spellEnd"/>
-      <w:r>
-        <w:t xml:space="preserve"> </w:t>
-      </w:r>
-      <w:proofErr w:type="spellStart"/>
-      <w:r>
-        <w:t>sit</w:t>
-      </w:r>
-      <w:proofErr w:type="spellEnd"/>
-      <w:r>
-        <w:t xml:space="preserve"> </w:t>
-      </w:r>
-      <w:proofErr w:type="spellStart"/>
-      <w:r>
-        <w:t>amet</w:t>
-      </w:r>
-      <w:proofErr w:type="spellEnd"/>
-      <w:r>
-        <w:t xml:space="preserve">, </w:t>
-      </w:r>
-      <w:proofErr w:type="spellStart"/>
-      <w:r>
-        <w:t>consectetur</w:t>
-      </w:r>
-      <w:proofErr w:type="spellEnd"/>
-      <w:r>
-        <w:t xml:space="preserve"> </w:t>
-      </w:r>
-      <w:proofErr w:type="spellStart"/>
-      <w:r>
-        <w:t>adipiscing</w:t>
-      </w:r>
-      <w:proofErr w:type="spellEnd"/>
-      <w:r>
-        <w:t xml:space="preserve"> </w:t>
-      </w:r>
-      <w:proofErr w:type="spellStart"/>
-      <w:r>
-        <w:t>elit</w:t>
-      </w:r>
-      <w:proofErr w:type="spellEnd"/>
-      <w:r>
-        <w:t xml:space="preserve">. </w:t>
-      </w:r>
-      <w:proofErr w:type="spellStart"/>
-      <w:r>
-        <w:t>Donec</w:t>
-      </w:r>
-      <w:proofErr w:type="spellEnd"/>
-      <w:r>
-        <w:t xml:space="preserve"> eu </w:t>
-      </w:r>
-      <w:proofErr w:type="spellStart"/>
-      <w:r>
-        <w:t>tristique</w:t>
-      </w:r>
-      <w:proofErr w:type="spellEnd"/>
-      <w:r>
-        <w:t xml:space="preserve"> </w:t>
-      </w:r>
-      <w:proofErr w:type="spellStart"/>
-      <w:r>
-        <w:t>neque</w:t>
-      </w:r>
-      <w:proofErr w:type="spellEnd"/>
-      <w:r>
-        <w:t xml:space="preserve">. </w:t>
-      </w:r>
-      <w:proofErr w:type="spellStart"/>
-      <w:r>
-        <w:t>Fusce</w:t>
-      </w:r>
-      <w:proofErr w:type="spellEnd"/>
-      <w:r>
-        <w:t xml:space="preserve"> </w:t>
-      </w:r>
-      <w:proofErr w:type="spellStart"/>
-      <w:r>
-        <w:t>laoreet</w:t>
-      </w:r>
-      <w:proofErr w:type="spellEnd"/>
-      <w:r>
-        <w:t xml:space="preserve"> </w:t>
-      </w:r>
-      <w:proofErr w:type="spellStart"/>
-      <w:r>
-        <w:t>condimentum</w:t>
-      </w:r>
-      <w:proofErr w:type="spellEnd"/>
-      <w:r>
-        <w:t xml:space="preserve"> </w:t>
-      </w:r>
-      <w:proofErr w:type="spellStart"/>
-      <w:r>
-        <w:t>elementum</w:t>
-      </w:r>
-      <w:proofErr w:type="spellEnd"/>
-      <w:r>
-        <w:t xml:space="preserve">. </w:t>
-      </w:r>
-      <w:proofErr w:type="spellStart"/>
-      <w:r>
-        <w:t>Duis</w:t>
-      </w:r>
-      <w:proofErr w:type="spellEnd"/>
-      <w:r>
-        <w:t xml:space="preserve"> </w:t>
-      </w:r>
-      <w:proofErr w:type="spellStart"/>
-      <w:r>
-        <w:t>vel</w:t>
-      </w:r>
-      <w:proofErr w:type="spellEnd"/>
-      <w:r>
-        <w:t xml:space="preserve"> </w:t>
-      </w:r>
-      <w:proofErr w:type="spellStart"/>
-      <w:r>
-        <w:t>congue</w:t>
-      </w:r>
-      <w:proofErr w:type="spellEnd"/>
-      <w:r>
-        <w:t xml:space="preserve"> </w:t>
-      </w:r>
-      <w:proofErr w:type="spellStart"/>
-      <w:r>
-        <w:t>felis</w:t>
-      </w:r>
-      <w:proofErr w:type="spellEnd"/>
-      <w:r>
-        <w:t xml:space="preserve">. </w:t>
-      </w:r>
-      <w:proofErr w:type="spellStart"/>
-      <w:r>
-        <w:t>Aliquam</w:t>
-      </w:r>
-      <w:proofErr w:type="spellEnd"/>
-      <w:r>
-        <w:t xml:space="preserve"> et </w:t>
-      </w:r>
-      <w:proofErr w:type="spellStart"/>
-      <w:r>
-        <w:t>velit</w:t>
-      </w:r>
-      <w:proofErr w:type="spellEnd"/>
-      <w:r>
-        <w:t xml:space="preserve"> </w:t>
-      </w:r>
-      <w:proofErr w:type="spellStart"/>
-      <w:r>
-        <w:t>finibus</w:t>
-      </w:r>
-      <w:proofErr w:type="spellEnd"/>
-      <w:r>
-        <w:t xml:space="preserve">, </w:t>
-      </w:r>
-      <w:proofErr w:type="spellStart"/>
-      <w:r>
-        <w:t>aliquam</w:t>
-      </w:r>
-      <w:proofErr w:type="spellEnd"/>
-      <w:r>
-        <w:t xml:space="preserve"> justo a, </w:t>
-      </w:r>
-      <w:proofErr w:type="spellStart"/>
-      <w:r>
-        <w:t>fermentum</w:t>
-      </w:r>
-      <w:proofErr w:type="spellEnd"/>
-      <w:r>
-        <w:t xml:space="preserve"> ipsum. </w:t>
-      </w:r>
-      <w:proofErr w:type="spellStart"/>
-      <w:r>
-        <w:t>Sed</w:t>
-      </w:r>
-      <w:proofErr w:type="spellEnd"/>
-      <w:r>
-        <w:t xml:space="preserve"> </w:t>
-      </w:r>
-      <w:proofErr w:type="spellStart"/>
-      <w:r>
-        <w:t>at</w:t>
-      </w:r>
-      <w:proofErr w:type="spellEnd"/>
-      <w:r>
-        <w:t xml:space="preserve"> </w:t>
-      </w:r>
-      <w:proofErr w:type="spellStart"/>
-      <w:r>
-        <w:t>feugiat</w:t>
-      </w:r>
-      <w:proofErr w:type="spellEnd"/>
-      <w:r>
-        <w:t xml:space="preserve"> </w:t>
-      </w:r>
-      <w:proofErr w:type="spellStart"/>
-      <w:r>
-        <w:t>augue</w:t>
-      </w:r>
-      <w:proofErr w:type="spellEnd"/>
-      <w:r>
-        <w:t xml:space="preserve">. </w:t>
-      </w:r>
-      <w:proofErr w:type="spellStart"/>
-      <w:r>
-        <w:t>Phasellus</w:t>
-      </w:r>
-      <w:proofErr w:type="spellEnd"/>
-      <w:r>
-        <w:t xml:space="preserve"> </w:t>
-      </w:r>
-      <w:proofErr w:type="spellStart"/>
-      <w:r>
-        <w:t>fermentum</w:t>
-      </w:r>
-      <w:proofErr w:type="spellEnd"/>
-      <w:r>
-        <w:t xml:space="preserve"> </w:t>
-      </w:r>
-      <w:proofErr w:type="spellStart"/>
-      <w:r>
-        <w:t>dui</w:t>
-      </w:r>
-      <w:proofErr w:type="spellEnd"/>
-      <w:r>
-        <w:t xml:space="preserve"> vitae </w:t>
-      </w:r>
-      <w:proofErr w:type="spellStart"/>
-      <w:r>
-        <w:t>turpis</w:t>
-      </w:r>
-      <w:proofErr w:type="spellEnd"/>
-      <w:r>
-        <w:t xml:space="preserve"> </w:t>
-      </w:r>
-      <w:proofErr w:type="spellStart"/>
-      <w:r>
-        <w:t>facilisis</w:t>
-      </w:r>
-      <w:proofErr w:type="spellEnd"/>
-      <w:r>
-        <w:t xml:space="preserve"> </w:t>
-      </w:r>
-      <w:proofErr w:type="spellStart"/>
-      <w:r>
-        <w:t>feugiat</w:t>
-      </w:r>
-      <w:proofErr w:type="spellEnd"/>
-      <w:r>
-        <w:t xml:space="preserve">. Nam </w:t>
-      </w:r>
-      <w:proofErr w:type="spellStart"/>
-      <w:r>
-        <w:t>ullamcorper</w:t>
-      </w:r>
-      <w:proofErr w:type="spellEnd"/>
-      <w:r>
-        <w:t xml:space="preserve"> </w:t>
-      </w:r>
-      <w:proofErr w:type="spellStart"/>
-      <w:r>
-        <w:t>odio</w:t>
-      </w:r>
-      <w:proofErr w:type="spellEnd"/>
-      <w:r>
-        <w:t xml:space="preserve"> </w:t>
-      </w:r>
-      <w:proofErr w:type="spellStart"/>
-      <w:r>
-        <w:t>mauris</w:t>
-      </w:r>
-      <w:proofErr w:type="spellEnd"/>
-      <w:r>
-        <w:t xml:space="preserve">, </w:t>
-      </w:r>
-      <w:proofErr w:type="spellStart"/>
-      <w:r>
-        <w:t>vel</w:t>
-      </w:r>
-      <w:proofErr w:type="spellEnd"/>
-      <w:r>
-        <w:t xml:space="preserve"> </w:t>
-      </w:r>
-      <w:proofErr w:type="spellStart"/>
-      <w:r>
-        <w:t>egestas</w:t>
-      </w:r>
-      <w:proofErr w:type="spellEnd"/>
-      <w:r>
-        <w:t xml:space="preserve"> </w:t>
-      </w:r>
-      <w:proofErr w:type="spellStart"/>
-      <w:r>
-        <w:t>quam</w:t>
-      </w:r>
-      <w:proofErr w:type="spellEnd"/>
-      <w:r>
-        <w:t xml:space="preserve"> </w:t>
-      </w:r>
-      <w:proofErr w:type="spellStart"/>
-      <w:r>
-        <w:t>tincidunt</w:t>
-      </w:r>
-      <w:proofErr w:type="spellEnd"/>
-      <w:r>
-        <w:t xml:space="preserve"> </w:t>
-      </w:r>
-      <w:proofErr w:type="spellStart"/>
-      <w:r>
-        <w:t>sit</w:t>
-      </w:r>
-      <w:proofErr w:type="spellEnd"/>
-      <w:r>
-        <w:t xml:space="preserve"> </w:t>
-      </w:r>
-      <w:proofErr w:type="spellStart"/>
-      <w:r>
-        <w:t>amet</w:t>
-      </w:r>
-      <w:proofErr w:type="spellEnd"/>
-      <w:r>
-        <w:t>.</w:t>
-      </w:r>
-    </w:p>
-    <w:p/>
-    <w:p>
-      <w:pPr>
         <w:pStyle w:val="Ttulo2"/>
       </w:pPr>
-      <w:bookmarkStart w:id="6" w:name="_Toc226017102"/>
-      <w:r>
-        <w:t>Metodologia</w:t>
-      </w:r>
-      <w:bookmarkEnd w:id="6"/>
-    </w:p>
-    <w:p>
-      <w:proofErr w:type="spellStart"/>
-      <w:r>
-        <w:t>Lorem</w:t>
-      </w:r>
-      <w:proofErr w:type="spellEnd"/>
-      <w:r>
-        <w:t xml:space="preserve"> ipsum </w:t>
-      </w:r>
-      <w:proofErr w:type="spellStart"/>
-      <w:r>
-        <w:t>dolor</w:t>
-      </w:r>
-      <w:proofErr w:type="spellEnd"/>
-      <w:r>
-        <w:t xml:space="preserve"> </w:t>
-      </w:r>
-      <w:proofErr w:type="spellStart"/>
-      <w:r>
-        <w:t>sit</w:t>
-      </w:r>
-      <w:proofErr w:type="spellEnd"/>
-      <w:r>
-        <w:t xml:space="preserve"> </w:t>
-      </w:r>
-      <w:proofErr w:type="spellStart"/>
-      <w:r>
-        <w:t>amet</w:t>
-      </w:r>
-      <w:proofErr w:type="spellEnd"/>
-      <w:r>
-        <w:t xml:space="preserve">, </w:t>
-      </w:r>
-      <w:proofErr w:type="spellStart"/>
-      <w:r>
-        <w:t>consectetur</w:t>
-      </w:r>
-      <w:proofErr w:type="spellEnd"/>
-      <w:r>
-        <w:t xml:space="preserve"> </w:t>
-      </w:r>
-      <w:proofErr w:type="spellStart"/>
-      <w:r>
-        <w:t>adipiscing</w:t>
-      </w:r>
-      <w:proofErr w:type="spellEnd"/>
-      <w:r>
-        <w:t xml:space="preserve"> </w:t>
-      </w:r>
-      <w:proofErr w:type="spellStart"/>
-      <w:r>
-        <w:t>elit</w:t>
-      </w:r>
-      <w:proofErr w:type="spellEnd"/>
-      <w:r>
-        <w:t xml:space="preserve">. </w:t>
-      </w:r>
-      <w:proofErr w:type="spellStart"/>
-      <w:r>
-        <w:t>Donec</w:t>
-      </w:r>
-      <w:proofErr w:type="spellEnd"/>
-      <w:r>
-        <w:t xml:space="preserve"> eu </w:t>
-      </w:r>
-      <w:proofErr w:type="spellStart"/>
-      <w:r>
-        <w:t>tristique</w:t>
-      </w:r>
-      <w:proofErr w:type="spellEnd"/>
-      <w:r>
-        <w:t xml:space="preserve"> </w:t>
-      </w:r>
-      <w:proofErr w:type="spellStart"/>
-      <w:r>
-        <w:t>neque</w:t>
-      </w:r>
-      <w:proofErr w:type="spellEnd"/>
-      <w:r>
-        <w:t xml:space="preserve">. </w:t>
-      </w:r>
-      <w:proofErr w:type="spellStart"/>
-      <w:r>
-        <w:t>Fusce</w:t>
-      </w:r>
-      <w:proofErr w:type="spellEnd"/>
-      <w:r>
-        <w:t xml:space="preserve"> </w:t>
-      </w:r>
-      <w:proofErr w:type="spellStart"/>
-      <w:r>
-        <w:t>laoreet</w:t>
-      </w:r>
-      <w:proofErr w:type="spellEnd"/>
-      <w:r>
-        <w:t xml:space="preserve"> </w:t>
-      </w:r>
-      <w:proofErr w:type="spellStart"/>
-      <w:r>
-        <w:t>condimentum</w:t>
-      </w:r>
-      <w:proofErr w:type="spellEnd"/>
-      <w:r>
-        <w:t xml:space="preserve"> </w:t>
-      </w:r>
-      <w:proofErr w:type="spellStart"/>
-      <w:r>
-        <w:t>elementum</w:t>
-      </w:r>
-      <w:proofErr w:type="spellEnd"/>
-      <w:r>
-        <w:t xml:space="preserve">. </w:t>
-      </w:r>
-      <w:proofErr w:type="spellStart"/>
-      <w:r>
-        <w:t>Duis</w:t>
-      </w:r>
-      <w:proofErr w:type="spellEnd"/>
-      <w:r>
-        <w:t xml:space="preserve"> </w:t>
-      </w:r>
-      <w:proofErr w:type="spellStart"/>
-      <w:r>
-        <w:t>vel</w:t>
-      </w:r>
-      <w:proofErr w:type="spellEnd"/>
-      <w:r>
-        <w:t xml:space="preserve"> </w:t>
-      </w:r>
-      <w:proofErr w:type="spellStart"/>
-      <w:r>
-        <w:t>congue</w:t>
-      </w:r>
-      <w:proofErr w:type="spellEnd"/>
-      <w:r>
-        <w:t xml:space="preserve"> </w:t>
-      </w:r>
-      <w:proofErr w:type="spellStart"/>
-      <w:r>
-        <w:t>felis</w:t>
-      </w:r>
-      <w:proofErr w:type="spellEnd"/>
-      <w:r>
-        <w:t xml:space="preserve">. </w:t>
-      </w:r>
-      <w:proofErr w:type="spellStart"/>
-      <w:r>
-        <w:t>Aliquam</w:t>
-      </w:r>
-      <w:proofErr w:type="spellEnd"/>
-      <w:r>
-        <w:t xml:space="preserve"> et </w:t>
-      </w:r>
-      <w:proofErr w:type="spellStart"/>
-      <w:r>
-        <w:t>velit</w:t>
-      </w:r>
-      <w:proofErr w:type="spellEnd"/>
-      <w:r>
-        <w:t xml:space="preserve"> </w:t>
-      </w:r>
-      <w:proofErr w:type="spellStart"/>
-      <w:r>
-        <w:t>finibus</w:t>
-      </w:r>
-      <w:proofErr w:type="spellEnd"/>
-      <w:r>
-        <w:t xml:space="preserve">, </w:t>
-      </w:r>
-      <w:proofErr w:type="spellStart"/>
-      <w:r>
-        <w:t>aliquam</w:t>
-      </w:r>
-      <w:proofErr w:type="spellEnd"/>
-      <w:r>
-        <w:t xml:space="preserve"> justo a, </w:t>
-      </w:r>
-      <w:proofErr w:type="spellStart"/>
-      <w:r>
-        <w:t>fermentum</w:t>
-      </w:r>
-      <w:proofErr w:type="spellEnd"/>
-      <w:r>
-        <w:t xml:space="preserve"> ipsum. </w:t>
-      </w:r>
-      <w:proofErr w:type="spellStart"/>
-      <w:r>
-        <w:t>Sed</w:t>
-      </w:r>
-      <w:proofErr w:type="spellEnd"/>
-      <w:r>
-        <w:t xml:space="preserve"> </w:t>
-      </w:r>
-      <w:proofErr w:type="spellStart"/>
-      <w:r>
-        <w:t>at</w:t>
-      </w:r>
-      <w:proofErr w:type="spellEnd"/>
-      <w:r>
-        <w:t xml:space="preserve"> </w:t>
-      </w:r>
-      <w:proofErr w:type="spellStart"/>
-      <w:r>
-        <w:t>feugiat</w:t>
-      </w:r>
-      <w:proofErr w:type="spellEnd"/>
-      <w:r>
-        <w:t xml:space="preserve"> </w:t>
-      </w:r>
-      <w:proofErr w:type="spellStart"/>
-      <w:r>
-        <w:t>augue</w:t>
-      </w:r>
-      <w:proofErr w:type="spellEnd"/>
-      <w:r>
-        <w:t xml:space="preserve">. </w:t>
-      </w:r>
-      <w:proofErr w:type="spellStart"/>
-      <w:r>
-        <w:t>Phasellus</w:t>
-      </w:r>
-      <w:proofErr w:type="spellEnd"/>
-      <w:r>
-        <w:t xml:space="preserve"> </w:t>
-      </w:r>
-      <w:proofErr w:type="spellStart"/>
-      <w:r>
-        <w:t>fermentum</w:t>
-      </w:r>
-      <w:proofErr w:type="spellEnd"/>
-      <w:r>
-        <w:t xml:space="preserve"> </w:t>
-      </w:r>
-      <w:proofErr w:type="spellStart"/>
-      <w:r>
-        <w:t>dui</w:t>
-      </w:r>
-      <w:proofErr w:type="spellEnd"/>
-      <w:r>
-        <w:t xml:space="preserve"> vitae </w:t>
-      </w:r>
-      <w:proofErr w:type="spellStart"/>
-      <w:r>
-        <w:t>turpis</w:t>
-      </w:r>
-      <w:proofErr w:type="spellEnd"/>
-      <w:r>
-        <w:t xml:space="preserve"> </w:t>
-      </w:r>
-      <w:proofErr w:type="spellStart"/>
-      <w:r>
-        <w:t>facilisis</w:t>
-      </w:r>
-      <w:proofErr w:type="spellEnd"/>
-      <w:r>
-        <w:t xml:space="preserve"> </w:t>
-      </w:r>
-      <w:proofErr w:type="spellStart"/>
-      <w:r>
-        <w:t>feugiat</w:t>
-      </w:r>
-      <w:proofErr w:type="spellEnd"/>
-      <w:r>
-        <w:t xml:space="preserve">. Nam </w:t>
-      </w:r>
-      <w:proofErr w:type="spellStart"/>
-      <w:r>
-        <w:t>ullamcorper</w:t>
-      </w:r>
-      <w:proofErr w:type="spellEnd"/>
-      <w:r>
-        <w:t xml:space="preserve"> </w:t>
-      </w:r>
-      <w:proofErr w:type="spellStart"/>
-      <w:r>
-        <w:t>odio</w:t>
-      </w:r>
-      <w:proofErr w:type="spellEnd"/>
-      <w:r>
-        <w:t xml:space="preserve"> </w:t>
-      </w:r>
-      <w:proofErr w:type="spellStart"/>
-      <w:r>
-        <w:t>mauris</w:t>
-      </w:r>
-      <w:proofErr w:type="spellEnd"/>
-      <w:r>
-        <w:t xml:space="preserve">, </w:t>
-      </w:r>
-      <w:proofErr w:type="spellStart"/>
-      <w:r>
-        <w:t>vel</w:t>
-      </w:r>
-      <w:proofErr w:type="spellEnd"/>
-      <w:r>
-        <w:t xml:space="preserve"> </w:t>
-      </w:r>
-      <w:proofErr w:type="spellStart"/>
-      <w:r>
-        <w:t>egestas</w:t>
-      </w:r>
-      <w:proofErr w:type="spellEnd"/>
-      <w:r>
-        <w:t xml:space="preserve"> </w:t>
-      </w:r>
-      <w:proofErr w:type="spellStart"/>
-      <w:r>
-        <w:t>quam</w:t>
-      </w:r>
-      <w:proofErr w:type="spellEnd"/>
-      <w:r>
-        <w:t xml:space="preserve"> </w:t>
-      </w:r>
-      <w:proofErr w:type="spellStart"/>
-      <w:r>
-        <w:t>tincidunt</w:t>
-      </w:r>
-      <w:proofErr w:type="spellEnd"/>
-      <w:r>
-        <w:t xml:space="preserve"> </w:t>
-      </w:r>
-      <w:proofErr w:type="spellStart"/>
-      <w:r>
-        <w:t>sit</w:t>
-      </w:r>
-      <w:proofErr w:type="spellEnd"/>
-      <w:r>
-        <w:t xml:space="preserve"> </w:t>
-      </w:r>
-      <w:proofErr w:type="spellStart"/>
-      <w:r>
-        <w:t>amet</w:t>
-      </w:r>
-      <w:proofErr w:type="spellEnd"/>
-      <w:r>
-        <w:t>.</w:t>
-      </w:r>
-    </w:p>
-    <w:p/>
-    <w:p>
-      <w:pPr>
-        <w:pStyle w:val="Ttulo2"/>
-      </w:pPr>
-      <w:bookmarkStart w:id="7" w:name="_Toc226017103"/>
-      <w:r>
-        <w:t>Resultados Esperados</w:t>
-      </w:r>
-      <w:bookmarkEnd w:id="7"/>
-    </w:p>
-    <w:p>
-      <w:proofErr w:type="spellStart"/>
-      <w:r>
-        <w:t>Lorem</w:t>
-      </w:r>
-      <w:proofErr w:type="spellEnd"/>
-      <w:r>
-        <w:t xml:space="preserve"> ipsum </w:t>
-      </w:r>
-      <w:proofErr w:type="spellStart"/>
-      <w:r>
-        <w:t>dolor</w:t>
-      </w:r>
-      <w:proofErr w:type="spellEnd"/>
-      <w:r>
-        <w:t xml:space="preserve"> </w:t>
-      </w:r>
-      <w:proofErr w:type="spellStart"/>
-      <w:r>
-        <w:t>sit</w:t>
-      </w:r>
-      <w:proofErr w:type="spellEnd"/>
-      <w:r>
-        <w:t xml:space="preserve"> </w:t>
-      </w:r>
-      <w:proofErr w:type="spellStart"/>
-      <w:r>
-        <w:t>amet</w:t>
-      </w:r>
-      <w:proofErr w:type="spellEnd"/>
-      <w:r>
-        <w:t xml:space="preserve">, </w:t>
-      </w:r>
-      <w:proofErr w:type="spellStart"/>
-      <w:r>
-        <w:t>consectetur</w:t>
-      </w:r>
-      <w:proofErr w:type="spellEnd"/>
-      <w:r>
-        <w:t xml:space="preserve"> </w:t>
-      </w:r>
-      <w:proofErr w:type="spellStart"/>
-      <w:r>
-        <w:t>adipiscing</w:t>
-      </w:r>
-      <w:proofErr w:type="spellEnd"/>
-      <w:r>
-        <w:t xml:space="preserve"> </w:t>
-      </w:r>
-      <w:proofErr w:type="spellStart"/>
-      <w:r>
-        <w:t>elit</w:t>
-      </w:r>
-      <w:proofErr w:type="spellEnd"/>
-      <w:r>
-        <w:t xml:space="preserve">. </w:t>
-      </w:r>
-      <w:proofErr w:type="spellStart"/>
-      <w:r>
-        <w:t>Donec</w:t>
-      </w:r>
-      <w:proofErr w:type="spellEnd"/>
-      <w:r>
-        <w:t xml:space="preserve"> eu </w:t>
-      </w:r>
-      <w:proofErr w:type="spellStart"/>
-      <w:r>
-        <w:t>tristique</w:t>
-      </w:r>
-      <w:proofErr w:type="spellEnd"/>
-      <w:r>
-        <w:t xml:space="preserve"> </w:t>
-      </w:r>
-      <w:proofErr w:type="spellStart"/>
-      <w:r>
-        <w:t>neque</w:t>
-      </w:r>
-      <w:proofErr w:type="spellEnd"/>
-      <w:r>
-        <w:t xml:space="preserve">. </w:t>
-      </w:r>
-      <w:proofErr w:type="spellStart"/>
-      <w:r>
-        <w:t>Fusce</w:t>
-      </w:r>
-      <w:proofErr w:type="spellEnd"/>
-      <w:r>
-        <w:t xml:space="preserve"> </w:t>
-      </w:r>
-      <w:proofErr w:type="spellStart"/>
-      <w:r>
-        <w:t>laoreet</w:t>
-      </w:r>
-      <w:proofErr w:type="spellEnd"/>
-      <w:r>
-        <w:t xml:space="preserve"> </w:t>
-      </w:r>
-      <w:proofErr w:type="spellStart"/>
-      <w:r>
-        <w:t>condimentum</w:t>
-      </w:r>
-      <w:proofErr w:type="spellEnd"/>
-      <w:r>
-        <w:t xml:space="preserve"> </w:t>
-      </w:r>
-      <w:proofErr w:type="spellStart"/>
-      <w:r>
-        <w:t>elementum</w:t>
-      </w:r>
-      <w:proofErr w:type="spellEnd"/>
-      <w:r>
-        <w:t xml:space="preserve">. </w:t>
-      </w:r>
-      <w:proofErr w:type="spellStart"/>
-      <w:r>
-        <w:t>Duis</w:t>
-      </w:r>
-      <w:proofErr w:type="spellEnd"/>
-      <w:r>
-        <w:t xml:space="preserve"> </w:t>
-      </w:r>
-      <w:proofErr w:type="spellStart"/>
-      <w:r>
-        <w:t>vel</w:t>
-      </w:r>
-      <w:proofErr w:type="spellEnd"/>
-      <w:r>
-        <w:t xml:space="preserve"> </w:t>
-      </w:r>
-      <w:proofErr w:type="spellStart"/>
-      <w:r>
-        <w:t>congue</w:t>
-      </w:r>
-      <w:proofErr w:type="spellEnd"/>
-      <w:r>
-        <w:t xml:space="preserve"> </w:t>
-      </w:r>
-      <w:proofErr w:type="spellStart"/>
-      <w:r>
-        <w:t>felis</w:t>
-      </w:r>
-      <w:proofErr w:type="spellEnd"/>
-      <w:r>
-        <w:t xml:space="preserve">. </w:t>
-      </w:r>
-      <w:proofErr w:type="spellStart"/>
-      <w:r>
-        <w:t>Aliquam</w:t>
-      </w:r>
-      <w:proofErr w:type="spellEnd"/>
-      <w:r>
-        <w:t xml:space="preserve"> et </w:t>
-      </w:r>
-      <w:proofErr w:type="spellStart"/>
-      <w:r>
-        <w:t>velit</w:t>
-      </w:r>
-      <w:proofErr w:type="spellEnd"/>
-      <w:r>
-        <w:t xml:space="preserve"> </w:t>
-      </w:r>
-      <w:proofErr w:type="spellStart"/>
-      <w:r>
-        <w:t>finibus</w:t>
-      </w:r>
-      <w:proofErr w:type="spellEnd"/>
-      <w:r>
-        <w:t xml:space="preserve">, </w:t>
-      </w:r>
-      <w:proofErr w:type="spellStart"/>
-      <w:r>
-        <w:t>aliquam</w:t>
-      </w:r>
-      <w:proofErr w:type="spellEnd"/>
-      <w:r>
-        <w:t xml:space="preserve"> justo a, </w:t>
-      </w:r>
-      <w:proofErr w:type="spellStart"/>
-      <w:r>
-        <w:t>fermentum</w:t>
-      </w:r>
-      <w:proofErr w:type="spellEnd"/>
-      <w:r>
-        <w:t xml:space="preserve"> ipsum. </w:t>
-      </w:r>
-      <w:proofErr w:type="spellStart"/>
-      <w:r>
-        <w:t>Sed</w:t>
-      </w:r>
-      <w:proofErr w:type="spellEnd"/>
-      <w:r>
-        <w:t xml:space="preserve"> </w:t>
-      </w:r>
-      <w:proofErr w:type="spellStart"/>
-      <w:r>
-        <w:t>at</w:t>
-      </w:r>
-      <w:proofErr w:type="spellEnd"/>
-      <w:r>
-        <w:t xml:space="preserve"> </w:t>
-      </w:r>
-      <w:proofErr w:type="spellStart"/>
-      <w:r>
-        <w:t>feugiat</w:t>
-      </w:r>
-      <w:proofErr w:type="spellEnd"/>
-      <w:r>
-        <w:t xml:space="preserve"> </w:t>
-      </w:r>
-      <w:proofErr w:type="spellStart"/>
-      <w:r>
-        <w:t>augue</w:t>
-      </w:r>
-      <w:proofErr w:type="spellEnd"/>
-      <w:r>
-        <w:t xml:space="preserve">. </w:t>
-      </w:r>
-      <w:proofErr w:type="spellStart"/>
-      <w:r>
-        <w:t>Phasellus</w:t>
-      </w:r>
-      <w:proofErr w:type="spellEnd"/>
-      <w:r>
-        <w:t xml:space="preserve"> </w:t>
-      </w:r>
-      <w:proofErr w:type="spellStart"/>
-      <w:r>
-        <w:t>fermentum</w:t>
-      </w:r>
-      <w:proofErr w:type="spellEnd"/>
-      <w:r>
-        <w:t xml:space="preserve"> </w:t>
-      </w:r>
-      <w:proofErr w:type="spellStart"/>
-      <w:r>
-        <w:t>dui</w:t>
-      </w:r>
-      <w:proofErr w:type="spellEnd"/>
-      <w:r>
-        <w:t xml:space="preserve"> vitae </w:t>
-      </w:r>
-      <w:proofErr w:type="spellStart"/>
-      <w:r>
-        <w:t>turpis</w:t>
-      </w:r>
-      <w:proofErr w:type="spellEnd"/>
-      <w:r>
-        <w:t xml:space="preserve"> </w:t>
-      </w:r>
-      <w:proofErr w:type="spellStart"/>
-      <w:r>
-        <w:t>facilisis</w:t>
-      </w:r>
-      <w:proofErr w:type="spellEnd"/>
-      <w:r>
-        <w:t xml:space="preserve"> </w:t>
-      </w:r>
-      <w:proofErr w:type="spellStart"/>
-      <w:r>
-        <w:t>feugiat</w:t>
-      </w:r>
-      <w:proofErr w:type="spellEnd"/>
-      <w:r>
-        <w:t xml:space="preserve">. Nam </w:t>
-      </w:r>
-      <w:proofErr w:type="spellStart"/>
-      <w:r>
-        <w:t>ullamcorper</w:t>
-      </w:r>
-      <w:proofErr w:type="spellEnd"/>
-      <w:r>
-        <w:t xml:space="preserve"> </w:t>
-      </w:r>
-      <w:proofErr w:type="spellStart"/>
-      <w:r>
-        <w:t>odio</w:t>
-      </w:r>
-      <w:proofErr w:type="spellEnd"/>
-      <w:r>
-        <w:t xml:space="preserve"> </w:t>
-      </w:r>
-      <w:proofErr w:type="spellStart"/>
-      <w:r>
-        <w:t>mauris</w:t>
-      </w:r>
-      <w:proofErr w:type="spellEnd"/>
-      <w:r>
-        <w:t xml:space="preserve">, </w:t>
-      </w:r>
-      <w:proofErr w:type="spellStart"/>
-      <w:r>
-        <w:t>vel</w:t>
-      </w:r>
-      <w:proofErr w:type="spellEnd"/>
-      <w:r>
-        <w:t xml:space="preserve"> </w:t>
-      </w:r>
-      <w:proofErr w:type="spellStart"/>
-      <w:r>
-        <w:t>egestas</w:t>
-      </w:r>
-      <w:proofErr w:type="spellEnd"/>
-      <w:r>
-        <w:t xml:space="preserve"> </w:t>
-      </w:r>
-      <w:proofErr w:type="spellStart"/>
-      <w:r>
-        <w:t>quam</w:t>
-      </w:r>
-      <w:proofErr w:type="spellEnd"/>
-      <w:r>
-        <w:t xml:space="preserve"> </w:t>
-      </w:r>
-      <w:proofErr w:type="spellStart"/>
-      <w:r>
-        <w:t>tincidunt</w:t>
-      </w:r>
-      <w:proofErr w:type="spellEnd"/>
-      <w:r>
-        <w:t xml:space="preserve"> </w:t>
-      </w:r>
-      <w:proofErr w:type="spellStart"/>
-      <w:r>
-        <w:t>sit</w:t>
-      </w:r>
-      <w:proofErr w:type="spellEnd"/>
-      <w:r>
-        <w:t xml:space="preserve"> </w:t>
-      </w:r>
-      <w:proofErr w:type="spellStart"/>
-      <w:r>
-        <w:t>amet</w:t>
-      </w:r>
-      <w:proofErr w:type="spellEnd"/>
-      <w:r>
-        <w:t>.</w:t>
-      </w:r>
-    </w:p>
-    <w:p>
-      <w:pPr>
-        <w:pStyle w:val="Ttulo2"/>
-      </w:pPr>
       <w:r>
         <w:br w:type="page"/>
       </w:r>
@@ -5746,12 +5954,12 @@
       <w:pPr>
         <w:pStyle w:val="Ttulo1"/>
       </w:pPr>
-      <w:bookmarkStart w:id="8" w:name="_Toc226017104"/>
+      <w:bookmarkStart w:id="9" w:name="_Toc226017104"/>
       <w:r>
         <w:lastRenderedPageBreak/>
         <w:t>REFERENCIAL TEÓRICO</w:t>
       </w:r>
-      <w:bookmarkEnd w:id="8"/>
+      <w:bookmarkEnd w:id="9"/>
     </w:p>
     <w:p>
       <w:proofErr w:type="spellStart"/>
@@ -6096,12 +6304,249 @@
       <w:pPr>
         <w:pStyle w:val="Ttulo3"/>
       </w:pPr>
-      <w:bookmarkStart w:id="9" w:name="_Toc226017105"/>
+      <w:bookmarkStart w:id="10" w:name="_Toc226017105"/>
+      <w:r>
+        <w:rPr>
+          <w:noProof/>
+        </w:rPr>
+        <mc:AlternateContent>
+          <mc:Choice Requires="wps">
+            <w:drawing>
+              <wp:anchor distT="0" distB="0" distL="114300" distR="114300" simplePos="0" relativeHeight="251662336" behindDoc="0" locked="0" layoutInCell="1" allowOverlap="1" wp14:anchorId="7C16FCD4" wp14:editId="18EE477B">
+                <wp:simplePos x="0" y="0"/>
+                <wp:positionH relativeFrom="column">
+                  <wp:posOffset>76835</wp:posOffset>
+                </wp:positionH>
+                <wp:positionV relativeFrom="paragraph">
+                  <wp:posOffset>19685</wp:posOffset>
+                </wp:positionV>
+                <wp:extent cx="5760085" cy="457200"/>
+                <wp:effectExtent l="0" t="0" r="0" b="0"/>
+                <wp:wrapThrough wrapText="bothSides">
+                  <wp:wrapPolygon edited="0">
+                    <wp:start x="0" y="0"/>
+                    <wp:lineTo x="0" y="20700"/>
+                    <wp:lineTo x="21502" y="20700"/>
+                    <wp:lineTo x="21502" y="0"/>
+                    <wp:lineTo x="0" y="0"/>
+                  </wp:wrapPolygon>
+                </wp:wrapThrough>
+                <wp:docPr id="4" name="Caixa de Texto 4"/>
+                <wp:cNvGraphicFramePr/>
+                <a:graphic xmlns:a="http://schemas.openxmlformats.org/drawingml/2006/main">
+                  <a:graphicData uri="http://schemas.microsoft.com/office/word/2010/wordprocessingShape">
+                    <wps:wsp>
+                      <wps:cNvSpPr txBox="1"/>
+                      <wps:spPr>
+                        <a:xfrm>
+                          <a:off x="0" y="0"/>
+                          <a:ext cx="5760085" cy="457200"/>
+                        </a:xfrm>
+                        <a:prstGeom prst="rect">
+                          <a:avLst/>
+                        </a:prstGeom>
+                        <a:solidFill>
+                          <a:prstClr val="white"/>
+                        </a:solidFill>
+                        <a:ln>
+                          <a:noFill/>
+                        </a:ln>
+                      </wps:spPr>
+                      <wps:txbx>
+                        <w:txbxContent>
+                          <w:p>
+                            <w:pPr>
+                              <w:pStyle w:val="Legenda"/>
+                              <w:rPr>
+                                <w:noProof/>
+                                <w:shd w:val="clear" w:color="auto" w:fill="FFFFFF"/>
+                              </w:rPr>
+                            </w:pPr>
+                            <w:bookmarkStart w:id="11" w:name="_Toc226624102"/>
+                            <w:r>
+                              <w:t xml:space="preserve">Figura </w:t>
+                            </w:r>
+                            <w:r>
+                              <w:fldChar w:fldCharType="begin"/>
+                            </w:r>
+                            <w:r>
+                              <w:instrText xml:space="preserve"> SEQ Figura \* ARABIC </w:instrText>
+                            </w:r>
+                            <w:r>
+                              <w:fldChar w:fldCharType="separate"/>
+                            </w:r>
+                            <w:r>
+                              <w:rPr>
+                                <w:noProof/>
+                              </w:rPr>
+                              <w:t>1</w:t>
+                            </w:r>
+                            <w:r>
+                              <w:fldChar w:fldCharType="end"/>
+                            </w:r>
+                            <w:r>
+                              <w:t>: Exoesqueleto de mão controlado por ondas cerebrais</w:t>
+                            </w:r>
+                            <w:bookmarkEnd w:id="11"/>
+                          </w:p>
+                        </w:txbxContent>
+                      </wps:txbx>
+                      <wps:bodyPr rot="0" spcFirstLastPara="0" vertOverflow="overflow" horzOverflow="overflow" vert="horz" wrap="square" lIns="0" tIns="0" rIns="0" bIns="0" numCol="1" spcCol="0" rtlCol="0" fromWordArt="0" anchor="t" anchorCtr="0" forceAA="0" compatLnSpc="1">
+                        <a:prstTxWarp prst="textNoShape">
+                          <a:avLst/>
+                        </a:prstTxWarp>
+                        <a:noAutofit/>
+                      </wps:bodyPr>
+                    </wps:wsp>
+                  </a:graphicData>
+                </a:graphic>
+              </wp:anchor>
+            </w:drawing>
+          </mc:Choice>
+          <mc:Fallback>
+            <w:pict>
+              <v:shapetype w14:anchorId="7C16FCD4" id="_x0000_t202" coordsize="21600,21600" o:spt="202" path="m,l,21600r21600,l21600,xe">
+                <v:stroke joinstyle="miter"/>
+                <v:path gradientshapeok="t" o:connecttype="rect"/>
+              </v:shapetype>
+              <v:shape id="Caixa de Texto 4" o:spid="_x0000_s1026" type="#_x0000_t202" style="position:absolute;left:0;text-align:left;margin-left:6.05pt;margin-top:1.55pt;width:453.55pt;height:36pt;z-index:251662336;visibility:visible;mso-wrap-style:square;mso-wrap-distance-left:9pt;mso-wrap-distance-top:0;mso-wrap-distance-right:9pt;mso-wrap-distance-bottom:0;mso-position-horizontal:absolute;mso-position-horizontal-relative:text;mso-position-vertical:absolute;mso-position-vertical-relative:text;v-text-anchor:top" o:gfxdata="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" stroked="f">
+                <v:textbox inset="0,0,0,0">
+                  <w:txbxContent>
+                    <w:p>
+                      <w:pPr>
+                        <w:pStyle w:val="Legenda"/>
+                        <w:rPr>
+                          <w:noProof/>
+                          <w:shd w:val="clear" w:color="auto" w:fill="FFFFFF"/>
+                        </w:rPr>
+                      </w:pPr>
+                      <w:bookmarkStart w:id="12" w:name="_Toc226624102"/>
+                      <w:r>
+                        <w:t xml:space="preserve">Figura </w:t>
+                      </w:r>
+                      <w:r>
+                        <w:fldChar w:fldCharType="begin"/>
+                      </w:r>
+                      <w:r>
+                        <w:instrText xml:space="preserve"> SEQ Figura \* ARABIC </w:instrText>
+                      </w:r>
+                      <w:r>
+                        <w:fldChar w:fldCharType="separate"/>
+                      </w:r>
+                      <w:r>
+                        <w:rPr>
+                          <w:noProof/>
+                        </w:rPr>
+                        <w:t>1</w:t>
+                      </w:r>
+                      <w:r>
+                        <w:fldChar w:fldCharType="end"/>
+                      </w:r>
+                      <w:r>
+                        <w:t>: Exoesqueleto de mão controlado por ondas cerebrais</w:t>
+                      </w:r>
+                      <w:bookmarkEnd w:id="12"/>
+                    </w:p>
+                  </w:txbxContent>
+                </v:textbox>
+                <w10:wrap type="through"/>
+              </v:shape>
+            </w:pict>
+          </mc:Fallback>
+        </mc:AlternateContent>
+      </w:r>
+      <w:r>
+        <w:rPr>
+          <w:noProof/>
+          <w:lang w:eastAsia="pt-BR"/>
+        </w:rPr>
+        <w:drawing>
+          <wp:anchor distT="0" distB="0" distL="114300" distR="114300" simplePos="0" relativeHeight="251658240" behindDoc="0" locked="0" layoutInCell="1" allowOverlap="1">
+            <wp:simplePos x="0" y="0"/>
+            <wp:positionH relativeFrom="column">
+              <wp:posOffset>77289</wp:posOffset>
+            </wp:positionH>
+            <wp:positionV relativeFrom="paragraph">
+              <wp:posOffset>477287</wp:posOffset>
+            </wp:positionV>
+            <wp:extent cx="5760085" cy="3835738"/>
+            <wp:effectExtent l="19050" t="19050" r="12065" b="12700"/>
+            <wp:wrapThrough wrapText="bothSides">
+              <wp:wrapPolygon edited="0">
+                <wp:start x="-71" y="-107"/>
+                <wp:lineTo x="-71" y="21564"/>
+                <wp:lineTo x="21574" y="21564"/>
+                <wp:lineTo x="21574" y="-107"/>
+                <wp:lineTo x="-71" y="-107"/>
+              </wp:wrapPolygon>
+            </wp:wrapThrough>
+            <wp:docPr id="1" name="Imagem 1" descr="Startup curitibana cria mão eletrônica e exoesqueleto para paraplégicos -  Prefeitura de Curitiba"/>
+            <wp:cNvGraphicFramePr>
+              <a:graphicFrameLocks xmlns:a="http://schemas.openxmlformats.org/drawingml/2006/main" noChangeAspect="1"/>
+            </wp:cNvGraphicFramePr>
+            <a:graphic xmlns:a="http://schemas.openxmlformats.org/drawingml/2006/main">
+              <a:graphicData uri="http://schemas.openxmlformats.org/drawingml/2006/picture">
+                <pic:pic xmlns:pic="http://schemas.openxmlformats.org/drawingml/2006/picture">
+                  <pic:nvPicPr>
+                    <pic:cNvPr id="0" name="Picture 1" descr="Startup curitibana cria mão eletrônica e exoesqueleto para paraplégicos -  Prefeitura de Curitiba"/>
+                    <pic:cNvPicPr>
+                      <a:picLocks noChangeAspect="1" noChangeArrowheads="1"/>
+                    </pic:cNvPicPr>
+                  </pic:nvPicPr>
+                  <pic:blipFill>
+                    <a:blip r:embed="rId8">
+                      <a:extLst>
+                        <a:ext uri="{28A0092B-C50C-407E-A947-70E740481C1C}">
+                          <a14:useLocalDpi xmlns:a14="http://schemas.microsoft.com/office/drawing/2010/main" val="0"/>
+                        </a:ext>
+                      </a:extLst>
+                    </a:blip>
+                    <a:srcRect/>
+                    <a:stretch>
+                      <a:fillRect/>
+                    </a:stretch>
+                  </pic:blipFill>
+                  <pic:spPr bwMode="auto">
+                    <a:xfrm>
+                      <a:off x="0" y="0"/>
+                      <a:ext cx="5760085" cy="3835738"/>
+                    </a:xfrm>
+                    <a:prstGeom prst="rect">
+                      <a:avLst/>
+                    </a:prstGeom>
+                    <a:noFill/>
+                    <a:ln>
+                      <a:solidFill>
+                        <a:schemeClr val="tx1"/>
+                      </a:solidFill>
+                    </a:ln>
+                  </pic:spPr>
+                </pic:pic>
+              </a:graphicData>
+            </a:graphic>
+          </wp:anchor>
+        </w:drawing>
+      </w:r>
       <w:r>
         <w:t>Teste de nível 3</w:t>
       </w:r>
-      <w:bookmarkEnd w:id="9"/>
-    </w:p>
+      <w:bookmarkEnd w:id="10"/>
+    </w:p>
+    <w:p/>
+    <w:p>
+      <w:r>
+        <w:t xml:space="preserve">Fonte: </w:t>
+      </w:r>
+      <w:proofErr w:type="spellStart"/>
+      <w:r>
+        <w:t>Lucilia</w:t>
+      </w:r>
+      <w:proofErr w:type="spellEnd"/>
+      <w:r>
+        <w:t xml:space="preserve"> Guimarães/SMCS, 2019</w:t>
+      </w:r>
+    </w:p>
+    <w:p/>
     <w:p>
       <w:proofErr w:type="spellStart"/>
       <w:r>
@@ -6445,11 +6890,255 @@
       <w:pPr>
         <w:pStyle w:val="Ttulo4"/>
       </w:pPr>
-      <w:bookmarkStart w:id="10" w:name="_Toc226017106"/>
+      <w:bookmarkStart w:id="13" w:name="_Toc226017106"/>
+      <w:r>
+        <w:rPr>
+          <w:noProof/>
+        </w:rPr>
+        <w:lastRenderedPageBreak/>
+        <mc:AlternateContent>
+          <mc:Choice Requires="wps">
+            <w:drawing>
+              <wp:anchor distT="0" distB="0" distL="114300" distR="114300" simplePos="0" relativeHeight="251664384" behindDoc="0" locked="0" layoutInCell="1" allowOverlap="1" wp14:anchorId="4F2F9EC8" wp14:editId="70EB4EE5">
+                <wp:simplePos x="0" y="0"/>
+                <wp:positionH relativeFrom="column">
+                  <wp:posOffset>-94615</wp:posOffset>
+                </wp:positionH>
+                <wp:positionV relativeFrom="paragraph">
+                  <wp:posOffset>0</wp:posOffset>
+                </wp:positionV>
+                <wp:extent cx="5760085" cy="264160"/>
+                <wp:effectExtent l="0" t="0" r="0" b="2540"/>
+                <wp:wrapThrough wrapText="bothSides">
+                  <wp:wrapPolygon edited="0">
+                    <wp:start x="0" y="0"/>
+                    <wp:lineTo x="0" y="20250"/>
+                    <wp:lineTo x="21502" y="20250"/>
+                    <wp:lineTo x="21502" y="0"/>
+                    <wp:lineTo x="0" y="0"/>
+                  </wp:wrapPolygon>
+                </wp:wrapThrough>
+                <wp:docPr id="5" name="Caixa de Texto 5"/>
+                <wp:cNvGraphicFramePr/>
+                <a:graphic xmlns:a="http://schemas.openxmlformats.org/drawingml/2006/main">
+                  <a:graphicData uri="http://schemas.microsoft.com/office/word/2010/wordprocessingShape">
+                    <wps:wsp>
+                      <wps:cNvSpPr txBox="1"/>
+                      <wps:spPr>
+                        <a:xfrm>
+                          <a:off x="0" y="0"/>
+                          <a:ext cx="5760085" cy="264160"/>
+                        </a:xfrm>
+                        <a:prstGeom prst="rect">
+                          <a:avLst/>
+                        </a:prstGeom>
+                        <a:solidFill>
+                          <a:prstClr val="white"/>
+                        </a:solidFill>
+                        <a:ln>
+                          <a:noFill/>
+                        </a:ln>
+                      </wps:spPr>
+                      <wps:txbx>
+                        <w:txbxContent>
+                          <w:p>
+                            <w:pPr>
+                              <w:pStyle w:val="Legenda"/>
+                              <w:rPr>
+                                <w:noProof/>
+                              </w:rPr>
+                            </w:pPr>
+                            <w:bookmarkStart w:id="14" w:name="_Toc226624103"/>
+                            <w:r>
+                              <w:t xml:space="preserve">Figura </w:t>
+                            </w:r>
+                            <w:r>
+                              <w:fldChar w:fldCharType="begin"/>
+                            </w:r>
+                            <w:r>
+                              <w:instrText xml:space="preserve"> SEQ Figura \* ARABIC </w:instrText>
+                            </w:r>
+                            <w:r>
+                              <w:fldChar w:fldCharType="separate"/>
+                            </w:r>
+                            <w:r>
+                              <w:rPr>
+                                <w:noProof/>
+                              </w:rPr>
+                              <w:t>2</w:t>
+                            </w:r>
+                            <w:r>
+                              <w:fldChar w:fldCharType="end"/>
+                            </w:r>
+                            <w:r>
+                              <w:t>: Luva robótica focada na reabilitação</w:t>
+                            </w:r>
+                            <w:bookmarkEnd w:id="14"/>
+                          </w:p>
+                        </w:txbxContent>
+                      </wps:txbx>
+                      <wps:bodyPr rot="0" spcFirstLastPara="0" vertOverflow="overflow" horzOverflow="overflow" vert="horz" wrap="square" lIns="0" tIns="0" rIns="0" bIns="0" numCol="1" spcCol="0" rtlCol="0" fromWordArt="0" anchor="t" anchorCtr="0" forceAA="0" compatLnSpc="1">
+                        <a:prstTxWarp prst="textNoShape">
+                          <a:avLst/>
+                        </a:prstTxWarp>
+                        <a:noAutofit/>
+                      </wps:bodyPr>
+                    </wps:wsp>
+                  </a:graphicData>
+                </a:graphic>
+                <wp14:sizeRelV relativeFrom="margin">
+                  <wp14:pctHeight>0</wp14:pctHeight>
+                </wp14:sizeRelV>
+              </wp:anchor>
+            </w:drawing>
+          </mc:Choice>
+          <mc:Fallback>
+            <w:pict>
+              <v:shape w14:anchorId="4F2F9EC8" id="Caixa de Texto 5" o:spid="_x0000_s1027" type="#_x0000_t202" style="position:absolute;left:0;text-align:left;margin-left:-7.45pt;margin-top:0;width:453.55pt;height:20.8pt;z-index:251664384;visibility:visible;mso-wrap-style:square;mso-height-percent:0;mso-wrap-distance-left:9pt;mso-wrap-distance-top:0;mso-wrap-distance-right:9pt;mso-wrap-distance-bottom:0;mso-position-horizontal:absolute;mso-position-horizontal-relative:text;mso-position-vertical:absolute;mso-position-vertical-relative:text;mso-height-percent:0;mso-height-relative:margin;v-text-anchor:top" o:gfxdata="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" stroked="f">
+                <v:textbox inset="0,0,0,0">
+                  <w:txbxContent>
+                    <w:p>
+                      <w:pPr>
+                        <w:pStyle w:val="Legenda"/>
+                        <w:rPr>
+                          <w:noProof/>
+                        </w:rPr>
+                      </w:pPr>
+                      <w:bookmarkStart w:id="15" w:name="_Toc226624103"/>
+                      <w:r>
+                        <w:t xml:space="preserve">Figura </w:t>
+                      </w:r>
+                      <w:r>
+                        <w:fldChar w:fldCharType="begin"/>
+                      </w:r>
+                      <w:r>
+                        <w:instrText xml:space="preserve"> SEQ Figura \* ARABIC </w:instrText>
+                      </w:r>
+                      <w:r>
+                        <w:fldChar w:fldCharType="separate"/>
+                      </w:r>
+                      <w:r>
+                        <w:rPr>
+                          <w:noProof/>
+                        </w:rPr>
+                        <w:t>2</w:t>
+                      </w:r>
+                      <w:r>
+                        <w:fldChar w:fldCharType="end"/>
+                      </w:r>
+                      <w:r>
+                        <w:t>: Luva robótica focada na reabilitação</w:t>
+                      </w:r>
+                      <w:bookmarkEnd w:id="15"/>
+                    </w:p>
+                  </w:txbxContent>
+                </v:textbox>
+                <w10:wrap type="through"/>
+              </v:shape>
+            </w:pict>
+          </mc:Fallback>
+        </mc:AlternateContent>
+      </w:r>
+      <w:r>
+        <w:rPr>
+          <w:noProof/>
+          <w:lang w:eastAsia="pt-BR"/>
+        </w:rPr>
+        <w:drawing>
+          <wp:anchor distT="0" distB="0" distL="114300" distR="114300" simplePos="0" relativeHeight="251659264" behindDoc="0" locked="0" layoutInCell="1" allowOverlap="1">
+            <wp:simplePos x="0" y="0"/>
+            <wp:positionH relativeFrom="margin">
+              <wp:posOffset>-98390</wp:posOffset>
+            </wp:positionH>
+            <wp:positionV relativeFrom="paragraph">
+              <wp:posOffset>328663</wp:posOffset>
+            </wp:positionV>
+            <wp:extent cx="5760085" cy="5760085"/>
+            <wp:effectExtent l="19050" t="19050" r="12065" b="12065"/>
+            <wp:wrapThrough wrapText="bothSides">
+              <wp:wrapPolygon edited="0">
+                <wp:start x="-71" y="-71"/>
+                <wp:lineTo x="-71" y="21574"/>
+                <wp:lineTo x="21574" y="21574"/>
+                <wp:lineTo x="21574" y="-71"/>
+                <wp:lineTo x="-71" y="-71"/>
+              </wp:wrapPolygon>
+            </wp:wrapThrough>
+            <wp:docPr id="2" name="Imagem 2" descr="Luvas de reabilitação Órteses de dedo Robô de reabilitação, cinta de  endireitamento de dedo Protetor de proteção Exoesqueleto Treinamento manual  Tala de mão funcional | Amazon.com.br"/>
+            <wp:cNvGraphicFramePr>
+              <a:graphicFrameLocks xmlns:a="http://schemas.openxmlformats.org/drawingml/2006/main" noChangeAspect="1"/>
+            </wp:cNvGraphicFramePr>
+            <a:graphic xmlns:a="http://schemas.openxmlformats.org/drawingml/2006/main">
+              <a:graphicData uri="http://schemas.openxmlformats.org/drawingml/2006/picture">
+                <pic:pic xmlns:pic="http://schemas.openxmlformats.org/drawingml/2006/picture">
+                  <pic:nvPicPr>
+                    <pic:cNvPr id="0" name="Picture 3" descr="Luvas de reabilitação Órteses de dedo Robô de reabilitação, cinta de  endireitamento de dedo Protetor de proteção Exoesqueleto Treinamento manual  Tala de mão funcional | Amazon.com.br"/>
+                    <pic:cNvPicPr>
+                      <a:picLocks noChangeAspect="1" noChangeArrowheads="1"/>
+                    </pic:cNvPicPr>
+                  </pic:nvPicPr>
+                  <pic:blipFill>
+                    <a:blip r:embed="rId9">
+                      <a:extLst>
+                        <a:ext uri="{28A0092B-C50C-407E-A947-70E740481C1C}">
+                          <a14:useLocalDpi xmlns:a14="http://schemas.microsoft.com/office/drawing/2010/main" val="0"/>
+                        </a:ext>
+                      </a:extLst>
+                    </a:blip>
+                    <a:srcRect/>
+                    <a:stretch>
+                      <a:fillRect/>
+                    </a:stretch>
+                  </pic:blipFill>
+                  <pic:spPr bwMode="auto">
+                    <a:xfrm>
+                      <a:off x="0" y="0"/>
+                      <a:ext cx="5760085" cy="5760085"/>
+                    </a:xfrm>
+                    <a:prstGeom prst="rect">
+                      <a:avLst/>
+                    </a:prstGeom>
+                    <a:noFill/>
+                    <a:ln>
+                      <a:solidFill>
+                        <a:schemeClr val="tx1"/>
+                      </a:solidFill>
+                    </a:ln>
+                  </pic:spPr>
+                </pic:pic>
+              </a:graphicData>
+            </a:graphic>
+          </wp:anchor>
+        </w:drawing>
+      </w:r>
       <w:r>
         <w:t>Teste de nível 4</w:t>
       </w:r>
-      <w:bookmarkEnd w:id="10"/>
+      <w:bookmarkEnd w:id="13"/>
+    </w:p>
+    <w:p>
+      <w:pPr>
+        <w:ind w:firstLine="0"/>
+      </w:pPr>
+      <w:r>
+        <w:t xml:space="preserve">Fonte: </w:t>
+      </w:r>
+      <w:hyperlink r:id="rId10" w:history="1">
+        <w:r>
+          <w:rPr>
+            <w:rStyle w:val="Hyperlink"/>
+            <w:rFonts w:cs="Arial"/>
+            <w:color w:val="0C3353"/>
+            <w:sz w:val="21"/>
+            <w:szCs w:val="21"/>
+            <w:shd w:val="clear" w:color="auto" w:fill="FFFFFF"/>
+          </w:rPr>
+          <w:t>SXHHBB</w:t>
+        </w:r>
+      </w:hyperlink>
+      <w:r>
+        <w:t>, 2022</w:t>
+      </w:r>
     </w:p>
     <w:p>
       <w:proofErr w:type="spellStart"/>
@@ -6794,11 +7483,11 @@
       <w:pPr>
         <w:pStyle w:val="Ttulo5"/>
       </w:pPr>
-      <w:bookmarkStart w:id="11" w:name="_Toc226017107"/>
+      <w:bookmarkStart w:id="16" w:name="_Toc226017107"/>
       <w:r>
         <w:t>Teste de nível 5</w:t>
       </w:r>
-      <w:bookmarkEnd w:id="11"/>
+      <w:bookmarkEnd w:id="16"/>
     </w:p>
     <w:p>
       <w:proofErr w:type="spellStart"/>
@@ -6979,6 +7668,7 @@
       </w:r>
       <w:proofErr w:type="spellStart"/>
       <w:r>
+        <w:lastRenderedPageBreak/>
         <w:t>fermentum</w:t>
       </w:r>
       <w:proofErr w:type="spellEnd"/>
@@ -7142,11 +7832,11 @@
       <w:pPr>
         <w:pStyle w:val="Ttulo1"/>
       </w:pPr>
-      <w:bookmarkStart w:id="12" w:name="_Toc226017108"/>
+      <w:bookmarkStart w:id="17" w:name="_Toc226017108"/>
       <w:r>
         <w:t>IMERSÃO</w:t>
       </w:r>
-      <w:bookmarkEnd w:id="12"/>
+      <w:bookmarkEnd w:id="17"/>
     </w:p>
     <w:p>
       <w:r>
@@ -7158,56 +7848,2086 @@
       </w:r>
       <w:proofErr w:type="spellEnd"/>
       <w:r>
-        <w:t xml:space="preserve"> destaca-se como uma abordagem </w:t>
-      </w:r>
-      <w:bookmarkStart w:id="13" w:name="_GoBack"/>
-      <w:bookmarkEnd w:id="13"/>
-      <w:r>
-        <w:t>centrada no ser humano, estruturada em etapas iterativas — como imersão, análise, ideação, prototipação e testes — que favorecem a criação de soluções inovadoras por meio de empatia, colaboração e experimentação contínua.</w:t>
+        <w:t xml:space="preserve"> destaca-se como uma abordagem centrada no ser humano, estruturada em etapas iterativas — como imersão, análise, ideação, prototipação e testes — que favorecem a criação de soluções inovadoras por meio de empatia, colaboração e experimentação contínua.</w:t>
       </w:r>
     </w:p>
     <w:p>
       <w:pPr>
         <w:pStyle w:val="Ttulo2"/>
       </w:pPr>
-      <w:bookmarkStart w:id="14" w:name="_Toc226017109"/>
-      <w:r>
-        <w:lastRenderedPageBreak/>
+      <w:bookmarkStart w:id="18" w:name="_Toc226017109"/>
+      <w:r>
         <w:t>Caderno de sensibilidade</w:t>
       </w:r>
-      <w:bookmarkEnd w:id="14"/>
-    </w:p>
+      <w:bookmarkEnd w:id="18"/>
+    </w:p>
+    <w:p>
+      <w:pPr>
+        <w:pStyle w:val="Legenda"/>
+        <w:keepNext/>
+      </w:pPr>
+      <w:r>
+        <w:t xml:space="preserve">Quadro </w:t>
+      </w:r>
+      <w:r>
+        <w:fldChar w:fldCharType="begin"/>
+      </w:r>
+      <w:r>
+        <w:instrText xml:space="preserve"> SEQ Quadro \* ARABIC </w:instrText>
+      </w:r>
+      <w:r>
+        <w:fldChar w:fldCharType="separate"/>
+      </w:r>
+      <w:r>
+        <w:rPr>
+          <w:noProof/>
+        </w:rPr>
+        <w:t>1</w:t>
+      </w:r>
+      <w:r>
+        <w:fldChar w:fldCharType="end"/>
+      </w:r>
+      <w:r>
+        <w:t>: Caderno de sensibilidade</w:t>
+      </w:r>
+    </w:p>
+    <w:tbl>
+      <w:tblPr>
+        <w:tblStyle w:val="Tabelacomgrade"/>
+        <w:tblW w:w="0" w:type="auto"/>
+        <w:tblLook w:val="04A0" w:firstRow="1" w:lastRow="0" w:firstColumn="1" w:lastColumn="0" w:noHBand="0" w:noVBand="1"/>
+      </w:tblPr>
+      <w:tblGrid>
+        <w:gridCol w:w="4530"/>
+        <w:gridCol w:w="4531"/>
+      </w:tblGrid>
+      <w:tr>
+        <w:tc>
+          <w:tcPr>
+            <w:tcW w:w="4530" w:type="dxa"/>
+          </w:tcPr>
+          <w:p>
+            <w:pPr>
+              <w:ind w:firstLine="0"/>
+            </w:pPr>
+            <w:r>
+              <w:t>Frase</w:t>
+            </w:r>
+          </w:p>
+        </w:tc>
+        <w:tc>
+          <w:tcPr>
+            <w:tcW w:w="4531" w:type="dxa"/>
+          </w:tcPr>
+          <w:p>
+            <w:pPr>
+              <w:ind w:firstLine="0"/>
+            </w:pPr>
+            <w:r>
+              <w:t>Sentimento</w:t>
+            </w:r>
+          </w:p>
+        </w:tc>
+      </w:tr>
+      <w:tr>
+        <w:tc>
+          <w:tcPr>
+            <w:tcW w:w="4530" w:type="dxa"/>
+          </w:tcPr>
+          <w:p>
+            <w:proofErr w:type="spellStart"/>
+            <w:r>
+              <w:t>Lorem</w:t>
+            </w:r>
+            <w:proofErr w:type="spellEnd"/>
+            <w:r>
+              <w:t xml:space="preserve"> ipsum </w:t>
+            </w:r>
+            <w:proofErr w:type="spellStart"/>
+            <w:r>
+              <w:t>dolor</w:t>
+            </w:r>
+            <w:proofErr w:type="spellEnd"/>
+            <w:r>
+              <w:t xml:space="preserve"> </w:t>
+            </w:r>
+            <w:proofErr w:type="spellStart"/>
+            <w:r>
+              <w:t>sit</w:t>
+            </w:r>
+            <w:proofErr w:type="spellEnd"/>
+            <w:r>
+              <w:t xml:space="preserve"> </w:t>
+            </w:r>
+            <w:proofErr w:type="spellStart"/>
+            <w:r>
+              <w:t>amet</w:t>
+            </w:r>
+            <w:proofErr w:type="spellEnd"/>
+            <w:r>
+              <w:t xml:space="preserve">, </w:t>
+            </w:r>
+            <w:proofErr w:type="spellStart"/>
+            <w:r>
+              <w:t>consectetur</w:t>
+            </w:r>
+            <w:proofErr w:type="spellEnd"/>
+            <w:r>
+              <w:t xml:space="preserve"> </w:t>
+            </w:r>
+            <w:proofErr w:type="spellStart"/>
+            <w:r>
+              <w:t>adipiscing</w:t>
+            </w:r>
+            <w:proofErr w:type="spellEnd"/>
+            <w:r>
+              <w:t xml:space="preserve"> </w:t>
+            </w:r>
+            <w:proofErr w:type="spellStart"/>
+            <w:r>
+              <w:t>elit</w:t>
+            </w:r>
+            <w:proofErr w:type="spellEnd"/>
+            <w:r>
+              <w:t>.</w:t>
+            </w:r>
+          </w:p>
+        </w:tc>
+        <w:tc>
+          <w:tcPr>
+            <w:tcW w:w="4531" w:type="dxa"/>
+          </w:tcPr>
+          <w:p>
+            <w:pPr>
+              <w:ind w:firstLine="0"/>
+              <w:rPr>
+                <w:rFonts w:ascii="Segoe UI Symbol" w:hAnsi="Segoe UI Symbol"/>
+                <w:sz w:val="48"/>
+                <w:szCs w:val="48"/>
+              </w:rPr>
+            </w:pPr>
+            <w:r>
+              <w:rPr>
+                <w:rFonts w:ascii="Segoe UI Symbol" w:hAnsi="Segoe UI Symbol"/>
+                <w:sz w:val="48"/>
+                <w:szCs w:val="48"/>
+              </w:rPr>
+              <w:t>😢</w:t>
+            </w:r>
+          </w:p>
+        </w:tc>
+      </w:tr>
+      <w:tr>
+        <w:tc>
+          <w:tcPr>
+            <w:tcW w:w="4530" w:type="dxa"/>
+          </w:tcPr>
+          <w:p>
+            <w:proofErr w:type="spellStart"/>
+            <w:r>
+              <w:t>Lorem</w:t>
+            </w:r>
+            <w:proofErr w:type="spellEnd"/>
+            <w:r>
+              <w:t xml:space="preserve"> ipsum </w:t>
+            </w:r>
+            <w:proofErr w:type="spellStart"/>
+            <w:r>
+              <w:t>dolor</w:t>
+            </w:r>
+            <w:proofErr w:type="spellEnd"/>
+            <w:r>
+              <w:t xml:space="preserve"> </w:t>
+            </w:r>
+            <w:proofErr w:type="spellStart"/>
+            <w:r>
+              <w:t>sit</w:t>
+            </w:r>
+            <w:proofErr w:type="spellEnd"/>
+            <w:r>
+              <w:t xml:space="preserve"> </w:t>
+            </w:r>
+            <w:proofErr w:type="spellStart"/>
+            <w:r>
+              <w:t>amet</w:t>
+            </w:r>
+            <w:proofErr w:type="spellEnd"/>
+            <w:r>
+              <w:t xml:space="preserve">, </w:t>
+            </w:r>
+            <w:proofErr w:type="spellStart"/>
+            <w:r>
+              <w:t>consectetur</w:t>
+            </w:r>
+            <w:proofErr w:type="spellEnd"/>
+            <w:r>
+              <w:t xml:space="preserve"> </w:t>
+            </w:r>
+            <w:proofErr w:type="spellStart"/>
+            <w:r>
+              <w:t>adipiscing</w:t>
+            </w:r>
+            <w:proofErr w:type="spellEnd"/>
+            <w:r>
+              <w:t xml:space="preserve"> </w:t>
+            </w:r>
+            <w:proofErr w:type="spellStart"/>
+            <w:r>
+              <w:t>elit</w:t>
+            </w:r>
+            <w:proofErr w:type="spellEnd"/>
+            <w:r>
+              <w:t>.</w:t>
+            </w:r>
+          </w:p>
+          <w:p>
+            <w:pPr>
+              <w:ind w:firstLine="0"/>
+            </w:pPr>
+          </w:p>
+        </w:tc>
+        <w:tc>
+          <w:tcPr>
+            <w:tcW w:w="4531" w:type="dxa"/>
+          </w:tcPr>
+          <w:p>
+            <w:pPr>
+              <w:ind w:firstLine="0"/>
+              <w:rPr>
+                <w:rFonts w:ascii="Segoe UI Symbol" w:hAnsi="Segoe UI Symbol"/>
+                <w:sz w:val="48"/>
+                <w:szCs w:val="48"/>
+              </w:rPr>
+            </w:pPr>
+            <w:r>
+              <w:rPr>
+                <w:rFonts w:ascii="Segoe UI Symbol" w:hAnsi="Segoe UI Symbol"/>
+                <w:sz w:val="48"/>
+                <w:szCs w:val="48"/>
+              </w:rPr>
+              <w:t>😊</w:t>
+            </w:r>
+          </w:p>
+        </w:tc>
+      </w:tr>
+      <w:tr>
+        <w:tc>
+          <w:tcPr>
+            <w:tcW w:w="4530" w:type="dxa"/>
+          </w:tcPr>
+          <w:p>
+            <w:proofErr w:type="spellStart"/>
+            <w:r>
+              <w:t>Lorem</w:t>
+            </w:r>
+            <w:proofErr w:type="spellEnd"/>
+            <w:r>
+              <w:t xml:space="preserve"> ipsum </w:t>
+            </w:r>
+            <w:proofErr w:type="spellStart"/>
+            <w:r>
+              <w:t>dolor</w:t>
+            </w:r>
+            <w:proofErr w:type="spellEnd"/>
+            <w:r>
+              <w:t xml:space="preserve"> </w:t>
+            </w:r>
+            <w:proofErr w:type="spellStart"/>
+            <w:r>
+              <w:t>sit</w:t>
+            </w:r>
+            <w:proofErr w:type="spellEnd"/>
+            <w:r>
+              <w:t xml:space="preserve"> </w:t>
+            </w:r>
+            <w:proofErr w:type="spellStart"/>
+            <w:r>
+              <w:t>amet</w:t>
+            </w:r>
+            <w:proofErr w:type="spellEnd"/>
+            <w:r>
+              <w:t xml:space="preserve">, </w:t>
+            </w:r>
+            <w:proofErr w:type="spellStart"/>
+            <w:r>
+              <w:t>consectetur</w:t>
+            </w:r>
+            <w:proofErr w:type="spellEnd"/>
+            <w:r>
+              <w:t xml:space="preserve"> </w:t>
+            </w:r>
+            <w:proofErr w:type="spellStart"/>
+            <w:r>
+              <w:t>adipiscing</w:t>
+            </w:r>
+            <w:proofErr w:type="spellEnd"/>
+            <w:r>
+              <w:t xml:space="preserve"> </w:t>
+            </w:r>
+            <w:proofErr w:type="spellStart"/>
+            <w:r>
+              <w:t>elit</w:t>
+            </w:r>
+            <w:proofErr w:type="spellEnd"/>
+            <w:r>
+              <w:t>.</w:t>
+            </w:r>
+          </w:p>
+        </w:tc>
+        <w:tc>
+          <w:tcPr>
+            <w:tcW w:w="4531" w:type="dxa"/>
+          </w:tcPr>
+          <w:p>
+            <w:pPr>
+              <w:ind w:firstLine="0"/>
+              <w:rPr>
+                <w:rFonts w:ascii="Segoe UI Symbol" w:hAnsi="Segoe UI Symbol"/>
+                <w:sz w:val="48"/>
+                <w:szCs w:val="48"/>
+              </w:rPr>
+            </w:pPr>
+            <w:r>
+              <w:rPr>
+                <w:rFonts w:ascii="Segoe UI Symbol" w:hAnsi="Segoe UI Symbol"/>
+                <w:sz w:val="48"/>
+                <w:szCs w:val="48"/>
+              </w:rPr>
+              <w:t>😢</w:t>
+            </w:r>
+          </w:p>
+        </w:tc>
+      </w:tr>
+      <w:tr>
+        <w:tc>
+          <w:tcPr>
+            <w:tcW w:w="4530" w:type="dxa"/>
+          </w:tcPr>
+          <w:p>
+            <w:proofErr w:type="spellStart"/>
+            <w:r>
+              <w:t>Lorem</w:t>
+            </w:r>
+            <w:proofErr w:type="spellEnd"/>
+            <w:r>
+              <w:t xml:space="preserve"> ipsum </w:t>
+            </w:r>
+            <w:proofErr w:type="spellStart"/>
+            <w:r>
+              <w:t>dolor</w:t>
+            </w:r>
+            <w:proofErr w:type="spellEnd"/>
+            <w:r>
+              <w:t xml:space="preserve"> </w:t>
+            </w:r>
+            <w:proofErr w:type="spellStart"/>
+            <w:r>
+              <w:t>sit</w:t>
+            </w:r>
+            <w:proofErr w:type="spellEnd"/>
+            <w:r>
+              <w:t xml:space="preserve"> </w:t>
+            </w:r>
+            <w:proofErr w:type="spellStart"/>
+            <w:r>
+              <w:t>amet</w:t>
+            </w:r>
+            <w:proofErr w:type="spellEnd"/>
+            <w:r>
+              <w:t xml:space="preserve">, </w:t>
+            </w:r>
+            <w:proofErr w:type="spellStart"/>
+            <w:r>
+              <w:t>consectetur</w:t>
+            </w:r>
+            <w:proofErr w:type="spellEnd"/>
+            <w:r>
+              <w:t xml:space="preserve"> </w:t>
+            </w:r>
+            <w:proofErr w:type="spellStart"/>
+            <w:r>
+              <w:t>adipiscing</w:t>
+            </w:r>
+            <w:proofErr w:type="spellEnd"/>
+            <w:r>
+              <w:t xml:space="preserve"> </w:t>
+            </w:r>
+            <w:proofErr w:type="spellStart"/>
+            <w:r>
+              <w:t>elit</w:t>
+            </w:r>
+            <w:proofErr w:type="spellEnd"/>
+            <w:r>
+              <w:t>.</w:t>
+            </w:r>
+          </w:p>
+        </w:tc>
+        <w:tc>
+          <w:tcPr>
+            <w:tcW w:w="4531" w:type="dxa"/>
+          </w:tcPr>
+          <w:p>
+            <w:pPr>
+              <w:ind w:firstLine="0"/>
+            </w:pPr>
+            <w:r>
+              <w:rPr>
+                <w:rFonts w:ascii="Segoe UI Symbol" w:hAnsi="Segoe UI Symbol"/>
+                <w:sz w:val="48"/>
+              </w:rPr>
+              <w:t>😊</w:t>
+            </w:r>
+          </w:p>
+        </w:tc>
+      </w:tr>
+    </w:tbl>
+    <w:p>
+      <w:r>
+        <w:t>Fonte: Os autores, 2026</w:t>
+      </w:r>
+    </w:p>
+    <w:p>
+      <w:pPr>
+        <w:pStyle w:val="Ttulo2"/>
+      </w:pPr>
+      <w:r>
+        <w:t>Pesquisa de Campo</w:t>
+      </w:r>
+    </w:p>
+    <w:p>
+      <w:pPr>
+        <w:pStyle w:val="Legenda"/>
+        <w:keepNext/>
+      </w:pPr>
+      <w:r>
+        <w:t xml:space="preserve">Gráfico </w:t>
+      </w:r>
+      <w:r>
+        <w:fldChar w:fldCharType="begin"/>
+      </w:r>
+      <w:r>
+        <w:instrText xml:space="preserve"> SEQ Gráfico \* ARABIC </w:instrText>
+      </w:r>
+      <w:r>
+        <w:fldChar w:fldCharType="separate"/>
+      </w:r>
+      <w:r>
+        <w:rPr>
+          <w:noProof/>
+        </w:rPr>
+        <w:t>1</w:t>
+      </w:r>
+      <w:r>
+        <w:fldChar w:fldCharType="end"/>
+      </w:r>
+      <w:r>
+        <w:t>: Quantidade de alunos por sala</w:t>
+      </w:r>
+    </w:p>
+    <w:p>
+      <w:pPr>
+        <w:jc w:val="left"/>
+      </w:pPr>
+      <w:r>
+        <w:rPr>
+          <w:noProof/>
+          <w:lang w:eastAsia="pt-BR"/>
+        </w:rPr>
+        <w:drawing>
+          <wp:inline distT="0" distB="0" distL="0" distR="0">
+            <wp:extent cx="5486400" cy="3200400"/>
+            <wp:effectExtent l="0" t="0" r="0" b="0"/>
+            <wp:docPr id="3" name="Gráfico 3"/>
+            <wp:cNvGraphicFramePr/>
+            <a:graphic xmlns:a="http://schemas.openxmlformats.org/drawingml/2006/main">
+              <a:graphicData uri="http://schemas.openxmlformats.org/drawingml/2006/chart">
+                <c:chart xmlns:c="http://schemas.openxmlformats.org/drawingml/2006/chart" xmlns:r="http://schemas.openxmlformats.org/officeDocument/2006/relationships" r:id="rId11"/>
+              </a:graphicData>
+            </a:graphic>
+          </wp:inline>
+        </w:drawing>
+      </w:r>
+      <w:r>
+        <w:rPr>
+          <w:noProof/>
+        </w:rPr>
+        <mc:AlternateContent>
+          <mc:Choice Requires="wps">
+            <w:drawing>
+              <wp:anchor distT="0" distB="0" distL="114300" distR="114300" simplePos="0" relativeHeight="251666432" behindDoc="0" locked="0" layoutInCell="1" allowOverlap="1" wp14:anchorId="6DD9E5C6" wp14:editId="5B50C5D4">
+                <wp:simplePos x="0" y="0"/>
+                <wp:positionH relativeFrom="column">
+                  <wp:posOffset>0</wp:posOffset>
+                </wp:positionH>
+                <wp:positionV relativeFrom="paragraph">
+                  <wp:posOffset>4897755</wp:posOffset>
+                </wp:positionV>
+                <wp:extent cx="5486400" cy="457200"/>
+                <wp:effectExtent l="0" t="0" r="0" b="0"/>
+                <wp:wrapThrough wrapText="bothSides">
+                  <wp:wrapPolygon edited="0">
+                    <wp:start x="0" y="0"/>
+                    <wp:lineTo x="0" y="20700"/>
+                    <wp:lineTo x="21525" y="20700"/>
+                    <wp:lineTo x="21525" y="0"/>
+                    <wp:lineTo x="0" y="0"/>
+                  </wp:wrapPolygon>
+                </wp:wrapThrough>
+                <wp:docPr id="7" name="Caixa de Texto 7"/>
+                <wp:cNvGraphicFramePr/>
+                <a:graphic xmlns:a="http://schemas.openxmlformats.org/drawingml/2006/main">
+                  <a:graphicData uri="http://schemas.microsoft.com/office/word/2010/wordprocessingShape">
+                    <wps:wsp>
+                      <wps:cNvSpPr txBox="1"/>
+                      <wps:spPr>
+                        <a:xfrm>
+                          <a:off x="0" y="0"/>
+                          <a:ext cx="5486400" cy="457200"/>
+                        </a:xfrm>
+                        <a:prstGeom prst="rect">
+                          <a:avLst/>
+                        </a:prstGeom>
+                        <a:solidFill>
+                          <a:prstClr val="white"/>
+                        </a:solidFill>
+                        <a:ln>
+                          <a:noFill/>
+                        </a:ln>
+                      </wps:spPr>
+                      <wps:txbx>
+                        <w:txbxContent>
+                          <w:p>
+                            <w:pPr>
+                              <w:pStyle w:val="Legenda"/>
+                              <w:rPr>
+                                <w:noProof/>
+                              </w:rPr>
+                            </w:pPr>
+                            <w:r>
+                              <w:t xml:space="preserve">Gráfico </w:t>
+                            </w:r>
+                            <w:r>
+                              <w:fldChar w:fldCharType="begin"/>
+                            </w:r>
+                            <w:r>
+                              <w:instrText xml:space="preserve"> SEQ Gráfico \* ARABIC </w:instrText>
+                            </w:r>
+                            <w:r>
+                              <w:fldChar w:fldCharType="separate"/>
+                            </w:r>
+                            <w:r>
+                              <w:rPr>
+                                <w:noProof/>
+                              </w:rPr>
+                              <w:t>2</w:t>
+                            </w:r>
+                            <w:r>
+                              <w:fldChar w:fldCharType="end"/>
+                            </w:r>
+                          </w:p>
+                        </w:txbxContent>
+                      </wps:txbx>
+                      <wps:bodyPr rot="0" spcFirstLastPara="0" vertOverflow="overflow" horzOverflow="overflow" vert="horz" wrap="square" lIns="0" tIns="0" rIns="0" bIns="0" numCol="1" spcCol="0" rtlCol="0" fromWordArt="0" anchor="t" anchorCtr="0" forceAA="0" compatLnSpc="1">
+                        <a:prstTxWarp prst="textNoShape">
+                          <a:avLst/>
+                        </a:prstTxWarp>
+                        <a:noAutofit/>
+                      </wps:bodyPr>
+                    </wps:wsp>
+                  </a:graphicData>
+                </a:graphic>
+              </wp:anchor>
+            </w:drawing>
+          </mc:Choice>
+          <mc:Fallback>
+            <w:pict>
+              <v:shape w14:anchorId="6DD9E5C6" id="Caixa de Texto 7" o:spid="_x0000_s1028" type="#_x0000_t202" style="position:absolute;left:0;text-align:left;margin-left:0;margin-top:385.65pt;width:6in;height:36pt;z-index:251666432;visibility:visible;mso-wrap-style:square;mso-wrap-distance-left:9pt;mso-wrap-distance-top:0;mso-wrap-distance-right:9pt;mso-wrap-distance-bottom:0;mso-position-horizontal:absolute;mso-position-horizontal-relative:text;mso-position-vertical:absolute;mso-position-vertical-relative:text;v-text-anchor:top" o:gfxdata="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" stroked="f">
+                <v:textbox inset="0,0,0,0">
+                  <w:txbxContent>
+                    <w:p>
+                      <w:pPr>
+                        <w:pStyle w:val="Legenda"/>
+                        <w:rPr>
+                          <w:noProof/>
+                        </w:rPr>
+                      </w:pPr>
+                      <w:r>
+                        <w:t xml:space="preserve">Gráfico </w:t>
+                      </w:r>
+                      <w:r>
+                        <w:fldChar w:fldCharType="begin"/>
+                      </w:r>
+                      <w:r>
+                        <w:instrText xml:space="preserve"> SEQ Gráfico \* ARABIC </w:instrText>
+                      </w:r>
+                      <w:r>
+                        <w:fldChar w:fldCharType="separate"/>
+                      </w:r>
+                      <w:r>
+                        <w:rPr>
+                          <w:noProof/>
+                        </w:rPr>
+                        <w:t>2</w:t>
+                      </w:r>
+                      <w:r>
+                        <w:fldChar w:fldCharType="end"/>
+                      </w:r>
+                    </w:p>
+                  </w:txbxContent>
+                </v:textbox>
+                <w10:wrap type="through"/>
+              </v:shape>
+            </w:pict>
+          </mc:Fallback>
+        </mc:AlternateContent>
+      </w:r>
+      <w:r>
+        <w:t>Aqui vai ser a introdução explicando a pesquisa</w:t>
+      </w:r>
+    </w:p>
+    <w:p>
+      <w:pPr>
+        <w:jc w:val="left"/>
+      </w:pPr>
+    </w:p>
+    <w:p/>
     <w:p>
       <w:pPr>
         <w:pStyle w:val="Ttulo1"/>
       </w:pPr>
-      <w:bookmarkStart w:id="15" w:name="_Toc226017110"/>
+      <w:bookmarkStart w:id="19" w:name="_Toc226017110"/>
       <w:r>
         <w:t>ANÁLISE E SÍNTESE</w:t>
       </w:r>
-      <w:bookmarkEnd w:id="15"/>
-    </w:p>
+      <w:bookmarkEnd w:id="19"/>
+    </w:p>
+    <w:p>
+      <w:pPr>
+        <w:pStyle w:val="Ttulo2"/>
+      </w:pPr>
+      <w:bookmarkStart w:id="20" w:name="_Toc226017111"/>
+      <w:r>
+        <w:t>Brainstorming</w:t>
+      </w:r>
+      <w:bookmarkEnd w:id="20"/>
+    </w:p>
+    <w:p>
+      <w:pPr>
+        <w:pStyle w:val="Citao"/>
+        <w:rPr>
+          <w:i w:val="0"/>
+        </w:rPr>
+      </w:pPr>
+      <w:r>
+        <w:rPr>
+          <w:i w:val="0"/>
+        </w:rPr>
+        <w:t xml:space="preserve">O brainstorming é um processo de grupo desenvolvido por Alex </w:t>
+      </w:r>
+      <w:proofErr w:type="spellStart"/>
+      <w:r>
+        <w:rPr>
+          <w:i w:val="0"/>
+        </w:rPr>
+        <w:t>Osborn</w:t>
+      </w:r>
+      <w:proofErr w:type="spellEnd"/>
+      <w:r>
+        <w:rPr>
+          <w:i w:val="0"/>
+        </w:rPr>
+        <w:t xml:space="preserve"> na década de 1950, um executivo de publicidade que buscava uma maneira para que seus funcionários gerassem mais ideias em conjunto (</w:t>
+      </w:r>
+      <w:proofErr w:type="spellStart"/>
+      <w:r>
+        <w:rPr>
+          <w:i w:val="0"/>
+        </w:rPr>
+        <w:t>Osborn</w:t>
+      </w:r>
+      <w:proofErr w:type="spellEnd"/>
+      <w:r>
+        <w:rPr>
+          <w:i w:val="0"/>
+        </w:rPr>
+        <w:t xml:space="preserve">, 2012). </w:t>
+      </w:r>
+      <w:proofErr w:type="spellStart"/>
+      <w:r>
+        <w:rPr>
+          <w:i w:val="0"/>
+        </w:rPr>
+        <w:t>Osborn</w:t>
+      </w:r>
+      <w:proofErr w:type="spellEnd"/>
+      <w:r>
+        <w:rPr>
+          <w:i w:val="0"/>
+        </w:rPr>
+        <w:t xml:space="preserve"> sugeriu quatro regras-chave que, em sua opinião, deveriam caracterizar o brainstorming e otimizar a geração de ideias. Ao propor essas regras, seu objetivo era reduzir os efeitos da autocrítica excessiva, da avaliação negativa e do descarte de ideias, e maximizar as oportunidades para que as pessoas se inspirassem umas nas outras. Suas quatro instruções eram para que o grupo priorizasse a geração do maior número possível de ideias, se esforçasse para gerar ideias incomuns, tentasse combinar ideias e aprimorar as ideias uns dos outros, e evitasse cri</w:t>
+      </w:r>
+      <w:r>
+        <w:rPr>
+          <w:i w:val="0"/>
+        </w:rPr>
+        <w:t xml:space="preserve">ticar as ideias uns dos outros. </w:t>
+      </w:r>
+      <w:r>
+        <w:rPr>
+          <w:i w:val="0"/>
+        </w:rPr>
+        <w:t>Talvez essa definição de brainstorming não corresponda exatamente ao seu próprio uso do termo. Por exemplo, sei que já chamei muitos tipos de atividades em grupo de "brainstorming", mesmo que não se encaixassem nessa definição. O brainstorming entrou no imaginário popular como um termo geral para processos de grupo relacionados a ideias, mas foi originalmente desenvolvido com o propósito específico de gerar o maior número possível de ideias (</w:t>
+      </w:r>
+      <w:proofErr w:type="spellStart"/>
+      <w:r>
+        <w:rPr>
+          <w:i w:val="0"/>
+        </w:rPr>
+        <w:t>huntington</w:t>
+      </w:r>
+      <w:proofErr w:type="spellEnd"/>
+      <w:r>
+        <w:rPr>
+          <w:i w:val="0"/>
+        </w:rPr>
+        <w:t>, Charlie</w:t>
+      </w:r>
+      <w:r>
+        <w:rPr>
+          <w:i w:val="0"/>
+        </w:rPr>
+        <w:t>, 1999).</w:t>
+      </w:r>
+    </w:p>
+    <w:p>
+      <w:pPr>
+        <w:pStyle w:val="Ttulo2"/>
+      </w:pPr>
+      <w:bookmarkStart w:id="21" w:name="_Toc226017112"/>
+      <w:r>
+        <w:t>Persona</w:t>
+      </w:r>
+      <w:bookmarkEnd w:id="21"/>
+    </w:p>
+    <w:p>
+      <w:pPr>
+        <w:pStyle w:val="Citao"/>
+        <w:rPr>
+          <w:i w:val="0"/>
+        </w:rPr>
+      </w:pPr>
+      <w:proofErr w:type="spellStart"/>
+      <w:r>
+        <w:rPr>
+          <w:i w:val="0"/>
+        </w:rPr>
+        <w:t>Lorem</w:t>
+      </w:r>
+      <w:proofErr w:type="spellEnd"/>
+      <w:r>
+        <w:rPr>
+          <w:i w:val="0"/>
+        </w:rPr>
+        <w:t xml:space="preserve"> Ipsum </w:t>
+      </w:r>
+      <w:proofErr w:type="spellStart"/>
+      <w:r>
+        <w:rPr>
+          <w:i w:val="0"/>
+        </w:rPr>
+        <w:t>is</w:t>
+      </w:r>
+      <w:proofErr w:type="spellEnd"/>
+      <w:r>
+        <w:rPr>
+          <w:i w:val="0"/>
+        </w:rPr>
+        <w:t xml:space="preserve"> </w:t>
+      </w:r>
+      <w:proofErr w:type="spellStart"/>
+      <w:r>
+        <w:rPr>
+          <w:i w:val="0"/>
+        </w:rPr>
+        <w:t>simply</w:t>
+      </w:r>
+      <w:proofErr w:type="spellEnd"/>
+      <w:r>
+        <w:rPr>
+          <w:i w:val="0"/>
+        </w:rPr>
+        <w:t xml:space="preserve"> </w:t>
+      </w:r>
+      <w:proofErr w:type="spellStart"/>
+      <w:r>
+        <w:rPr>
+          <w:i w:val="0"/>
+        </w:rPr>
+        <w:t>dummy</w:t>
+      </w:r>
+      <w:proofErr w:type="spellEnd"/>
+      <w:r>
+        <w:rPr>
+          <w:i w:val="0"/>
+        </w:rPr>
+        <w:t xml:space="preserve"> </w:t>
+      </w:r>
+      <w:proofErr w:type="spellStart"/>
+      <w:r>
+        <w:rPr>
+          <w:i w:val="0"/>
+        </w:rPr>
+        <w:t>text</w:t>
+      </w:r>
+      <w:proofErr w:type="spellEnd"/>
+      <w:r>
+        <w:rPr>
+          <w:i w:val="0"/>
+        </w:rPr>
+        <w:t xml:space="preserve"> </w:t>
+      </w:r>
+      <w:proofErr w:type="spellStart"/>
+      <w:r>
+        <w:rPr>
+          <w:i w:val="0"/>
+        </w:rPr>
+        <w:t>of</w:t>
+      </w:r>
+      <w:proofErr w:type="spellEnd"/>
+      <w:r>
+        <w:rPr>
+          <w:i w:val="0"/>
+        </w:rPr>
+        <w:t xml:space="preserve"> </w:t>
+      </w:r>
+      <w:proofErr w:type="spellStart"/>
+      <w:r>
+        <w:rPr>
+          <w:i w:val="0"/>
+        </w:rPr>
+        <w:t>the</w:t>
+      </w:r>
+      <w:proofErr w:type="spellEnd"/>
+      <w:r>
+        <w:rPr>
+          <w:i w:val="0"/>
+        </w:rPr>
+        <w:t xml:space="preserve"> </w:t>
+      </w:r>
+      <w:proofErr w:type="spellStart"/>
+      <w:r>
+        <w:rPr>
+          <w:i w:val="0"/>
+        </w:rPr>
+        <w:t>printing</w:t>
+      </w:r>
+      <w:proofErr w:type="spellEnd"/>
+      <w:r>
+        <w:rPr>
+          <w:i w:val="0"/>
+        </w:rPr>
+        <w:t xml:space="preserve"> </w:t>
+      </w:r>
+      <w:proofErr w:type="spellStart"/>
+      <w:r>
+        <w:rPr>
+          <w:i w:val="0"/>
+        </w:rPr>
+        <w:t>and</w:t>
+      </w:r>
+      <w:proofErr w:type="spellEnd"/>
+      <w:r>
+        <w:rPr>
+          <w:i w:val="0"/>
+        </w:rPr>
+        <w:t xml:space="preserve"> </w:t>
+      </w:r>
+      <w:proofErr w:type="spellStart"/>
+      <w:r>
+        <w:rPr>
+          <w:i w:val="0"/>
+        </w:rPr>
+        <w:t>typesetting</w:t>
+      </w:r>
+      <w:proofErr w:type="spellEnd"/>
+      <w:r>
+        <w:rPr>
+          <w:i w:val="0"/>
+        </w:rPr>
+        <w:t xml:space="preserve"> </w:t>
+      </w:r>
+      <w:proofErr w:type="spellStart"/>
+      <w:r>
+        <w:rPr>
+          <w:i w:val="0"/>
+        </w:rPr>
+        <w:t>industry</w:t>
+      </w:r>
+      <w:proofErr w:type="spellEnd"/>
+      <w:r>
+        <w:rPr>
+          <w:i w:val="0"/>
+        </w:rPr>
+        <w:t xml:space="preserve">. </w:t>
+      </w:r>
+      <w:proofErr w:type="spellStart"/>
+      <w:r>
+        <w:rPr>
+          <w:i w:val="0"/>
+        </w:rPr>
+        <w:t>Lorem</w:t>
+      </w:r>
+      <w:proofErr w:type="spellEnd"/>
+      <w:r>
+        <w:rPr>
+          <w:i w:val="0"/>
+        </w:rPr>
+        <w:t xml:space="preserve"> Ipsum </w:t>
+      </w:r>
+      <w:proofErr w:type="spellStart"/>
+      <w:r>
+        <w:rPr>
+          <w:i w:val="0"/>
+        </w:rPr>
+        <w:t>has</w:t>
+      </w:r>
+      <w:proofErr w:type="spellEnd"/>
+      <w:r>
+        <w:rPr>
+          <w:i w:val="0"/>
+        </w:rPr>
+        <w:t xml:space="preserve"> </w:t>
+      </w:r>
+      <w:proofErr w:type="spellStart"/>
+      <w:r>
+        <w:rPr>
+          <w:i w:val="0"/>
+        </w:rPr>
+        <w:t>been</w:t>
+      </w:r>
+      <w:proofErr w:type="spellEnd"/>
+      <w:r>
+        <w:rPr>
+          <w:i w:val="0"/>
+        </w:rPr>
+        <w:t xml:space="preserve"> </w:t>
+      </w:r>
+      <w:proofErr w:type="spellStart"/>
+      <w:r>
+        <w:rPr>
+          <w:i w:val="0"/>
+        </w:rPr>
+        <w:t>the</w:t>
+      </w:r>
+      <w:proofErr w:type="spellEnd"/>
+      <w:r>
+        <w:rPr>
+          <w:i w:val="0"/>
+        </w:rPr>
+        <w:t xml:space="preserve"> </w:t>
+      </w:r>
+      <w:proofErr w:type="spellStart"/>
+      <w:r>
+        <w:rPr>
+          <w:i w:val="0"/>
+        </w:rPr>
+        <w:t>industry's</w:t>
+      </w:r>
+      <w:proofErr w:type="spellEnd"/>
+      <w:r>
+        <w:rPr>
+          <w:i w:val="0"/>
+        </w:rPr>
+        <w:t xml:space="preserve"> standard </w:t>
+      </w:r>
+      <w:proofErr w:type="spellStart"/>
+      <w:r>
+        <w:rPr>
+          <w:i w:val="0"/>
+        </w:rPr>
+        <w:t>dummy</w:t>
+      </w:r>
+      <w:proofErr w:type="spellEnd"/>
+      <w:r>
+        <w:rPr>
+          <w:i w:val="0"/>
+        </w:rPr>
+        <w:t xml:space="preserve"> </w:t>
+      </w:r>
+      <w:proofErr w:type="spellStart"/>
+      <w:r>
+        <w:rPr>
+          <w:i w:val="0"/>
+        </w:rPr>
+        <w:t>text</w:t>
+      </w:r>
+      <w:proofErr w:type="spellEnd"/>
+      <w:r>
+        <w:rPr>
+          <w:i w:val="0"/>
+        </w:rPr>
+        <w:t xml:space="preserve"> </w:t>
+      </w:r>
+      <w:proofErr w:type="spellStart"/>
+      <w:r>
+        <w:rPr>
+          <w:i w:val="0"/>
+        </w:rPr>
+        <w:t>ever</w:t>
+      </w:r>
+      <w:proofErr w:type="spellEnd"/>
+      <w:r>
+        <w:rPr>
+          <w:i w:val="0"/>
+        </w:rPr>
+        <w:t xml:space="preserve"> </w:t>
+      </w:r>
+      <w:proofErr w:type="spellStart"/>
+      <w:r>
+        <w:rPr>
+          <w:i w:val="0"/>
+        </w:rPr>
+        <w:t>since</w:t>
+      </w:r>
+      <w:proofErr w:type="spellEnd"/>
+      <w:r>
+        <w:rPr>
+          <w:i w:val="0"/>
+        </w:rPr>
+        <w:t xml:space="preserve"> </w:t>
+      </w:r>
+      <w:proofErr w:type="spellStart"/>
+      <w:r>
+        <w:rPr>
+          <w:i w:val="0"/>
+        </w:rPr>
+        <w:t>the</w:t>
+      </w:r>
+      <w:proofErr w:type="spellEnd"/>
+      <w:r>
+        <w:rPr>
+          <w:i w:val="0"/>
+        </w:rPr>
+        <w:t xml:space="preserve"> 1500s, </w:t>
+      </w:r>
+      <w:proofErr w:type="spellStart"/>
+      <w:r>
+        <w:rPr>
+          <w:i w:val="0"/>
+        </w:rPr>
+        <w:t>when</w:t>
+      </w:r>
+      <w:proofErr w:type="spellEnd"/>
+      <w:r>
+        <w:rPr>
+          <w:i w:val="0"/>
+        </w:rPr>
+        <w:t xml:space="preserve"> </w:t>
+      </w:r>
+      <w:proofErr w:type="spellStart"/>
+      <w:r>
+        <w:rPr>
+          <w:i w:val="0"/>
+        </w:rPr>
+        <w:t>an</w:t>
+      </w:r>
+      <w:proofErr w:type="spellEnd"/>
+      <w:r>
+        <w:rPr>
+          <w:i w:val="0"/>
+        </w:rPr>
+        <w:t xml:space="preserve"> </w:t>
+      </w:r>
+      <w:proofErr w:type="spellStart"/>
+      <w:r>
+        <w:rPr>
+          <w:i w:val="0"/>
+        </w:rPr>
+        <w:t>unknown</w:t>
+      </w:r>
+      <w:proofErr w:type="spellEnd"/>
+      <w:r>
+        <w:rPr>
+          <w:i w:val="0"/>
+        </w:rPr>
+        <w:t xml:space="preserve"> </w:t>
+      </w:r>
+      <w:proofErr w:type="spellStart"/>
+      <w:r>
+        <w:rPr>
+          <w:i w:val="0"/>
+        </w:rPr>
+        <w:t>printer</w:t>
+      </w:r>
+      <w:proofErr w:type="spellEnd"/>
+      <w:r>
+        <w:rPr>
+          <w:i w:val="0"/>
+        </w:rPr>
+        <w:t xml:space="preserve"> </w:t>
+      </w:r>
+      <w:proofErr w:type="spellStart"/>
+      <w:r>
+        <w:rPr>
+          <w:i w:val="0"/>
+        </w:rPr>
+        <w:t>took</w:t>
+      </w:r>
+      <w:proofErr w:type="spellEnd"/>
+      <w:r>
+        <w:rPr>
+          <w:i w:val="0"/>
+        </w:rPr>
+        <w:t xml:space="preserve"> a </w:t>
+      </w:r>
+      <w:proofErr w:type="spellStart"/>
+      <w:r>
+        <w:rPr>
+          <w:i w:val="0"/>
+        </w:rPr>
+        <w:t>galley</w:t>
+      </w:r>
+      <w:proofErr w:type="spellEnd"/>
+      <w:r>
+        <w:rPr>
+          <w:i w:val="0"/>
+        </w:rPr>
+        <w:t xml:space="preserve"> </w:t>
+      </w:r>
+      <w:proofErr w:type="spellStart"/>
+      <w:r>
+        <w:rPr>
+          <w:i w:val="0"/>
+        </w:rPr>
+        <w:t>of</w:t>
+      </w:r>
+      <w:proofErr w:type="spellEnd"/>
+      <w:r>
+        <w:rPr>
+          <w:i w:val="0"/>
+        </w:rPr>
+        <w:t xml:space="preserve"> </w:t>
+      </w:r>
+      <w:proofErr w:type="spellStart"/>
+      <w:r>
+        <w:rPr>
+          <w:i w:val="0"/>
+        </w:rPr>
+        <w:t>type</w:t>
+      </w:r>
+      <w:proofErr w:type="spellEnd"/>
+      <w:r>
+        <w:rPr>
+          <w:i w:val="0"/>
+        </w:rPr>
+        <w:t xml:space="preserve"> </w:t>
+      </w:r>
+      <w:proofErr w:type="spellStart"/>
+      <w:r>
+        <w:rPr>
+          <w:i w:val="0"/>
+        </w:rPr>
+        <w:t>and</w:t>
+      </w:r>
+      <w:proofErr w:type="spellEnd"/>
+      <w:r>
+        <w:rPr>
+          <w:i w:val="0"/>
+        </w:rPr>
+        <w:t xml:space="preserve"> </w:t>
+      </w:r>
+      <w:proofErr w:type="spellStart"/>
+      <w:r>
+        <w:rPr>
+          <w:i w:val="0"/>
+        </w:rPr>
+        <w:t>scrambled</w:t>
+      </w:r>
+      <w:proofErr w:type="spellEnd"/>
+      <w:r>
+        <w:rPr>
+          <w:i w:val="0"/>
+        </w:rPr>
+        <w:t xml:space="preserve"> it </w:t>
+      </w:r>
+      <w:proofErr w:type="spellStart"/>
+      <w:r>
+        <w:rPr>
+          <w:i w:val="0"/>
+        </w:rPr>
+        <w:t>to</w:t>
+      </w:r>
+      <w:proofErr w:type="spellEnd"/>
+      <w:r>
+        <w:rPr>
+          <w:i w:val="0"/>
+        </w:rPr>
+        <w:t xml:space="preserve"> </w:t>
+      </w:r>
+      <w:proofErr w:type="spellStart"/>
+      <w:r>
+        <w:rPr>
+          <w:i w:val="0"/>
+        </w:rPr>
+        <w:t>make</w:t>
+      </w:r>
+      <w:proofErr w:type="spellEnd"/>
+      <w:r>
+        <w:rPr>
+          <w:i w:val="0"/>
+        </w:rPr>
+        <w:t xml:space="preserve"> a </w:t>
+      </w:r>
+      <w:proofErr w:type="spellStart"/>
+      <w:r>
+        <w:rPr>
+          <w:i w:val="0"/>
+        </w:rPr>
+        <w:t>type</w:t>
+      </w:r>
+      <w:proofErr w:type="spellEnd"/>
+      <w:r>
+        <w:rPr>
+          <w:i w:val="0"/>
+        </w:rPr>
+        <w:t xml:space="preserve"> </w:t>
+      </w:r>
+      <w:proofErr w:type="spellStart"/>
+      <w:r>
+        <w:rPr>
+          <w:i w:val="0"/>
+        </w:rPr>
+        <w:t>specimen</w:t>
+      </w:r>
+      <w:proofErr w:type="spellEnd"/>
+      <w:r>
+        <w:rPr>
+          <w:i w:val="0"/>
+        </w:rPr>
+        <w:t xml:space="preserve"> book. It </w:t>
+      </w:r>
+      <w:proofErr w:type="spellStart"/>
+      <w:r>
+        <w:rPr>
+          <w:i w:val="0"/>
+        </w:rPr>
+        <w:t>has</w:t>
+      </w:r>
+      <w:proofErr w:type="spellEnd"/>
+      <w:r>
+        <w:rPr>
+          <w:i w:val="0"/>
+        </w:rPr>
+        <w:t xml:space="preserve"> </w:t>
+      </w:r>
+      <w:proofErr w:type="spellStart"/>
+      <w:r>
+        <w:rPr>
+          <w:i w:val="0"/>
+        </w:rPr>
+        <w:t>survived</w:t>
+      </w:r>
+      <w:proofErr w:type="spellEnd"/>
+      <w:r>
+        <w:rPr>
+          <w:i w:val="0"/>
+        </w:rPr>
+        <w:t xml:space="preserve"> </w:t>
+      </w:r>
+      <w:proofErr w:type="spellStart"/>
+      <w:r>
+        <w:rPr>
+          <w:i w:val="0"/>
+        </w:rPr>
+        <w:t>not</w:t>
+      </w:r>
+      <w:proofErr w:type="spellEnd"/>
+      <w:r>
+        <w:rPr>
+          <w:i w:val="0"/>
+        </w:rPr>
+        <w:t xml:space="preserve"> </w:t>
+      </w:r>
+      <w:proofErr w:type="spellStart"/>
+      <w:r>
+        <w:rPr>
+          <w:i w:val="0"/>
+        </w:rPr>
+        <w:t>only</w:t>
+      </w:r>
+      <w:proofErr w:type="spellEnd"/>
+      <w:r>
+        <w:rPr>
+          <w:i w:val="0"/>
+        </w:rPr>
+        <w:t xml:space="preserve"> </w:t>
+      </w:r>
+      <w:proofErr w:type="spellStart"/>
+      <w:r>
+        <w:rPr>
+          <w:i w:val="0"/>
+        </w:rPr>
+        <w:t>five</w:t>
+      </w:r>
+      <w:proofErr w:type="spellEnd"/>
+      <w:r>
+        <w:rPr>
+          <w:i w:val="0"/>
+        </w:rPr>
+        <w:t xml:space="preserve"> </w:t>
+      </w:r>
+      <w:proofErr w:type="spellStart"/>
+      <w:r>
+        <w:rPr>
+          <w:i w:val="0"/>
+        </w:rPr>
+        <w:t>centuries</w:t>
+      </w:r>
+      <w:proofErr w:type="spellEnd"/>
+      <w:r>
+        <w:rPr>
+          <w:i w:val="0"/>
+        </w:rPr>
+        <w:t xml:space="preserve">, </w:t>
+      </w:r>
+      <w:proofErr w:type="spellStart"/>
+      <w:r>
+        <w:rPr>
+          <w:i w:val="0"/>
+        </w:rPr>
+        <w:t>but</w:t>
+      </w:r>
+      <w:proofErr w:type="spellEnd"/>
+      <w:r>
+        <w:rPr>
+          <w:i w:val="0"/>
+        </w:rPr>
+        <w:t xml:space="preserve"> </w:t>
+      </w:r>
+      <w:proofErr w:type="spellStart"/>
+      <w:r>
+        <w:rPr>
+          <w:i w:val="0"/>
+        </w:rPr>
+        <w:t>also</w:t>
+      </w:r>
+      <w:proofErr w:type="spellEnd"/>
+      <w:r>
+        <w:rPr>
+          <w:i w:val="0"/>
+        </w:rPr>
+        <w:t xml:space="preserve"> </w:t>
+      </w:r>
+      <w:proofErr w:type="spellStart"/>
+      <w:r>
+        <w:rPr>
+          <w:i w:val="0"/>
+        </w:rPr>
+        <w:t>the</w:t>
+      </w:r>
+      <w:proofErr w:type="spellEnd"/>
+      <w:r>
+        <w:rPr>
+          <w:i w:val="0"/>
+        </w:rPr>
+        <w:t xml:space="preserve"> </w:t>
+      </w:r>
+      <w:proofErr w:type="spellStart"/>
+      <w:r>
+        <w:rPr>
+          <w:i w:val="0"/>
+        </w:rPr>
+        <w:t>leap</w:t>
+      </w:r>
+      <w:proofErr w:type="spellEnd"/>
+      <w:r>
+        <w:rPr>
+          <w:i w:val="0"/>
+        </w:rPr>
+        <w:t xml:space="preserve"> </w:t>
+      </w:r>
+      <w:proofErr w:type="spellStart"/>
+      <w:r>
+        <w:rPr>
+          <w:i w:val="0"/>
+        </w:rPr>
+        <w:t>into</w:t>
+      </w:r>
+      <w:proofErr w:type="spellEnd"/>
+      <w:r>
+        <w:rPr>
+          <w:i w:val="0"/>
+        </w:rPr>
+        <w:t xml:space="preserve"> </w:t>
+      </w:r>
+      <w:proofErr w:type="spellStart"/>
+      <w:r>
+        <w:rPr>
+          <w:i w:val="0"/>
+        </w:rPr>
+        <w:t>electronic</w:t>
+      </w:r>
+      <w:proofErr w:type="spellEnd"/>
+      <w:r>
+        <w:rPr>
+          <w:i w:val="0"/>
+        </w:rPr>
+        <w:t xml:space="preserve"> </w:t>
+      </w:r>
+      <w:proofErr w:type="spellStart"/>
+      <w:r>
+        <w:rPr>
+          <w:i w:val="0"/>
+        </w:rPr>
+        <w:t>typesetting</w:t>
+      </w:r>
+      <w:proofErr w:type="spellEnd"/>
+      <w:r>
+        <w:rPr>
+          <w:i w:val="0"/>
+        </w:rPr>
+        <w:t xml:space="preserve">, </w:t>
+      </w:r>
+      <w:proofErr w:type="spellStart"/>
+      <w:r>
+        <w:rPr>
+          <w:i w:val="0"/>
+        </w:rPr>
+        <w:t>remaining</w:t>
+      </w:r>
+      <w:proofErr w:type="spellEnd"/>
+      <w:r>
+        <w:rPr>
+          <w:i w:val="0"/>
+        </w:rPr>
+        <w:t xml:space="preserve"> </w:t>
+      </w:r>
+      <w:proofErr w:type="spellStart"/>
+      <w:r>
+        <w:rPr>
+          <w:i w:val="0"/>
+        </w:rPr>
+        <w:t>essentially</w:t>
+      </w:r>
+      <w:proofErr w:type="spellEnd"/>
+      <w:r>
+        <w:rPr>
+          <w:i w:val="0"/>
+        </w:rPr>
+        <w:t xml:space="preserve"> </w:t>
+      </w:r>
+      <w:proofErr w:type="spellStart"/>
+      <w:r>
+        <w:rPr>
+          <w:i w:val="0"/>
+        </w:rPr>
+        <w:t>unchanged</w:t>
+      </w:r>
+      <w:proofErr w:type="spellEnd"/>
+      <w:r>
+        <w:rPr>
+          <w:i w:val="0"/>
+        </w:rPr>
+        <w:t xml:space="preserve">. It </w:t>
+      </w:r>
+      <w:proofErr w:type="spellStart"/>
+      <w:r>
+        <w:rPr>
+          <w:i w:val="0"/>
+        </w:rPr>
+        <w:t>was</w:t>
+      </w:r>
+      <w:proofErr w:type="spellEnd"/>
+      <w:r>
+        <w:rPr>
+          <w:i w:val="0"/>
+        </w:rPr>
+        <w:t xml:space="preserve"> </w:t>
+      </w:r>
+      <w:proofErr w:type="spellStart"/>
+      <w:r>
+        <w:rPr>
+          <w:i w:val="0"/>
+        </w:rPr>
+        <w:t>popularised</w:t>
+      </w:r>
+      <w:proofErr w:type="spellEnd"/>
+      <w:r>
+        <w:rPr>
+          <w:i w:val="0"/>
+        </w:rPr>
+        <w:t xml:space="preserve"> in </w:t>
+      </w:r>
+      <w:proofErr w:type="spellStart"/>
+      <w:r>
+        <w:rPr>
+          <w:i w:val="0"/>
+        </w:rPr>
+        <w:t>the</w:t>
+      </w:r>
+      <w:proofErr w:type="spellEnd"/>
+      <w:r>
+        <w:rPr>
+          <w:i w:val="0"/>
+        </w:rPr>
+        <w:t xml:space="preserve"> 1960s </w:t>
+      </w:r>
+      <w:proofErr w:type="spellStart"/>
+      <w:r>
+        <w:rPr>
+          <w:i w:val="0"/>
+        </w:rPr>
+        <w:t>with</w:t>
+      </w:r>
+      <w:proofErr w:type="spellEnd"/>
+      <w:r>
+        <w:rPr>
+          <w:i w:val="0"/>
+        </w:rPr>
+        <w:t xml:space="preserve"> </w:t>
+      </w:r>
+      <w:proofErr w:type="spellStart"/>
+      <w:r>
+        <w:rPr>
+          <w:i w:val="0"/>
+        </w:rPr>
+        <w:t>the</w:t>
+      </w:r>
+      <w:proofErr w:type="spellEnd"/>
+      <w:r>
+        <w:rPr>
+          <w:i w:val="0"/>
+        </w:rPr>
+        <w:t xml:space="preserve"> release </w:t>
+      </w:r>
+      <w:proofErr w:type="spellStart"/>
+      <w:r>
+        <w:rPr>
+          <w:i w:val="0"/>
+        </w:rPr>
+        <w:t>of</w:t>
+      </w:r>
+      <w:proofErr w:type="spellEnd"/>
+      <w:r>
+        <w:rPr>
+          <w:i w:val="0"/>
+        </w:rPr>
+        <w:t xml:space="preserve"> </w:t>
+      </w:r>
+      <w:proofErr w:type="spellStart"/>
+      <w:r>
+        <w:rPr>
+          <w:i w:val="0"/>
+        </w:rPr>
+        <w:t>Letraset</w:t>
+      </w:r>
+      <w:proofErr w:type="spellEnd"/>
+      <w:r>
+        <w:rPr>
+          <w:i w:val="0"/>
+        </w:rPr>
+        <w:t xml:space="preserve"> </w:t>
+      </w:r>
+      <w:proofErr w:type="spellStart"/>
+      <w:r>
+        <w:rPr>
+          <w:i w:val="0"/>
+        </w:rPr>
+        <w:t>sheets</w:t>
+      </w:r>
+      <w:proofErr w:type="spellEnd"/>
+      <w:r>
+        <w:rPr>
+          <w:i w:val="0"/>
+        </w:rPr>
+        <w:t xml:space="preserve"> </w:t>
+      </w:r>
+      <w:proofErr w:type="spellStart"/>
+      <w:r>
+        <w:rPr>
+          <w:i w:val="0"/>
+        </w:rPr>
+        <w:t>containing</w:t>
+      </w:r>
+      <w:proofErr w:type="spellEnd"/>
+      <w:r>
+        <w:rPr>
+          <w:i w:val="0"/>
+        </w:rPr>
+        <w:t xml:space="preserve"> </w:t>
+      </w:r>
+      <w:proofErr w:type="spellStart"/>
+      <w:r>
+        <w:rPr>
+          <w:i w:val="0"/>
+        </w:rPr>
+        <w:t>Lorem</w:t>
+      </w:r>
+      <w:proofErr w:type="spellEnd"/>
+      <w:r>
+        <w:rPr>
+          <w:i w:val="0"/>
+        </w:rPr>
+        <w:t xml:space="preserve"> Ipsum </w:t>
+      </w:r>
+      <w:proofErr w:type="spellStart"/>
+      <w:r>
+        <w:rPr>
+          <w:i w:val="0"/>
+        </w:rPr>
+        <w:t>passages</w:t>
+      </w:r>
+      <w:proofErr w:type="spellEnd"/>
+      <w:r>
+        <w:rPr>
+          <w:i w:val="0"/>
+        </w:rPr>
+        <w:t xml:space="preserve">, </w:t>
+      </w:r>
+      <w:proofErr w:type="spellStart"/>
+      <w:r>
+        <w:rPr>
+          <w:i w:val="0"/>
+        </w:rPr>
+        <w:t>and</w:t>
+      </w:r>
+      <w:proofErr w:type="spellEnd"/>
+      <w:r>
+        <w:rPr>
+          <w:i w:val="0"/>
+        </w:rPr>
+        <w:t xml:space="preserve"> more </w:t>
+      </w:r>
+      <w:proofErr w:type="spellStart"/>
+      <w:r>
+        <w:rPr>
+          <w:i w:val="0"/>
+        </w:rPr>
+        <w:t>recently</w:t>
+      </w:r>
+      <w:proofErr w:type="spellEnd"/>
+      <w:r>
+        <w:rPr>
+          <w:i w:val="0"/>
+        </w:rPr>
+        <w:t xml:space="preserve"> </w:t>
+      </w:r>
+      <w:proofErr w:type="spellStart"/>
+      <w:r>
+        <w:rPr>
+          <w:i w:val="0"/>
+        </w:rPr>
+        <w:t>with</w:t>
+      </w:r>
+      <w:proofErr w:type="spellEnd"/>
+      <w:r>
+        <w:rPr>
+          <w:i w:val="0"/>
+        </w:rPr>
+        <w:t xml:space="preserve"> desktop </w:t>
+      </w:r>
+      <w:proofErr w:type="spellStart"/>
+      <w:r>
+        <w:rPr>
+          <w:i w:val="0"/>
+        </w:rPr>
+        <w:t>publishing</w:t>
+      </w:r>
+      <w:proofErr w:type="spellEnd"/>
+      <w:r>
+        <w:rPr>
+          <w:i w:val="0"/>
+        </w:rPr>
+        <w:t xml:space="preserve"> software </w:t>
+      </w:r>
+      <w:proofErr w:type="spellStart"/>
+      <w:r>
+        <w:rPr>
+          <w:i w:val="0"/>
+        </w:rPr>
+        <w:t>like</w:t>
+      </w:r>
+      <w:proofErr w:type="spellEnd"/>
+      <w:r>
+        <w:rPr>
+          <w:i w:val="0"/>
+        </w:rPr>
+        <w:t xml:space="preserve"> </w:t>
+      </w:r>
+      <w:proofErr w:type="spellStart"/>
+      <w:r>
+        <w:rPr>
+          <w:i w:val="0"/>
+        </w:rPr>
+        <w:t>Aldus</w:t>
+      </w:r>
+      <w:proofErr w:type="spellEnd"/>
+      <w:r>
+        <w:rPr>
+          <w:i w:val="0"/>
+        </w:rPr>
+        <w:t xml:space="preserve"> PageMaker </w:t>
+      </w:r>
+      <w:proofErr w:type="spellStart"/>
+      <w:r>
+        <w:rPr>
+          <w:i w:val="0"/>
+        </w:rPr>
+        <w:t>including</w:t>
+      </w:r>
+      <w:proofErr w:type="spellEnd"/>
+      <w:r>
+        <w:rPr>
+          <w:i w:val="0"/>
+        </w:rPr>
+        <w:t xml:space="preserve"> </w:t>
+      </w:r>
+      <w:proofErr w:type="spellStart"/>
+      <w:r>
+        <w:rPr>
+          <w:i w:val="0"/>
+        </w:rPr>
+        <w:t>versions</w:t>
+      </w:r>
+      <w:proofErr w:type="spellEnd"/>
+      <w:r>
+        <w:rPr>
+          <w:i w:val="0"/>
+        </w:rPr>
+        <w:t xml:space="preserve"> </w:t>
+      </w:r>
+      <w:proofErr w:type="spellStart"/>
+      <w:r>
+        <w:rPr>
+          <w:i w:val="0"/>
+        </w:rPr>
+        <w:t>of</w:t>
+      </w:r>
+      <w:proofErr w:type="spellEnd"/>
+      <w:r>
+        <w:rPr>
+          <w:i w:val="0"/>
+        </w:rPr>
+        <w:t xml:space="preserve"> </w:t>
+      </w:r>
+      <w:proofErr w:type="spellStart"/>
+      <w:r>
+        <w:rPr>
+          <w:i w:val="0"/>
+        </w:rPr>
+        <w:t>Lorem</w:t>
+      </w:r>
+      <w:proofErr w:type="spellEnd"/>
+      <w:r>
+        <w:rPr>
+          <w:i w:val="0"/>
+        </w:rPr>
+        <w:t xml:space="preserve"> Ipsum.</w:t>
+      </w:r>
+    </w:p>
+    <w:p/>
     <w:p>
       <w:pPr>
         <w:pStyle w:val="Ttulo1"/>
       </w:pPr>
-      <w:bookmarkStart w:id="16" w:name="_Toc226017111"/>
-      <w:r>
-        <w:t>Brainstorming</w:t>
-      </w:r>
-      <w:bookmarkEnd w:id="16"/>
-    </w:p>
-    <w:p>
-      <w:pPr>
-        <w:pStyle w:val="Ttulo1"/>
-      </w:pPr>
-      <w:bookmarkStart w:id="17" w:name="_Toc226017112"/>
-      <w:r>
-        <w:t>Persona</w:t>
-      </w:r>
-      <w:bookmarkEnd w:id="17"/>
+      <w:r>
+        <w:t>ASPECTOS ESTRATÉGICOS</w:t>
+      </w:r>
+    </w:p>
+    <w:p>
+      <w:pPr>
+        <w:pStyle w:val="Ttulo2"/>
+      </w:pPr>
+      <w:r>
+        <w:t>Planejamento financeiro</w:t>
+      </w:r>
+    </w:p>
+    <w:p>
+      <w:pPr>
+        <w:pStyle w:val="Legenda"/>
+        <w:keepNext/>
+      </w:pPr>
+      <w:r>
+        <w:t xml:space="preserve">Tabela </w:t>
+      </w:r>
+      <w:r>
+        <w:fldChar w:fldCharType="begin"/>
+      </w:r>
+      <w:r>
+        <w:instrText xml:space="preserve"> SEQ Tabela \* ARABIC </w:instrText>
+      </w:r>
+      <w:r>
+        <w:fldChar w:fldCharType="separate"/>
+      </w:r>
+      <w:r>
+        <w:rPr>
+          <w:noProof/>
+        </w:rPr>
+        <w:t>1</w:t>
+      </w:r>
+      <w:r>
+        <w:fldChar w:fldCharType="end"/>
+      </w:r>
+      <w:r>
+        <w:t>: Preços do serviço</w:t>
+      </w:r>
+    </w:p>
+    <w:tbl>
+      <w:tblPr>
+        <w:tblStyle w:val="Tabelacomgrade"/>
+        <w:tblW w:w="0" w:type="auto"/>
+        <w:tblBorders>
+          <w:left w:val="none" w:sz="0" w:space="0" w:color="auto"/>
+          <w:right w:val="none" w:sz="0" w:space="0" w:color="auto"/>
+        </w:tblBorders>
+        <w:tblLook w:val="04A0" w:firstRow="1" w:lastRow="0" w:firstColumn="1" w:lastColumn="0" w:noHBand="0" w:noVBand="1"/>
+      </w:tblPr>
+      <w:tblGrid>
+        <w:gridCol w:w="4530"/>
+        <w:gridCol w:w="4531"/>
+      </w:tblGrid>
+      <w:tr>
+        <w:tc>
+          <w:tcPr>
+            <w:tcW w:w="4530" w:type="dxa"/>
+          </w:tcPr>
+          <w:p>
+            <w:pPr>
+              <w:ind w:firstLine="0"/>
+              <w:rPr>
+                <w:b/>
+              </w:rPr>
+            </w:pPr>
+            <w:r>
+              <w:rPr>
+                <w:b/>
+              </w:rPr>
+              <w:t>Plano</w:t>
+            </w:r>
+          </w:p>
+        </w:tc>
+        <w:tc>
+          <w:tcPr>
+            <w:tcW w:w="4531" w:type="dxa"/>
+          </w:tcPr>
+          <w:p>
+            <w:pPr>
+              <w:ind w:firstLine="0"/>
+              <w:rPr>
+                <w:b/>
+              </w:rPr>
+            </w:pPr>
+            <w:r>
+              <w:rPr>
+                <w:b/>
+              </w:rPr>
+              <w:t>Preço</w:t>
+            </w:r>
+          </w:p>
+        </w:tc>
+      </w:tr>
+      <w:tr>
+        <w:tc>
+          <w:tcPr>
+            <w:tcW w:w="4530" w:type="dxa"/>
+          </w:tcPr>
+          <w:p>
+            <w:pPr>
+              <w:ind w:firstLine="0"/>
+              <w:jc w:val="left"/>
+            </w:pPr>
+            <w:r>
+              <w:t>Bronze</w:t>
+            </w:r>
+          </w:p>
+        </w:tc>
+        <w:tc>
+          <w:tcPr>
+            <w:tcW w:w="4531" w:type="dxa"/>
+          </w:tcPr>
+          <w:p>
+            <w:pPr>
+              <w:ind w:firstLine="0"/>
+              <w:jc w:val="left"/>
+            </w:pPr>
+            <w:r>
+              <w:t xml:space="preserve">R$ </w:t>
+            </w:r>
+            <w:r>
+              <w:t>9,99</w:t>
+            </w:r>
+          </w:p>
+        </w:tc>
+      </w:tr>
+      <w:tr>
+        <w:tc>
+          <w:tcPr>
+            <w:tcW w:w="4530" w:type="dxa"/>
+          </w:tcPr>
+          <w:p>
+            <w:pPr>
+              <w:ind w:firstLine="0"/>
+              <w:jc w:val="left"/>
+            </w:pPr>
+            <w:r>
+              <w:t>Prata</w:t>
+            </w:r>
+          </w:p>
+        </w:tc>
+        <w:tc>
+          <w:tcPr>
+            <w:tcW w:w="4531" w:type="dxa"/>
+          </w:tcPr>
+          <w:p>
+            <w:pPr>
+              <w:ind w:firstLine="0"/>
+              <w:jc w:val="left"/>
+            </w:pPr>
+            <w:r>
+              <w:t xml:space="preserve">R$ </w:t>
+            </w:r>
+            <w:r>
+              <w:t>15,90</w:t>
+            </w:r>
+          </w:p>
+        </w:tc>
+      </w:tr>
+      <w:tr>
+        <w:tc>
+          <w:tcPr>
+            <w:tcW w:w="4530" w:type="dxa"/>
+          </w:tcPr>
+          <w:p>
+            <w:pPr>
+              <w:ind w:firstLine="0"/>
+              <w:jc w:val="left"/>
+            </w:pPr>
+            <w:r>
+              <w:t>Ouro</w:t>
+            </w:r>
+          </w:p>
+        </w:tc>
+        <w:tc>
+          <w:tcPr>
+            <w:tcW w:w="4531" w:type="dxa"/>
+          </w:tcPr>
+          <w:p>
+            <w:pPr>
+              <w:ind w:firstLine="0"/>
+              <w:jc w:val="left"/>
+            </w:pPr>
+            <w:r>
+              <w:t xml:space="preserve">R$ </w:t>
+            </w:r>
+            <w:r>
+              <w:t>20,90</w:t>
+            </w:r>
+          </w:p>
+        </w:tc>
+      </w:tr>
+    </w:tbl>
+    <w:p>
+      <w:r>
+        <w:t>Fonte: Os autores, 2026</w:t>
+      </w:r>
     </w:p>
     <w:p/>
+    <w:p>
+      <w:pPr>
+        <w:pStyle w:val="SemEspaamento"/>
+      </w:pPr>
+      <w:r>
+        <w:t>REFERENCIAS</w:t>
+      </w:r>
+    </w:p>
+    <w:p>
+      <w:pPr>
+        <w:pStyle w:val="SemEspaamento"/>
+      </w:pPr>
+    </w:p>
+    <w:p>
+      <w:r>
+        <w:t xml:space="preserve">HUNTINGTON, Charlie. </w:t>
+      </w:r>
+      <w:r>
+        <w:rPr>
+          <w:b/>
+          <w:bCs/>
+        </w:rPr>
+        <w:t xml:space="preserve">Brainstorming: </w:t>
+      </w:r>
+      <w:proofErr w:type="spellStart"/>
+      <w:r>
+        <w:rPr>
+          <w:b/>
+          <w:bCs/>
+        </w:rPr>
+        <w:t>Definition</w:t>
+      </w:r>
+      <w:proofErr w:type="spellEnd"/>
+      <w:r>
+        <w:rPr>
+          <w:b/>
+          <w:bCs/>
+        </w:rPr>
+        <w:t xml:space="preserve">, </w:t>
+      </w:r>
+      <w:proofErr w:type="spellStart"/>
+      <w:r>
+        <w:rPr>
+          <w:b/>
+          <w:bCs/>
+        </w:rPr>
+        <w:t>Examples</w:t>
+      </w:r>
+      <w:proofErr w:type="spellEnd"/>
+      <w:r>
+        <w:rPr>
+          <w:b/>
+          <w:bCs/>
+        </w:rPr>
+        <w:t xml:space="preserve">, &amp; </w:t>
+      </w:r>
+      <w:proofErr w:type="spellStart"/>
+      <w:r>
+        <w:rPr>
+          <w:b/>
+          <w:bCs/>
+        </w:rPr>
+        <w:t>Strategies</w:t>
+      </w:r>
+      <w:proofErr w:type="spellEnd"/>
+      <w:r>
+        <w:t xml:space="preserve">. Berkeley </w:t>
+      </w:r>
+      <w:proofErr w:type="spellStart"/>
+      <w:r>
+        <w:t>Well-Being</w:t>
+      </w:r>
+      <w:proofErr w:type="spellEnd"/>
+      <w:r>
+        <w:t xml:space="preserve"> </w:t>
+      </w:r>
+      <w:proofErr w:type="spellStart"/>
+      <w:r>
+        <w:t>Institute</w:t>
+      </w:r>
+      <w:proofErr w:type="spellEnd"/>
+      <w:r>
+        <w:t xml:space="preserve">, [s.d.]. Disponível em: </w:t>
+      </w:r>
+      <w:hyperlink r:id="rId12" w:tgtFrame="_blank" w:history="1">
+        <w:r>
+          <w:rPr>
+            <w:rStyle w:val="Hyperlink"/>
+          </w:rPr>
+          <w:t>https://www.berkeleywellbeing.com/brainstorming.html</w:t>
+        </w:r>
+      </w:hyperlink>
+      <w:r>
+        <w:t>. Acesso em: 9 abr. 2026.</w:t>
+      </w:r>
+    </w:p>
     <w:sectPr>
       <w:pgSz w:w="11906" w:h="16838"/>
       <w:pgMar w:top="1701" w:right="1134" w:bottom="1134" w:left="1701" w:header="709" w:footer="709" w:gutter="0"/>
@@ -7219,7 +9939,7 @@
 </file>
 
 <file path=word/numbering.xml><?xml version="1.0" encoding="utf-8"?>
-<w:numbering xmlns:wpc="http://schemas.microsoft.com/office/word/2010/wordprocessingCanvas" xmlns:cx="http://schemas.microsoft.com/office/drawing/2014/chartex" xmlns:mc="http://schemas.openxmlformats.org/markup-compatibility/2006" xmlns:o="urn:schemas-microsoft-com:office:office" xmlns:r="http://schemas.openxmlformats.org/officeDocument/2006/relationships" xmlns:m="http://schemas.openxmlformats.org/officeDocument/2006/math" xmlns:v="urn:schemas-microsoft-com:vml" xmlns:wp14="http://schemas.microsoft.com/office/word/2010/wordprocessingDrawing" xmlns:wp="http://schemas.openxmlformats.org/drawingml/2006/wordprocessingDrawing" xmlns:w10="urn:schemas-microsoft-com:office:word" xmlns:w="http://schemas.openxmlformats.org/wordprocessingml/2006/main" xmlns:w14="http://schemas.microsoft.com/office/word/2010/wordml" xmlns:w15="http://schemas.microsoft.com/office/word/2012/wordml" xmlns:w16se="http://schemas.microsoft.com/office/word/2015/wordml/symex" xmlns:wpg="http://schemas.microsoft.com/office/word/2010/wordprocessingGroup" xmlns:wpi="http://schemas.microsoft.com/office/word/2010/wordprocessingInk" xmlns:wne="http://schemas.microsoft.com/office/word/2006/wordml" xmlns:wps="http://schemas.microsoft.com/office/word/2010/wordprocessingShape" mc:Ignorable="w14 w15 w16se wp14">
+<w:numbering xmlns:wpc="http://schemas.microsoft.com/office/word/2010/wordprocessingCanvas" xmlns:cx="http://schemas.microsoft.com/office/drawing/2014/chartex" xmlns:cx1="http://schemas.microsoft.com/office/drawing/2015/9/8/chartex" xmlns:mc="http://schemas.openxmlformats.org/markup-compatibility/2006" xmlns:o="urn:schemas-microsoft-com:office:office" xmlns:r="http://schemas.openxmlformats.org/officeDocument/2006/relationships" xmlns:m="http://schemas.openxmlformats.org/officeDocument/2006/math" xmlns:v="urn:schemas-microsoft-com:vml" xmlns:wp14="http://schemas.microsoft.com/office/word/2010/wordprocessingDrawing" xmlns:wp="http://schemas.openxmlformats.org/drawingml/2006/wordprocessingDrawing" xmlns:w10="urn:schemas-microsoft-com:office:word" xmlns:w="http://schemas.openxmlformats.org/wordprocessingml/2006/main" xmlns:w14="http://schemas.microsoft.com/office/word/2010/wordml" xmlns:w15="http://schemas.microsoft.com/office/word/2012/wordml" xmlns:w16se="http://schemas.microsoft.com/office/word/2015/wordml/symex" xmlns:wpg="http://schemas.microsoft.com/office/word/2010/wordprocessingGroup" xmlns:wpi="http://schemas.microsoft.com/office/word/2010/wordprocessingInk" xmlns:wne="http://schemas.microsoft.com/office/word/2006/wordml" xmlns:wps="http://schemas.microsoft.com/office/word/2010/wordprocessingShape" mc:Ignorable="w14 w15 w16se wp14">
   <w:abstractNum w:abstractNumId="0" w15:restartNumberingAfterBreak="0">
     <w:nsid w:val="7CD707E4"/>
     <w:multiLevelType w:val="multilevel"/>
@@ -7370,7 +10090,7 @@
     </w:pPrDefault>
   </w:docDefaults>
   <w:latentStyles w:defLockedState="0" w:defUIPriority="99" w:defSemiHidden="0" w:defUnhideWhenUsed="0" w:defQFormat="0" w:count="371">
-    <w:lsdException w:name="Normal" w:uiPriority="0" w:qFormat="1"/>
+    <w:lsdException w:name="Normal" w:uiPriority="0"/>
     <w:lsdException w:name="heading 1" w:uiPriority="9" w:qFormat="1"/>
     <w:lsdException w:name="heading 2" w:semiHidden="1" w:uiPriority="9" w:unhideWhenUsed="1" w:qFormat="1"/>
     <w:lsdException w:name="heading 3" w:semiHidden="1" w:uiPriority="9" w:unhideWhenUsed="1" w:qFormat="1"/>
@@ -7744,16 +10464,15 @@
   </w:latentStyles>
   <w:style w:type="paragraph" w:default="1" w:styleId="Normal">
     <w:name w:val="Normal"/>
-    <w:qFormat/>
-    <w:rsid w:val="00FB2A13"/>
+    <w:rsid w:val="00AA268A"/>
     <w:pPr>
-      <w:spacing w:after="120"/>
+      <w:spacing w:after="0" w:line="240" w:lineRule="auto"/>
       <w:ind w:firstLine="709"/>
-      <w:jc w:val="both"/>
+      <w:jc w:val="center"/>
     </w:pPr>
     <w:rPr>
       <w:rFonts w:ascii="Arial" w:hAnsi="Arial"/>
-      <w:sz w:val="24"/>
+      <w:sz w:val="20"/>
     </w:rPr>
   </w:style>
   <w:style w:type="paragraph" w:styleId="Ttulo1">
@@ -7770,7 +10489,7 @@
       <w:numPr>
         <w:numId w:val="1"/>
       </w:numPr>
-      <w:spacing w:after="300" w:line="240" w:lineRule="auto"/>
+      <w:spacing w:after="300"/>
       <w:ind w:left="0" w:firstLine="0"/>
       <w:jc w:val="left"/>
       <w:outlineLvl w:val="0"/>
@@ -7826,7 +10545,7 @@
         <w:ilvl w:val="2"/>
         <w:numId w:val="1"/>
       </w:numPr>
-      <w:spacing w:before="300" w:after="300" w:line="240" w:lineRule="auto"/>
+      <w:spacing w:before="300" w:after="300"/>
       <w:ind w:left="0" w:firstLine="0"/>
       <w:jc w:val="left"/>
       <w:outlineLvl w:val="2"/>
@@ -7854,7 +10573,7 @@
         <w:ilvl w:val="3"/>
         <w:numId w:val="1"/>
       </w:numPr>
-      <w:spacing w:before="300" w:after="300" w:line="240" w:lineRule="auto"/>
+      <w:spacing w:before="300" w:after="300"/>
       <w:jc w:val="left"/>
       <w:outlineLvl w:val="3"/>
     </w:pPr>
@@ -7880,7 +10599,7 @@
         <w:ilvl w:val="4"/>
         <w:numId w:val="1"/>
       </w:numPr>
-      <w:spacing w:before="300" w:after="300" w:line="240" w:lineRule="auto"/>
+      <w:spacing w:before="300" w:after="300"/>
       <w:ind w:left="0" w:firstLine="0"/>
       <w:jc w:val="left"/>
       <w:outlineLvl w:val="4"/>
@@ -7893,7 +10612,6 @@
   <w:style w:type="character" w:default="1" w:styleId="Fontepargpadro">
     <w:name w:val="Default Paragraph Font"/>
     <w:uiPriority w:val="1"/>
-    <w:semiHidden/>
     <w:unhideWhenUsed/>
   </w:style>
   <w:style w:type="table" w:default="1" w:styleId="Tabelanormal">
@@ -7952,7 +10670,7 @@
     <w:unhideWhenUsed/>
     <w:rsid w:val="00FB2A13"/>
     <w:pPr>
-      <w:spacing w:before="100" w:beforeAutospacing="1" w:after="100" w:afterAutospacing="1" w:line="240" w:lineRule="auto"/>
+      <w:spacing w:before="100" w:beforeAutospacing="1" w:after="100" w:afterAutospacing="1"/>
       <w:ind w:firstLine="0"/>
       <w:jc w:val="left"/>
     </w:pPr>
@@ -8146,7 +10864,1090 @@
       <w:ind w:firstLine="0"/>
     </w:pPr>
   </w:style>
+  <w:style w:type="paragraph" w:styleId="Citao">
+    <w:name w:val="Quote"/>
+    <w:basedOn w:val="Normal"/>
+    <w:next w:val="Normal"/>
+    <w:link w:val="CitaoChar"/>
+    <w:uiPriority w:val="29"/>
+    <w:qFormat/>
+    <w:rsid w:val="008A1BB5"/>
+    <w:pPr>
+      <w:spacing w:before="120"/>
+      <w:ind w:left="2268" w:firstLine="0"/>
+    </w:pPr>
+    <w:rPr>
+      <w:i/>
+      <w:iCs/>
+    </w:rPr>
+  </w:style>
+  <w:style w:type="character" w:customStyle="1" w:styleId="CitaoChar">
+    <w:name w:val="Citação Char"/>
+    <w:basedOn w:val="Fontepargpadro"/>
+    <w:link w:val="Citao"/>
+    <w:uiPriority w:val="29"/>
+    <w:rsid w:val="008A1BB5"/>
+    <w:rPr>
+      <w:rFonts w:ascii="Arial" w:hAnsi="Arial"/>
+      <w:i/>
+      <w:iCs/>
+      <w:sz w:val="20"/>
+    </w:rPr>
+  </w:style>
+  <w:style w:type="character" w:styleId="RefernciaSutil">
+    <w:name w:val="Subtle Reference"/>
+    <w:basedOn w:val="Fontepargpadro"/>
+    <w:uiPriority w:val="31"/>
+    <w:qFormat/>
+    <w:rsid w:val="007B6294"/>
+    <w:rPr>
+      <w:rFonts w:ascii="Arial" w:hAnsi="Arial"/>
+      <w:smallCaps/>
+      <w:color w:val="auto"/>
+      <w:sz w:val="24"/>
+    </w:rPr>
+  </w:style>
+  <w:style w:type="character" w:styleId="RefernciaIntensa">
+    <w:name w:val="Intense Reference"/>
+    <w:basedOn w:val="Fontepargpadro"/>
+    <w:uiPriority w:val="32"/>
+    <w:qFormat/>
+    <w:rsid w:val="007B6294"/>
+    <w:rPr>
+      <w:b/>
+      <w:bCs/>
+      <w:smallCaps/>
+      <w:color w:val="5B9BD5" w:themeColor="accent1"/>
+      <w:spacing w:val="5"/>
+    </w:rPr>
+  </w:style>
+  <w:style w:type="table" w:styleId="Tabelacomgrade">
+    <w:name w:val="Table Grid"/>
+    <w:basedOn w:val="Tabelanormal"/>
+    <w:uiPriority w:val="39"/>
+    <w:rsid w:val="00DD24DF"/>
+    <w:pPr>
+      <w:spacing w:after="0" w:line="240" w:lineRule="auto"/>
+    </w:pPr>
+    <w:tblPr>
+      <w:tblBorders>
+        <w:top w:val="single" w:sz="4" w:space="0" w:color="auto"/>
+        <w:left w:val="single" w:sz="4" w:space="0" w:color="auto"/>
+        <w:bottom w:val="single" w:sz="4" w:space="0" w:color="auto"/>
+        <w:right w:val="single" w:sz="4" w:space="0" w:color="auto"/>
+        <w:insideH w:val="single" w:sz="4" w:space="0" w:color="auto"/>
+        <w:insideV w:val="single" w:sz="4" w:space="0" w:color="auto"/>
+      </w:tblBorders>
+    </w:tblPr>
+  </w:style>
+  <w:style w:type="paragraph" w:styleId="Legenda">
+    <w:name w:val="caption"/>
+    <w:basedOn w:val="Normal"/>
+    <w:next w:val="Normal"/>
+    <w:uiPriority w:val="35"/>
+    <w:unhideWhenUsed/>
+    <w:qFormat/>
+    <w:rsid w:val="004D4650"/>
+    <w:pPr>
+      <w:ind w:firstLine="0"/>
+    </w:pPr>
+    <w:rPr>
+      <w:b/>
+      <w:iCs/>
+      <w:szCs w:val="18"/>
+    </w:rPr>
+  </w:style>
+  <w:style w:type="paragraph" w:styleId="ndicedeilustraes">
+    <w:name w:val="table of figures"/>
+    <w:basedOn w:val="Normal"/>
+    <w:next w:val="Normal"/>
+    <w:uiPriority w:val="99"/>
+    <w:unhideWhenUsed/>
+    <w:rsid w:val="00A76C37"/>
+  </w:style>
 </w:styles>
+</file>
+
+<file path=word/charts/chart1.xml><?xml version="1.0" encoding="utf-8"?>
+<c:chartSpace xmlns:c="http://schemas.openxmlformats.org/drawingml/2006/chart" xmlns:a="http://schemas.openxmlformats.org/drawingml/2006/main" xmlns:r="http://schemas.openxmlformats.org/officeDocument/2006/relationships" xmlns:c16r2="http://schemas.microsoft.com/office/drawing/2015/06/chart">
+  <c:date1904 val="0"/>
+  <c:lang val="pt-BR"/>
+  <c:roundedCorners val="0"/>
+  <mc:AlternateContent xmlns:mc="http://schemas.openxmlformats.org/markup-compatibility/2006">
+    <mc:Choice xmlns:c14="http://schemas.microsoft.com/office/drawing/2007/8/2/chart" Requires="c14">
+      <c14:style val="102"/>
+    </mc:Choice>
+    <mc:Fallback>
+      <c:style val="2"/>
+    </mc:Fallback>
+  </mc:AlternateContent>
+  <c:chart>
+    <c:title>
+      <c:overlay val="0"/>
+      <c:spPr>
+        <a:noFill/>
+        <a:ln>
+          <a:noFill/>
+        </a:ln>
+        <a:effectLst/>
+      </c:spPr>
+      <c:txPr>
+        <a:bodyPr rot="0" spcFirstLastPara="1" vertOverflow="ellipsis" vert="horz" wrap="square" anchor="ctr" anchorCtr="1"/>
+        <a:lstStyle/>
+        <a:p>
+          <a:pPr>
+            <a:defRPr sz="1600" b="1" i="0" u="none" strike="noStrike" kern="1200" baseline="0">
+              <a:solidFill>
+                <a:schemeClr val="tx1">
+                  <a:lumMod val="65000"/>
+                  <a:lumOff val="35000"/>
+                </a:schemeClr>
+              </a:solidFill>
+              <a:latin typeface="+mn-lt"/>
+              <a:ea typeface="+mn-ea"/>
+              <a:cs typeface="+mn-cs"/>
+            </a:defRPr>
+          </a:pPr>
+          <a:endParaRPr lang="pt-BR"/>
+        </a:p>
+      </c:txPr>
+    </c:title>
+    <c:autoTitleDeleted val="0"/>
+    <c:plotArea>
+      <c:layout/>
+      <c:pieChart>
+        <c:varyColors val="1"/>
+        <c:ser>
+          <c:idx val="0"/>
+          <c:order val="0"/>
+          <c:tx>
+            <c:strRef>
+              <c:f>Planilha1!$B$1</c:f>
+              <c:strCache>
+                <c:ptCount val="1"/>
+                <c:pt idx="0">
+                  <c:v>Alunos</c:v>
+                </c:pt>
+              </c:strCache>
+            </c:strRef>
+          </c:tx>
+          <c:dPt>
+            <c:idx val="0"/>
+            <c:bubble3D val="0"/>
+            <c:spPr>
+              <a:gradFill rotWithShape="1">
+                <a:gsLst>
+                  <a:gs pos="0">
+                    <a:schemeClr val="accent1">
+                      <a:satMod val="103000"/>
+                      <a:lumMod val="102000"/>
+                      <a:tint val="94000"/>
+                    </a:schemeClr>
+                  </a:gs>
+                  <a:gs pos="50000">
+                    <a:schemeClr val="accent1">
+                      <a:satMod val="110000"/>
+                      <a:lumMod val="100000"/>
+                      <a:shade val="100000"/>
+                    </a:schemeClr>
+                  </a:gs>
+                  <a:gs pos="100000">
+                    <a:schemeClr val="accent1">
+                      <a:lumMod val="99000"/>
+                      <a:satMod val="120000"/>
+                      <a:shade val="78000"/>
+                    </a:schemeClr>
+                  </a:gs>
+                </a:gsLst>
+                <a:lin ang="5400000" scaled="0"/>
+              </a:gradFill>
+              <a:ln>
+                <a:noFill/>
+              </a:ln>
+              <a:effectLst>
+                <a:outerShdw blurRad="57150" dist="19050" dir="5400000" algn="ctr" rotWithShape="0">
+                  <a:srgbClr val="000000">
+                    <a:alpha val="63000"/>
+                  </a:srgbClr>
+                </a:outerShdw>
+              </a:effectLst>
+            </c:spPr>
+            <c:extLst>
+              <c:ext xmlns:c16="http://schemas.microsoft.com/office/drawing/2014/chart" uri="{C3380CC4-5D6E-409C-BE32-E72D297353CC}">
+                <c16:uniqueId val="{00000001-03CA-42E2-BAE0-619E293F7485}"/>
+              </c:ext>
+            </c:extLst>
+          </c:dPt>
+          <c:dPt>
+            <c:idx val="1"/>
+            <c:bubble3D val="0"/>
+            <c:spPr>
+              <a:gradFill rotWithShape="1">
+                <a:gsLst>
+                  <a:gs pos="0">
+                    <a:schemeClr val="accent2">
+                      <a:satMod val="103000"/>
+                      <a:lumMod val="102000"/>
+                      <a:tint val="94000"/>
+                    </a:schemeClr>
+                  </a:gs>
+                  <a:gs pos="50000">
+                    <a:schemeClr val="accent2">
+                      <a:satMod val="110000"/>
+                      <a:lumMod val="100000"/>
+                      <a:shade val="100000"/>
+                    </a:schemeClr>
+                  </a:gs>
+                  <a:gs pos="100000">
+                    <a:schemeClr val="accent2">
+                      <a:lumMod val="99000"/>
+                      <a:satMod val="120000"/>
+                      <a:shade val="78000"/>
+                    </a:schemeClr>
+                  </a:gs>
+                </a:gsLst>
+                <a:lin ang="5400000" scaled="0"/>
+              </a:gradFill>
+              <a:ln>
+                <a:noFill/>
+              </a:ln>
+              <a:effectLst>
+                <a:outerShdw blurRad="57150" dist="19050" dir="5400000" algn="ctr" rotWithShape="0">
+                  <a:srgbClr val="000000">
+                    <a:alpha val="63000"/>
+                  </a:srgbClr>
+                </a:outerShdw>
+              </a:effectLst>
+            </c:spPr>
+            <c:extLst>
+              <c:ext xmlns:c16="http://schemas.microsoft.com/office/drawing/2014/chart" uri="{C3380CC4-5D6E-409C-BE32-E72D297353CC}">
+                <c16:uniqueId val="{00000003-03CA-42E2-BAE0-619E293F7485}"/>
+              </c:ext>
+            </c:extLst>
+          </c:dPt>
+          <c:dPt>
+            <c:idx val="2"/>
+            <c:bubble3D val="0"/>
+            <c:spPr>
+              <a:gradFill rotWithShape="1">
+                <a:gsLst>
+                  <a:gs pos="0">
+                    <a:schemeClr val="accent3">
+                      <a:satMod val="103000"/>
+                      <a:lumMod val="102000"/>
+                      <a:tint val="94000"/>
+                    </a:schemeClr>
+                  </a:gs>
+                  <a:gs pos="50000">
+                    <a:schemeClr val="accent3">
+                      <a:satMod val="110000"/>
+                      <a:lumMod val="100000"/>
+                      <a:shade val="100000"/>
+                    </a:schemeClr>
+                  </a:gs>
+                  <a:gs pos="100000">
+                    <a:schemeClr val="accent3">
+                      <a:lumMod val="99000"/>
+                      <a:satMod val="120000"/>
+                      <a:shade val="78000"/>
+                    </a:schemeClr>
+                  </a:gs>
+                </a:gsLst>
+                <a:lin ang="5400000" scaled="0"/>
+              </a:gradFill>
+              <a:ln>
+                <a:noFill/>
+              </a:ln>
+              <a:effectLst>
+                <a:outerShdw blurRad="57150" dist="19050" dir="5400000" algn="ctr" rotWithShape="0">
+                  <a:srgbClr val="000000">
+                    <a:alpha val="63000"/>
+                  </a:srgbClr>
+                </a:outerShdw>
+              </a:effectLst>
+            </c:spPr>
+            <c:extLst>
+              <c:ext xmlns:c16="http://schemas.microsoft.com/office/drawing/2014/chart" uri="{C3380CC4-5D6E-409C-BE32-E72D297353CC}">
+                <c16:uniqueId val="{00000005-03CA-42E2-BAE0-619E293F7485}"/>
+              </c:ext>
+            </c:extLst>
+          </c:dPt>
+          <c:dPt>
+            <c:idx val="3"/>
+            <c:bubble3D val="0"/>
+            <c:spPr>
+              <a:gradFill rotWithShape="1">
+                <a:gsLst>
+                  <a:gs pos="0">
+                    <a:schemeClr val="accent4">
+                      <a:satMod val="103000"/>
+                      <a:lumMod val="102000"/>
+                      <a:tint val="94000"/>
+                    </a:schemeClr>
+                  </a:gs>
+                  <a:gs pos="50000">
+                    <a:schemeClr val="accent4">
+                      <a:satMod val="110000"/>
+                      <a:lumMod val="100000"/>
+                      <a:shade val="100000"/>
+                    </a:schemeClr>
+                  </a:gs>
+                  <a:gs pos="100000">
+                    <a:schemeClr val="accent4">
+                      <a:lumMod val="99000"/>
+                      <a:satMod val="120000"/>
+                      <a:shade val="78000"/>
+                    </a:schemeClr>
+                  </a:gs>
+                </a:gsLst>
+                <a:lin ang="5400000" scaled="0"/>
+              </a:gradFill>
+              <a:ln>
+                <a:noFill/>
+              </a:ln>
+              <a:effectLst>
+                <a:outerShdw blurRad="57150" dist="19050" dir="5400000" algn="ctr" rotWithShape="0">
+                  <a:srgbClr val="000000">
+                    <a:alpha val="63000"/>
+                  </a:srgbClr>
+                </a:outerShdw>
+              </a:effectLst>
+            </c:spPr>
+            <c:extLst>
+              <c:ext xmlns:c16="http://schemas.microsoft.com/office/drawing/2014/chart" uri="{C3380CC4-5D6E-409C-BE32-E72D297353CC}">
+                <c16:uniqueId val="{00000007-03CA-42E2-BAE0-619E293F7485}"/>
+              </c:ext>
+            </c:extLst>
+          </c:dPt>
+          <c:dLbls>
+            <c:spPr>
+              <a:noFill/>
+              <a:ln>
+                <a:noFill/>
+              </a:ln>
+              <a:effectLst/>
+            </c:spPr>
+            <c:txPr>
+              <a:bodyPr rot="0" spcFirstLastPara="1" vertOverflow="ellipsis" vert="horz" wrap="square" lIns="38100" tIns="19050" rIns="38100" bIns="19050" anchor="ctr" anchorCtr="1">
+                <a:spAutoFit/>
+              </a:bodyPr>
+              <a:lstStyle/>
+              <a:p>
+                <a:pPr>
+                  <a:defRPr sz="900" b="0" i="0" u="none" strike="noStrike" kern="1200" baseline="0">
+                    <a:solidFill>
+                      <a:schemeClr val="tx1">
+                        <a:lumMod val="75000"/>
+                        <a:lumOff val="25000"/>
+                      </a:schemeClr>
+                    </a:solidFill>
+                    <a:latin typeface="+mn-lt"/>
+                    <a:ea typeface="+mn-ea"/>
+                    <a:cs typeface="+mn-cs"/>
+                  </a:defRPr>
+                </a:pPr>
+                <a:endParaRPr lang="pt-BR"/>
+              </a:p>
+            </c:txPr>
+            <c:dLblPos val="ctr"/>
+            <c:showLegendKey val="0"/>
+            <c:showVal val="0"/>
+            <c:showCatName val="0"/>
+            <c:showSerName val="0"/>
+            <c:showPercent val="1"/>
+            <c:showBubbleSize val="0"/>
+            <c:showLeaderLines val="1"/>
+            <c:leaderLines>
+              <c:spPr>
+                <a:ln w="9525" cap="flat" cmpd="sng" algn="ctr">
+                  <a:solidFill>
+                    <a:schemeClr val="tx1">
+                      <a:lumMod val="35000"/>
+                      <a:lumOff val="65000"/>
+                    </a:schemeClr>
+                  </a:solidFill>
+                  <a:round/>
+                </a:ln>
+                <a:effectLst/>
+              </c:spPr>
+            </c:leaderLines>
+            <c:extLst>
+              <c:ext xmlns:c15="http://schemas.microsoft.com/office/drawing/2012/chart" uri="{CE6537A1-D6FC-4f65-9D91-7224C49458BB}"/>
+            </c:extLst>
+          </c:dLbls>
+          <c:cat>
+            <c:strRef>
+              <c:f>Planilha1!$A$2:$A$5</c:f>
+              <c:strCache>
+                <c:ptCount val="4"/>
+                <c:pt idx="0">
+                  <c:v>1°C</c:v>
+                </c:pt>
+                <c:pt idx="1">
+                  <c:v>2°C</c:v>
+                </c:pt>
+                <c:pt idx="2">
+                  <c:v>3°A</c:v>
+                </c:pt>
+                <c:pt idx="3">
+                  <c:v>3°C</c:v>
+                </c:pt>
+              </c:strCache>
+            </c:strRef>
+          </c:cat>
+          <c:val>
+            <c:numRef>
+              <c:f>Planilha1!$B$2:$B$5</c:f>
+              <c:numCache>
+                <c:formatCode>General</c:formatCode>
+                <c:ptCount val="4"/>
+                <c:pt idx="0">
+                  <c:v>8.1999999999999993</c:v>
+                </c:pt>
+                <c:pt idx="1">
+                  <c:v>3.2</c:v>
+                </c:pt>
+                <c:pt idx="2">
+                  <c:v>1.4</c:v>
+                </c:pt>
+                <c:pt idx="3">
+                  <c:v>1.2</c:v>
+                </c:pt>
+              </c:numCache>
+            </c:numRef>
+          </c:val>
+          <c:extLst>
+            <c:ext xmlns:c16="http://schemas.microsoft.com/office/drawing/2014/chart" uri="{C3380CC4-5D6E-409C-BE32-E72D297353CC}">
+              <c16:uniqueId val="{00000000-0A26-4FB0-AF04-46A871492DC0}"/>
+            </c:ext>
+          </c:extLst>
+        </c:ser>
+        <c:dLbls>
+          <c:dLblPos val="ctr"/>
+          <c:showLegendKey val="0"/>
+          <c:showVal val="0"/>
+          <c:showCatName val="0"/>
+          <c:showSerName val="0"/>
+          <c:showPercent val="1"/>
+          <c:showBubbleSize val="0"/>
+          <c:showLeaderLines val="1"/>
+        </c:dLbls>
+        <c:firstSliceAng val="0"/>
+      </c:pieChart>
+      <c:spPr>
+        <a:noFill/>
+        <a:ln>
+          <a:noFill/>
+        </a:ln>
+        <a:effectLst/>
+      </c:spPr>
+    </c:plotArea>
+    <c:legend>
+      <c:legendPos val="b"/>
+      <c:overlay val="0"/>
+      <c:spPr>
+        <a:noFill/>
+        <a:ln>
+          <a:noFill/>
+        </a:ln>
+        <a:effectLst/>
+      </c:spPr>
+      <c:txPr>
+        <a:bodyPr rot="0" spcFirstLastPara="1" vertOverflow="ellipsis" vert="horz" wrap="square" anchor="ctr" anchorCtr="1"/>
+        <a:lstStyle/>
+        <a:p>
+          <a:pPr>
+            <a:defRPr sz="900" b="0" i="0" u="none" strike="noStrike" kern="1200" baseline="0">
+              <a:solidFill>
+                <a:schemeClr val="tx1">
+                  <a:lumMod val="65000"/>
+                  <a:lumOff val="35000"/>
+                </a:schemeClr>
+              </a:solidFill>
+              <a:latin typeface="+mn-lt"/>
+              <a:ea typeface="+mn-ea"/>
+              <a:cs typeface="+mn-cs"/>
+            </a:defRPr>
+          </a:pPr>
+          <a:endParaRPr lang="pt-BR"/>
+        </a:p>
+      </c:txPr>
+    </c:legend>
+    <c:plotVisOnly val="1"/>
+    <c:dispBlanksAs val="gap"/>
+    <c:showDLblsOverMax val="0"/>
+  </c:chart>
+  <c:spPr>
+    <a:solidFill>
+      <a:schemeClr val="bg1"/>
+    </a:solidFill>
+    <a:ln w="9525" cap="flat" cmpd="sng" algn="ctr">
+      <a:solidFill>
+        <a:schemeClr val="tx1">
+          <a:lumMod val="15000"/>
+          <a:lumOff val="85000"/>
+        </a:schemeClr>
+      </a:solidFill>
+      <a:round/>
+    </a:ln>
+    <a:effectLst/>
+  </c:spPr>
+  <c:txPr>
+    <a:bodyPr/>
+    <a:lstStyle/>
+    <a:p>
+      <a:pPr>
+        <a:defRPr/>
+      </a:pPr>
+      <a:endParaRPr lang="pt-BR"/>
+    </a:p>
+  </c:txPr>
+  <c:externalData r:id="rId3">
+    <c:autoUpdate val="0"/>
+  </c:externalData>
+</c:chartSpace>
+</file>
+
+<file path=word/charts/colors1.xml><?xml version="1.0" encoding="utf-8"?>
+<cs:colorStyle xmlns:cs="http://schemas.microsoft.com/office/drawing/2012/chartStyle" xmlns:a="http://schemas.openxmlformats.org/drawingml/2006/main" meth="cycle" id="10">
+  <a:schemeClr val="accent1"/>
+  <a:schemeClr val="accent2"/>
+  <a:schemeClr val="accent3"/>
+  <a:schemeClr val="accent4"/>
+  <a:schemeClr val="accent5"/>
+  <a:schemeClr val="accent6"/>
+  <cs:variation/>
+  <cs:variation>
+    <a:lumMod val="60000"/>
+  </cs:variation>
+  <cs:variation>
+    <a:lumMod val="80000"/>
+    <a:lumOff val="20000"/>
+  </cs:variation>
+  <cs:variation>
+    <a:lumMod val="80000"/>
+  </cs:variation>
+  <cs:variation>
+    <a:lumMod val="60000"/>
+    <a:lumOff val="40000"/>
+  </cs:variation>
+  <cs:variation>
+    <a:lumMod val="50000"/>
+  </cs:variation>
+  <cs:variation>
+    <a:lumMod val="70000"/>
+    <a:lumOff val="30000"/>
+  </cs:variation>
+  <cs:variation>
+    <a:lumMod val="70000"/>
+  </cs:variation>
+  <cs:variation>
+    <a:lumMod val="50000"/>
+    <a:lumOff val="50000"/>
+  </cs:variation>
+</cs:colorStyle>
+</file>
+
+<file path=word/charts/style1.xml><?xml version="1.0" encoding="utf-8"?>
+<cs:chartStyle xmlns:cs="http://schemas.microsoft.com/office/drawing/2012/chartStyle" xmlns:a="http://schemas.openxmlformats.org/drawingml/2006/main" id="344">
+  <cs:axisTitle>
+    <cs:lnRef idx="0"/>
+    <cs:fillRef idx="0"/>
+    <cs:effectRef idx="0"/>
+    <cs:fontRef idx="minor">
+      <a:schemeClr val="tx1">
+        <a:lumMod val="65000"/>
+        <a:lumOff val="35000"/>
+      </a:schemeClr>
+    </cs:fontRef>
+    <cs:defRPr sz="900" kern="1200"/>
+  </cs:axisTitle>
+  <cs:categoryAxis>
+    <cs:lnRef idx="0"/>
+    <cs:fillRef idx="0"/>
+    <cs:effectRef idx="0"/>
+    <cs:fontRef idx="minor">
+      <a:schemeClr val="tx1">
+        <a:lumMod val="65000"/>
+        <a:lumOff val="35000"/>
+      </a:schemeClr>
+    </cs:fontRef>
+    <cs:spPr>
+      <a:ln w="12700" cap="flat" cmpd="sng" algn="ctr">
+        <a:solidFill>
+          <a:schemeClr val="tx1">
+            <a:lumMod val="15000"/>
+            <a:lumOff val="85000"/>
+          </a:schemeClr>
+        </a:solidFill>
+        <a:round/>
+      </a:ln>
+    </cs:spPr>
+    <cs:defRPr sz="900" kern="1200"/>
+  </cs:categoryAxis>
+  <cs:chartArea mods="allowNoFillOverride allowNoLineOverride">
+    <cs:lnRef idx="0"/>
+    <cs:fillRef idx="0"/>
+    <cs:effectRef idx="0"/>
+    <cs:fontRef idx="minor">
+      <a:schemeClr val="tx2"/>
+    </cs:fontRef>
+    <cs:spPr>
+      <a:solidFill>
+        <a:schemeClr val="bg1"/>
+      </a:solidFill>
+      <a:ln w="9525" cap="flat" cmpd="sng" algn="ctr">
+        <a:solidFill>
+          <a:schemeClr val="tx1">
+            <a:lumMod val="15000"/>
+            <a:lumOff val="85000"/>
+          </a:schemeClr>
+        </a:solidFill>
+        <a:round/>
+      </a:ln>
+    </cs:spPr>
+    <cs:defRPr sz="900" kern="1200"/>
+  </cs:chartArea>
+  <cs:dataLabel>
+    <cs:lnRef idx="0"/>
+    <cs:fillRef idx="0"/>
+    <cs:effectRef idx="0"/>
+    <cs:fontRef idx="minor">
+      <a:schemeClr val="tx1">
+        <a:lumMod val="75000"/>
+        <a:lumOff val="25000"/>
+      </a:schemeClr>
+    </cs:fontRef>
+    <cs:defRPr sz="900" kern="1200"/>
+  </cs:dataLabel>
+  <cs:dataLabelCallout>
+    <cs:lnRef idx="0"/>
+    <cs:fillRef idx="0"/>
+    <cs:effectRef idx="0"/>
+    <cs:fontRef idx="minor">
+      <a:schemeClr val="dk1">
+        <a:lumMod val="65000"/>
+        <a:lumOff val="35000"/>
+      </a:schemeClr>
+    </cs:fontRef>
+    <cs:spPr>
+      <a:solidFill>
+        <a:schemeClr val="lt1"/>
+      </a:solidFill>
+      <a:ln>
+        <a:solidFill>
+          <a:schemeClr val="dk1">
+            <a:lumMod val="25000"/>
+            <a:lumOff val="75000"/>
+          </a:schemeClr>
+        </a:solidFill>
+      </a:ln>
+    </cs:spPr>
+    <cs:defRPr sz="900" kern="1200"/>
+    <cs:bodyPr rot="0" spcFirstLastPara="1" vertOverflow="clip" horzOverflow="clip" vert="horz" wrap="square" lIns="36576" tIns="18288" rIns="36576" bIns="18288" anchor="ctr" anchorCtr="1">
+      <a:spAutoFit/>
+    </cs:bodyPr>
+  </cs:dataLabelCallout>
+  <cs:dataPoint>
+    <cs:lnRef idx="0"/>
+    <cs:fillRef idx="3">
+      <cs:styleClr val="auto"/>
+    </cs:fillRef>
+    <cs:effectRef idx="3"/>
+    <cs:fontRef idx="minor">
+      <a:schemeClr val="tx1"/>
+    </cs:fontRef>
+  </cs:dataPoint>
+  <cs:dataPoint3D>
+    <cs:lnRef idx="0"/>
+    <cs:fillRef idx="3">
+      <cs:styleClr val="auto"/>
+    </cs:fillRef>
+    <cs:effectRef idx="3"/>
+    <cs:fontRef idx="minor">
+      <a:schemeClr val="tx1"/>
+    </cs:fontRef>
+  </cs:dataPoint3D>
+  <cs:dataPointLine>
+    <cs:lnRef idx="0">
+      <cs:styleClr val="auto"/>
+    </cs:lnRef>
+    <cs:fillRef idx="3"/>
+    <cs:effectRef idx="3"/>
+    <cs:fontRef idx="minor">
+      <a:schemeClr val="tx1"/>
+    </cs:fontRef>
+    <cs:spPr>
+      <a:ln w="34925" cap="rnd">
+        <a:solidFill>
+          <a:schemeClr val="phClr"/>
+        </a:solidFill>
+        <a:round/>
+      </a:ln>
+    </cs:spPr>
+  </cs:dataPointLine>
+  <cs:dataPointMarker>
+    <cs:lnRef idx="0">
+      <cs:styleClr val="auto"/>
+    </cs:lnRef>
+    <cs:fillRef idx="3">
+      <cs:styleClr val="auto"/>
+    </cs:fillRef>
+    <cs:effectRef idx="3"/>
+    <cs:fontRef idx="minor">
+      <a:schemeClr val="tx1"/>
+    </cs:fontRef>
+    <cs:spPr>
+      <a:ln w="9525">
+        <a:solidFill>
+          <a:schemeClr val="phClr"/>
+        </a:solidFill>
+        <a:round/>
+      </a:ln>
+    </cs:spPr>
+  </cs:dataPointMarker>
+  <cs:dataPointMarkerLayout symbol="circle" size="6"/>
+  <cs:dataPointWireframe>
+    <cs:lnRef idx="0">
+      <cs:styleClr val="auto"/>
+    </cs:lnRef>
+    <cs:fillRef idx="3"/>
+    <cs:effectRef idx="3"/>
+    <cs:fontRef idx="minor">
+      <a:schemeClr val="tx1"/>
+    </cs:fontRef>
+    <cs:spPr>
+      <a:ln w="9525" cap="rnd">
+        <a:solidFill>
+          <a:schemeClr val="phClr"/>
+        </a:solidFill>
+        <a:round/>
+      </a:ln>
+    </cs:spPr>
+  </cs:dataPointWireframe>
+  <cs:dataTable>
+    <cs:lnRef idx="0"/>
+    <cs:fillRef idx="0"/>
+    <cs:effectRef idx="0"/>
+    <cs:fontRef idx="minor">
+      <a:schemeClr val="tx1">
+        <a:lumMod val="65000"/>
+        <a:lumOff val="35000"/>
+      </a:schemeClr>
+    </cs:fontRef>
+    <cs:spPr>
+      <a:noFill/>
+      <a:ln w="9525" cap="flat" cmpd="sng" algn="ctr">
+        <a:solidFill>
+          <a:schemeClr val="tx1">
+            <a:lumMod val="15000"/>
+            <a:lumOff val="85000"/>
+          </a:schemeClr>
+        </a:solidFill>
+        <a:round/>
+      </a:ln>
+    </cs:spPr>
+    <cs:defRPr sz="900" kern="1200"/>
+  </cs:dataTable>
+  <cs:downBar>
+    <cs:lnRef idx="0"/>
+    <cs:fillRef idx="0"/>
+    <cs:effectRef idx="0"/>
+    <cs:fontRef idx="minor">
+      <a:schemeClr val="dk1"/>
+    </cs:fontRef>
+    <cs:spPr>
+      <a:solidFill>
+        <a:schemeClr val="dk1">
+          <a:lumMod val="65000"/>
+          <a:lumOff val="35000"/>
+        </a:schemeClr>
+      </a:solidFill>
+      <a:ln w="9525">
+        <a:solidFill>
+          <a:schemeClr val="tx1">
+            <a:lumMod val="65000"/>
+            <a:lumOff val="35000"/>
+          </a:schemeClr>
+        </a:solidFill>
+      </a:ln>
+    </cs:spPr>
+  </cs:downBar>
+  <cs:dropLine>
+    <cs:lnRef idx="0"/>
+    <cs:fillRef idx="0"/>
+    <cs:effectRef idx="0"/>
+    <cs:fontRef idx="minor">
+      <a:schemeClr val="tx1"/>
+    </cs:fontRef>
+    <cs:spPr>
+      <a:ln w="9525" cap="flat" cmpd="sng" algn="ctr">
+        <a:solidFill>
+          <a:schemeClr val="tx1">
+            <a:lumMod val="35000"/>
+            <a:lumOff val="65000"/>
+          </a:schemeClr>
+        </a:solidFill>
+        <a:round/>
+      </a:ln>
+    </cs:spPr>
+  </cs:dropLine>
+  <cs:errorBar>
+    <cs:lnRef idx="0"/>
+    <cs:fillRef idx="0"/>
+    <cs:effectRef idx="0"/>
+    <cs:fontRef idx="minor">
+      <a:schemeClr val="tx1"/>
+    </cs:fontRef>
+    <cs:spPr>
+      <a:ln w="9525" cap="flat" cmpd="sng" algn="ctr">
+        <a:solidFill>
+          <a:schemeClr val="tx1">
+            <a:lumMod val="65000"/>
+            <a:lumOff val="35000"/>
+          </a:schemeClr>
+        </a:solidFill>
+        <a:round/>
+      </a:ln>
+    </cs:spPr>
+  </cs:errorBar>
+  <cs:floor>
+    <cs:lnRef idx="0"/>
+    <cs:fillRef idx="0"/>
+    <cs:effectRef idx="0"/>
+    <cs:fontRef idx="minor">
+      <a:schemeClr val="lt1"/>
+    </cs:fontRef>
+  </cs:floor>
+  <cs:gridlineMajor>
+    <cs:lnRef idx="0"/>
+    <cs:fillRef idx="0"/>
+    <cs:effectRef idx="0"/>
+    <cs:fontRef idx="minor">
+      <a:schemeClr val="tx1"/>
+    </cs:fontRef>
+    <cs:spPr>
+      <a:ln w="9525" cap="flat" cmpd="sng" algn="ctr">
+        <a:solidFill>
+          <a:schemeClr val="tx1">
+            <a:lumMod val="15000"/>
+            <a:lumOff val="85000"/>
+          </a:schemeClr>
+        </a:solidFill>
+        <a:round/>
+      </a:ln>
+    </cs:spPr>
+  </cs:gridlineMajor>
+  <cs:gridlineMinor>
+    <cs:lnRef idx="0"/>
+    <cs:fillRef idx="0"/>
+    <cs:effectRef idx="0"/>
+    <cs:fontRef idx="minor">
+      <a:schemeClr val="tx1"/>
+    </cs:fontRef>
+    <cs:spPr>
+      <a:ln w="9525" cap="flat" cmpd="sng" algn="ctr">
+        <a:solidFill>
+          <a:schemeClr val="tx1">
+            <a:lumMod val="5000"/>
+            <a:lumOff val="95000"/>
+          </a:schemeClr>
+        </a:solidFill>
+        <a:round/>
+      </a:ln>
+    </cs:spPr>
+  </cs:gridlineMinor>
+  <cs:hiLoLine>
+    <cs:lnRef idx="0"/>
+    <cs:fillRef idx="0"/>
+    <cs:effectRef idx="0"/>
+    <cs:fontRef idx="minor">
+      <a:schemeClr val="tx1"/>
+    </cs:fontRef>
+    <cs:spPr>
+      <a:ln w="9525" cap="flat" cmpd="sng" algn="ctr">
+        <a:solidFill>
+          <a:schemeClr val="tx1">
+            <a:lumMod val="75000"/>
+            <a:lumOff val="25000"/>
+          </a:schemeClr>
+        </a:solidFill>
+        <a:round/>
+      </a:ln>
+    </cs:spPr>
+  </cs:hiLoLine>
+  <cs:leaderLine>
+    <cs:lnRef idx="0"/>
+    <cs:fillRef idx="0"/>
+    <cs:effectRef idx="0"/>
+    <cs:fontRef idx="minor">
+      <a:schemeClr val="tx1"/>
+    </cs:fontRef>
+    <cs:spPr>
+      <a:ln w="9525" cap="flat" cmpd="sng" algn="ctr">
+        <a:solidFill>
+          <a:schemeClr val="tx1">
+            <a:lumMod val="35000"/>
+            <a:lumOff val="65000"/>
+          </a:schemeClr>
+        </a:solidFill>
+        <a:round/>
+      </a:ln>
+    </cs:spPr>
+  </cs:leaderLine>
+  <cs:legend>
+    <cs:lnRef idx="0"/>
+    <cs:fillRef idx="0"/>
+    <cs:effectRef idx="0"/>
+    <cs:fontRef idx="minor">
+      <a:schemeClr val="tx1">
+        <a:lumMod val="65000"/>
+        <a:lumOff val="35000"/>
+      </a:schemeClr>
+    </cs:fontRef>
+    <cs:defRPr sz="900" kern="1200"/>
+  </cs:legend>
+  <cs:plotArea>
+    <cs:lnRef idx="0"/>
+    <cs:fillRef idx="0"/>
+    <cs:effectRef idx="0"/>
+    <cs:fontRef idx="minor">
+      <a:schemeClr val="lt1"/>
+    </cs:fontRef>
+  </cs:plotArea>
+  <cs:plotArea3D>
+    <cs:lnRef idx="0"/>
+    <cs:fillRef idx="0"/>
+    <cs:effectRef idx="0"/>
+    <cs:fontRef idx="minor">
+      <a:schemeClr val="lt1"/>
+    </cs:fontRef>
+  </cs:plotArea3D>
+  <cs:seriesAxis>
+    <cs:lnRef idx="0"/>
+    <cs:fillRef idx="0"/>
+    <cs:effectRef idx="0"/>
+    <cs:fontRef idx="minor">
+      <a:schemeClr val="tx1">
+        <a:lumMod val="65000"/>
+        <a:lumOff val="35000"/>
+      </a:schemeClr>
+    </cs:fontRef>
+    <cs:spPr>
+      <a:ln w="12700" cap="flat" cmpd="sng" algn="ctr">
+        <a:solidFill>
+          <a:schemeClr val="tx1">
+            <a:lumMod val="15000"/>
+            <a:lumOff val="85000"/>
+          </a:schemeClr>
+        </a:solidFill>
+        <a:round/>
+      </a:ln>
+    </cs:spPr>
+    <cs:defRPr sz="900" kern="1200"/>
+  </cs:seriesAxis>
+  <cs:seriesLine>
+    <cs:lnRef idx="0"/>
+    <cs:fillRef idx="0"/>
+    <cs:effectRef idx="0"/>
+    <cs:fontRef idx="minor">
+      <a:schemeClr val="tx1"/>
+    </cs:fontRef>
+    <cs:spPr>
+      <a:ln w="9525" cap="flat" cmpd="sng" algn="ctr">
+        <a:solidFill>
+          <a:schemeClr val="tx1">
+            <a:lumMod val="35000"/>
+            <a:lumOff val="65000"/>
+          </a:schemeClr>
+        </a:solidFill>
+        <a:round/>
+      </a:ln>
+    </cs:spPr>
+  </cs:seriesLine>
+  <cs:title>
+    <cs:lnRef idx="0"/>
+    <cs:fillRef idx="0"/>
+    <cs:effectRef idx="0"/>
+    <cs:fontRef idx="minor">
+      <a:schemeClr val="tx1">
+        <a:lumMod val="65000"/>
+        <a:lumOff val="35000"/>
+      </a:schemeClr>
+    </cs:fontRef>
+    <cs:defRPr sz="1600" b="1" kern="1200" baseline="0"/>
+  </cs:title>
+  <cs:trendline>
+    <cs:lnRef idx="0">
+      <cs:styleClr val="auto"/>
+    </cs:lnRef>
+    <cs:fillRef idx="0"/>
+    <cs:effectRef idx="0"/>
+    <cs:fontRef idx="minor">
+      <a:schemeClr val="lt1"/>
+    </cs:fontRef>
+    <cs:spPr>
+      <a:ln w="19050" cap="rnd">
+        <a:solidFill>
+          <a:schemeClr val="phClr"/>
+        </a:solidFill>
+      </a:ln>
+    </cs:spPr>
+  </cs:trendline>
+  <cs:trendlineLabel>
+    <cs:lnRef idx="0"/>
+    <cs:fillRef idx="0"/>
+    <cs:effectRef idx="0"/>
+    <cs:fontRef idx="minor">
+      <a:schemeClr val="tx1">
+        <a:lumMod val="65000"/>
+        <a:lumOff val="35000"/>
+      </a:schemeClr>
+    </cs:fontRef>
+    <cs:defRPr sz="900" kern="1200"/>
+  </cs:trendlineLabel>
+  <cs:upBar>
+    <cs:lnRef idx="0"/>
+    <cs:fillRef idx="0"/>
+    <cs:effectRef idx="0"/>
+    <cs:fontRef idx="minor">
+      <a:schemeClr val="dk1"/>
+    </cs:fontRef>
+    <cs:spPr>
+      <a:solidFill>
+        <a:schemeClr val="lt1"/>
+      </a:solidFill>
+      <a:ln w="9525">
+        <a:solidFill>
+          <a:schemeClr val="tx1">
+            <a:lumMod val="15000"/>
+            <a:lumOff val="85000"/>
+          </a:schemeClr>
+        </a:solidFill>
+      </a:ln>
+    </cs:spPr>
+  </cs:upBar>
+  <cs:valueAxis>
+    <cs:lnRef idx="0"/>
+    <cs:fillRef idx="0"/>
+    <cs:effectRef idx="0"/>
+    <cs:fontRef idx="minor">
+      <a:schemeClr val="tx1">
+        <a:lumMod val="65000"/>
+        <a:lumOff val="35000"/>
+      </a:schemeClr>
+    </cs:fontRef>
+    <cs:defRPr sz="900" kern="1200"/>
+  </cs:valueAxis>
+  <cs:wall>
+    <cs:lnRef idx="0"/>
+    <cs:fillRef idx="0"/>
+    <cs:effectRef idx="0"/>
+    <cs:fontRef idx="minor">
+      <a:schemeClr val="lt1"/>
+    </cs:fontRef>
+  </cs:wall>
+</cs:chartStyle>
 </file>
 
 <file path=word/theme/theme1.xml><?xml version="1.0" encoding="utf-8"?>
@@ -8415,7 +12216,7 @@
 </file>
 
 <file path=customXml/itemProps1.xml><?xml version="1.0" encoding="utf-8"?>
-<ds:datastoreItem xmlns:ds="http://schemas.openxmlformats.org/officeDocument/2006/customXml" ds:itemID="{7EE8E555-6F9A-4DD9-A2D0-9DBF5BC4279F}">
+<ds:datastoreItem xmlns:ds="http://schemas.openxmlformats.org/officeDocument/2006/customXml" ds:itemID="{440717C1-3C42-4D4D-A3B4-D97AF5B913A6}">
   <ds:schemaRefs>
     <ds:schemaRef ds:uri="http://schemas.openxmlformats.org/officeDocument/2006/bibliography"/>
   </ds:schemaRefs>
